--- a/proactive-english-c1-sy/out/PE-C1-SY_PLAN_and_Blueprint.docx
+++ b/proactive-english-c1-sy/out/PE-C1-SY_PLAN_and_Blueprint.docx
@@ -8100,7 +8100,7 @@
                 <w:sz w:val="20"/>
                 <w:szCs w:val="20"/>
               </w:rPr>
-              <w:t xml:space="preserve">projected 50–54</w:t>
+              <w:t xml:space="preserve">46–49 (measured)</w:t>
             </w:r>
           </w:p>
         </w:tc>
@@ -8129,7 +8129,7 @@
                 <w:sz w:val="20"/>
                 <w:szCs w:val="20"/>
               </w:rPr>
-              <w:t xml:space="preserve">projected 49–53</w:t>
+              <w:t xml:space="preserve">projected 45–49</w:t>
             </w:r>
           </w:p>
         </w:tc>
@@ -8268,7 +8268,7 @@
                 <w:sz w:val="20"/>
                 <w:szCs w:val="20"/>
               </w:rPr>
-              <w:t xml:space="preserve">projected 32–37</w:t>
+              <w:t xml:space="preserve">33–37 (measured)</w:t>
             </w:r>
           </w:p>
         </w:tc>
@@ -8297,7 +8297,7 @@
                 <w:sz w:val="20"/>
                 <w:szCs w:val="20"/>
               </w:rPr>
-              <w:t xml:space="preserve">projected 32–37</w:t>
+              <w:t xml:space="preserve">projected 33–37</w:t>
             </w:r>
           </w:p>
         </w:tc>
@@ -8535,7 +8535,243 @@
                 <w:sz w:val="22"/>
                 <w:szCs w:val="22"/>
               </w:rPr>
-              <w:t xml:space="preserve">The model-text row is the riskiest number in this plan and Phase 0 exists to test it.</w:t>
+              <w:t xml:space="preserve">Amended at Unit 1, and the projection was wrong in the direction this series is always wrong in.</w:t>
+            </w:r>
+            <w:r>
+              <w:rPr>
+                <w:rFonts w:ascii="Calibri" w:cs="Calibri" w:eastAsia="Calibri" w:hAnsi="Calibri"/>
+                <w:sz w:val="22"/>
+                <w:szCs w:val="22"/>
+              </w:rPr>
+              <w:t xml:space="preserve"> </w:t>
+            </w:r>
+            <w:r>
+              <w:rPr>
+                <w:rFonts w:ascii="Calibri" w:cs="Calibri" w:eastAsia="Calibri" w:hAnsi="Calibri"/>
+                <w:b/>
+                <w:bCs/>
+                <w:sz w:val="22"/>
+                <w:szCs w:val="22"/>
+              </w:rPr>
+              <w:t xml:space="preserve">The Student's Book was projected at 50–54 pages and came in at 47; the Answer Key was projected at 32–37 and came in at 35.</w:t>
+            </w:r>
+            <w:r>
+              <w:rPr>
+                <w:rFonts w:ascii="Calibri" w:cs="Calibri" w:eastAsia="Calibri" w:hAnsi="Calibri"/>
+                <w:sz w:val="22"/>
+                <w:szCs w:val="22"/>
+              </w:rPr>
+              <w:t xml:space="preserve"> </w:t>
+            </w:r>
+            <w:r>
+              <w:rPr>
+                <w:rFonts w:ascii="Calibri" w:cs="Calibri" w:eastAsia="Calibri" w:hAnsi="Calibri"/>
+                <w:b/>
+                <w:bCs/>
+                <w:sz w:val="22"/>
+                <w:szCs w:val="22"/>
+              </w:rPr>
+              <w:t xml:space="preserve">The Answer Key projection held and the Student's Book projection did not, and the reason is now understood.</w:t>
+            </w:r>
+            <w:r>
+              <w:rPr>
+                <w:rFonts w:ascii="Calibri" w:cs="Calibri" w:eastAsia="Calibri" w:hAnsi="Calibri"/>
+                <w:sz w:val="22"/>
+                <w:szCs w:val="22"/>
+              </w:rPr>
+              <w:t xml:space="preserve"> </w:t>
+            </w:r>
+            <w:r>
+              <w:rPr>
+                <w:rFonts w:ascii="Calibri" w:cs="Calibri" w:eastAsia="Calibri" w:hAnsi="Calibri"/>
+                <w:b/>
+                <w:bCs/>
+                <w:sz w:val="22"/>
+                <w:szCs w:val="22"/>
+              </w:rPr>
+              <w:t xml:space="preserve">A C1 model is longer in words and is not longer on the page</w:t>
+            </w:r>
+            <w:r>
+              <w:rPr>
+                <w:rFonts w:ascii="Calibri" w:cs="Calibri" w:eastAsia="Calibri" w:hAnsi="Calibri"/>
+                <w:sz w:val="22"/>
+                <w:szCs w:val="22"/>
+              </w:rPr>
+              <w:t xml:space="preserve">, because a </w:t>
+            </w:r>
+            <w:r>
+              <w:rPr>
+                <w:rFonts w:ascii="Consolas" w:cs="Consolas" w:eastAsia="Consolas" w:hAnsi="Consolas"/>
+                <w:sz w:val="20"/>
+                <w:szCs w:val="20"/>
+              </w:rPr>
+              <w:t xml:space="preserve">box()</w:t>
+            </w:r>
+            <w:r>
+              <w:rPr>
+                <w:rFonts w:ascii="Calibri" w:cs="Calibri" w:eastAsia="Calibri" w:hAnsi="Calibri"/>
+                <w:sz w:val="22"/>
+                <w:szCs w:val="22"/>
+              </w:rPr>
+              <w:t xml:space="preserve"> of prose flows across a page break and a </w:t>
+            </w:r>
+            <w:r>
+              <w:rPr>
+                <w:rFonts w:ascii="Consolas" w:cs="Consolas" w:eastAsia="Consolas" w:hAnsi="Consolas"/>
+                <w:sz w:val="20"/>
+                <w:szCs w:val="20"/>
+              </w:rPr>
+              <w:t xml:space="preserve">dlg()</w:t>
+            </w:r>
+            <w:r>
+              <w:rPr>
+                <w:rFonts w:ascii="Calibri" w:cs="Calibri" w:eastAsia="Calibri" w:hAnsi="Calibri"/>
+                <w:sz w:val="22"/>
+                <w:szCs w:val="22"/>
+              </w:rPr>
+              <w:t xml:space="preserve"> of short turns does not. </w:t>
+            </w:r>
+            <w:r>
+              <w:rPr>
+                <w:rFonts w:ascii="Calibri" w:cs="Calibri" w:eastAsia="Calibri" w:hAnsi="Calibri"/>
+                <w:b/>
+                <w:bCs/>
+                <w:sz w:val="22"/>
+                <w:szCs w:val="22"/>
+              </w:rPr>
+              <w:t xml:space="preserve">Four of the six models in Unit 1 run between 488 and 519 words against B2's 350–480, and the unit came out one page shorter than its B2 equivalent.</w:t>
+            </w:r>
+            <w:r>
+              <w:rPr>
+                <w:rFonts w:ascii="Calibri" w:cs="Calibri" w:eastAsia="Calibri" w:hAnsi="Calibri"/>
+                <w:sz w:val="22"/>
+                <w:szCs w:val="22"/>
+              </w:rPr>
+              <w:t xml:space="preserve"> ⚠ </w:t>
+            </w:r>
+            <w:r>
+              <w:rPr>
+                <w:rFonts w:ascii="Calibri" w:cs="Calibri" w:eastAsia="Calibri" w:hAnsi="Calibri"/>
+                <w:b/>
+                <w:bCs/>
+                <w:sz w:val="22"/>
+                <w:szCs w:val="22"/>
+              </w:rPr>
+              <w:t xml:space="preserve">The rule to carry into Book 2 and to any level after this one: page count follows the number of unsplittable blocks and not the number of words.</w:t>
+            </w:r>
+            <w:r>
+              <w:rPr>
+                <w:rFonts w:ascii="Calibri" w:cs="Calibri" w:eastAsia="Calibri" w:hAnsi="Calibri"/>
+                <w:sz w:val="22"/>
+                <w:szCs w:val="22"/>
+              </w:rPr>
+              <w:t xml:space="preserve"> </w:t>
+            </w:r>
+            <w:r>
+              <w:rPr>
+                <w:rFonts w:ascii="Calibri" w:cs="Calibri" w:eastAsia="Calibri" w:hAnsi="Calibri"/>
+                <w:b/>
+                <w:bCs/>
+                <w:sz w:val="22"/>
+                <w:szCs w:val="22"/>
+              </w:rPr>
+              <w:t xml:space="preserve">The bands are now SB 46–49 and AK 33–37, measured.</w:t>
+            </w:r>
+          </w:p>
+        </w:tc>
+      </w:tr>
+    </w:tbl>
+    <w:tbl>
+      <w:tblPr>
+        <w:tblW w:type="dxa" w:w="9906"/>
+        <w:tblBorders>
+          <w:top w:val="single" w:color="auto" w:sz="4"/>
+          <w:left w:val="single" w:color="auto" w:sz="4"/>
+          <w:bottom w:val="single" w:color="auto" w:sz="4"/>
+          <w:right w:val="single" w:color="auto" w:sz="4"/>
+          <w:insideH w:val="single" w:color="auto" w:sz="4"/>
+          <w:insideV w:val="single" w:color="auto" w:sz="4"/>
+        </w:tblBorders>
+      </w:tblPr>
+      <w:tblGrid>
+        <w:gridCol w:w="9906"/>
+      </w:tblGrid>
+      <w:tr>
+        <w:trPr>
+          <w:cantSplit/>
+        </w:trPr>
+        <w:tc>
+          <w:tcPr>
+            <w:tcW w:type="dxa" w:w="9906"/>
+            <w:tcBorders>
+              <w:top w:val="single" w:color="C55A11" w:sz="6"/>
+              <w:left w:val="single" w:color="C55A11" w:sz="6"/>
+              <w:bottom w:val="single" w:color="C55A11" w:sz="6"/>
+              <w:right w:val="single" w:color="C55A11" w:sz="6"/>
+            </w:tcBorders>
+            <w:shd w:fill="FFF2CC" w:color="auto" w:val="clear"/>
+            <w:tcMar>
+              <w:top w:type="dxa" w:w="100"/>
+              <w:left w:type="dxa" w:w="160"/>
+              <w:bottom w:type="dxa" w:w="100"/>
+              <w:right w:type="dxa" w:w="160"/>
+            </w:tcMar>
+          </w:tcPr>
+          <w:p>
+            <w:pPr>
+              <w:spacing w:after="80"/>
+            </w:pPr>
+            <w:r>
+              <w:rPr>
+                <w:rFonts w:ascii="Calibri" w:cs="Calibri" w:eastAsia="Calibri" w:hAnsi="Calibri"/>
+                <w:b/>
+                <w:bCs/>
+                <w:color w:val="C55A11"/>
+                <w:sz w:val="22"/>
+                <w:szCs w:val="22"/>
+              </w:rPr>
+              <w:t xml:space="preserve">Note</w:t>
+            </w:r>
+          </w:p>
+          <w:p>
+            <w:pPr>
+              <w:spacing w:after="60"/>
+            </w:pPr>
+            <w:r>
+              <w:rPr>
+                <w:rFonts w:ascii="Calibri" w:cs="Calibri" w:eastAsia="Calibri" w:hAnsi="Calibri"/>
+                <w:sz w:val="22"/>
+                <w:szCs w:val="22"/>
+              </w:rPr>
+              <w:t xml:space="preserve">⚠ </w:t>
+            </w:r>
+            <w:r>
+              <w:rPr>
+                <w:rFonts w:ascii="Calibri" w:cs="Calibri" w:eastAsia="Calibri" w:hAnsi="Calibri"/>
+                <w:b/>
+                <w:bCs/>
+                <w:sz w:val="22"/>
+                <w:szCs w:val="22"/>
+              </w:rPr>
+              <w:t xml:space="preserve">The model-text row was the riskiest number in this plan and Phase 0 has tested it.</w:t>
+            </w:r>
+            <w:r>
+              <w:rPr>
+                <w:rFonts w:ascii="Calibri" w:cs="Calibri" w:eastAsia="Calibri" w:hAnsi="Calibri"/>
+                <w:sz w:val="22"/>
+                <w:szCs w:val="22"/>
+              </w:rPr>
+              <w:t xml:space="preserve"> </w:t>
+            </w:r>
+            <w:r>
+              <w:rPr>
+                <w:rFonts w:ascii="Calibri" w:cs="Calibri" w:eastAsia="Calibri" w:hAnsi="Calibri"/>
+                <w:b/>
+                <w:bCs/>
+                <w:sz w:val="22"/>
+                <w:szCs w:val="22"/>
+              </w:rPr>
+              <w:t xml:space="preserve">It held: 488, 497, 519, 491, 499 and 492 words, every one inside 480–620.</w:t>
             </w:r>
             <w:r>
               <w:rPr>
@@ -40437,7 +40673,7 @@
                 <w:sz w:val="20"/>
                 <w:szCs w:val="20"/>
               </w:rPr>
-              <w:t xml:space="preserve">projected 50–54</w:t>
+              <w:t xml:space="preserve">46–49</w:t>
             </w:r>
             <w:r>
               <w:rPr>
@@ -40455,15 +40691,51 @@
                 <w:sz w:val="20"/>
                 <w:szCs w:val="20"/>
               </w:rPr>
-              <w:t xml:space="preserve">projected 32–37</w:t>
-            </w:r>
-            <w:r>
-              <w:rPr>
-                <w:rFonts w:ascii="Calibri" w:cs="Calibri" w:eastAsia="Calibri" w:hAnsi="Calibri"/>
-                <w:sz w:val="20"/>
-                <w:szCs w:val="20"/>
-              </w:rPr>
-              <w:t xml:space="preserve">, both to be replaced by Unit 1's measured figures; measured per page, with the blank-page-versus-ruled-block distinction applied</w:t>
+              <w:t xml:space="preserve">33–37</w:t>
+            </w:r>
+            <w:r>
+              <w:rPr>
+                <w:rFonts w:ascii="Calibri" w:cs="Calibri" w:eastAsia="Calibri" w:hAnsi="Calibri"/>
+                <w:sz w:val="20"/>
+                <w:szCs w:val="20"/>
+              </w:rPr>
+              <w:t xml:space="preserve">, the bands Unit 1 settled at </w:t>
+            </w:r>
+            <w:r>
+              <w:rPr>
+                <w:rFonts w:ascii="Calibri" w:cs="Calibri" w:eastAsia="Calibri" w:hAnsi="Calibri"/>
+                <w:b/>
+                <w:bCs/>
+                <w:sz w:val="20"/>
+                <w:szCs w:val="20"/>
+              </w:rPr>
+              <w:t xml:space="preserve">47</w:t>
+            </w:r>
+            <w:r>
+              <w:rPr>
+                <w:rFonts w:ascii="Calibri" w:cs="Calibri" w:eastAsia="Calibri" w:hAnsi="Calibri"/>
+                <w:sz w:val="20"/>
+                <w:szCs w:val="20"/>
+              </w:rPr>
+              <w:t xml:space="preserve"> and </w:t>
+            </w:r>
+            <w:r>
+              <w:rPr>
+                <w:rFonts w:ascii="Calibri" w:cs="Calibri" w:eastAsia="Calibri" w:hAnsi="Calibri"/>
+                <w:b/>
+                <w:bCs/>
+                <w:sz w:val="20"/>
+                <w:szCs w:val="20"/>
+              </w:rPr>
+              <w:t xml:space="preserve">35</w:t>
+            </w:r>
+            <w:r>
+              <w:rPr>
+                <w:rFonts w:ascii="Calibri" w:cs="Calibri" w:eastAsia="Calibri" w:hAnsi="Calibri"/>
+                <w:sz w:val="20"/>
+                <w:szCs w:val="20"/>
+              </w:rPr>
+              <w:t xml:space="preserve">; measured per page, with the blank-page-versus-ruled-block distinction applied</w:t>
             </w:r>
           </w:p>
         </w:tc>
@@ -42919,7 +43191,7 @@
                 <w:sz w:val="22"/>
                 <w:szCs w:val="22"/>
               </w:rPr>
-              <w:t xml:space="preserve">back at C1</w:t>
+              <w:t xml:space="preserve">Back at C1</w:t>
             </w:r>
             <w:r>
               <w:rPr>
@@ -43037,7 +43309,7 @@
                 <w:sz w:val="22"/>
                 <w:szCs w:val="22"/>
               </w:rPr>
-              <w:t xml:space="preserve">Draw on</w:t>
+              <w:t xml:space="preserve">Pick up</w:t>
             </w:r>
             <w:r>
               <w:rPr>
@@ -43055,7 +43327,7 @@
                 <w:sz w:val="22"/>
                 <w:szCs w:val="22"/>
               </w:rPr>
-              <w:t xml:space="preserve">draw on an account</w:t>
+              <w:t xml:space="preserve">pick up a point</w:t>
             </w:r>
             <w:r>
               <w:rPr>
@@ -43073,7 +43345,7 @@
                 <w:sz w:val="22"/>
                 <w:szCs w:val="22"/>
               </w:rPr>
-              <w:t xml:space="preserve">draw on experience</w:t>
+              <w:t xml:space="preserve">pick somebody up</w:t>
             </w:r>
             <w:r>
               <w:rPr>
@@ -43091,7 +43363,7 @@
                 <w:sz w:val="22"/>
                 <w:szCs w:val="22"/>
               </w:rPr>
-              <w:t xml:space="preserve">The check runs in both directions: the </w:t>
+              <w:t xml:space="preserve">The check runs in both directions: an item on the </w:t>
             </w:r>
             <w:r>
               <w:rPr>
@@ -43103,7 +43375,7 @@
                 <w:sz w:val="22"/>
                 <w:szCs w:val="22"/>
               </w:rPr>
-              <w:t xml:space="preserve">back at C1</w:t>
+              <w:t xml:space="preserve">Back at C1</w:t>
             </w:r>
             <w:r>
               <w:rPr>
@@ -43113,7 +43385,117 @@
                 <w:sz w:val="22"/>
                 <w:szCs w:val="22"/>
               </w:rPr>
-              <w:t xml:space="preserve"> items must be found in an A2 or B1 declared set, and must not repeat across C1 units.</w:t>
+              <w:t xml:space="preserve"> line must be found in the delivered A2 or B1 Student's Books, and must not repeat across C1 units.</w:t>
+            </w:r>
+            <w:r>
+              <w:rPr>
+                <w:rFonts w:ascii="Calibri" w:cs="Calibri" w:eastAsia="Calibri" w:hAnsi="Calibri"/>
+                <w:sz w:val="22"/>
+                <w:szCs w:val="22"/>
+              </w:rPr>
+              <w:t xml:space="preserve"> ⚠ </w:t>
+            </w:r>
+            <w:r>
+              <w:rPr>
+                <w:rFonts w:ascii="Calibri" w:cs="Calibri" w:eastAsia="Calibri" w:hAnsi="Calibri"/>
+                <w:b/>
+                <w:bCs/>
+                <w:sz w:val="22"/>
+                <w:szCs w:val="22"/>
+              </w:rPr>
+              <w:t xml:space="preserve">One correction, made while this plan was being written and recorded rather than tidied away: the rule first said </w:t>
+            </w:r>
+            <w:r>
+              <w:rPr>
+                <w:rFonts w:ascii="Calibri" w:cs="Calibri" w:eastAsia="Calibri" w:hAnsi="Calibri"/>
+                <w:b/>
+                <w:bCs/>
+                <w:i/>
+                <w:iCs/>
+                <w:sz w:val="22"/>
+                <w:szCs w:val="22"/>
+              </w:rPr>
+              <w:t xml:space="preserve">found in an A2 or B1 declared set</w:t>
+            </w:r>
+            <w:r>
+              <w:rPr>
+                <w:rFonts w:ascii="Calibri" w:cs="Calibri" w:eastAsia="Calibri" w:hAnsi="Calibri"/>
+                <w:b/>
+                <w:bCs/>
+                <w:sz w:val="22"/>
+                <w:szCs w:val="22"/>
+              </w:rPr>
+              <w:t xml:space="preserve">, and there are none.</w:t>
+            </w:r>
+            <w:r>
+              <w:rPr>
+                <w:rFonts w:ascii="Calibri" w:cs="Calibri" w:eastAsia="Calibri" w:hAnsi="Calibri"/>
+                <w:sz w:val="22"/>
+                <w:szCs w:val="22"/>
+              </w:rPr>
+              <w:t xml:space="preserve"> </w:t>
+            </w:r>
+            <w:r>
+              <w:rPr>
+                <w:rFonts w:ascii="Calibri" w:cs="Calibri" w:eastAsia="Calibri" w:hAnsi="Calibri"/>
+                <w:b/>
+                <w:bCs/>
+                <w:sz w:val="22"/>
+                <w:szCs w:val="22"/>
+              </w:rPr>
+              <w:t xml:space="preserve">The declared lexis set is a B2 innovation</w:t>
+            </w:r>
+            <w:r>
+              <w:rPr>
+                <w:rFonts w:ascii="Calibri" w:cs="Calibri" w:eastAsia="Calibri" w:hAnsi="Calibri"/>
+                <w:sz w:val="22"/>
+                <w:szCs w:val="22"/>
+              </w:rPr>
+              <w:t xml:space="preserve"> — a </w:t>
+            </w:r>
+            <w:r>
+              <w:rPr>
+                <w:rFonts w:ascii="Consolas" w:cs="Consolas" w:eastAsia="Consolas" w:hAnsi="Consolas"/>
+                <w:sz w:val="20"/>
+                <w:szCs w:val="20"/>
+              </w:rPr>
+              <w:t xml:space="preserve">grep</w:t>
+            </w:r>
+            <w:r>
+              <w:rPr>
+                <w:rFonts w:ascii="Calibri" w:cs="Calibri" w:eastAsia="Calibri" w:hAnsi="Calibri"/>
+                <w:sz w:val="22"/>
+                <w:szCs w:val="22"/>
+              </w:rPr>
+              <w:t xml:space="preserve"> of the two earlier trees returns twenty-four declared sets at B2 and </w:t>
+            </w:r>
+            <w:r>
+              <w:rPr>
+                <w:rFonts w:ascii="Calibri" w:cs="Calibri" w:eastAsia="Calibri" w:hAnsi="Calibri"/>
+                <w:b/>
+                <w:bCs/>
+                <w:sz w:val="22"/>
+                <w:szCs w:val="22"/>
+              </w:rPr>
+              <w:t xml:space="preserve">zero</w:t>
+            </w:r>
+            <w:r>
+              <w:rPr>
+                <w:rFonts w:ascii="Calibri" w:cs="Calibri" w:eastAsia="Calibri" w:hAnsi="Calibri"/>
+                <w:sz w:val="22"/>
+                <w:szCs w:val="22"/>
+              </w:rPr>
+              <w:t xml:space="preserve"> at A2 and B1. </w:t>
+            </w:r>
+            <w:r>
+              <w:rPr>
+                <w:rFonts w:ascii="Calibri" w:cs="Calibri" w:eastAsia="Calibri" w:hAnsi="Calibri"/>
+                <w:b/>
+                <w:bCs/>
+                <w:sz w:val="22"/>
+                <w:szCs w:val="22"/>
+              </w:rPr>
+              <w:t xml:space="preserve">So the test is occurrence in the earlier books' running text, which is where the class actually met these words, and the check greps the two trees for the item itself.</w:t>
             </w:r>
             <w:r>
               <w:rPr>

--- a/proactive-english-c1-sy/out/PE-C1-SY_PLAN_and_Blueprint.docx
+++ b/proactive-english-c1-sy/out/PE-C1-SY_PLAN_and_Blueprint.docx
@@ -8100,7 +8100,7 @@
                 <w:sz w:val="20"/>
                 <w:szCs w:val="20"/>
               </w:rPr>
-              <w:t xml:space="preserve">46–49 (measured)</w:t>
+              <w:t xml:space="preserve">45–49 (measured, Units 1–4)</w:t>
             </w:r>
           </w:p>
         </w:tc>
@@ -8874,6 +8874,444 @@
                 <w:szCs w:val="22"/>
               </w:rPr>
               <w:t xml:space="preserve">At C1 the turns are longer, so the per-exchange cost is higher and the 18–22 band is a ceiling and not a target.</w:t>
+            </w:r>
+          </w:p>
+        </w:tc>
+      </w:tr>
+    </w:tbl>
+    <w:tbl>
+      <w:tblPr>
+        <w:tblW w:type="dxa" w:w="9906"/>
+        <w:tblBorders>
+          <w:top w:val="single" w:color="auto" w:sz="4"/>
+          <w:left w:val="single" w:color="auto" w:sz="4"/>
+          <w:bottom w:val="single" w:color="auto" w:sz="4"/>
+          <w:right w:val="single" w:color="auto" w:sz="4"/>
+          <w:insideH w:val="single" w:color="auto" w:sz="4"/>
+          <w:insideV w:val="single" w:color="auto" w:sz="4"/>
+        </w:tblBorders>
+      </w:tblPr>
+      <w:tblGrid>
+        <w:gridCol w:w="9906"/>
+      </w:tblGrid>
+      <w:tr>
+        <w:trPr>
+          <w:cantSplit/>
+        </w:trPr>
+        <w:tc>
+          <w:tcPr>
+            <w:tcW w:type="dxa" w:w="9906"/>
+            <w:tcBorders>
+              <w:top w:val="single" w:color="C55A11" w:sz="6"/>
+              <w:left w:val="single" w:color="C55A11" w:sz="6"/>
+              <w:bottom w:val="single" w:color="C55A11" w:sz="6"/>
+              <w:right w:val="single" w:color="C55A11" w:sz="6"/>
+            </w:tcBorders>
+            <w:shd w:fill="FFF2CC" w:color="auto" w:val="clear"/>
+            <w:tcMar>
+              <w:top w:type="dxa" w:w="100"/>
+              <w:left w:type="dxa" w:w="160"/>
+              <w:bottom w:type="dxa" w:w="100"/>
+              <w:right w:type="dxa" w:w="160"/>
+            </w:tcMar>
+          </w:tcPr>
+          <w:p>
+            <w:pPr>
+              <w:spacing w:after="80"/>
+            </w:pPr>
+            <w:r>
+              <w:rPr>
+                <w:rFonts w:ascii="Calibri" w:cs="Calibri" w:eastAsia="Calibri" w:hAnsi="Calibri"/>
+                <w:b/>
+                <w:bCs/>
+                <w:color w:val="C55A11"/>
+                <w:sz w:val="22"/>
+                <w:szCs w:val="22"/>
+              </w:rPr>
+              <w:t xml:space="preserve">Note</w:t>
+            </w:r>
+          </w:p>
+          <w:p>
+            <w:pPr>
+              <w:spacing w:after="60"/>
+            </w:pPr>
+            <w:r>
+              <w:rPr>
+                <w:rFonts w:ascii="Calibri" w:cs="Calibri" w:eastAsia="Calibri" w:hAnsi="Calibri"/>
+                <w:sz w:val="22"/>
+                <w:szCs w:val="22"/>
+              </w:rPr>
+              <w:t xml:space="preserve">⚠ </w:t>
+            </w:r>
+            <w:r>
+              <w:rPr>
+                <w:rFonts w:ascii="Calibri" w:cs="Calibri" w:eastAsia="Calibri" w:hAnsi="Calibri"/>
+                <w:b/>
+                <w:bCs/>
+                <w:sz w:val="22"/>
+                <w:szCs w:val="22"/>
+              </w:rPr>
+              <w:t xml:space="preserve">Amended again at Unit 4, and the Unit 1 band was set on one unit, which is not a band.</w:t>
+            </w:r>
+            <w:r>
+              <w:rPr>
+                <w:rFonts w:ascii="Calibri" w:cs="Calibri" w:eastAsia="Calibri" w:hAnsi="Calibri"/>
+                <w:sz w:val="22"/>
+                <w:szCs w:val="22"/>
+              </w:rPr>
+              <w:t xml:space="preserve"> </w:t>
+            </w:r>
+            <w:r>
+              <w:rPr>
+                <w:rFonts w:ascii="Calibri" w:cs="Calibri" w:eastAsia="Calibri" w:hAnsi="Calibri"/>
+                <w:b/>
+                <w:bCs/>
+                <w:sz w:val="22"/>
+                <w:szCs w:val="22"/>
+              </w:rPr>
+              <w:t xml:space="preserve">Measured: SB 47, 45, 45, 46 and AK 35, 33, 35, 34.</w:t>
+            </w:r>
+            <w:r>
+              <w:rPr>
+                <w:rFonts w:ascii="Calibri" w:cs="Calibri" w:eastAsia="Calibri" w:hAnsi="Calibri"/>
+                <w:sz w:val="22"/>
+                <w:szCs w:val="22"/>
+              </w:rPr>
+              <w:t xml:space="preserve"> </w:t>
+            </w:r>
+            <w:r>
+              <w:rPr>
+                <w:rFonts w:ascii="Calibri" w:cs="Calibri" w:eastAsia="Calibri" w:hAnsi="Calibri"/>
+                <w:b/>
+                <w:bCs/>
+                <w:sz w:val="22"/>
+                <w:szCs w:val="22"/>
+              </w:rPr>
+              <w:t xml:space="preserve">The Student's Book band is therefore 45–49 and not 46–49</w:t>
+            </w:r>
+            <w:r>
+              <w:rPr>
+                <w:rFonts w:ascii="Calibri" w:cs="Calibri" w:eastAsia="Calibri" w:hAnsi="Calibri"/>
+                <w:sz w:val="22"/>
+                <w:szCs w:val="22"/>
+              </w:rPr>
+              <w:t xml:space="preserve">, and the table and the QA list have been corrected rather than the units padded. ⚠ </w:t>
+            </w:r>
+            <w:r>
+              <w:rPr>
+                <w:rFonts w:ascii="Calibri" w:cs="Calibri" w:eastAsia="Calibri" w:hAnsi="Calibri"/>
+                <w:b/>
+                <w:bCs/>
+                <w:sz w:val="22"/>
+                <w:szCs w:val="22"/>
+              </w:rPr>
+              <w:t xml:space="preserve">And one projection in the note above is now known to be wrong.</w:t>
+            </w:r>
+            <w:r>
+              <w:rPr>
+                <w:rFonts w:ascii="Calibri" w:cs="Calibri" w:eastAsia="Calibri" w:hAnsi="Calibri"/>
+                <w:sz w:val="22"/>
+                <w:szCs w:val="22"/>
+              </w:rPr>
+              <w:t xml:space="preserve"> </w:t>
+            </w:r>
+            <w:r>
+              <w:rPr>
+                <w:rFonts w:ascii="Calibri" w:cs="Calibri" w:eastAsia="Calibri" w:hAnsi="Calibri"/>
+                <w:b/>
+                <w:bCs/>
+                <w:sz w:val="22"/>
+                <w:szCs w:val="22"/>
+              </w:rPr>
+              <w:t xml:space="preserve">It said that a C1 dialogue exchange would cost more than B2's two and a half pages because the turns are longer.</w:t>
+            </w:r>
+            <w:r>
+              <w:rPr>
+                <w:rFonts w:ascii="Calibri" w:cs="Calibri" w:eastAsia="Calibri" w:hAnsi="Calibri"/>
+                <w:sz w:val="22"/>
+                <w:szCs w:val="22"/>
+              </w:rPr>
+              <w:t xml:space="preserve"> </w:t>
+            </w:r>
+            <w:r>
+              <w:rPr>
+                <w:rFonts w:ascii="Calibri" w:cs="Calibri" w:eastAsia="Calibri" w:hAnsi="Calibri"/>
+                <w:b/>
+                <w:bCs/>
+                <w:sz w:val="22"/>
+                <w:szCs w:val="22"/>
+              </w:rPr>
+              <w:t xml:space="preserve">Measured across Units 2 and 4 it costs about </w:t>
+            </w:r>
+            <w:r>
+              <w:rPr>
+                <w:rFonts w:ascii="Calibri" w:cs="Calibri" w:eastAsia="Calibri" w:hAnsi="Calibri"/>
+                <w:sz w:val="22"/>
+                <w:szCs w:val="22"/>
+              </w:rPr>
+              <w:t xml:space="preserve">0.15</w:t>
+            </w:r>
+            <w:r>
+              <w:rPr>
+                <w:rFonts w:ascii="Calibri" w:cs="Calibri" w:eastAsia="Calibri" w:hAnsi="Calibri"/>
+                <w:b/>
+                <w:bCs/>
+                <w:sz w:val="22"/>
+                <w:szCs w:val="22"/>
+              </w:rPr>
+              <w:t xml:space="preserve"> of a page</w:t>
+            </w:r>
+            <w:r>
+              <w:rPr>
+                <w:rFonts w:ascii="Calibri" w:cs="Calibri" w:eastAsia="Calibri" w:hAnsi="Calibri"/>
+                <w:sz w:val="22"/>
+                <w:szCs w:val="22"/>
+              </w:rPr>
+              <w:t xml:space="preserve">: a long turn still fits within one page, so the </w:t>
+            </w:r>
+            <w:r>
+              <w:rPr>
+                <w:rFonts w:ascii="Consolas" w:cs="Consolas" w:eastAsia="Consolas" w:hAnsi="Consolas"/>
+                <w:sz w:val="20"/>
+                <w:szCs w:val="20"/>
+              </w:rPr>
+              <w:t xml:space="preserve">cantSplit</w:t>
+            </w:r>
+            <w:r>
+              <w:rPr>
+                <w:rFonts w:ascii="Calibri" w:cs="Calibri" w:eastAsia="Calibri" w:hAnsi="Calibri"/>
+                <w:sz w:val="22"/>
+                <w:szCs w:val="22"/>
+              </w:rPr>
+              <w:t xml:space="preserve"> jump that made the B2 figure does not fire. </w:t>
+            </w:r>
+            <w:r>
+              <w:rPr>
+                <w:rFonts w:ascii="Calibri" w:cs="Calibri" w:eastAsia="Calibri" w:hAnsi="Calibri"/>
+                <w:b/>
+                <w:bCs/>
+                <w:sz w:val="22"/>
+                <w:szCs w:val="22"/>
+              </w:rPr>
+              <w:t xml:space="preserve">The dialogue is therefore not the page-growth lever at this level; Language-box bullets are, and they buy about one page and then stop mattering.</w:t>
+            </w:r>
+            <w:r>
+              <w:rPr>
+                <w:rFonts w:ascii="Calibri" w:cs="Calibri" w:eastAsia="Calibri" w:hAnsi="Calibri"/>
+                <w:sz w:val="22"/>
+                <w:szCs w:val="22"/>
+              </w:rPr>
+              <w:t xml:space="preserve"> </w:t>
+            </w:r>
+            <w:r>
+              <w:rPr>
+                <w:rFonts w:ascii="Calibri" w:cs="Calibri" w:eastAsia="Calibri" w:hAnsi="Calibri"/>
+                <w:b/>
+                <w:bCs/>
+                <w:sz w:val="22"/>
+                <w:szCs w:val="22"/>
+              </w:rPr>
+              <w:t xml:space="preserve">The 18–22 turn band stands on its own grounds and not on a page cost it does not have.</w:t>
+            </w:r>
+          </w:p>
+        </w:tc>
+      </w:tr>
+    </w:tbl>
+    <w:tbl>
+      <w:tblPr>
+        <w:tblW w:type="dxa" w:w="9906"/>
+        <w:tblBorders>
+          <w:top w:val="single" w:color="auto" w:sz="4"/>
+          <w:left w:val="single" w:color="auto" w:sz="4"/>
+          <w:bottom w:val="single" w:color="auto" w:sz="4"/>
+          <w:right w:val="single" w:color="auto" w:sz="4"/>
+          <w:insideH w:val="single" w:color="auto" w:sz="4"/>
+          <w:insideV w:val="single" w:color="auto" w:sz="4"/>
+        </w:tblBorders>
+      </w:tblPr>
+      <w:tblGrid>
+        <w:gridCol w:w="9906"/>
+      </w:tblGrid>
+      <w:tr>
+        <w:trPr>
+          <w:cantSplit/>
+        </w:trPr>
+        <w:tc>
+          <w:tcPr>
+            <w:tcW w:type="dxa" w:w="9906"/>
+            <w:tcBorders>
+              <w:top w:val="single" w:color="C55A11" w:sz="6"/>
+              <w:left w:val="single" w:color="C55A11" w:sz="6"/>
+              <w:bottom w:val="single" w:color="C55A11" w:sz="6"/>
+              <w:right w:val="single" w:color="C55A11" w:sz="6"/>
+            </w:tcBorders>
+            <w:shd w:fill="FFF2CC" w:color="auto" w:val="clear"/>
+            <w:tcMar>
+              <w:top w:type="dxa" w:w="100"/>
+              <w:left w:type="dxa" w:w="160"/>
+              <w:bottom w:type="dxa" w:w="100"/>
+              <w:right w:type="dxa" w:w="160"/>
+            </w:tcMar>
+          </w:tcPr>
+          <w:p>
+            <w:pPr>
+              <w:spacing w:after="80"/>
+            </w:pPr>
+            <w:r>
+              <w:rPr>
+                <w:rFonts w:ascii="Calibri" w:cs="Calibri" w:eastAsia="Calibri" w:hAnsi="Calibri"/>
+                <w:b/>
+                <w:bCs/>
+                <w:color w:val="C55A11"/>
+                <w:sz w:val="22"/>
+                <w:szCs w:val="22"/>
+              </w:rPr>
+              <w:t xml:space="preserve">Note</w:t>
+            </w:r>
+          </w:p>
+          <w:p>
+            <w:pPr>
+              <w:spacing w:after="60"/>
+            </w:pPr>
+            <w:r>
+              <w:rPr>
+                <w:rFonts w:ascii="Calibri" w:cs="Calibri" w:eastAsia="Calibri" w:hAnsi="Calibri"/>
+                <w:b/>
+                <w:bCs/>
+                <w:sz w:val="22"/>
+                <w:szCs w:val="22"/>
+              </w:rPr>
+              <w:t xml:space="preserve">One rendering fault found at Unit 4 and worth recording, because it will recur.</w:t>
+            </w:r>
+            <w:r>
+              <w:rPr>
+                <w:rFonts w:ascii="Calibri" w:cs="Calibri" w:eastAsia="Calibri" w:hAnsi="Calibri"/>
+                <w:sz w:val="22"/>
+                <w:szCs w:val="22"/>
+              </w:rPr>
+              <w:t xml:space="preserve"> ⚠ </w:t>
+            </w:r>
+            <w:r>
+              <w:rPr>
+                <w:rFonts w:ascii="Calibri" w:cs="Calibri" w:eastAsia="Calibri" w:hAnsi="Calibri"/>
+                <w:b/>
+                <w:bCs/>
+                <w:sz w:val="22"/>
+                <w:szCs w:val="22"/>
+              </w:rPr>
+              <w:t xml:space="preserve">A </w:t>
+            </w:r>
+            <w:r>
+              <w:rPr>
+                <w:rFonts w:ascii="Consolas" w:cs="Consolas" w:eastAsia="Consolas" w:hAnsi="Consolas"/>
+                <w:b/>
+                <w:bCs/>
+                <w:sz w:val="20"/>
+                <w:szCs w:val="20"/>
+              </w:rPr>
+              <w:t xml:space="preserve">lines(7)</w:t>
+            </w:r>
+            <w:r>
+              <w:rPr>
+                <w:rFonts w:ascii="Calibri" w:cs="Calibri" w:eastAsia="Calibri" w:hAnsi="Calibri"/>
+                <w:b/>
+                <w:bCs/>
+                <w:sz w:val="22"/>
+                <w:szCs w:val="22"/>
+              </w:rPr>
+              <w:t xml:space="preserve"> writing block that spills a single rule onto the next page produces a page containing one grey line and nothing else</w:t>
+            </w:r>
+            <w:r>
+              <w:rPr>
+                <w:rFonts w:ascii="Calibri" w:cs="Calibri" w:eastAsia="Calibri" w:hAnsi="Calibri"/>
+                <w:sz w:val="22"/>
+                <w:szCs w:val="22"/>
+              </w:rPr>
+              <w:t xml:space="preserve">, which the thin-page sweep flags and which is a real defect. </w:t>
+            </w:r>
+            <w:r>
+              <w:rPr>
+                <w:rFonts w:ascii="Calibri" w:cs="Calibri" w:eastAsia="Calibri" w:hAnsi="Calibri"/>
+                <w:b/>
+                <w:bCs/>
+                <w:sz w:val="22"/>
+                <w:szCs w:val="22"/>
+              </w:rPr>
+              <w:t xml:space="preserve">Trimming the box above it does not fix it</w:t>
+            </w:r>
+            <w:r>
+              <w:rPr>
+                <w:rFonts w:ascii="Calibri" w:cs="Calibri" w:eastAsia="Calibri" w:hAnsi="Calibri"/>
+                <w:sz w:val="22"/>
+                <w:szCs w:val="22"/>
+              </w:rPr>
+              <w:t xml:space="preserve"> — </w:t>
+            </w:r>
+            <w:r>
+              <w:rPr>
+                <w:rFonts w:ascii="Calibri" w:cs="Calibri" w:eastAsia="Calibri" w:hAnsi="Calibri"/>
+                <w:b/>
+                <w:bCs/>
+                <w:sz w:val="22"/>
+                <w:szCs w:val="22"/>
+              </w:rPr>
+              <w:t xml:space="preserve">the box is </w:t>
+            </w:r>
+            <w:r>
+              <w:rPr>
+                <w:rFonts w:ascii="Consolas" w:cs="Consolas" w:eastAsia="Consolas" w:hAnsi="Consolas"/>
+                <w:b/>
+                <w:bCs/>
+                <w:sz w:val="20"/>
+                <w:szCs w:val="20"/>
+              </w:rPr>
+              <w:t xml:space="preserve">cantSplit</w:t>
+            </w:r>
+            <w:r>
+              <w:rPr>
+                <w:rFonts w:ascii="Calibri" w:cs="Calibri" w:eastAsia="Calibri" w:hAnsi="Calibri"/>
+                <w:b/>
+                <w:bCs/>
+                <w:sz w:val="22"/>
+                <w:szCs w:val="22"/>
+              </w:rPr>
+              <w:t xml:space="preserve">, so shortening it moves the rules up a line at a time and the seventh still falls off.</w:t>
+            </w:r>
+            <w:r>
+              <w:rPr>
+                <w:rFonts w:ascii="Calibri" w:cs="Calibri" w:eastAsia="Calibri" w:hAnsi="Calibri"/>
+                <w:sz w:val="22"/>
+                <w:szCs w:val="22"/>
+              </w:rPr>
+              <w:t xml:space="preserve"> </w:t>
+            </w:r>
+            <w:r>
+              <w:rPr>
+                <w:rFonts w:ascii="Calibri" w:cs="Calibri" w:eastAsia="Calibri" w:hAnsi="Calibri"/>
+                <w:b/>
+                <w:bCs/>
+                <w:sz w:val="22"/>
+                <w:szCs w:val="22"/>
+              </w:rPr>
+              <w:t xml:space="preserve">The fix is to lengthen the box past the point where it fits</w:t>
+            </w:r>
+            <w:r>
+              <w:rPr>
+                <w:rFonts w:ascii="Calibri" w:cs="Calibri" w:eastAsia="Calibri" w:hAnsi="Calibri"/>
+                <w:sz w:val="22"/>
+                <w:szCs w:val="22"/>
+              </w:rPr>
+              <w:t xml:space="preserve">, so that the whole block moves to the next page and the rules go with it. </w:t>
+            </w:r>
+            <w:r>
+              <w:rPr>
+                <w:rFonts w:ascii="Calibri" w:cs="Calibri" w:eastAsia="Calibri" w:hAnsi="Calibri"/>
+                <w:b/>
+                <w:bCs/>
+                <w:sz w:val="22"/>
+                <w:szCs w:val="22"/>
+              </w:rPr>
+              <w:t xml:space="preserve">Unit 4's Writing Part 2 box gained one bullet for that reason and the unit gained a page.</w:t>
             </w:r>
           </w:p>
         </w:tc>
@@ -40673,7 +41111,7 @@
                 <w:sz w:val="20"/>
                 <w:szCs w:val="20"/>
               </w:rPr>
-              <w:t xml:space="preserve">46–49</w:t>
+              <w:t xml:space="preserve">45–49</w:t>
             </w:r>
             <w:r>
               <w:rPr>
@@ -40699,43 +41137,7 @@
                 <w:sz w:val="20"/>
                 <w:szCs w:val="20"/>
               </w:rPr>
-              <w:t xml:space="preserve">, the bands Unit 1 settled at </w:t>
-            </w:r>
-            <w:r>
-              <w:rPr>
-                <w:rFonts w:ascii="Calibri" w:cs="Calibri" w:eastAsia="Calibri" w:hAnsi="Calibri"/>
-                <w:b/>
-                <w:bCs/>
-                <w:sz w:val="20"/>
-                <w:szCs w:val="20"/>
-              </w:rPr>
-              <w:t xml:space="preserve">47</w:t>
-            </w:r>
-            <w:r>
-              <w:rPr>
-                <w:rFonts w:ascii="Calibri" w:cs="Calibri" w:eastAsia="Calibri" w:hAnsi="Calibri"/>
-                <w:sz w:val="20"/>
-                <w:szCs w:val="20"/>
-              </w:rPr>
-              <w:t xml:space="preserve"> and </w:t>
-            </w:r>
-            <w:r>
-              <w:rPr>
-                <w:rFonts w:ascii="Calibri" w:cs="Calibri" w:eastAsia="Calibri" w:hAnsi="Calibri"/>
-                <w:b/>
-                <w:bCs/>
-                <w:sz w:val="20"/>
-                <w:szCs w:val="20"/>
-              </w:rPr>
-              <w:t xml:space="preserve">35</w:t>
-            </w:r>
-            <w:r>
-              <w:rPr>
-                <w:rFonts w:ascii="Calibri" w:cs="Calibri" w:eastAsia="Calibri" w:hAnsi="Calibri"/>
-                <w:sz w:val="20"/>
-                <w:szCs w:val="20"/>
-              </w:rPr>
-              <w:t xml:space="preserve">; measured per page, with the blank-page-versus-ruled-block distinction applied</w:t>
+              <w:t xml:space="preserve">, widened at Unit 4 from the measured record; measured per page, with the blank-page-versus-ruled-block distinction applied</w:t>
             </w:r>
           </w:p>
         </w:tc>

--- a/proactive-english-c1-sy/out/PE-C1-SY_PLAN_and_Blueprint.docx
+++ b/proactive-english-c1-sy/out/PE-C1-SY_PLAN_and_Blueprint.docx
@@ -8100,7 +8100,7 @@
                 <w:sz w:val="20"/>
                 <w:szCs w:val="20"/>
               </w:rPr>
-              <w:t xml:space="preserve">45–49 (measured, Units 1–4)</w:t>
+              <w:t xml:space="preserve">45–50 (measured, Units 1–9)</w:t>
             </w:r>
           </w:p>
         </w:tc>
@@ -8874,6 +8874,270 @@
                 <w:szCs w:val="22"/>
               </w:rPr>
               <w:t xml:space="preserve">At C1 the turns are longer, so the per-exchange cost is higher and the 18–22 band is a ceiling and not a target.</w:t>
+            </w:r>
+          </w:p>
+        </w:tc>
+      </w:tr>
+    </w:tbl>
+    <w:tbl>
+      <w:tblPr>
+        <w:tblW w:type="dxa" w:w="9906"/>
+        <w:tblBorders>
+          <w:top w:val="single" w:color="auto" w:sz="4"/>
+          <w:left w:val="single" w:color="auto" w:sz="4"/>
+          <w:bottom w:val="single" w:color="auto" w:sz="4"/>
+          <w:right w:val="single" w:color="auto" w:sz="4"/>
+          <w:insideH w:val="single" w:color="auto" w:sz="4"/>
+          <w:insideV w:val="single" w:color="auto" w:sz="4"/>
+        </w:tblBorders>
+      </w:tblPr>
+      <w:tblGrid>
+        <w:gridCol w:w="9906"/>
+      </w:tblGrid>
+      <w:tr>
+        <w:trPr>
+          <w:cantSplit/>
+        </w:trPr>
+        <w:tc>
+          <w:tcPr>
+            <w:tcW w:type="dxa" w:w="9906"/>
+            <w:tcBorders>
+              <w:top w:val="single" w:color="C55A11" w:sz="6"/>
+              <w:left w:val="single" w:color="C55A11" w:sz="6"/>
+              <w:bottom w:val="single" w:color="C55A11" w:sz="6"/>
+              <w:right w:val="single" w:color="C55A11" w:sz="6"/>
+            </w:tcBorders>
+            <w:shd w:fill="FFF2CC" w:color="auto" w:val="clear"/>
+            <w:tcMar>
+              <w:top w:type="dxa" w:w="100"/>
+              <w:left w:type="dxa" w:w="160"/>
+              <w:bottom w:type="dxa" w:w="100"/>
+              <w:right w:type="dxa" w:w="160"/>
+            </w:tcMar>
+          </w:tcPr>
+          <w:p>
+            <w:pPr>
+              <w:spacing w:after="80"/>
+            </w:pPr>
+            <w:r>
+              <w:rPr>
+                <w:rFonts w:ascii="Calibri" w:cs="Calibri" w:eastAsia="Calibri" w:hAnsi="Calibri"/>
+                <w:b/>
+                <w:bCs/>
+                <w:color w:val="C55A11"/>
+                <w:sz w:val="22"/>
+                <w:szCs w:val="22"/>
+              </w:rPr>
+              <w:t xml:space="preserve">Note</w:t>
+            </w:r>
+          </w:p>
+          <w:p>
+            <w:pPr>
+              <w:spacing w:after="60"/>
+            </w:pPr>
+            <w:r>
+              <w:rPr>
+                <w:rFonts w:ascii="Calibri" w:cs="Calibri" w:eastAsia="Calibri" w:hAnsi="Calibri"/>
+                <w:sz w:val="22"/>
+                <w:szCs w:val="22"/>
+              </w:rPr>
+              <w:t xml:space="preserve">⚠ </w:t>
+            </w:r>
+            <w:r>
+              <w:rPr>
+                <w:rFonts w:ascii="Calibri" w:cs="Calibri" w:eastAsia="Calibri" w:hAnsi="Calibri"/>
+                <w:b/>
+                <w:bCs/>
+                <w:sz w:val="22"/>
+                <w:szCs w:val="22"/>
+              </w:rPr>
+              <w:t xml:space="preserve">Amended a third time at Unit 9, and this is the last amendment the band will need.</w:t>
+            </w:r>
+            <w:r>
+              <w:rPr>
+                <w:rFonts w:ascii="Calibri" w:cs="Calibri" w:eastAsia="Calibri" w:hAnsi="Calibri"/>
+                <w:sz w:val="22"/>
+                <w:szCs w:val="22"/>
+              </w:rPr>
+              <w:t xml:space="preserve"> </w:t>
+            </w:r>
+            <w:r>
+              <w:rPr>
+                <w:rFonts w:ascii="Calibri" w:cs="Calibri" w:eastAsia="Calibri" w:hAnsi="Calibri"/>
+                <w:b/>
+                <w:bCs/>
+                <w:sz w:val="22"/>
+                <w:szCs w:val="22"/>
+              </w:rPr>
+              <w:t xml:space="preserve">Measured: SB 47, 45, 45, 46, 46, 45, 45, 49, 50 and AK 35, 33, 35, 34, 33, 33, 33, 33.</w:t>
+            </w:r>
+            <w:r>
+              <w:rPr>
+                <w:rFonts w:ascii="Calibri" w:cs="Calibri" w:eastAsia="Calibri" w:hAnsi="Calibri"/>
+                <w:sz w:val="22"/>
+                <w:szCs w:val="22"/>
+              </w:rPr>
+              <w:t xml:space="preserve"> </w:t>
+            </w:r>
+            <w:r>
+              <w:rPr>
+                <w:rFonts w:ascii="Calibri" w:cs="Calibri" w:eastAsia="Calibri" w:hAnsi="Calibri"/>
+                <w:b/>
+                <w:bCs/>
+                <w:sz w:val="22"/>
+                <w:szCs w:val="22"/>
+              </w:rPr>
+              <w:t xml:space="preserve">The Student's Book band is therefore 45–50.</w:t>
+            </w:r>
+            <w:r>
+              <w:rPr>
+                <w:rFonts w:ascii="Calibri" w:cs="Calibri" w:eastAsia="Calibri" w:hAnsi="Calibri"/>
+                <w:sz w:val="22"/>
+                <w:szCs w:val="22"/>
+              </w:rPr>
+              <w:t xml:space="preserve"> ⚠ </w:t>
+            </w:r>
+            <w:r>
+              <w:rPr>
+                <w:rFonts w:ascii="Calibri" w:cs="Calibri" w:eastAsia="Calibri" w:hAnsi="Calibri"/>
+                <w:b/>
+                <w:bCs/>
+                <w:sz w:val="22"/>
+                <w:szCs w:val="22"/>
+              </w:rPr>
+              <w:t xml:space="preserve">The reason the last two units sit at the top is structural and not editorial</w:t>
+            </w:r>
+            <w:r>
+              <w:rPr>
+                <w:rFonts w:ascii="Calibri" w:cs="Calibri" w:eastAsia="Calibri" w:hAnsi="Calibri"/>
+                <w:sz w:val="22"/>
+                <w:szCs w:val="22"/>
+              </w:rPr>
+              <w:t xml:space="preserve">, and it was found by trying to trim Unit 9 three times and failing. </w:t>
+            </w:r>
+            <w:r>
+              <w:rPr>
+                <w:rFonts w:ascii="Calibri" w:cs="Calibri" w:eastAsia="Calibri" w:hAnsi="Calibri"/>
+                <w:b/>
+                <w:bCs/>
+                <w:sz w:val="22"/>
+                <w:szCs w:val="22"/>
+              </w:rPr>
+              <w:t xml:space="preserve">Units 8 and 9 carry the two longest examination parts in the paper</w:t>
+            </w:r>
+            <w:r>
+              <w:rPr>
+                <w:rFonts w:ascii="Calibri" w:cs="Calibri" w:eastAsia="Calibri" w:hAnsi="Calibri"/>
+                <w:sz w:val="22"/>
+                <w:szCs w:val="22"/>
+              </w:rPr>
+              <w:t xml:space="preserve"> — </w:t>
+            </w:r>
+            <w:r>
+              <w:rPr>
+                <w:rFonts w:ascii="Calibri" w:cs="Calibri" w:eastAsia="Calibri" w:hAnsi="Calibri"/>
+                <w:b/>
+                <w:bCs/>
+                <w:sz w:val="22"/>
+                <w:szCs w:val="22"/>
+              </w:rPr>
+              <w:t xml:space="preserve">Reading Part 6, which prints four texts, and Reading Part 3, which prints a text of its own alongside a three-extract listening</w:t>
+            </w:r>
+            <w:r>
+              <w:rPr>
+                <w:rFonts w:ascii="Calibri" w:cs="Calibri" w:eastAsia="Calibri" w:hAnsi="Calibri"/>
+                <w:sz w:val="22"/>
+                <w:szCs w:val="22"/>
+              </w:rPr>
+              <w:t xml:space="preserve"> — </w:t>
+            </w:r>
+            <w:r>
+              <w:rPr>
+                <w:rFonts w:ascii="Calibri" w:cs="Calibri" w:eastAsia="Calibri" w:hAnsi="Calibri"/>
+                <w:b/>
+                <w:bCs/>
+                <w:sz w:val="22"/>
+                <w:szCs w:val="22"/>
+              </w:rPr>
+              <w:t xml:space="preserve">and the unit's closing </w:t>
+            </w:r>
+            <w:r>
+              <w:rPr>
+                <w:rFonts w:ascii="Calibri" w:cs="Calibri" w:eastAsia="Calibri" w:hAnsi="Calibri"/>
+                <w:b/>
+                <w:bCs/>
+                <w:i/>
+                <w:iCs/>
+                <w:sz w:val="22"/>
+                <w:szCs w:val="22"/>
+              </w:rPr>
+              <w:t xml:space="preserve">Vocabulary of this unit</w:t>
+            </w:r>
+            <w:r>
+              <w:rPr>
+                <w:rFonts w:ascii="Calibri" w:cs="Calibri" w:eastAsia="Calibri" w:hAnsi="Calibri"/>
+                <w:b/>
+                <w:bCs/>
+                <w:sz w:val="22"/>
+                <w:szCs w:val="22"/>
+              </w:rPr>
+              <w:t xml:space="preserve"> box is </w:t>
+            </w:r>
+            <w:r>
+              <w:rPr>
+                <w:rFonts w:ascii="Consolas" w:cs="Consolas" w:eastAsia="Consolas" w:hAnsi="Consolas"/>
+                <w:b/>
+                <w:bCs/>
+                <w:sz w:val="20"/>
+                <w:szCs w:val="20"/>
+              </w:rPr>
+              <w:t xml:space="preserve">cantSplit</w:t>
+            </w:r>
+            <w:r>
+              <w:rPr>
+                <w:rFonts w:ascii="Calibri" w:cs="Calibri" w:eastAsia="Calibri" w:hAnsi="Calibri"/>
+                <w:b/>
+                <w:bCs/>
+                <w:sz w:val="22"/>
+                <w:szCs w:val="22"/>
+              </w:rPr>
+              <w:t xml:space="preserve">, so on a 49-page unit it takes a fiftieth page whatever is cut above it.</w:t>
+            </w:r>
+            <w:r>
+              <w:rPr>
+                <w:rFonts w:ascii="Calibri" w:cs="Calibri" w:eastAsia="Calibri" w:hAnsi="Calibri"/>
+                <w:sz w:val="22"/>
+                <w:szCs w:val="22"/>
+              </w:rPr>
+              <w:t xml:space="preserve"> </w:t>
+            </w:r>
+            <w:r>
+              <w:rPr>
+                <w:rFonts w:ascii="Calibri" w:cs="Calibri" w:eastAsia="Calibri" w:hAnsi="Calibri"/>
+                <w:b/>
+                <w:bCs/>
+                <w:sz w:val="22"/>
+                <w:szCs w:val="22"/>
+              </w:rPr>
+              <w:t xml:space="preserve">Removing a whole block from a cycle would buy the page and would cost the cycle something real</w:t>
+            </w:r>
+            <w:r>
+              <w:rPr>
+                <w:rFonts w:ascii="Calibri" w:cs="Calibri" w:eastAsia="Calibri" w:hAnsi="Calibri"/>
+                <w:sz w:val="22"/>
+                <w:szCs w:val="22"/>
+              </w:rPr>
+              <w:t xml:space="preserve">, so the band has been widened instead. </w:t>
+            </w:r>
+            <w:r>
+              <w:rPr>
+                <w:rFonts w:ascii="Calibri" w:cs="Calibri" w:eastAsia="Calibri" w:hAnsi="Calibri"/>
+                <w:b/>
+                <w:bCs/>
+                <w:sz w:val="22"/>
+                <w:szCs w:val="22"/>
+              </w:rPr>
+              <w:t xml:space="preserve">Every figure that drives length — dialogue turns, model words, 4R reports, writer's boxes — is inside its own band in both units.</w:t>
             </w:r>
           </w:p>
         </w:tc>
@@ -41111,7 +41375,7 @@
                 <w:sz w:val="20"/>
                 <w:szCs w:val="20"/>
               </w:rPr>
-              <w:t xml:space="preserve">45–49</w:t>
+              <w:t xml:space="preserve">45–50</w:t>
             </w:r>
             <w:r>
               <w:rPr>
@@ -41137,7 +41401,7 @@
                 <w:sz w:val="20"/>
                 <w:szCs w:val="20"/>
               </w:rPr>
-              <w:t xml:space="preserve">, widened at Unit 4 from the measured record; measured per page, with the blank-page-versus-ruled-block distinction applied</w:t>
+              <w:t xml:space="preserve">, widened at Unit 4 and again at Unit 9 from the measured record; measured per page, with the blank-page-versus-ruled-block distinction applied</w:t>
             </w:r>
           </w:p>
         </w:tc>

--- a/proactive-english-c1-sy/out/PE-C1-SY_PLAN_and_Blueprint.docx
+++ b/proactive-english-c1-sy/out/PE-C1-SY_PLAN_and_Blueprint.docx
@@ -44412,6 +44412,4334 @@
       </w:tr>
     </w:tbl>
     <w:p>
+      <w:r>
+        <w:br w:type="page"/>
+      </w:r>
+    </w:p>
+    <w:p>
+      <w:pPr>
+        <w:pStyle w:val="Heading2"/>
+        <w:spacing w:after="120" w:before="240"/>
+      </w:pPr>
+      <w:r>
+        <w:rPr>
+          <w:rFonts w:ascii="Calibri" w:cs="Calibri" w:eastAsia="Calibri" w:hAnsi="Calibri"/>
+        </w:rPr>
+        <w:t xml:space="preserve">16 · Book 1 as built — the measured record</w:t>
+      </w:r>
+    </w:p>
+    <w:p>
+      <w:pPr>
+        <w:spacing w:after="100"/>
+      </w:pPr>
+      <w:r>
+        <w:rPr>
+          <w:rFonts w:ascii="Calibri" w:cs="Calibri" w:eastAsia="Calibri" w:hAnsi="Calibri"/>
+          <w:b/>
+          <w:bCs/>
+          <w:sz w:val="22"/>
+          <w:szCs w:val="22"/>
+        </w:rPr>
+        <w:t xml:space="preserve">Written after Book 1 was delivered, so that Book 2 is planned against measurements and not against the projections in §5.</w:t>
+      </w:r>
+      <w:r>
+        <w:rPr>
+          <w:rFonts w:ascii="Calibri" w:cs="Calibri" w:eastAsia="Calibri" w:hAnsi="Calibri"/>
+          <w:sz w:val="22"/>
+          <w:szCs w:val="22"/>
+        </w:rPr>
+        <w:t xml:space="preserve"> ⚠ </w:t>
+      </w:r>
+      <w:r>
+        <w:rPr>
+          <w:rFonts w:ascii="Calibri" w:cs="Calibri" w:eastAsia="Calibri" w:hAnsi="Calibri"/>
+          <w:b/>
+          <w:bCs/>
+          <w:sz w:val="22"/>
+          <w:szCs w:val="22"/>
+        </w:rPr>
+        <w:t xml:space="preserve">Every figure below was taken off a built PDF.</w:t>
+      </w:r>
+      <w:r>
+        <w:rPr>
+          <w:rFonts w:ascii="Calibri" w:cs="Calibri" w:eastAsia="Calibri" w:hAnsi="Calibri"/>
+          <w:sz w:val="22"/>
+          <w:szCs w:val="22"/>
+        </w:rPr>
+        <w:t xml:space="preserve"> </w:t>
+      </w:r>
+      <w:r>
+        <w:rPr>
+          <w:rFonts w:ascii="Calibri" w:cs="Calibri" w:eastAsia="Calibri" w:hAnsi="Calibri"/>
+          <w:b/>
+          <w:bCs/>
+          <w:sz w:val="22"/>
+          <w:szCs w:val="22"/>
+        </w:rPr>
+        <w:t xml:space="preserve">Where a projection was wrong, it is named as wrong and the reason is given, because the reason is the useful part.</w:t>
+      </w:r>
+    </w:p>
+    <w:tbl>
+      <w:tblPr>
+        <w:tblW w:type="dxa" w:w="9906"/>
+        <w:tblBorders>
+          <w:top w:val="single" w:color="auto" w:sz="4"/>
+          <w:left w:val="single" w:color="auto" w:sz="4"/>
+          <w:bottom w:val="single" w:color="auto" w:sz="4"/>
+          <w:right w:val="single" w:color="auto" w:sz="4"/>
+          <w:insideH w:val="single" w:color="auto" w:sz="4"/>
+          <w:insideV w:val="single" w:color="auto" w:sz="4"/>
+        </w:tblBorders>
+      </w:tblPr>
+      <w:tblGrid>
+        <w:gridCol w:w="1932"/>
+        <w:gridCol w:w="1570"/>
+        <w:gridCol w:w="3865"/>
+        <w:gridCol w:w="2539"/>
+      </w:tblGrid>
+      <w:tr>
+        <w:trPr>
+          <w:tblHeader/>
+        </w:trPr>
+        <w:tc>
+          <w:tcPr>
+            <w:tcW w:type="dxa" w:w="1932"/>
+            <w:tcBorders>
+              <w:top w:val="single" w:color="A6A6A6" w:sz="4"/>
+              <w:left w:val="single" w:color="A6A6A6" w:sz="4"/>
+              <w:bottom w:val="single" w:color="A6A6A6" w:sz="4"/>
+              <w:right w:val="single" w:color="A6A6A6" w:sz="4"/>
+            </w:tcBorders>
+            <w:shd w:fill="1F3864" w:color="auto" w:val="clear"/>
+            <w:tcMar>
+              <w:top w:type="dxa" w:w="50"/>
+              <w:left w:type="dxa" w:w="90"/>
+              <w:bottom w:type="dxa" w:w="50"/>
+              <w:right w:type="dxa" w:w="90"/>
+            </w:tcMar>
+          </w:tcPr>
+          <w:p>
+            <w:r>
+              <w:rPr>
+                <w:rFonts w:ascii="Calibri" w:cs="Calibri" w:eastAsia="Calibri" w:hAnsi="Calibri"/>
+                <w:b/>
+                <w:bCs/>
+                <w:color w:val="FFFFFF"/>
+                <w:sz w:val="20"/>
+                <w:szCs w:val="20"/>
+              </w:rPr>
+              <w:t xml:space="preserve"/>
+            </w:r>
+          </w:p>
+        </w:tc>
+        <w:tc>
+          <w:tcPr>
+            <w:tcW w:type="dxa" w:w="1570"/>
+            <w:tcBorders>
+              <w:top w:val="single" w:color="A6A6A6" w:sz="4"/>
+              <w:left w:val="single" w:color="A6A6A6" w:sz="4"/>
+              <w:bottom w:val="single" w:color="A6A6A6" w:sz="4"/>
+              <w:right w:val="single" w:color="A6A6A6" w:sz="4"/>
+            </w:tcBorders>
+            <w:shd w:fill="1F3864" w:color="auto" w:val="clear"/>
+            <w:tcMar>
+              <w:top w:type="dxa" w:w="50"/>
+              <w:left w:type="dxa" w:w="90"/>
+              <w:bottom w:type="dxa" w:w="50"/>
+              <w:right w:type="dxa" w:w="90"/>
+            </w:tcMar>
+          </w:tcPr>
+          <w:p>
+            <w:r>
+              <w:rPr>
+                <w:rFonts w:ascii="Calibri" w:cs="Calibri" w:eastAsia="Calibri" w:hAnsi="Calibri"/>
+                <w:b/>
+                <w:bCs/>
+                <w:color w:val="FFFFFF"/>
+                <w:sz w:val="20"/>
+                <w:szCs w:val="20"/>
+              </w:rPr>
+              <w:t xml:space="preserve">Projected in §5</w:t>
+            </w:r>
+          </w:p>
+        </w:tc>
+        <w:tc>
+          <w:tcPr>
+            <w:tcW w:type="dxa" w:w="3865"/>
+            <w:tcBorders>
+              <w:top w:val="single" w:color="A6A6A6" w:sz="4"/>
+              <w:left w:val="single" w:color="A6A6A6" w:sz="4"/>
+              <w:bottom w:val="single" w:color="A6A6A6" w:sz="4"/>
+              <w:right w:val="single" w:color="A6A6A6" w:sz="4"/>
+            </w:tcBorders>
+            <w:shd w:fill="1F3864" w:color="auto" w:val="clear"/>
+            <w:tcMar>
+              <w:top w:type="dxa" w:w="50"/>
+              <w:left w:type="dxa" w:w="90"/>
+              <w:bottom w:type="dxa" w:w="50"/>
+              <w:right w:type="dxa" w:w="90"/>
+            </w:tcMar>
+          </w:tcPr>
+          <w:p>
+            <w:r>
+              <w:rPr>
+                <w:rFonts w:ascii="Calibri" w:cs="Calibri" w:eastAsia="Calibri" w:hAnsi="Calibri"/>
+                <w:b/>
+                <w:bCs/>
+                <w:color w:val="FFFFFF"/>
+                <w:sz w:val="20"/>
+                <w:szCs w:val="20"/>
+              </w:rPr>
+              <w:t xml:space="preserve">Measured, Units 1–12</w:t>
+            </w:r>
+          </w:p>
+        </w:tc>
+        <w:tc>
+          <w:tcPr>
+            <w:tcW w:type="dxa" w:w="2539"/>
+            <w:tcBorders>
+              <w:top w:val="single" w:color="A6A6A6" w:sz="4"/>
+              <w:left w:val="single" w:color="A6A6A6" w:sz="4"/>
+              <w:bottom w:val="single" w:color="A6A6A6" w:sz="4"/>
+              <w:right w:val="single" w:color="A6A6A6" w:sz="4"/>
+            </w:tcBorders>
+            <w:shd w:fill="1F3864" w:color="auto" w:val="clear"/>
+            <w:tcMar>
+              <w:top w:type="dxa" w:w="50"/>
+              <w:left w:type="dxa" w:w="90"/>
+              <w:bottom w:type="dxa" w:w="50"/>
+              <w:right w:type="dxa" w:w="90"/>
+            </w:tcMar>
+          </w:tcPr>
+          <w:p>
+            <w:r>
+              <w:rPr>
+                <w:rFonts w:ascii="Calibri" w:cs="Calibri" w:eastAsia="Calibri" w:hAnsi="Calibri"/>
+                <w:b/>
+                <w:bCs/>
+                <w:color w:val="FFFFFF"/>
+                <w:sz w:val="20"/>
+                <w:szCs w:val="20"/>
+              </w:rPr>
+              <w:t xml:space="preserve">Verdict</w:t>
+            </w:r>
+          </w:p>
+        </w:tc>
+      </w:tr>
+      <w:tr>
+        <w:tc>
+          <w:tcPr>
+            <w:tcW w:type="dxa" w:w="1932"/>
+            <w:tcBorders>
+              <w:top w:val="single" w:color="A6A6A6" w:sz="4"/>
+              <w:left w:val="single" w:color="A6A6A6" w:sz="4"/>
+              <w:bottom w:val="single" w:color="A6A6A6" w:sz="4"/>
+              <w:right w:val="single" w:color="A6A6A6" w:sz="4"/>
+            </w:tcBorders>
+            <w:tcMar>
+              <w:top w:type="dxa" w:w="50"/>
+              <w:left w:type="dxa" w:w="90"/>
+              <w:bottom w:type="dxa" w:w="50"/>
+              <w:right w:type="dxa" w:w="90"/>
+            </w:tcMar>
+          </w:tcPr>
+          <w:p>
+            <w:r>
+              <w:rPr>
+                <w:rFonts w:ascii="Calibri" w:cs="Calibri" w:eastAsia="Calibri" w:hAnsi="Calibri"/>
+                <w:b/>
+                <w:bCs/>
+                <w:sz w:val="20"/>
+                <w:szCs w:val="20"/>
+              </w:rPr>
+              <w:t xml:space="preserve">Student's Book, per unit</w:t>
+            </w:r>
+          </w:p>
+        </w:tc>
+        <w:tc>
+          <w:tcPr>
+            <w:tcW w:type="dxa" w:w="1570"/>
+            <w:tcBorders>
+              <w:top w:val="single" w:color="A6A6A6" w:sz="4"/>
+              <w:left w:val="single" w:color="A6A6A6" w:sz="4"/>
+              <w:bottom w:val="single" w:color="A6A6A6" w:sz="4"/>
+              <w:right w:val="single" w:color="A6A6A6" w:sz="4"/>
+            </w:tcBorders>
+            <w:tcMar>
+              <w:top w:type="dxa" w:w="50"/>
+              <w:left w:type="dxa" w:w="90"/>
+              <w:bottom w:type="dxa" w:w="50"/>
+              <w:right w:type="dxa" w:w="90"/>
+            </w:tcMar>
+          </w:tcPr>
+          <w:p>
+            <w:r>
+              <w:rPr>
+                <w:rFonts w:ascii="Calibri" w:cs="Calibri" w:eastAsia="Calibri" w:hAnsi="Calibri"/>
+                <w:sz w:val="20"/>
+                <w:szCs w:val="20"/>
+              </w:rPr>
+              <w:t xml:space="preserve">45–49 pp</w:t>
+            </w:r>
+          </w:p>
+        </w:tc>
+        <w:tc>
+          <w:tcPr>
+            <w:tcW w:type="dxa" w:w="3865"/>
+            <w:tcBorders>
+              <w:top w:val="single" w:color="A6A6A6" w:sz="4"/>
+              <w:left w:val="single" w:color="A6A6A6" w:sz="4"/>
+              <w:bottom w:val="single" w:color="A6A6A6" w:sz="4"/>
+              <w:right w:val="single" w:color="A6A6A6" w:sz="4"/>
+            </w:tcBorders>
+            <w:tcMar>
+              <w:top w:type="dxa" w:w="50"/>
+              <w:left w:type="dxa" w:w="90"/>
+              <w:bottom w:type="dxa" w:w="50"/>
+              <w:right w:type="dxa" w:w="90"/>
+            </w:tcMar>
+          </w:tcPr>
+          <w:p>
+            <w:r>
+              <w:rPr>
+                <w:rFonts w:ascii="Calibri" w:cs="Calibri" w:eastAsia="Calibri" w:hAnsi="Calibri"/>
+                <w:b/>
+                <w:bCs/>
+                <w:sz w:val="20"/>
+                <w:szCs w:val="20"/>
+              </w:rPr>
+              <w:t xml:space="preserve">47 · 45 · 45 · 46 · 46 · 45 · 45 · 49 · 50 · 49 · 49 · 50</w:t>
+            </w:r>
+          </w:p>
+        </w:tc>
+        <w:tc>
+          <w:tcPr>
+            <w:tcW w:type="dxa" w:w="2539"/>
+            <w:tcBorders>
+              <w:top w:val="single" w:color="A6A6A6" w:sz="4"/>
+              <w:left w:val="single" w:color="A6A6A6" w:sz="4"/>
+              <w:bottom w:val="single" w:color="A6A6A6" w:sz="4"/>
+              <w:right w:val="single" w:color="A6A6A6" w:sz="4"/>
+            </w:tcBorders>
+            <w:tcMar>
+              <w:top w:type="dxa" w:w="50"/>
+              <w:left w:type="dxa" w:w="90"/>
+              <w:bottom w:type="dxa" w:w="50"/>
+              <w:right w:type="dxa" w:w="90"/>
+            </w:tcMar>
+          </w:tcPr>
+          <w:p>
+            <w:r>
+              <w:rPr>
+                <w:rFonts w:ascii="Calibri" w:cs="Calibri" w:eastAsia="Calibri" w:hAnsi="Calibri"/>
+                <w:sz w:val="20"/>
+                <w:szCs w:val="20"/>
+              </w:rPr>
+              <w:t xml:space="preserve">⚠ </w:t>
+            </w:r>
+            <w:r>
+              <w:rPr>
+                <w:rFonts w:ascii="Calibri" w:cs="Calibri" w:eastAsia="Calibri" w:hAnsi="Calibri"/>
+                <w:b/>
+                <w:bCs/>
+                <w:sz w:val="20"/>
+                <w:szCs w:val="20"/>
+              </w:rPr>
+              <w:t xml:space="preserve">Band widened twice</w:t>
+            </w:r>
+            <w:r>
+              <w:rPr>
+                <w:rFonts w:ascii="Calibri" w:cs="Calibri" w:eastAsia="Calibri" w:hAnsi="Calibri"/>
+                <w:sz w:val="20"/>
+                <w:szCs w:val="20"/>
+              </w:rPr>
+              <w:t xml:space="preserve"> — at Unit 4 and again at Unit 9</w:t>
+            </w:r>
+          </w:p>
+        </w:tc>
+      </w:tr>
+      <w:tr>
+        <w:tc>
+          <w:tcPr>
+            <w:tcW w:type="dxa" w:w="1932"/>
+            <w:tcBorders>
+              <w:top w:val="single" w:color="A6A6A6" w:sz="4"/>
+              <w:left w:val="single" w:color="A6A6A6" w:sz="4"/>
+              <w:bottom w:val="single" w:color="A6A6A6" w:sz="4"/>
+              <w:right w:val="single" w:color="A6A6A6" w:sz="4"/>
+            </w:tcBorders>
+            <w:tcMar>
+              <w:top w:type="dxa" w:w="50"/>
+              <w:left w:type="dxa" w:w="90"/>
+              <w:bottom w:type="dxa" w:w="50"/>
+              <w:right w:type="dxa" w:w="90"/>
+            </w:tcMar>
+          </w:tcPr>
+          <w:p>
+            <w:r>
+              <w:rPr>
+                <w:rFonts w:ascii="Calibri" w:cs="Calibri" w:eastAsia="Calibri" w:hAnsi="Calibri"/>
+                <w:b/>
+                <w:bCs/>
+                <w:sz w:val="20"/>
+                <w:szCs w:val="20"/>
+              </w:rPr>
+              <w:t xml:space="preserve">Answer Key, per unit</w:t>
+            </w:r>
+          </w:p>
+        </w:tc>
+        <w:tc>
+          <w:tcPr>
+            <w:tcW w:type="dxa" w:w="1570"/>
+            <w:tcBorders>
+              <w:top w:val="single" w:color="A6A6A6" w:sz="4"/>
+              <w:left w:val="single" w:color="A6A6A6" w:sz="4"/>
+              <w:bottom w:val="single" w:color="A6A6A6" w:sz="4"/>
+              <w:right w:val="single" w:color="A6A6A6" w:sz="4"/>
+            </w:tcBorders>
+            <w:tcMar>
+              <w:top w:type="dxa" w:w="50"/>
+              <w:left w:type="dxa" w:w="90"/>
+              <w:bottom w:type="dxa" w:w="50"/>
+              <w:right w:type="dxa" w:w="90"/>
+            </w:tcMar>
+          </w:tcPr>
+          <w:p>
+            <w:r>
+              <w:rPr>
+                <w:rFonts w:ascii="Calibri" w:cs="Calibri" w:eastAsia="Calibri" w:hAnsi="Calibri"/>
+                <w:sz w:val="20"/>
+                <w:szCs w:val="20"/>
+              </w:rPr>
+              <w:t xml:space="preserve">33–37 pp</w:t>
+            </w:r>
+          </w:p>
+        </w:tc>
+        <w:tc>
+          <w:tcPr>
+            <w:tcW w:type="dxa" w:w="3865"/>
+            <w:tcBorders>
+              <w:top w:val="single" w:color="A6A6A6" w:sz="4"/>
+              <w:left w:val="single" w:color="A6A6A6" w:sz="4"/>
+              <w:bottom w:val="single" w:color="A6A6A6" w:sz="4"/>
+              <w:right w:val="single" w:color="A6A6A6" w:sz="4"/>
+            </w:tcBorders>
+            <w:tcMar>
+              <w:top w:type="dxa" w:w="50"/>
+              <w:left w:type="dxa" w:w="90"/>
+              <w:bottom w:type="dxa" w:w="50"/>
+              <w:right w:type="dxa" w:w="90"/>
+            </w:tcMar>
+          </w:tcPr>
+          <w:p>
+            <w:r>
+              <w:rPr>
+                <w:rFonts w:ascii="Calibri" w:cs="Calibri" w:eastAsia="Calibri" w:hAnsi="Calibri"/>
+                <w:b/>
+                <w:bCs/>
+                <w:sz w:val="20"/>
+                <w:szCs w:val="20"/>
+              </w:rPr>
+              <w:t xml:space="preserve">35 · 33 · 35 · 34 · 33 · 33 · 33 · 33 · 33 · 34 · 34 · 36</w:t>
+            </w:r>
+          </w:p>
+        </w:tc>
+        <w:tc>
+          <w:tcPr>
+            <w:tcW w:type="dxa" w:w="2539"/>
+            <w:tcBorders>
+              <w:top w:val="single" w:color="A6A6A6" w:sz="4"/>
+              <w:left w:val="single" w:color="A6A6A6" w:sz="4"/>
+              <w:bottom w:val="single" w:color="A6A6A6" w:sz="4"/>
+              <w:right w:val="single" w:color="A6A6A6" w:sz="4"/>
+            </w:tcBorders>
+            <w:tcMar>
+              <w:top w:type="dxa" w:w="50"/>
+              <w:left w:type="dxa" w:w="90"/>
+              <w:bottom w:type="dxa" w:w="50"/>
+              <w:right w:type="dxa" w:w="90"/>
+            </w:tcMar>
+          </w:tcPr>
+          <w:p>
+            <w:r>
+              <w:rPr>
+                <w:rFonts w:ascii="Calibri" w:cs="Calibri" w:eastAsia="Calibri" w:hAnsi="Calibri"/>
+                <w:b/>
+                <w:bCs/>
+                <w:sz w:val="20"/>
+                <w:szCs w:val="20"/>
+              </w:rPr>
+              <w:t xml:space="preserve">Held, every unit, no amendment</w:t>
+            </w:r>
+          </w:p>
+        </w:tc>
+      </w:tr>
+      <w:tr>
+        <w:tc>
+          <w:tcPr>
+            <w:tcW w:type="dxa" w:w="1932"/>
+            <w:tcBorders>
+              <w:top w:val="single" w:color="A6A6A6" w:sz="4"/>
+              <w:left w:val="single" w:color="A6A6A6" w:sz="4"/>
+              <w:bottom w:val="single" w:color="A6A6A6" w:sz="4"/>
+              <w:right w:val="single" w:color="A6A6A6" w:sz="4"/>
+            </w:tcBorders>
+            <w:tcMar>
+              <w:top w:type="dxa" w:w="50"/>
+              <w:left w:type="dxa" w:w="90"/>
+              <w:bottom w:type="dxa" w:w="50"/>
+              <w:right w:type="dxa" w:w="90"/>
+            </w:tcMar>
+          </w:tcPr>
+          <w:p>
+            <w:r>
+              <w:rPr>
+                <w:rFonts w:ascii="Calibri" w:cs="Calibri" w:eastAsia="Calibri" w:hAnsi="Calibri"/>
+                <w:b/>
+                <w:bCs/>
+                <w:sz w:val="20"/>
+                <w:szCs w:val="20"/>
+              </w:rPr>
+              <w:t xml:space="preserve">Mid-Book Test + key</w:t>
+            </w:r>
+          </w:p>
+        </w:tc>
+        <w:tc>
+          <w:tcPr>
+            <w:tcW w:type="dxa" w:w="1570"/>
+            <w:tcBorders>
+              <w:top w:val="single" w:color="A6A6A6" w:sz="4"/>
+              <w:left w:val="single" w:color="A6A6A6" w:sz="4"/>
+              <w:bottom w:val="single" w:color="A6A6A6" w:sz="4"/>
+              <w:right w:val="single" w:color="A6A6A6" w:sz="4"/>
+            </w:tcBorders>
+            <w:tcMar>
+              <w:top w:type="dxa" w:w="50"/>
+              <w:left w:type="dxa" w:w="90"/>
+              <w:bottom w:type="dxa" w:w="50"/>
+              <w:right w:type="dxa" w:w="90"/>
+            </w:tcMar>
+          </w:tcPr>
+          <w:p>
+            <w:r>
+              <w:rPr>
+                <w:rFonts w:ascii="Calibri" w:cs="Calibri" w:eastAsia="Calibri" w:hAnsi="Calibri"/>
+                <w:sz w:val="20"/>
+                <w:szCs w:val="20"/>
+              </w:rPr>
+              <w:t xml:space="preserve">11–12 + 9–10 pp</w:t>
+            </w:r>
+          </w:p>
+        </w:tc>
+        <w:tc>
+          <w:tcPr>
+            <w:tcW w:type="dxa" w:w="3865"/>
+            <w:tcBorders>
+              <w:top w:val="single" w:color="A6A6A6" w:sz="4"/>
+              <w:left w:val="single" w:color="A6A6A6" w:sz="4"/>
+              <w:bottom w:val="single" w:color="A6A6A6" w:sz="4"/>
+              <w:right w:val="single" w:color="A6A6A6" w:sz="4"/>
+            </w:tcBorders>
+            <w:tcMar>
+              <w:top w:type="dxa" w:w="50"/>
+              <w:left w:type="dxa" w:w="90"/>
+              <w:bottom w:type="dxa" w:w="50"/>
+              <w:right w:type="dxa" w:w="90"/>
+            </w:tcMar>
+          </w:tcPr>
+          <w:p>
+            <w:r>
+              <w:rPr>
+                <w:rFonts w:ascii="Calibri" w:cs="Calibri" w:eastAsia="Calibri" w:hAnsi="Calibri"/>
+                <w:b/>
+                <w:bCs/>
+                <w:sz w:val="20"/>
+                <w:szCs w:val="20"/>
+              </w:rPr>
+              <w:t xml:space="preserve">11 + 10</w:t>
+            </w:r>
+          </w:p>
+        </w:tc>
+        <w:tc>
+          <w:tcPr>
+            <w:tcW w:type="dxa" w:w="2539"/>
+            <w:tcBorders>
+              <w:top w:val="single" w:color="A6A6A6" w:sz="4"/>
+              <w:left w:val="single" w:color="A6A6A6" w:sz="4"/>
+              <w:bottom w:val="single" w:color="A6A6A6" w:sz="4"/>
+              <w:right w:val="single" w:color="A6A6A6" w:sz="4"/>
+            </w:tcBorders>
+            <w:tcMar>
+              <w:top w:type="dxa" w:w="50"/>
+              <w:left w:type="dxa" w:w="90"/>
+              <w:bottom w:type="dxa" w:w="50"/>
+              <w:right w:type="dxa" w:w="90"/>
+            </w:tcMar>
+          </w:tcPr>
+          <w:p>
+            <w:r>
+              <w:rPr>
+                <w:rFonts w:ascii="Calibri" w:cs="Calibri" w:eastAsia="Calibri" w:hAnsi="Calibri"/>
+                <w:b/>
+                <w:bCs/>
+                <w:sz w:val="20"/>
+                <w:szCs w:val="20"/>
+              </w:rPr>
+              <w:t xml:space="preserve">Held</w:t>
+            </w:r>
+          </w:p>
+        </w:tc>
+      </w:tr>
+      <w:tr>
+        <w:tc>
+          <w:tcPr>
+            <w:tcW w:type="dxa" w:w="1932"/>
+            <w:tcBorders>
+              <w:top w:val="single" w:color="A6A6A6" w:sz="4"/>
+              <w:left w:val="single" w:color="A6A6A6" w:sz="4"/>
+              <w:bottom w:val="single" w:color="A6A6A6" w:sz="4"/>
+              <w:right w:val="single" w:color="A6A6A6" w:sz="4"/>
+            </w:tcBorders>
+            <w:tcMar>
+              <w:top w:type="dxa" w:w="50"/>
+              <w:left w:type="dxa" w:w="90"/>
+              <w:bottom w:type="dxa" w:w="50"/>
+              <w:right w:type="dxa" w:w="90"/>
+            </w:tcMar>
+          </w:tcPr>
+          <w:p>
+            <w:r>
+              <w:rPr>
+                <w:rFonts w:ascii="Calibri" w:cs="Calibri" w:eastAsia="Calibri" w:hAnsi="Calibri"/>
+                <w:b/>
+                <w:bCs/>
+                <w:sz w:val="20"/>
+                <w:szCs w:val="20"/>
+              </w:rPr>
+              <w:t xml:space="preserve">End-of-Book Test + key</w:t>
+            </w:r>
+          </w:p>
+        </w:tc>
+        <w:tc>
+          <w:tcPr>
+            <w:tcW w:type="dxa" w:w="1570"/>
+            <w:tcBorders>
+              <w:top w:val="single" w:color="A6A6A6" w:sz="4"/>
+              <w:left w:val="single" w:color="A6A6A6" w:sz="4"/>
+              <w:bottom w:val="single" w:color="A6A6A6" w:sz="4"/>
+              <w:right w:val="single" w:color="A6A6A6" w:sz="4"/>
+            </w:tcBorders>
+            <w:tcMar>
+              <w:top w:type="dxa" w:w="50"/>
+              <w:left w:type="dxa" w:w="90"/>
+              <w:bottom w:type="dxa" w:w="50"/>
+              <w:right w:type="dxa" w:w="90"/>
+            </w:tcMar>
+          </w:tcPr>
+          <w:p>
+            <w:r>
+              <w:rPr>
+                <w:rFonts w:ascii="Calibri" w:cs="Calibri" w:eastAsia="Calibri" w:hAnsi="Calibri"/>
+                <w:sz w:val="20"/>
+                <w:szCs w:val="20"/>
+              </w:rPr>
+              <w:t xml:space="preserve">16–17 + 12–13 pp</w:t>
+            </w:r>
+          </w:p>
+        </w:tc>
+        <w:tc>
+          <w:tcPr>
+            <w:tcW w:type="dxa" w:w="3865"/>
+            <w:tcBorders>
+              <w:top w:val="single" w:color="A6A6A6" w:sz="4"/>
+              <w:left w:val="single" w:color="A6A6A6" w:sz="4"/>
+              <w:bottom w:val="single" w:color="A6A6A6" w:sz="4"/>
+              <w:right w:val="single" w:color="A6A6A6" w:sz="4"/>
+            </w:tcBorders>
+            <w:tcMar>
+              <w:top w:type="dxa" w:w="50"/>
+              <w:left w:type="dxa" w:w="90"/>
+              <w:bottom w:type="dxa" w:w="50"/>
+              <w:right w:type="dxa" w:w="90"/>
+            </w:tcMar>
+          </w:tcPr>
+          <w:p>
+            <w:r>
+              <w:rPr>
+                <w:rFonts w:ascii="Calibri" w:cs="Calibri" w:eastAsia="Calibri" w:hAnsi="Calibri"/>
+                <w:b/>
+                <w:bCs/>
+                <w:sz w:val="20"/>
+                <w:szCs w:val="20"/>
+              </w:rPr>
+              <w:t xml:space="preserve">15 + 12</w:t>
+            </w:r>
+          </w:p>
+        </w:tc>
+        <w:tc>
+          <w:tcPr>
+            <w:tcW w:type="dxa" w:w="2539"/>
+            <w:tcBorders>
+              <w:top w:val="single" w:color="A6A6A6" w:sz="4"/>
+              <w:left w:val="single" w:color="A6A6A6" w:sz="4"/>
+              <w:bottom w:val="single" w:color="A6A6A6" w:sz="4"/>
+              <w:right w:val="single" w:color="A6A6A6" w:sz="4"/>
+            </w:tcBorders>
+            <w:tcMar>
+              <w:top w:type="dxa" w:w="50"/>
+              <w:left w:type="dxa" w:w="90"/>
+              <w:bottom w:type="dxa" w:w="50"/>
+              <w:right w:type="dxa" w:w="90"/>
+            </w:tcMar>
+          </w:tcPr>
+          <w:p>
+            <w:r>
+              <w:rPr>
+                <w:rFonts w:ascii="Calibri" w:cs="Calibri" w:eastAsia="Calibri" w:hAnsi="Calibri"/>
+                <w:sz w:val="20"/>
+                <w:szCs w:val="20"/>
+              </w:rPr>
+              <w:t xml:space="preserve">⚠ </w:t>
+            </w:r>
+            <w:r>
+              <w:rPr>
+                <w:rFonts w:ascii="Calibri" w:cs="Calibri" w:eastAsia="Calibri" w:hAnsi="Calibri"/>
+                <w:b/>
+                <w:bCs/>
+                <w:sz w:val="20"/>
+                <w:szCs w:val="20"/>
+              </w:rPr>
+              <w:t xml:space="preserve">Test one page under</w:t>
+            </w:r>
+            <w:r>
+              <w:rPr>
+                <w:rFonts w:ascii="Calibri" w:cs="Calibri" w:eastAsia="Calibri" w:hAnsi="Calibri"/>
+                <w:sz w:val="20"/>
+                <w:szCs w:val="20"/>
+              </w:rPr>
+              <w:t xml:space="preserve">; key in band</w:t>
+            </w:r>
+          </w:p>
+        </w:tc>
+      </w:tr>
+      <w:tr>
+        <w:tc>
+          <w:tcPr>
+            <w:tcW w:type="dxa" w:w="1932"/>
+            <w:tcBorders>
+              <w:top w:val="single" w:color="A6A6A6" w:sz="4"/>
+              <w:left w:val="single" w:color="A6A6A6" w:sz="4"/>
+              <w:bottom w:val="single" w:color="A6A6A6" w:sz="4"/>
+              <w:right w:val="single" w:color="A6A6A6" w:sz="4"/>
+            </w:tcBorders>
+            <w:tcMar>
+              <w:top w:type="dxa" w:w="50"/>
+              <w:left w:type="dxa" w:w="90"/>
+              <w:bottom w:type="dxa" w:w="50"/>
+              <w:right w:type="dxa" w:w="90"/>
+            </w:tcMar>
+          </w:tcPr>
+          <w:p>
+            <w:r>
+              <w:rPr>
+                <w:rFonts w:ascii="Calibri" w:cs="Calibri" w:eastAsia="Calibri" w:hAnsi="Calibri"/>
+                <w:b/>
+                <w:bCs/>
+                <w:sz w:val="20"/>
+                <w:szCs w:val="20"/>
+              </w:rPr>
+              <w:t xml:space="preserve">Student's Book, bound</w:t>
+            </w:r>
+          </w:p>
+        </w:tc>
+        <w:tc>
+          <w:tcPr>
+            <w:tcW w:type="dxa" w:w="1570"/>
+            <w:tcBorders>
+              <w:top w:val="single" w:color="A6A6A6" w:sz="4"/>
+              <w:left w:val="single" w:color="A6A6A6" w:sz="4"/>
+              <w:bottom w:val="single" w:color="A6A6A6" w:sz="4"/>
+              <w:right w:val="single" w:color="A6A6A6" w:sz="4"/>
+            </w:tcBorders>
+            <w:tcMar>
+              <w:top w:type="dxa" w:w="50"/>
+              <w:left w:type="dxa" w:w="90"/>
+              <w:bottom w:type="dxa" w:w="50"/>
+              <w:right w:type="dxa" w:w="90"/>
+            </w:tcMar>
+          </w:tcPr>
+          <w:p>
+            <w:r>
+              <w:rPr>
+                <w:rFonts w:ascii="Calibri" w:cs="Calibri" w:eastAsia="Calibri" w:hAnsi="Calibri"/>
+                <w:sz w:val="20"/>
+                <w:szCs w:val="20"/>
+              </w:rPr>
+              <w:t xml:space="preserve">—</w:t>
+            </w:r>
+          </w:p>
+        </w:tc>
+        <w:tc>
+          <w:tcPr>
+            <w:tcW w:type="dxa" w:w="3865"/>
+            <w:tcBorders>
+              <w:top w:val="single" w:color="A6A6A6" w:sz="4"/>
+              <w:left w:val="single" w:color="A6A6A6" w:sz="4"/>
+              <w:bottom w:val="single" w:color="A6A6A6" w:sz="4"/>
+              <w:right w:val="single" w:color="A6A6A6" w:sz="4"/>
+            </w:tcBorders>
+            <w:tcMar>
+              <w:top w:type="dxa" w:w="50"/>
+              <w:left w:type="dxa" w:w="90"/>
+              <w:bottom w:type="dxa" w:w="50"/>
+              <w:right w:type="dxa" w:w="90"/>
+            </w:tcMar>
+          </w:tcPr>
+          <w:p>
+            <w:r>
+              <w:rPr>
+                <w:rFonts w:ascii="Calibri" w:cs="Calibri" w:eastAsia="Calibri" w:hAnsi="Calibri"/>
+                <w:b/>
+                <w:bCs/>
+                <w:sz w:val="20"/>
+                <w:szCs w:val="20"/>
+              </w:rPr>
+              <w:t xml:space="preserve">593 pp</w:t>
+            </w:r>
+          </w:p>
+        </w:tc>
+        <w:tc>
+          <w:tcPr>
+            <w:tcW w:type="dxa" w:w="2539"/>
+            <w:tcBorders>
+              <w:top w:val="single" w:color="A6A6A6" w:sz="4"/>
+              <w:left w:val="single" w:color="A6A6A6" w:sz="4"/>
+              <w:bottom w:val="single" w:color="A6A6A6" w:sz="4"/>
+              <w:right w:val="single" w:color="A6A6A6" w:sz="4"/>
+            </w:tcBorders>
+            <w:tcMar>
+              <w:top w:type="dxa" w:w="50"/>
+              <w:left w:type="dxa" w:w="90"/>
+              <w:bottom w:type="dxa" w:w="50"/>
+              <w:right w:type="dxa" w:w="90"/>
+            </w:tcMar>
+          </w:tcPr>
+          <w:p>
+            <w:r>
+              <w:rPr>
+                <w:rFonts w:ascii="Calibri" w:cs="Calibri" w:eastAsia="Calibri" w:hAnsi="Calibri"/>
+                <w:sz w:val="20"/>
+                <w:szCs w:val="20"/>
+              </w:rPr>
+              <w:t xml:space="preserve">566 unit pages + 26 test pages + title</w:t>
+            </w:r>
+          </w:p>
+        </w:tc>
+      </w:tr>
+      <w:tr>
+        <w:tc>
+          <w:tcPr>
+            <w:tcW w:type="dxa" w:w="1932"/>
+            <w:tcBorders>
+              <w:top w:val="single" w:color="A6A6A6" w:sz="4"/>
+              <w:left w:val="single" w:color="A6A6A6" w:sz="4"/>
+              <w:bottom w:val="single" w:color="A6A6A6" w:sz="4"/>
+              <w:right w:val="single" w:color="A6A6A6" w:sz="4"/>
+            </w:tcBorders>
+            <w:tcMar>
+              <w:top w:type="dxa" w:w="50"/>
+              <w:left w:type="dxa" w:w="90"/>
+              <w:bottom w:type="dxa" w:w="50"/>
+              <w:right w:type="dxa" w:w="90"/>
+            </w:tcMar>
+          </w:tcPr>
+          <w:p>
+            <w:r>
+              <w:rPr>
+                <w:rFonts w:ascii="Calibri" w:cs="Calibri" w:eastAsia="Calibri" w:hAnsi="Calibri"/>
+                <w:b/>
+                <w:bCs/>
+                <w:sz w:val="20"/>
+                <w:szCs w:val="20"/>
+              </w:rPr>
+              <w:t xml:space="preserve">Answer Key, bound</w:t>
+            </w:r>
+          </w:p>
+        </w:tc>
+        <w:tc>
+          <w:tcPr>
+            <w:tcW w:type="dxa" w:w="1570"/>
+            <w:tcBorders>
+              <w:top w:val="single" w:color="A6A6A6" w:sz="4"/>
+              <w:left w:val="single" w:color="A6A6A6" w:sz="4"/>
+              <w:bottom w:val="single" w:color="A6A6A6" w:sz="4"/>
+              <w:right w:val="single" w:color="A6A6A6" w:sz="4"/>
+            </w:tcBorders>
+            <w:tcMar>
+              <w:top w:type="dxa" w:w="50"/>
+              <w:left w:type="dxa" w:w="90"/>
+              <w:bottom w:type="dxa" w:w="50"/>
+              <w:right w:type="dxa" w:w="90"/>
+            </w:tcMar>
+          </w:tcPr>
+          <w:p>
+            <w:r>
+              <w:rPr>
+                <w:rFonts w:ascii="Calibri" w:cs="Calibri" w:eastAsia="Calibri" w:hAnsi="Calibri"/>
+                <w:sz w:val="20"/>
+                <w:szCs w:val="20"/>
+              </w:rPr>
+              <w:t xml:space="preserve">—</w:t>
+            </w:r>
+          </w:p>
+        </w:tc>
+        <w:tc>
+          <w:tcPr>
+            <w:tcW w:type="dxa" w:w="3865"/>
+            <w:tcBorders>
+              <w:top w:val="single" w:color="A6A6A6" w:sz="4"/>
+              <w:left w:val="single" w:color="A6A6A6" w:sz="4"/>
+              <w:bottom w:val="single" w:color="A6A6A6" w:sz="4"/>
+              <w:right w:val="single" w:color="A6A6A6" w:sz="4"/>
+            </w:tcBorders>
+            <w:tcMar>
+              <w:top w:type="dxa" w:w="50"/>
+              <w:left w:type="dxa" w:w="90"/>
+              <w:bottom w:type="dxa" w:w="50"/>
+              <w:right w:type="dxa" w:w="90"/>
+            </w:tcMar>
+          </w:tcPr>
+          <w:p>
+            <w:r>
+              <w:rPr>
+                <w:rFonts w:ascii="Calibri" w:cs="Calibri" w:eastAsia="Calibri" w:hAnsi="Calibri"/>
+                <w:b/>
+                <w:bCs/>
+                <w:sz w:val="20"/>
+                <w:szCs w:val="20"/>
+              </w:rPr>
+              <w:t xml:space="preserve">429 pp</w:t>
+            </w:r>
+          </w:p>
+        </w:tc>
+        <w:tc>
+          <w:tcPr>
+            <w:tcW w:type="dxa" w:w="2539"/>
+            <w:tcBorders>
+              <w:top w:val="single" w:color="A6A6A6" w:sz="4"/>
+              <w:left w:val="single" w:color="A6A6A6" w:sz="4"/>
+              <w:bottom w:val="single" w:color="A6A6A6" w:sz="4"/>
+              <w:right w:val="single" w:color="A6A6A6" w:sz="4"/>
+            </w:tcBorders>
+            <w:tcMar>
+              <w:top w:type="dxa" w:w="50"/>
+              <w:left w:type="dxa" w:w="90"/>
+              <w:bottom w:type="dxa" w:w="50"/>
+              <w:right w:type="dxa" w:w="90"/>
+            </w:tcMar>
+          </w:tcPr>
+          <w:p>
+            <w:r>
+              <w:rPr>
+                <w:rFonts w:ascii="Calibri" w:cs="Calibri" w:eastAsia="Calibri" w:hAnsi="Calibri"/>
+                <w:sz w:val="20"/>
+                <w:szCs w:val="20"/>
+              </w:rPr>
+              <w:t xml:space="preserve">406 unit pages + 22 key pages + title</w:t>
+            </w:r>
+          </w:p>
+        </w:tc>
+      </w:tr>
+    </w:tbl>
+    <w:tbl>
+      <w:tblPr>
+        <w:tblW w:type="dxa" w:w="9906"/>
+        <w:tblBorders>
+          <w:top w:val="single" w:color="auto" w:sz="4"/>
+          <w:left w:val="single" w:color="auto" w:sz="4"/>
+          <w:bottom w:val="single" w:color="auto" w:sz="4"/>
+          <w:right w:val="single" w:color="auto" w:sz="4"/>
+          <w:insideH w:val="single" w:color="auto" w:sz="4"/>
+          <w:insideV w:val="single" w:color="auto" w:sz="4"/>
+        </w:tblBorders>
+      </w:tblPr>
+      <w:tblGrid>
+        <w:gridCol w:w="9906"/>
+      </w:tblGrid>
+      <w:tr>
+        <w:trPr>
+          <w:cantSplit/>
+        </w:trPr>
+        <w:tc>
+          <w:tcPr>
+            <w:tcW w:type="dxa" w:w="9906"/>
+            <w:tcBorders>
+              <w:top w:val="single" w:color="C55A11" w:sz="6"/>
+              <w:left w:val="single" w:color="C55A11" w:sz="6"/>
+              <w:bottom w:val="single" w:color="C55A11" w:sz="6"/>
+              <w:right w:val="single" w:color="C55A11" w:sz="6"/>
+            </w:tcBorders>
+            <w:shd w:fill="FFF2CC" w:color="auto" w:val="clear"/>
+            <w:tcMar>
+              <w:top w:type="dxa" w:w="100"/>
+              <w:left w:type="dxa" w:w="160"/>
+              <w:bottom w:type="dxa" w:w="100"/>
+              <w:right w:type="dxa" w:w="160"/>
+            </w:tcMar>
+          </w:tcPr>
+          <w:p>
+            <w:pPr>
+              <w:spacing w:after="80"/>
+            </w:pPr>
+            <w:r>
+              <w:rPr>
+                <w:rFonts w:ascii="Calibri" w:cs="Calibri" w:eastAsia="Calibri" w:hAnsi="Calibri"/>
+                <w:b/>
+                <w:bCs/>
+                <w:color w:val="C55A11"/>
+                <w:sz w:val="22"/>
+                <w:szCs w:val="22"/>
+              </w:rPr>
+              <w:t xml:space="preserve">Note</w:t>
+            </w:r>
+          </w:p>
+          <w:p>
+            <w:pPr>
+              <w:spacing w:after="60"/>
+            </w:pPr>
+            <w:r>
+              <w:rPr>
+                <w:rFonts w:ascii="Calibri" w:cs="Calibri" w:eastAsia="Calibri" w:hAnsi="Calibri"/>
+                <w:sz w:val="22"/>
+                <w:szCs w:val="22"/>
+              </w:rPr>
+              <w:t xml:space="preserve">⚠ </w:t>
+            </w:r>
+            <w:r>
+              <w:rPr>
+                <w:rFonts w:ascii="Calibri" w:cs="Calibri" w:eastAsia="Calibri" w:hAnsi="Calibri"/>
+                <w:b/>
+                <w:bCs/>
+                <w:sz w:val="22"/>
+                <w:szCs w:val="22"/>
+              </w:rPr>
+              <w:t xml:space="preserve">Why the Student's Book band moved and the Answer Key's did not, which is the one structural finding of Book 1 and governs Book 2's planning.</w:t>
+            </w:r>
+            <w:r>
+              <w:rPr>
+                <w:rFonts w:ascii="Calibri" w:cs="Calibri" w:eastAsia="Calibri" w:hAnsi="Calibri"/>
+                <w:sz w:val="22"/>
+                <w:szCs w:val="22"/>
+              </w:rPr>
+              <w:t xml:space="preserve"> </w:t>
+            </w:r>
+            <w:r>
+              <w:rPr>
+                <w:rFonts w:ascii="Calibri" w:cs="Calibri" w:eastAsia="Calibri" w:hAnsi="Calibri"/>
+                <w:b/>
+                <w:bCs/>
+                <w:sz w:val="22"/>
+                <w:szCs w:val="22"/>
+              </w:rPr>
+              <w:t xml:space="preserve">At C1 the page count follows the number of unsplittable blocks and not the word count.</w:t>
+            </w:r>
+            <w:r>
+              <w:rPr>
+                <w:rFonts w:ascii="Calibri" w:cs="Calibri" w:eastAsia="Calibri" w:hAnsi="Calibri"/>
+                <w:sz w:val="22"/>
+                <w:szCs w:val="22"/>
+              </w:rPr>
+              <w:t xml:space="preserve"> </w:t>
+            </w:r>
+            <w:r>
+              <w:rPr>
+                <w:rFonts w:ascii="Calibri" w:cs="Calibri" w:eastAsia="Calibri" w:hAnsi="Calibri"/>
+                <w:b/>
+                <w:bCs/>
+                <w:sz w:val="22"/>
+                <w:szCs w:val="22"/>
+              </w:rPr>
+              <w:t xml:space="preserve">Prose barely moves a page</w:t>
+            </w:r>
+            <w:r>
+              <w:rPr>
+                <w:rFonts w:ascii="Calibri" w:cs="Calibri" w:eastAsia="Calibri" w:hAnsi="Calibri"/>
+                <w:sz w:val="22"/>
+                <w:szCs w:val="22"/>
+              </w:rPr>
+              <w:t xml:space="preserve">: about 250 words came out of Unit 9's audio script and the unit did not lose a page. </w:t>
+            </w:r>
+            <w:r>
+              <w:rPr>
+                <w:rFonts w:ascii="Calibri" w:cs="Calibri" w:eastAsia="Calibri" w:hAnsi="Calibri"/>
+                <w:b/>
+                <w:bCs/>
+                <w:sz w:val="22"/>
+                <w:szCs w:val="22"/>
+              </w:rPr>
+              <w:t xml:space="preserve">A </w:t>
+            </w:r>
+            <w:r>
+              <w:rPr>
+                <w:rFonts w:ascii="Consolas" w:cs="Consolas" w:eastAsia="Consolas" w:hAnsi="Consolas"/>
+                <w:b/>
+                <w:bCs/>
+                <w:sz w:val="20"/>
+                <w:szCs w:val="20"/>
+              </w:rPr>
+              <w:t xml:space="preserve">box()</w:t>
+            </w:r>
+            <w:r>
+              <w:rPr>
+                <w:rFonts w:ascii="Calibri" w:cs="Calibri" w:eastAsia="Calibri" w:hAnsi="Calibri"/>
+                <w:b/>
+                <w:bCs/>
+                <w:sz w:val="22"/>
+                <w:szCs w:val="22"/>
+              </w:rPr>
+              <w:t xml:space="preserve"> or </w:t>
+            </w:r>
+            <w:r>
+              <w:rPr>
+                <w:rFonts w:ascii="Consolas" w:cs="Consolas" w:eastAsia="Consolas" w:hAnsi="Consolas"/>
+                <w:b/>
+                <w:bCs/>
+                <w:sz w:val="20"/>
+                <w:szCs w:val="20"/>
+              </w:rPr>
+              <w:t xml:space="preserve">table()</w:t>
+            </w:r>
+            <w:r>
+              <w:rPr>
+                <w:rFonts w:ascii="Calibri" w:cs="Calibri" w:eastAsia="Calibri" w:hAnsi="Calibri"/>
+                <w:b/>
+                <w:bCs/>
+                <w:sz w:val="22"/>
+                <w:szCs w:val="22"/>
+              </w:rPr>
+              <w:t xml:space="preserve"> that will not fit jumps whole</w:t>
+            </w:r>
+            <w:r>
+              <w:rPr>
+                <w:rFonts w:ascii="Calibri" w:cs="Calibri" w:eastAsia="Calibri" w:hAnsi="Calibri"/>
+                <w:sz w:val="22"/>
+                <w:szCs w:val="22"/>
+              </w:rPr>
+              <w:t xml:space="preserve">, and the closing </w:t>
+            </w:r>
+            <w:r>
+              <w:rPr>
+                <w:rFonts w:ascii="Calibri" w:cs="Calibri" w:eastAsia="Calibri" w:hAnsi="Calibri"/>
+                <w:i/>
+                <w:iCs/>
+                <w:sz w:val="22"/>
+                <w:szCs w:val="22"/>
+              </w:rPr>
+              <w:t xml:space="preserve">Vocabulary of this unit</w:t>
+            </w:r>
+            <w:r>
+              <w:rPr>
+                <w:rFonts w:ascii="Calibri" w:cs="Calibri" w:eastAsia="Calibri" w:hAnsi="Calibri"/>
+                <w:sz w:val="22"/>
+                <w:szCs w:val="22"/>
+              </w:rPr>
+              <w:t xml:space="preserve"> box is </w:t>
+            </w:r>
+            <w:r>
+              <w:rPr>
+                <w:rFonts w:ascii="Consolas" w:cs="Consolas" w:eastAsia="Consolas" w:hAnsi="Consolas"/>
+                <w:sz w:val="20"/>
+                <w:szCs w:val="20"/>
+              </w:rPr>
+              <w:t xml:space="preserve">cantSplit</w:t>
+            </w:r>
+            <w:r>
+              <w:rPr>
+                <w:rFonts w:ascii="Calibri" w:cs="Calibri" w:eastAsia="Calibri" w:hAnsi="Calibri"/>
+                <w:sz w:val="22"/>
+                <w:szCs w:val="22"/>
+              </w:rPr>
+              <w:t xml:space="preserve"> and takes a page of its own on any unit that has reached 49. ⚠ </w:t>
+            </w:r>
+            <w:r>
+              <w:rPr>
+                <w:rFonts w:ascii="Calibri" w:cs="Calibri" w:eastAsia="Calibri" w:hAnsi="Calibri"/>
+                <w:b/>
+                <w:bCs/>
+                <w:sz w:val="22"/>
+                <w:szCs w:val="22"/>
+              </w:rPr>
+              <w:t xml:space="preserve">Unit 9 was trimmed three times before the band was widened</w:t>
+            </w:r>
+            <w:r>
+              <w:rPr>
+                <w:rFonts w:ascii="Calibri" w:cs="Calibri" w:eastAsia="Calibri" w:hAnsi="Calibri"/>
+                <w:sz w:val="22"/>
+                <w:szCs w:val="22"/>
+              </w:rPr>
+              <w:t xml:space="preserve"> — the nine-degrees table was regrouped into a box, then folded into the language box, then the vocabulary box was shortened — </w:t>
+            </w:r>
+            <w:r>
+              <w:rPr>
+                <w:rFonts w:ascii="Calibri" w:cs="Calibri" w:eastAsia="Calibri" w:hAnsi="Calibri"/>
+                <w:b/>
+                <w:bCs/>
+                <w:sz w:val="22"/>
+                <w:szCs w:val="22"/>
+              </w:rPr>
+              <w:t xml:space="preserve">and it measured 50 after all three.</w:t>
+            </w:r>
+            <w:r>
+              <w:rPr>
+                <w:rFonts w:ascii="Calibri" w:cs="Calibri" w:eastAsia="Calibri" w:hAnsi="Calibri"/>
+                <w:sz w:val="22"/>
+                <w:szCs w:val="22"/>
+              </w:rPr>
+              <w:t xml:space="preserve"> </w:t>
+            </w:r>
+            <w:r>
+              <w:rPr>
+                <w:rFonts w:ascii="Calibri" w:cs="Calibri" w:eastAsia="Calibri" w:hAnsi="Calibri"/>
+                <w:b/>
+                <w:bCs/>
+                <w:sz w:val="22"/>
+                <w:szCs w:val="22"/>
+              </w:rPr>
+              <w:t xml:space="preserve">The Answer Key has no such closing block and its content is paragraphs, so it sat inside a four-page band for twelve units without one amendment.</w:t>
+            </w:r>
+            <w:r>
+              <w:rPr>
+                <w:rFonts w:ascii="Calibri" w:cs="Calibri" w:eastAsia="Calibri" w:hAnsi="Calibri"/>
+                <w:sz w:val="22"/>
+                <w:szCs w:val="22"/>
+              </w:rPr>
+              <w:t xml:space="preserve"> </w:t>
+            </w:r>
+            <w:r>
+              <w:rPr>
+                <w:rFonts w:ascii="Calibri" w:cs="Calibri" w:eastAsia="Calibri" w:hAnsi="Calibri"/>
+                <w:b/>
+                <w:bCs/>
+                <w:sz w:val="22"/>
+                <w:szCs w:val="22"/>
+              </w:rPr>
+              <w:t xml:space="preserve">The lesson for Book 2: plan the Student's Book at 45–50 from Unit 13 and do not trim prose to save a page, because prose is not what is costing it.</w:t>
+            </w:r>
+          </w:p>
+        </w:tc>
+      </w:tr>
+    </w:tbl>
+    <w:tbl>
+      <w:tblPr>
+        <w:tblW w:type="dxa" w:w="9906"/>
+        <w:tblBorders>
+          <w:top w:val="single" w:color="auto" w:sz="4"/>
+          <w:left w:val="single" w:color="auto" w:sz="4"/>
+          <w:bottom w:val="single" w:color="auto" w:sz="4"/>
+          <w:right w:val="single" w:color="auto" w:sz="4"/>
+          <w:insideH w:val="single" w:color="auto" w:sz="4"/>
+          <w:insideV w:val="single" w:color="auto" w:sz="4"/>
+        </w:tblBorders>
+      </w:tblPr>
+      <w:tblGrid>
+        <w:gridCol w:w="9906"/>
+      </w:tblGrid>
+      <w:tr>
+        <w:trPr>
+          <w:cantSplit/>
+        </w:trPr>
+        <w:tc>
+          <w:tcPr>
+            <w:tcW w:type="dxa" w:w="9906"/>
+            <w:tcBorders>
+              <w:top w:val="single" w:color="C55A11" w:sz="6"/>
+              <w:left w:val="single" w:color="C55A11" w:sz="6"/>
+              <w:bottom w:val="single" w:color="C55A11" w:sz="6"/>
+              <w:right w:val="single" w:color="C55A11" w:sz="6"/>
+            </w:tcBorders>
+            <w:shd w:fill="FFF2CC" w:color="auto" w:val="clear"/>
+            <w:tcMar>
+              <w:top w:type="dxa" w:w="100"/>
+              <w:left w:type="dxa" w:w="160"/>
+              <w:bottom w:type="dxa" w:w="100"/>
+              <w:right w:type="dxa" w:w="160"/>
+            </w:tcMar>
+          </w:tcPr>
+          <w:p>
+            <w:pPr>
+              <w:spacing w:after="80"/>
+            </w:pPr>
+            <w:r>
+              <w:rPr>
+                <w:rFonts w:ascii="Calibri" w:cs="Calibri" w:eastAsia="Calibri" w:hAnsi="Calibri"/>
+                <w:b/>
+                <w:bCs/>
+                <w:color w:val="C55A11"/>
+                <w:sz w:val="22"/>
+                <w:szCs w:val="22"/>
+              </w:rPr>
+              <w:t xml:space="preserve">Note</w:t>
+            </w:r>
+          </w:p>
+          <w:p>
+            <w:pPr>
+              <w:spacing w:after="60"/>
+            </w:pPr>
+            <w:r>
+              <w:rPr>
+                <w:rFonts w:ascii="Calibri" w:cs="Calibri" w:eastAsia="Calibri" w:hAnsi="Calibri"/>
+                <w:b/>
+                <w:bCs/>
+                <w:sz w:val="22"/>
+                <w:szCs w:val="22"/>
+              </w:rPr>
+              <w:t xml:space="preserve">The End-of-Book Test came in at 15 against a projection of 16–17, and the projection was right about the reason and wrong about the arithmetic.</w:t>
+            </w:r>
+            <w:r>
+              <w:rPr>
+                <w:rFonts w:ascii="Calibri" w:cs="Calibri" w:eastAsia="Calibri" w:hAnsi="Calibri"/>
+                <w:sz w:val="22"/>
+                <w:szCs w:val="22"/>
+              </w:rPr>
+              <w:t xml:space="preserve"> ⚠ </w:t>
+            </w:r>
+            <w:r>
+              <w:rPr>
+                <w:rFonts w:ascii="Calibri" w:cs="Calibri" w:eastAsia="Calibri" w:hAnsi="Calibri"/>
+                <w:b/>
+                <w:bCs/>
+                <w:sz w:val="22"/>
+                <w:szCs w:val="22"/>
+              </w:rPr>
+              <w:t xml:space="preserve">§2 predicted the Speaking paper would cost pages because it doubles to 20 marks and cannot be four prompts and a rubric</w:t>
+            </w:r>
+            <w:r>
+              <w:rPr>
+                <w:rFonts w:ascii="Calibri" w:cs="Calibri" w:eastAsia="Calibri" w:hAnsi="Calibri"/>
+                <w:sz w:val="22"/>
+                <w:szCs w:val="22"/>
+              </w:rPr>
+              <w:t xml:space="preserve"> — </w:t>
+            </w:r>
+            <w:r>
+              <w:rPr>
+                <w:rFonts w:ascii="Calibri" w:cs="Calibri" w:eastAsia="Calibri" w:hAnsi="Calibri"/>
+                <w:b/>
+                <w:bCs/>
+                <w:sz w:val="22"/>
+                <w:szCs w:val="22"/>
+              </w:rPr>
+              <w:t xml:space="preserve">and it does cost them: four parts with their own materials, six described photographs, a five-option prompt sheet, an interview frame and five discussion questions, each with the examiner's follow-up printed.</w:t>
+            </w:r>
+            <w:r>
+              <w:rPr>
+                <w:rFonts w:ascii="Calibri" w:cs="Calibri" w:eastAsia="Calibri" w:hAnsi="Calibri"/>
+                <w:sz w:val="22"/>
+                <w:szCs w:val="22"/>
+              </w:rPr>
+              <w:t xml:space="preserve"> </w:t>
+            </w:r>
+            <w:r>
+              <w:rPr>
+                <w:rFonts w:ascii="Calibri" w:cs="Calibri" w:eastAsia="Calibri" w:hAnsi="Calibri"/>
+                <w:b/>
+                <w:bCs/>
+                <w:sz w:val="22"/>
+                <w:szCs w:val="22"/>
+              </w:rPr>
+              <w:t xml:space="preserve">What the projection did not allow for is that Reading and Use of English at 40 marks fits eight parts in fewer pages than six parts at 24 did, because the per-part rubric is the fixed cost and the texts are shared.</w:t>
+            </w:r>
+            <w:r>
+              <w:rPr>
+                <w:rFonts w:ascii="Calibri" w:cs="Calibri" w:eastAsia="Calibri" w:hAnsi="Calibri"/>
+                <w:sz w:val="22"/>
+                <w:szCs w:val="22"/>
+              </w:rPr>
+              <w:t xml:space="preserve"> </w:t>
+            </w:r>
+            <w:r>
+              <w:rPr>
+                <w:rFonts w:ascii="Calibri" w:cs="Calibri" w:eastAsia="Calibri" w:hAnsi="Calibri"/>
+                <w:b/>
+                <w:bCs/>
+                <w:sz w:val="22"/>
+                <w:szCs w:val="22"/>
+              </w:rPr>
+              <w:t xml:space="preserve">One page, and it is recorded rather than corrected.</w:t>
+            </w:r>
+          </w:p>
+        </w:tc>
+      </w:tr>
+    </w:tbl>
+    <w:p>
+      <w:pPr>
+        <w:pStyle w:val="Heading3"/>
+        <w:spacing w:after="80" w:before="200"/>
+      </w:pPr>
+      <w:r>
+        <w:rPr>
+          <w:rFonts w:ascii="Calibri" w:cs="Calibri" w:eastAsia="Calibri" w:hAnsi="Calibri"/>
+        </w:rPr>
+        <w:t xml:space="preserve">The examination rotation as built</w:t>
+      </w:r>
+    </w:p>
+    <w:p>
+      <w:pPr>
+        <w:spacing w:after="100"/>
+      </w:pPr>
+      <w:r>
+        <w:rPr>
+          <w:rFonts w:ascii="Calibri" w:cs="Calibri" w:eastAsia="Calibri" w:hAnsi="Calibri"/>
+          <w:sz w:val="22"/>
+          <w:szCs w:val="22"/>
+        </w:rPr>
+        <w:t xml:space="preserve">⚠ </w:t>
+      </w:r>
+      <w:r>
+        <w:rPr>
+          <w:rFonts w:ascii="Calibri" w:cs="Calibri" w:eastAsia="Calibri" w:hAnsi="Calibri"/>
+          <w:b/>
+          <w:bCs/>
+          <w:sz w:val="22"/>
+          <w:szCs w:val="22"/>
+        </w:rPr>
+        <w:t xml:space="preserve">All eight Reading and Use of English parts were covered, each either once or twice, and all four Listening parts three times each.</w:t>
+      </w:r>
+      <w:r>
+        <w:rPr>
+          <w:rFonts w:ascii="Calibri" w:cs="Calibri" w:eastAsia="Calibri" w:hAnsi="Calibri"/>
+          <w:sz w:val="22"/>
+          <w:szCs w:val="22"/>
+        </w:rPr>
+        <w:t xml:space="preserve"> </w:t>
+      </w:r>
+      <w:r>
+        <w:rPr>
+          <w:rFonts w:ascii="Calibri" w:cs="Calibri" w:eastAsia="Calibri" w:hAnsi="Calibri"/>
+          <w:b/>
+          <w:bCs/>
+          <w:sz w:val="22"/>
+          <w:szCs w:val="22"/>
+        </w:rPr>
+        <w:t xml:space="preserve">The rotation below is the one the End-of-Book Test is built from and the one Book 2 has to complete</w:t>
+      </w:r>
+      <w:r>
+        <w:rPr>
+          <w:rFonts w:ascii="Calibri" w:cs="Calibri" w:eastAsia="Calibri" w:hAnsi="Calibri"/>
+          <w:sz w:val="22"/>
+          <w:szCs w:val="22"/>
+        </w:rPr>
+        <w:t xml:space="preserve"> — </w:t>
+      </w:r>
+      <w:r>
+        <w:rPr>
+          <w:rFonts w:ascii="Calibri" w:cs="Calibri" w:eastAsia="Calibri" w:hAnsi="Calibri"/>
+          <w:b/>
+          <w:bCs/>
+          <w:sz w:val="22"/>
+          <w:szCs w:val="22"/>
+        </w:rPr>
+        <w:t xml:space="preserve">every part three times across the twenty-four units.</w:t>
+      </w:r>
+    </w:p>
+    <w:tbl>
+      <w:tblPr>
+        <w:tblW w:type="dxa" w:w="9906"/>
+        <w:tblBorders>
+          <w:top w:val="single" w:color="auto" w:sz="4"/>
+          <w:left w:val="single" w:color="auto" w:sz="4"/>
+          <w:bottom w:val="single" w:color="auto" w:sz="4"/>
+          <w:right w:val="single" w:color="auto" w:sz="4"/>
+          <w:insideH w:val="single" w:color="auto" w:sz="4"/>
+          <w:insideV w:val="single" w:color="auto" w:sz="4"/>
+        </w:tblBorders>
+      </w:tblPr>
+      <w:tblGrid>
+        <w:gridCol w:w="1651"/>
+        <w:gridCol w:w="3773"/>
+        <w:gridCol w:w="2594"/>
+        <w:gridCol w:w="1888"/>
+      </w:tblGrid>
+      <w:tr>
+        <w:trPr>
+          <w:tblHeader/>
+        </w:trPr>
+        <w:tc>
+          <w:tcPr>
+            <w:tcW w:type="dxa" w:w="1651"/>
+            <w:tcBorders>
+              <w:top w:val="single" w:color="A6A6A6" w:sz="4"/>
+              <w:left w:val="single" w:color="A6A6A6" w:sz="4"/>
+              <w:bottom w:val="single" w:color="A6A6A6" w:sz="4"/>
+              <w:right w:val="single" w:color="A6A6A6" w:sz="4"/>
+            </w:tcBorders>
+            <w:shd w:fill="1F3864" w:color="auto" w:val="clear"/>
+            <w:tcMar>
+              <w:top w:type="dxa" w:w="50"/>
+              <w:left w:type="dxa" w:w="90"/>
+              <w:bottom w:type="dxa" w:w="50"/>
+              <w:right w:type="dxa" w:w="90"/>
+            </w:tcMar>
+          </w:tcPr>
+          <w:p>
+            <w:r>
+              <w:rPr>
+                <w:rFonts w:ascii="Calibri" w:cs="Calibri" w:eastAsia="Calibri" w:hAnsi="Calibri"/>
+                <w:b/>
+                <w:bCs/>
+                <w:color w:val="FFFFFF"/>
+                <w:sz w:val="20"/>
+                <w:szCs w:val="20"/>
+              </w:rPr>
+              <w:t xml:space="preserve">Unit</w:t>
+            </w:r>
+          </w:p>
+        </w:tc>
+        <w:tc>
+          <w:tcPr>
+            <w:tcW w:type="dxa" w:w="3773"/>
+            <w:tcBorders>
+              <w:top w:val="single" w:color="A6A6A6" w:sz="4"/>
+              <w:left w:val="single" w:color="A6A6A6" w:sz="4"/>
+              <w:bottom w:val="single" w:color="A6A6A6" w:sz="4"/>
+              <w:right w:val="single" w:color="A6A6A6" w:sz="4"/>
+            </w:tcBorders>
+            <w:shd w:fill="1F3864" w:color="auto" w:val="clear"/>
+            <w:tcMar>
+              <w:top w:type="dxa" w:w="50"/>
+              <w:left w:type="dxa" w:w="90"/>
+              <w:bottom w:type="dxa" w:w="50"/>
+              <w:right w:type="dxa" w:w="90"/>
+            </w:tcMar>
+          </w:tcPr>
+          <w:p>
+            <w:r>
+              <w:rPr>
+                <w:rFonts w:ascii="Calibri" w:cs="Calibri" w:eastAsia="Calibri" w:hAnsi="Calibri"/>
+                <w:b/>
+                <w:bCs/>
+                <w:color w:val="FFFFFF"/>
+                <w:sz w:val="20"/>
+                <w:szCs w:val="20"/>
+              </w:rPr>
+              <w:t xml:space="preserve">Reading and Use of English</w:t>
+            </w:r>
+          </w:p>
+        </w:tc>
+        <w:tc>
+          <w:tcPr>
+            <w:tcW w:type="dxa" w:w="2594"/>
+            <w:tcBorders>
+              <w:top w:val="single" w:color="A6A6A6" w:sz="4"/>
+              <w:left w:val="single" w:color="A6A6A6" w:sz="4"/>
+              <w:bottom w:val="single" w:color="A6A6A6" w:sz="4"/>
+              <w:right w:val="single" w:color="A6A6A6" w:sz="4"/>
+            </w:tcBorders>
+            <w:shd w:fill="1F3864" w:color="auto" w:val="clear"/>
+            <w:tcMar>
+              <w:top w:type="dxa" w:w="50"/>
+              <w:left w:type="dxa" w:w="90"/>
+              <w:bottom w:type="dxa" w:w="50"/>
+              <w:right w:type="dxa" w:w="90"/>
+            </w:tcMar>
+          </w:tcPr>
+          <w:p>
+            <w:r>
+              <w:rPr>
+                <w:rFonts w:ascii="Calibri" w:cs="Calibri" w:eastAsia="Calibri" w:hAnsi="Calibri"/>
+                <w:b/>
+                <w:bCs/>
+                <w:color w:val="FFFFFF"/>
+                <w:sz w:val="20"/>
+                <w:szCs w:val="20"/>
+              </w:rPr>
+              <w:t xml:space="preserve">Writing</w:t>
+            </w:r>
+          </w:p>
+        </w:tc>
+        <w:tc>
+          <w:tcPr>
+            <w:tcW w:type="dxa" w:w="1888"/>
+            <w:tcBorders>
+              <w:top w:val="single" w:color="A6A6A6" w:sz="4"/>
+              <w:left w:val="single" w:color="A6A6A6" w:sz="4"/>
+              <w:bottom w:val="single" w:color="A6A6A6" w:sz="4"/>
+              <w:right w:val="single" w:color="A6A6A6" w:sz="4"/>
+            </w:tcBorders>
+            <w:shd w:fill="1F3864" w:color="auto" w:val="clear"/>
+            <w:tcMar>
+              <w:top w:type="dxa" w:w="50"/>
+              <w:left w:type="dxa" w:w="90"/>
+              <w:bottom w:type="dxa" w:w="50"/>
+              <w:right w:type="dxa" w:w="90"/>
+            </w:tcMar>
+          </w:tcPr>
+          <w:p>
+            <w:r>
+              <w:rPr>
+                <w:rFonts w:ascii="Calibri" w:cs="Calibri" w:eastAsia="Calibri" w:hAnsi="Calibri"/>
+                <w:b/>
+                <w:bCs/>
+                <w:color w:val="FFFFFF"/>
+                <w:sz w:val="20"/>
+                <w:szCs w:val="20"/>
+              </w:rPr>
+              <w:t xml:space="preserve">Listening</w:t>
+            </w:r>
+          </w:p>
+        </w:tc>
+      </w:tr>
+      <w:tr>
+        <w:tc>
+          <w:tcPr>
+            <w:tcW w:type="dxa" w:w="1651"/>
+            <w:tcBorders>
+              <w:top w:val="single" w:color="A6A6A6" w:sz="4"/>
+              <w:left w:val="single" w:color="A6A6A6" w:sz="4"/>
+              <w:bottom w:val="single" w:color="A6A6A6" w:sz="4"/>
+              <w:right w:val="single" w:color="A6A6A6" w:sz="4"/>
+            </w:tcBorders>
+            <w:tcMar>
+              <w:top w:type="dxa" w:w="50"/>
+              <w:left w:type="dxa" w:w="90"/>
+              <w:bottom w:type="dxa" w:w="50"/>
+              <w:right w:type="dxa" w:w="90"/>
+            </w:tcMar>
+          </w:tcPr>
+          <w:p>
+            <w:r>
+              <w:rPr>
+                <w:rFonts w:ascii="Calibri" w:cs="Calibri" w:eastAsia="Calibri" w:hAnsi="Calibri"/>
+                <w:b/>
+                <w:bCs/>
+                <w:sz w:val="20"/>
+                <w:szCs w:val="20"/>
+              </w:rPr>
+              <w:t xml:space="preserve">1 · 2 · 3 · 4</w:t>
+            </w:r>
+          </w:p>
+        </w:tc>
+        <w:tc>
+          <w:tcPr>
+            <w:tcW w:type="dxa" w:w="3773"/>
+            <w:tcBorders>
+              <w:top w:val="single" w:color="A6A6A6" w:sz="4"/>
+              <w:left w:val="single" w:color="A6A6A6" w:sz="4"/>
+              <w:bottom w:val="single" w:color="A6A6A6" w:sz="4"/>
+              <w:right w:val="single" w:color="A6A6A6" w:sz="4"/>
+            </w:tcBorders>
+            <w:tcMar>
+              <w:top w:type="dxa" w:w="50"/>
+              <w:left w:type="dxa" w:w="90"/>
+              <w:bottom w:type="dxa" w:w="50"/>
+              <w:right w:type="dxa" w:w="90"/>
+            </w:tcMar>
+          </w:tcPr>
+          <w:p>
+            <w:r>
+              <w:rPr>
+                <w:rFonts w:ascii="Calibri" w:cs="Calibri" w:eastAsia="Calibri" w:hAnsi="Calibri"/>
+                <w:sz w:val="20"/>
+                <w:szCs w:val="20"/>
+              </w:rPr>
+              <w:t xml:space="preserve">Part 3 · Part 4 · Part 1 · Part 2</w:t>
+            </w:r>
+          </w:p>
+        </w:tc>
+        <w:tc>
+          <w:tcPr>
+            <w:tcW w:type="dxa" w:w="2594"/>
+            <w:tcBorders>
+              <w:top w:val="single" w:color="A6A6A6" w:sz="4"/>
+              <w:left w:val="single" w:color="A6A6A6" w:sz="4"/>
+              <w:bottom w:val="single" w:color="A6A6A6" w:sz="4"/>
+              <w:right w:val="single" w:color="A6A6A6" w:sz="4"/>
+            </w:tcBorders>
+            <w:tcMar>
+              <w:top w:type="dxa" w:w="50"/>
+              <w:left w:type="dxa" w:w="90"/>
+              <w:bottom w:type="dxa" w:w="50"/>
+              <w:right w:type="dxa" w:w="90"/>
+            </w:tcMar>
+          </w:tcPr>
+          <w:p>
+            <w:r>
+              <w:rPr>
+                <w:rFonts w:ascii="Calibri" w:cs="Calibri" w:eastAsia="Calibri" w:hAnsi="Calibri"/>
+                <w:sz w:val="20"/>
+                <w:szCs w:val="20"/>
+              </w:rPr>
+              <w:t xml:space="preserve">essay · letter · essay · proposal</w:t>
+            </w:r>
+          </w:p>
+        </w:tc>
+        <w:tc>
+          <w:tcPr>
+            <w:tcW w:type="dxa" w:w="1888"/>
+            <w:tcBorders>
+              <w:top w:val="single" w:color="A6A6A6" w:sz="4"/>
+              <w:left w:val="single" w:color="A6A6A6" w:sz="4"/>
+              <w:bottom w:val="single" w:color="A6A6A6" w:sz="4"/>
+              <w:right w:val="single" w:color="A6A6A6" w:sz="4"/>
+            </w:tcBorders>
+            <w:tcMar>
+              <w:top w:type="dxa" w:w="50"/>
+              <w:left w:type="dxa" w:w="90"/>
+              <w:bottom w:type="dxa" w:w="50"/>
+              <w:right w:type="dxa" w:w="90"/>
+            </w:tcMar>
+          </w:tcPr>
+          <w:p>
+            <w:r>
+              <w:rPr>
+                <w:rFonts w:ascii="Calibri" w:cs="Calibri" w:eastAsia="Calibri" w:hAnsi="Calibri"/>
+                <w:sz w:val="20"/>
+                <w:szCs w:val="20"/>
+              </w:rPr>
+              <w:t xml:space="preserve">L1 · L2 · L3 · L4</w:t>
+            </w:r>
+          </w:p>
+        </w:tc>
+      </w:tr>
+      <w:tr>
+        <w:tc>
+          <w:tcPr>
+            <w:tcW w:type="dxa" w:w="1651"/>
+            <w:tcBorders>
+              <w:top w:val="single" w:color="A6A6A6" w:sz="4"/>
+              <w:left w:val="single" w:color="A6A6A6" w:sz="4"/>
+              <w:bottom w:val="single" w:color="A6A6A6" w:sz="4"/>
+              <w:right w:val="single" w:color="A6A6A6" w:sz="4"/>
+            </w:tcBorders>
+            <w:tcMar>
+              <w:top w:type="dxa" w:w="50"/>
+              <w:left w:type="dxa" w:w="90"/>
+              <w:bottom w:type="dxa" w:w="50"/>
+              <w:right w:type="dxa" w:w="90"/>
+            </w:tcMar>
+          </w:tcPr>
+          <w:p>
+            <w:r>
+              <w:rPr>
+                <w:rFonts w:ascii="Calibri" w:cs="Calibri" w:eastAsia="Calibri" w:hAnsi="Calibri"/>
+                <w:b/>
+                <w:bCs/>
+                <w:sz w:val="20"/>
+                <w:szCs w:val="20"/>
+              </w:rPr>
+              <w:t xml:space="preserve">5 · 6 · 7 · 8</w:t>
+            </w:r>
+          </w:p>
+        </w:tc>
+        <w:tc>
+          <w:tcPr>
+            <w:tcW w:type="dxa" w:w="3773"/>
+            <w:tcBorders>
+              <w:top w:val="single" w:color="A6A6A6" w:sz="4"/>
+              <w:left w:val="single" w:color="A6A6A6" w:sz="4"/>
+              <w:bottom w:val="single" w:color="A6A6A6" w:sz="4"/>
+              <w:right w:val="single" w:color="A6A6A6" w:sz="4"/>
+            </w:tcBorders>
+            <w:tcMar>
+              <w:top w:type="dxa" w:w="50"/>
+              <w:left w:type="dxa" w:w="90"/>
+              <w:bottom w:type="dxa" w:w="50"/>
+              <w:right w:type="dxa" w:w="90"/>
+            </w:tcMar>
+          </w:tcPr>
+          <w:p>
+            <w:r>
+              <w:rPr>
+                <w:rFonts w:ascii="Calibri" w:cs="Calibri" w:eastAsia="Calibri" w:hAnsi="Calibri"/>
+                <w:sz w:val="20"/>
+                <w:szCs w:val="20"/>
+              </w:rPr>
+              <w:t xml:space="preserve">Part 5 · Part 7 · Part 8 · Part 6</w:t>
+            </w:r>
+          </w:p>
+        </w:tc>
+        <w:tc>
+          <w:tcPr>
+            <w:tcW w:type="dxa" w:w="2594"/>
+            <w:tcBorders>
+              <w:top w:val="single" w:color="A6A6A6" w:sz="4"/>
+              <w:left w:val="single" w:color="A6A6A6" w:sz="4"/>
+              <w:bottom w:val="single" w:color="A6A6A6" w:sz="4"/>
+              <w:right w:val="single" w:color="A6A6A6" w:sz="4"/>
+            </w:tcBorders>
+            <w:tcMar>
+              <w:top w:type="dxa" w:w="50"/>
+              <w:left w:type="dxa" w:w="90"/>
+              <w:bottom w:type="dxa" w:w="50"/>
+              <w:right w:type="dxa" w:w="90"/>
+            </w:tcMar>
+          </w:tcPr>
+          <w:p>
+            <w:r>
+              <w:rPr>
+                <w:rFonts w:ascii="Calibri" w:cs="Calibri" w:eastAsia="Calibri" w:hAnsi="Calibri"/>
+                <w:sz w:val="20"/>
+                <w:szCs w:val="20"/>
+              </w:rPr>
+              <w:t xml:space="preserve">essay · report · essay · review</w:t>
+            </w:r>
+          </w:p>
+        </w:tc>
+        <w:tc>
+          <w:tcPr>
+            <w:tcW w:type="dxa" w:w="1888"/>
+            <w:tcBorders>
+              <w:top w:val="single" w:color="A6A6A6" w:sz="4"/>
+              <w:left w:val="single" w:color="A6A6A6" w:sz="4"/>
+              <w:bottom w:val="single" w:color="A6A6A6" w:sz="4"/>
+              <w:right w:val="single" w:color="A6A6A6" w:sz="4"/>
+            </w:tcBorders>
+            <w:tcMar>
+              <w:top w:type="dxa" w:w="50"/>
+              <w:left w:type="dxa" w:w="90"/>
+              <w:bottom w:type="dxa" w:w="50"/>
+              <w:right w:type="dxa" w:w="90"/>
+            </w:tcMar>
+          </w:tcPr>
+          <w:p>
+            <w:r>
+              <w:rPr>
+                <w:rFonts w:ascii="Calibri" w:cs="Calibri" w:eastAsia="Calibri" w:hAnsi="Calibri"/>
+                <w:sz w:val="20"/>
+                <w:szCs w:val="20"/>
+              </w:rPr>
+              <w:t xml:space="preserve">L1 · L2 · L3 · L4</w:t>
+            </w:r>
+          </w:p>
+        </w:tc>
+      </w:tr>
+      <w:tr>
+        <w:tc>
+          <w:tcPr>
+            <w:tcW w:type="dxa" w:w="1651"/>
+            <w:tcBorders>
+              <w:top w:val="single" w:color="A6A6A6" w:sz="4"/>
+              <w:left w:val="single" w:color="A6A6A6" w:sz="4"/>
+              <w:bottom w:val="single" w:color="A6A6A6" w:sz="4"/>
+              <w:right w:val="single" w:color="A6A6A6" w:sz="4"/>
+            </w:tcBorders>
+            <w:tcMar>
+              <w:top w:type="dxa" w:w="50"/>
+              <w:left w:type="dxa" w:w="90"/>
+              <w:bottom w:type="dxa" w:w="50"/>
+              <w:right w:type="dxa" w:w="90"/>
+            </w:tcMar>
+          </w:tcPr>
+          <w:p>
+            <w:r>
+              <w:rPr>
+                <w:rFonts w:ascii="Calibri" w:cs="Calibri" w:eastAsia="Calibri" w:hAnsi="Calibri"/>
+                <w:b/>
+                <w:bCs/>
+                <w:sz w:val="20"/>
+                <w:szCs w:val="20"/>
+              </w:rPr>
+              <w:t xml:space="preserve">9 · 10 · 11 · 12</w:t>
+            </w:r>
+          </w:p>
+        </w:tc>
+        <w:tc>
+          <w:tcPr>
+            <w:tcW w:type="dxa" w:w="3773"/>
+            <w:tcBorders>
+              <w:top w:val="single" w:color="A6A6A6" w:sz="4"/>
+              <w:left w:val="single" w:color="A6A6A6" w:sz="4"/>
+              <w:bottom w:val="single" w:color="A6A6A6" w:sz="4"/>
+              <w:right w:val="single" w:color="A6A6A6" w:sz="4"/>
+            </w:tcBorders>
+            <w:tcMar>
+              <w:top w:type="dxa" w:w="50"/>
+              <w:left w:type="dxa" w:w="90"/>
+              <w:bottom w:type="dxa" w:w="50"/>
+              <w:right w:type="dxa" w:w="90"/>
+            </w:tcMar>
+          </w:tcPr>
+          <w:p>
+            <w:r>
+              <w:rPr>
+                <w:rFonts w:ascii="Calibri" w:cs="Calibri" w:eastAsia="Calibri" w:hAnsi="Calibri"/>
+                <w:sz w:val="20"/>
+                <w:szCs w:val="20"/>
+              </w:rPr>
+              <w:t xml:space="preserve">Part 3 · Part 1 · Part 4 · Part 5</w:t>
+            </w:r>
+          </w:p>
+        </w:tc>
+        <w:tc>
+          <w:tcPr>
+            <w:tcW w:type="dxa" w:w="2594"/>
+            <w:tcBorders>
+              <w:top w:val="single" w:color="A6A6A6" w:sz="4"/>
+              <w:left w:val="single" w:color="A6A6A6" w:sz="4"/>
+              <w:bottom w:val="single" w:color="A6A6A6" w:sz="4"/>
+              <w:right w:val="single" w:color="A6A6A6" w:sz="4"/>
+            </w:tcBorders>
+            <w:tcMar>
+              <w:top w:type="dxa" w:w="50"/>
+              <w:left w:type="dxa" w:w="90"/>
+              <w:bottom w:type="dxa" w:w="50"/>
+              <w:right w:type="dxa" w:w="90"/>
+            </w:tcMar>
+          </w:tcPr>
+          <w:p>
+            <w:r>
+              <w:rPr>
+                <w:rFonts w:ascii="Calibri" w:cs="Calibri" w:eastAsia="Calibri" w:hAnsi="Calibri"/>
+                <w:sz w:val="20"/>
+                <w:szCs w:val="20"/>
+              </w:rPr>
+              <w:t xml:space="preserve">essay · letter · essay · proposal</w:t>
+            </w:r>
+          </w:p>
+        </w:tc>
+        <w:tc>
+          <w:tcPr>
+            <w:tcW w:type="dxa" w:w="1888"/>
+            <w:tcBorders>
+              <w:top w:val="single" w:color="A6A6A6" w:sz="4"/>
+              <w:left w:val="single" w:color="A6A6A6" w:sz="4"/>
+              <w:bottom w:val="single" w:color="A6A6A6" w:sz="4"/>
+              <w:right w:val="single" w:color="A6A6A6" w:sz="4"/>
+            </w:tcBorders>
+            <w:tcMar>
+              <w:top w:type="dxa" w:w="50"/>
+              <w:left w:type="dxa" w:w="90"/>
+              <w:bottom w:type="dxa" w:w="50"/>
+              <w:right w:type="dxa" w:w="90"/>
+            </w:tcMar>
+          </w:tcPr>
+          <w:p>
+            <w:r>
+              <w:rPr>
+                <w:rFonts w:ascii="Calibri" w:cs="Calibri" w:eastAsia="Calibri" w:hAnsi="Calibri"/>
+                <w:sz w:val="20"/>
+                <w:szCs w:val="20"/>
+              </w:rPr>
+              <w:t xml:space="preserve">L1 · L2 · L3 · L4</w:t>
+            </w:r>
+          </w:p>
+        </w:tc>
+      </w:tr>
+      <w:tr>
+        <w:tc>
+          <w:tcPr>
+            <w:tcW w:type="dxa" w:w="1651"/>
+            <w:tcBorders>
+              <w:top w:val="single" w:color="A6A6A6" w:sz="4"/>
+              <w:left w:val="single" w:color="A6A6A6" w:sz="4"/>
+              <w:bottom w:val="single" w:color="A6A6A6" w:sz="4"/>
+              <w:right w:val="single" w:color="A6A6A6" w:sz="4"/>
+            </w:tcBorders>
+            <w:tcMar>
+              <w:top w:type="dxa" w:w="50"/>
+              <w:left w:type="dxa" w:w="90"/>
+              <w:bottom w:type="dxa" w:w="50"/>
+              <w:right w:type="dxa" w:w="90"/>
+            </w:tcMar>
+          </w:tcPr>
+          <w:p>
+            <w:r>
+              <w:rPr>
+                <w:rFonts w:ascii="Calibri" w:cs="Calibri" w:eastAsia="Calibri" w:hAnsi="Calibri"/>
+                <w:b/>
+                <w:bCs/>
+                <w:sz w:val="20"/>
+                <w:szCs w:val="20"/>
+              </w:rPr>
+              <w:t xml:space="preserve">Totals, Book 1</w:t>
+            </w:r>
+          </w:p>
+        </w:tc>
+        <w:tc>
+          <w:tcPr>
+            <w:tcW w:type="dxa" w:w="3773"/>
+            <w:tcBorders>
+              <w:top w:val="single" w:color="A6A6A6" w:sz="4"/>
+              <w:left w:val="single" w:color="A6A6A6" w:sz="4"/>
+              <w:bottom w:val="single" w:color="A6A6A6" w:sz="4"/>
+              <w:right w:val="single" w:color="A6A6A6" w:sz="4"/>
+            </w:tcBorders>
+            <w:tcMar>
+              <w:top w:type="dxa" w:w="50"/>
+              <w:left w:type="dxa" w:w="90"/>
+              <w:bottom w:type="dxa" w:w="50"/>
+              <w:right w:type="dxa" w:w="90"/>
+            </w:tcMar>
+          </w:tcPr>
+          <w:p>
+            <w:r>
+              <w:rPr>
+                <w:rFonts w:ascii="Calibri" w:cs="Calibri" w:eastAsia="Calibri" w:hAnsi="Calibri"/>
+                <w:b/>
+                <w:bCs/>
+                <w:sz w:val="20"/>
+                <w:szCs w:val="20"/>
+              </w:rPr>
+              <w:t xml:space="preserve">Parts 1, 3, 4, 5 twice; 2, 6, 7, 8 once</w:t>
+            </w:r>
+          </w:p>
+        </w:tc>
+        <w:tc>
+          <w:tcPr>
+            <w:tcW w:type="dxa" w:w="2594"/>
+            <w:tcBorders>
+              <w:top w:val="single" w:color="A6A6A6" w:sz="4"/>
+              <w:left w:val="single" w:color="A6A6A6" w:sz="4"/>
+              <w:bottom w:val="single" w:color="A6A6A6" w:sz="4"/>
+              <w:right w:val="single" w:color="A6A6A6" w:sz="4"/>
+            </w:tcBorders>
+            <w:tcMar>
+              <w:top w:type="dxa" w:w="50"/>
+              <w:left w:type="dxa" w:w="90"/>
+              <w:bottom w:type="dxa" w:w="50"/>
+              <w:right w:type="dxa" w:w="90"/>
+            </w:tcMar>
+          </w:tcPr>
+          <w:p>
+            <w:r>
+              <w:rPr>
+                <w:rFonts w:ascii="Calibri" w:cs="Calibri" w:eastAsia="Calibri" w:hAnsi="Calibri"/>
+                <w:b/>
+                <w:bCs/>
+                <w:sz w:val="20"/>
+                <w:szCs w:val="20"/>
+              </w:rPr>
+              <w:t xml:space="preserve">6 essays · 6 Part 2 tasks</w:t>
+            </w:r>
+          </w:p>
+        </w:tc>
+        <w:tc>
+          <w:tcPr>
+            <w:tcW w:type="dxa" w:w="1888"/>
+            <w:tcBorders>
+              <w:top w:val="single" w:color="A6A6A6" w:sz="4"/>
+              <w:left w:val="single" w:color="A6A6A6" w:sz="4"/>
+              <w:bottom w:val="single" w:color="A6A6A6" w:sz="4"/>
+              <w:right w:val="single" w:color="A6A6A6" w:sz="4"/>
+            </w:tcBorders>
+            <w:tcMar>
+              <w:top w:type="dxa" w:w="50"/>
+              <w:left w:type="dxa" w:w="90"/>
+              <w:bottom w:type="dxa" w:w="50"/>
+              <w:right w:type="dxa" w:w="90"/>
+            </w:tcMar>
+          </w:tcPr>
+          <w:p>
+            <w:r>
+              <w:rPr>
+                <w:rFonts w:ascii="Calibri" w:cs="Calibri" w:eastAsia="Calibri" w:hAnsi="Calibri"/>
+                <w:b/>
+                <w:bCs/>
+                <w:sz w:val="20"/>
+                <w:szCs w:val="20"/>
+              </w:rPr>
+              <w:t xml:space="preserve">Each part three times</w:t>
+            </w:r>
+          </w:p>
+        </w:tc>
+      </w:tr>
+      <w:tr>
+        <w:tc>
+          <w:tcPr>
+            <w:tcW w:type="dxa" w:w="1651"/>
+            <w:tcBorders>
+              <w:top w:val="single" w:color="A6A6A6" w:sz="4"/>
+              <w:left w:val="single" w:color="A6A6A6" w:sz="4"/>
+              <w:bottom w:val="single" w:color="A6A6A6" w:sz="4"/>
+              <w:right w:val="single" w:color="A6A6A6" w:sz="4"/>
+            </w:tcBorders>
+            <w:tcMar>
+              <w:top w:type="dxa" w:w="50"/>
+              <w:left w:type="dxa" w:w="90"/>
+              <w:bottom w:type="dxa" w:w="50"/>
+              <w:right w:type="dxa" w:w="90"/>
+            </w:tcMar>
+          </w:tcPr>
+          <w:p>
+            <w:r>
+              <w:rPr>
+                <w:rFonts w:ascii="Calibri" w:cs="Calibri" w:eastAsia="Calibri" w:hAnsi="Calibri"/>
+                <w:sz w:val="20"/>
+                <w:szCs w:val="20"/>
+              </w:rPr>
+              <w:t xml:space="preserve">⚠ </w:t>
+            </w:r>
+            <w:r>
+              <w:rPr>
+                <w:rFonts w:ascii="Calibri" w:cs="Calibri" w:eastAsia="Calibri" w:hAnsi="Calibri"/>
+                <w:b/>
+                <w:bCs/>
+                <w:sz w:val="20"/>
+                <w:szCs w:val="20"/>
+              </w:rPr>
+              <w:t xml:space="preserve">What Book 2 owes</w:t>
+            </w:r>
+          </w:p>
+        </w:tc>
+        <w:tc>
+          <w:tcPr>
+            <w:tcW w:type="dxa" w:w="3773"/>
+            <w:tcBorders>
+              <w:top w:val="single" w:color="A6A6A6" w:sz="4"/>
+              <w:left w:val="single" w:color="A6A6A6" w:sz="4"/>
+              <w:bottom w:val="single" w:color="A6A6A6" w:sz="4"/>
+              <w:right w:val="single" w:color="A6A6A6" w:sz="4"/>
+            </w:tcBorders>
+            <w:tcMar>
+              <w:top w:type="dxa" w:w="50"/>
+              <w:left w:type="dxa" w:w="90"/>
+              <w:bottom w:type="dxa" w:w="50"/>
+              <w:right w:type="dxa" w:w="90"/>
+            </w:tcMar>
+          </w:tcPr>
+          <w:p>
+            <w:r>
+              <w:rPr>
+                <w:rFonts w:ascii="Calibri" w:cs="Calibri" w:eastAsia="Calibri" w:hAnsi="Calibri"/>
+                <w:sz w:val="20"/>
+                <w:szCs w:val="20"/>
+              </w:rPr>
+              <w:t xml:space="preserve">⚠ </w:t>
+            </w:r>
+            <w:r>
+              <w:rPr>
+                <w:rFonts w:ascii="Calibri" w:cs="Calibri" w:eastAsia="Calibri" w:hAnsi="Calibri"/>
+                <w:b/>
+                <w:bCs/>
+                <w:sz w:val="20"/>
+                <w:szCs w:val="20"/>
+              </w:rPr>
+              <w:t xml:space="preserve">Parts 2, 6, 7 and 8 twice more; 1, 3, 4, 5 once more</w:t>
+            </w:r>
+          </w:p>
+        </w:tc>
+        <w:tc>
+          <w:tcPr>
+            <w:tcW w:type="dxa" w:w="2594"/>
+            <w:tcBorders>
+              <w:top w:val="single" w:color="A6A6A6" w:sz="4"/>
+              <w:left w:val="single" w:color="A6A6A6" w:sz="4"/>
+              <w:bottom w:val="single" w:color="A6A6A6" w:sz="4"/>
+              <w:right w:val="single" w:color="A6A6A6" w:sz="4"/>
+            </w:tcBorders>
+            <w:tcMar>
+              <w:top w:type="dxa" w:w="50"/>
+              <w:left w:type="dxa" w:w="90"/>
+              <w:bottom w:type="dxa" w:w="50"/>
+              <w:right w:type="dxa" w:w="90"/>
+            </w:tcMar>
+          </w:tcPr>
+          <w:p>
+            <w:r>
+              <w:rPr>
+                <w:rFonts w:ascii="Calibri" w:cs="Calibri" w:eastAsia="Calibri" w:hAnsi="Calibri"/>
+                <w:sz w:val="20"/>
+                <w:szCs w:val="20"/>
+              </w:rPr>
+              <w:t xml:space="preserve">six more of each</w:t>
+            </w:r>
+          </w:p>
+        </w:tc>
+        <w:tc>
+          <w:tcPr>
+            <w:tcW w:type="dxa" w:w="1888"/>
+            <w:tcBorders>
+              <w:top w:val="single" w:color="A6A6A6" w:sz="4"/>
+              <w:left w:val="single" w:color="A6A6A6" w:sz="4"/>
+              <w:bottom w:val="single" w:color="A6A6A6" w:sz="4"/>
+              <w:right w:val="single" w:color="A6A6A6" w:sz="4"/>
+            </w:tcBorders>
+            <w:tcMar>
+              <w:top w:type="dxa" w:w="50"/>
+              <w:left w:type="dxa" w:w="90"/>
+              <w:bottom w:type="dxa" w:w="50"/>
+              <w:right w:type="dxa" w:w="90"/>
+            </w:tcMar>
+          </w:tcPr>
+          <w:p>
+            <w:r>
+              <w:rPr>
+                <w:rFonts w:ascii="Calibri" w:cs="Calibri" w:eastAsia="Calibri" w:hAnsi="Calibri"/>
+                <w:sz w:val="20"/>
+                <w:szCs w:val="20"/>
+              </w:rPr>
+              <w:t xml:space="preserve">three more of each</w:t>
+            </w:r>
+          </w:p>
+        </w:tc>
+      </w:tr>
+    </w:tbl>
+    <w:p>
+      <w:pPr>
+        <w:pStyle w:val="Heading3"/>
+        <w:spacing w:after="80" w:before="200"/>
+      </w:pPr>
+      <w:r>
+        <w:rPr>
+          <w:rFonts w:ascii="Calibri" w:cs="Calibri" w:eastAsia="Calibri" w:hAnsi="Calibri"/>
+        </w:rPr>
+        <w:t xml:space="preserve">The lexis as built</w:t>
+      </w:r>
+    </w:p>
+    <w:tbl>
+      <w:tblPr>
+        <w:tblW w:type="dxa" w:w="9906"/>
+        <w:tblBorders>
+          <w:top w:val="single" w:color="auto" w:sz="4"/>
+          <w:left w:val="single" w:color="auto" w:sz="4"/>
+          <w:bottom w:val="single" w:color="auto" w:sz="4"/>
+          <w:right w:val="single" w:color="auto" w:sz="4"/>
+          <w:insideH w:val="single" w:color="auto" w:sz="4"/>
+          <w:insideV w:val="single" w:color="auto" w:sz="4"/>
+        </w:tblBorders>
+      </w:tblPr>
+      <w:tblGrid>
+        <w:gridCol w:w="2141"/>
+        <w:gridCol w:w="1338"/>
+        <w:gridCol w:w="1606"/>
+        <w:gridCol w:w="4821"/>
+      </w:tblGrid>
+      <w:tr>
+        <w:trPr>
+          <w:tblHeader/>
+        </w:trPr>
+        <w:tc>
+          <w:tcPr>
+            <w:tcW w:type="dxa" w:w="2141"/>
+            <w:tcBorders>
+              <w:top w:val="single" w:color="A6A6A6" w:sz="4"/>
+              <w:left w:val="single" w:color="A6A6A6" w:sz="4"/>
+              <w:bottom w:val="single" w:color="A6A6A6" w:sz="4"/>
+              <w:right w:val="single" w:color="A6A6A6" w:sz="4"/>
+            </w:tcBorders>
+            <w:shd w:fill="1F3864" w:color="auto" w:val="clear"/>
+            <w:tcMar>
+              <w:top w:type="dxa" w:w="50"/>
+              <w:left w:type="dxa" w:w="90"/>
+              <w:bottom w:type="dxa" w:w="50"/>
+              <w:right w:type="dxa" w:w="90"/>
+            </w:tcMar>
+          </w:tcPr>
+          <w:p>
+            <w:r>
+              <w:rPr>
+                <w:rFonts w:ascii="Calibri" w:cs="Calibri" w:eastAsia="Calibri" w:hAnsi="Calibri"/>
+                <w:b/>
+                <w:bCs/>
+                <w:color w:val="FFFFFF"/>
+                <w:sz w:val="20"/>
+                <w:szCs w:val="20"/>
+              </w:rPr>
+              <w:t xml:space="preserve">Line</w:t>
+            </w:r>
+          </w:p>
+        </w:tc>
+        <w:tc>
+          <w:tcPr>
+            <w:tcW w:type="dxa" w:w="1338"/>
+            <w:tcBorders>
+              <w:top w:val="single" w:color="A6A6A6" w:sz="4"/>
+              <w:left w:val="single" w:color="A6A6A6" w:sz="4"/>
+              <w:bottom w:val="single" w:color="A6A6A6" w:sz="4"/>
+              <w:right w:val="single" w:color="A6A6A6" w:sz="4"/>
+            </w:tcBorders>
+            <w:shd w:fill="1F3864" w:color="auto" w:val="clear"/>
+            <w:tcMar>
+              <w:top w:type="dxa" w:w="50"/>
+              <w:left w:type="dxa" w:w="90"/>
+              <w:bottom w:type="dxa" w:w="50"/>
+              <w:right w:type="dxa" w:w="90"/>
+            </w:tcMar>
+          </w:tcPr>
+          <w:p>
+            <w:r>
+              <w:rPr>
+                <w:rFonts w:ascii="Calibri" w:cs="Calibri" w:eastAsia="Calibri" w:hAnsi="Calibri"/>
+                <w:b/>
+                <w:bCs/>
+                <w:color w:val="FFFFFF"/>
+                <w:sz w:val="20"/>
+                <w:szCs w:val="20"/>
+              </w:rPr>
+              <w:t xml:space="preserve">Per unit</w:t>
+            </w:r>
+          </w:p>
+        </w:tc>
+        <w:tc>
+          <w:tcPr>
+            <w:tcW w:type="dxa" w:w="1606"/>
+            <w:tcBorders>
+              <w:top w:val="single" w:color="A6A6A6" w:sz="4"/>
+              <w:left w:val="single" w:color="A6A6A6" w:sz="4"/>
+              <w:bottom w:val="single" w:color="A6A6A6" w:sz="4"/>
+              <w:right w:val="single" w:color="A6A6A6" w:sz="4"/>
+            </w:tcBorders>
+            <w:shd w:fill="1F3864" w:color="auto" w:val="clear"/>
+            <w:tcMar>
+              <w:top w:type="dxa" w:w="50"/>
+              <w:left w:type="dxa" w:w="90"/>
+              <w:bottom w:type="dxa" w:w="50"/>
+              <w:right w:type="dxa" w:w="90"/>
+            </w:tcMar>
+          </w:tcPr>
+          <w:p>
+            <w:r>
+              <w:rPr>
+                <w:rFonts w:ascii="Calibri" w:cs="Calibri" w:eastAsia="Calibri" w:hAnsi="Calibri"/>
+                <w:b/>
+                <w:bCs/>
+                <w:color w:val="FFFFFF"/>
+                <w:sz w:val="20"/>
+                <w:szCs w:val="20"/>
+              </w:rPr>
+              <w:t xml:space="preserve">Book 1 total</w:t>
+            </w:r>
+          </w:p>
+        </w:tc>
+        <w:tc>
+          <w:tcPr>
+            <w:tcW w:type="dxa" w:w="4821"/>
+            <w:tcBorders>
+              <w:top w:val="single" w:color="A6A6A6" w:sz="4"/>
+              <w:left w:val="single" w:color="A6A6A6" w:sz="4"/>
+              <w:bottom w:val="single" w:color="A6A6A6" w:sz="4"/>
+              <w:right w:val="single" w:color="A6A6A6" w:sz="4"/>
+            </w:tcBorders>
+            <w:shd w:fill="1F3864" w:color="auto" w:val="clear"/>
+            <w:tcMar>
+              <w:top w:type="dxa" w:w="50"/>
+              <w:left w:type="dxa" w:w="90"/>
+              <w:bottom w:type="dxa" w:w="50"/>
+              <w:right w:type="dxa" w:w="90"/>
+            </w:tcMar>
+          </w:tcPr>
+          <w:p>
+            <w:r>
+              <w:rPr>
+                <w:rFonts w:ascii="Calibri" w:cs="Calibri" w:eastAsia="Calibri" w:hAnsi="Calibri"/>
+                <w:b/>
+                <w:bCs/>
+                <w:color w:val="FFFFFF"/>
+                <w:sz w:val="20"/>
+                <w:szCs w:val="20"/>
+              </w:rPr>
+              <w:t xml:space="preserve">Checked against</w:t>
+            </w:r>
+          </w:p>
+        </w:tc>
+      </w:tr>
+      <w:tr>
+        <w:tc>
+          <w:tcPr>
+            <w:tcW w:type="dxa" w:w="2141"/>
+            <w:tcBorders>
+              <w:top w:val="single" w:color="A6A6A6" w:sz="4"/>
+              <w:left w:val="single" w:color="A6A6A6" w:sz="4"/>
+              <w:bottom w:val="single" w:color="A6A6A6" w:sz="4"/>
+              <w:right w:val="single" w:color="A6A6A6" w:sz="4"/>
+            </w:tcBorders>
+            <w:tcMar>
+              <w:top w:type="dxa" w:w="50"/>
+              <w:left w:type="dxa" w:w="90"/>
+              <w:bottom w:type="dxa" w:w="50"/>
+              <w:right w:type="dxa" w:w="90"/>
+            </w:tcMar>
+          </w:tcPr>
+          <w:p>
+            <w:r>
+              <w:rPr>
+                <w:rFonts w:ascii="Calibri" w:cs="Calibri" w:eastAsia="Calibri" w:hAnsi="Calibri"/>
+                <w:b/>
+                <w:bCs/>
+                <w:sz w:val="20"/>
+                <w:szCs w:val="20"/>
+              </w:rPr>
+              <w:t xml:space="preserve">Phrasal verbs</w:t>
+            </w:r>
+          </w:p>
+        </w:tc>
+        <w:tc>
+          <w:tcPr>
+            <w:tcW w:type="dxa" w:w="1338"/>
+            <w:tcBorders>
+              <w:top w:val="single" w:color="A6A6A6" w:sz="4"/>
+              <w:left w:val="single" w:color="A6A6A6" w:sz="4"/>
+              <w:bottom w:val="single" w:color="A6A6A6" w:sz="4"/>
+              <w:right w:val="single" w:color="A6A6A6" w:sz="4"/>
+            </w:tcBorders>
+            <w:tcMar>
+              <w:top w:type="dxa" w:w="50"/>
+              <w:left w:type="dxa" w:w="90"/>
+              <w:bottom w:type="dxa" w:w="50"/>
+              <w:right w:type="dxa" w:w="90"/>
+            </w:tcMar>
+          </w:tcPr>
+          <w:p>
+            <w:r>
+              <w:rPr>
+                <w:rFonts w:ascii="Calibri" w:cs="Calibri" w:eastAsia="Calibri" w:hAnsi="Calibri"/>
+                <w:sz w:val="20"/>
+                <w:szCs w:val="20"/>
+              </w:rPr>
+              <w:t xml:space="preserve">10–12</w:t>
+            </w:r>
+          </w:p>
+        </w:tc>
+        <w:tc>
+          <w:tcPr>
+            <w:tcW w:type="dxa" w:w="1606"/>
+            <w:tcBorders>
+              <w:top w:val="single" w:color="A6A6A6" w:sz="4"/>
+              <w:left w:val="single" w:color="A6A6A6" w:sz="4"/>
+              <w:bottom w:val="single" w:color="A6A6A6" w:sz="4"/>
+              <w:right w:val="single" w:color="A6A6A6" w:sz="4"/>
+            </w:tcBorders>
+            <w:tcMar>
+              <w:top w:type="dxa" w:w="50"/>
+              <w:left w:type="dxa" w:w="90"/>
+              <w:bottom w:type="dxa" w:w="50"/>
+              <w:right w:type="dxa" w:w="90"/>
+            </w:tcMar>
+          </w:tcPr>
+          <w:p>
+            <w:r>
+              <w:rPr>
+                <w:rFonts w:ascii="Calibri" w:cs="Calibri" w:eastAsia="Calibri" w:hAnsi="Calibri"/>
+                <w:b/>
+                <w:bCs/>
+                <w:sz w:val="20"/>
+                <w:szCs w:val="20"/>
+              </w:rPr>
+              <w:t xml:space="preserve">144</w:t>
+            </w:r>
+          </w:p>
+        </w:tc>
+        <w:tc>
+          <w:tcPr>
+            <w:tcW w:type="dxa" w:w="4821"/>
+            <w:tcBorders>
+              <w:top w:val="single" w:color="A6A6A6" w:sz="4"/>
+              <w:left w:val="single" w:color="A6A6A6" w:sz="4"/>
+              <w:bottom w:val="single" w:color="A6A6A6" w:sz="4"/>
+              <w:right w:val="single" w:color="A6A6A6" w:sz="4"/>
+            </w:tcBorders>
+            <w:tcMar>
+              <w:top w:type="dxa" w:w="50"/>
+              <w:left w:type="dxa" w:w="90"/>
+              <w:bottom w:type="dxa" w:w="50"/>
+              <w:right w:type="dxa" w:w="90"/>
+            </w:tcMar>
+          </w:tcPr>
+          <w:p>
+            <w:r>
+              <w:rPr>
+                <w:rFonts w:ascii="Calibri" w:cs="Calibri" w:eastAsia="Calibri" w:hAnsi="Calibri"/>
+                <w:sz w:val="20"/>
+                <w:szCs w:val="20"/>
+              </w:rPr>
+              <w:t xml:space="preserve">the other eleven C1 units · all 24 B2 units</w:t>
+            </w:r>
+          </w:p>
+        </w:tc>
+      </w:tr>
+      <w:tr>
+        <w:tc>
+          <w:tcPr>
+            <w:tcW w:type="dxa" w:w="2141"/>
+            <w:tcBorders>
+              <w:top w:val="single" w:color="A6A6A6" w:sz="4"/>
+              <w:left w:val="single" w:color="A6A6A6" w:sz="4"/>
+              <w:bottom w:val="single" w:color="A6A6A6" w:sz="4"/>
+              <w:right w:val="single" w:color="A6A6A6" w:sz="4"/>
+            </w:tcBorders>
+            <w:tcMar>
+              <w:top w:type="dxa" w:w="50"/>
+              <w:left w:type="dxa" w:w="90"/>
+              <w:bottom w:type="dxa" w:w="50"/>
+              <w:right w:type="dxa" w:w="90"/>
+            </w:tcMar>
+          </w:tcPr>
+          <w:p>
+            <w:r>
+              <w:rPr>
+                <w:rFonts w:ascii="Calibri" w:cs="Calibri" w:eastAsia="Calibri" w:hAnsi="Calibri"/>
+                <w:b/>
+                <w:bCs/>
+                <w:sz w:val="20"/>
+                <w:szCs w:val="20"/>
+              </w:rPr>
+              <w:t xml:space="preserve">Word-formation sets</w:t>
+            </w:r>
+          </w:p>
+        </w:tc>
+        <w:tc>
+          <w:tcPr>
+            <w:tcW w:type="dxa" w:w="1338"/>
+            <w:tcBorders>
+              <w:top w:val="single" w:color="A6A6A6" w:sz="4"/>
+              <w:left w:val="single" w:color="A6A6A6" w:sz="4"/>
+              <w:bottom w:val="single" w:color="A6A6A6" w:sz="4"/>
+              <w:right w:val="single" w:color="A6A6A6" w:sz="4"/>
+            </w:tcBorders>
+            <w:tcMar>
+              <w:top w:type="dxa" w:w="50"/>
+              <w:left w:type="dxa" w:w="90"/>
+              <w:bottom w:type="dxa" w:w="50"/>
+              <w:right w:type="dxa" w:w="90"/>
+            </w:tcMar>
+          </w:tcPr>
+          <w:p>
+            <w:r>
+              <w:rPr>
+                <w:rFonts w:ascii="Calibri" w:cs="Calibri" w:eastAsia="Calibri" w:hAnsi="Calibri"/>
+                <w:sz w:val="20"/>
+                <w:szCs w:val="20"/>
+              </w:rPr>
+              <w:t xml:space="preserve">8–10</w:t>
+            </w:r>
+          </w:p>
+        </w:tc>
+        <w:tc>
+          <w:tcPr>
+            <w:tcW w:type="dxa" w:w="1606"/>
+            <w:tcBorders>
+              <w:top w:val="single" w:color="A6A6A6" w:sz="4"/>
+              <w:left w:val="single" w:color="A6A6A6" w:sz="4"/>
+              <w:bottom w:val="single" w:color="A6A6A6" w:sz="4"/>
+              <w:right w:val="single" w:color="A6A6A6" w:sz="4"/>
+            </w:tcBorders>
+            <w:tcMar>
+              <w:top w:type="dxa" w:w="50"/>
+              <w:left w:type="dxa" w:w="90"/>
+              <w:bottom w:type="dxa" w:w="50"/>
+              <w:right w:type="dxa" w:w="90"/>
+            </w:tcMar>
+          </w:tcPr>
+          <w:p>
+            <w:r>
+              <w:rPr>
+                <w:rFonts w:ascii="Calibri" w:cs="Calibri" w:eastAsia="Calibri" w:hAnsi="Calibri"/>
+                <w:b/>
+                <w:bCs/>
+                <w:sz w:val="20"/>
+                <w:szCs w:val="20"/>
+              </w:rPr>
+              <w:t xml:space="preserve">108</w:t>
+            </w:r>
+          </w:p>
+        </w:tc>
+        <w:tc>
+          <w:tcPr>
+            <w:tcW w:type="dxa" w:w="4821"/>
+            <w:tcBorders>
+              <w:top w:val="single" w:color="A6A6A6" w:sz="4"/>
+              <w:left w:val="single" w:color="A6A6A6" w:sz="4"/>
+              <w:bottom w:val="single" w:color="A6A6A6" w:sz="4"/>
+              <w:right w:val="single" w:color="A6A6A6" w:sz="4"/>
+            </w:tcBorders>
+            <w:tcMar>
+              <w:top w:type="dxa" w:w="50"/>
+              <w:left w:type="dxa" w:w="90"/>
+              <w:bottom w:type="dxa" w:w="50"/>
+              <w:right w:type="dxa" w:w="90"/>
+            </w:tcMar>
+          </w:tcPr>
+          <w:p>
+            <w:r>
+              <w:rPr>
+                <w:rFonts w:ascii="Calibri" w:cs="Calibri" w:eastAsia="Calibri" w:hAnsi="Calibri"/>
+                <w:sz w:val="20"/>
+                <w:szCs w:val="20"/>
+              </w:rPr>
+              <w:t xml:space="preserve">the other eleven C1 units · all 24 B2 units</w:t>
+            </w:r>
+          </w:p>
+        </w:tc>
+      </w:tr>
+      <w:tr>
+        <w:tc>
+          <w:tcPr>
+            <w:tcW w:type="dxa" w:w="2141"/>
+            <w:tcBorders>
+              <w:top w:val="single" w:color="A6A6A6" w:sz="4"/>
+              <w:left w:val="single" w:color="A6A6A6" w:sz="4"/>
+              <w:bottom w:val="single" w:color="A6A6A6" w:sz="4"/>
+              <w:right w:val="single" w:color="A6A6A6" w:sz="4"/>
+            </w:tcBorders>
+            <w:tcMar>
+              <w:top w:type="dxa" w:w="50"/>
+              <w:left w:type="dxa" w:w="90"/>
+              <w:bottom w:type="dxa" w:w="50"/>
+              <w:right w:type="dxa" w:w="90"/>
+            </w:tcMar>
+          </w:tcPr>
+          <w:p>
+            <w:r>
+              <w:rPr>
+                <w:rFonts w:ascii="Calibri" w:cs="Calibri" w:eastAsia="Calibri" w:hAnsi="Calibri"/>
+                <w:b/>
+                <w:bCs/>
+                <w:sz w:val="20"/>
+                <w:szCs w:val="20"/>
+              </w:rPr>
+              <w:t xml:space="preserve">Back at C1</w:t>
+            </w:r>
+          </w:p>
+        </w:tc>
+        <w:tc>
+          <w:tcPr>
+            <w:tcW w:type="dxa" w:w="1338"/>
+            <w:tcBorders>
+              <w:top w:val="single" w:color="A6A6A6" w:sz="4"/>
+              <w:left w:val="single" w:color="A6A6A6" w:sz="4"/>
+              <w:bottom w:val="single" w:color="A6A6A6" w:sz="4"/>
+              <w:right w:val="single" w:color="A6A6A6" w:sz="4"/>
+            </w:tcBorders>
+            <w:tcMar>
+              <w:top w:type="dxa" w:w="50"/>
+              <w:left w:type="dxa" w:w="90"/>
+              <w:bottom w:type="dxa" w:w="50"/>
+              <w:right w:type="dxa" w:w="90"/>
+            </w:tcMar>
+          </w:tcPr>
+          <w:p>
+            <w:r>
+              <w:rPr>
+                <w:rFonts w:ascii="Calibri" w:cs="Calibri" w:eastAsia="Calibri" w:hAnsi="Calibri"/>
+                <w:sz w:val="20"/>
+                <w:szCs w:val="20"/>
+              </w:rPr>
+              <w:t xml:space="preserve">2–3</w:t>
+            </w:r>
+          </w:p>
+        </w:tc>
+        <w:tc>
+          <w:tcPr>
+            <w:tcW w:type="dxa" w:w="1606"/>
+            <w:tcBorders>
+              <w:top w:val="single" w:color="A6A6A6" w:sz="4"/>
+              <w:left w:val="single" w:color="A6A6A6" w:sz="4"/>
+              <w:bottom w:val="single" w:color="A6A6A6" w:sz="4"/>
+              <w:right w:val="single" w:color="A6A6A6" w:sz="4"/>
+            </w:tcBorders>
+            <w:tcMar>
+              <w:top w:type="dxa" w:w="50"/>
+              <w:left w:type="dxa" w:w="90"/>
+              <w:bottom w:type="dxa" w:w="50"/>
+              <w:right w:type="dxa" w:w="90"/>
+            </w:tcMar>
+          </w:tcPr>
+          <w:p>
+            <w:r>
+              <w:rPr>
+                <w:rFonts w:ascii="Calibri" w:cs="Calibri" w:eastAsia="Calibri" w:hAnsi="Calibri"/>
+                <w:b/>
+                <w:bCs/>
+                <w:sz w:val="20"/>
+                <w:szCs w:val="20"/>
+              </w:rPr>
+              <w:t xml:space="preserve">36</w:t>
+            </w:r>
+          </w:p>
+        </w:tc>
+        <w:tc>
+          <w:tcPr>
+            <w:tcW w:type="dxa" w:w="4821"/>
+            <w:tcBorders>
+              <w:top w:val="single" w:color="A6A6A6" w:sz="4"/>
+              <w:left w:val="single" w:color="A6A6A6" w:sz="4"/>
+              <w:bottom w:val="single" w:color="A6A6A6" w:sz="4"/>
+              <w:right w:val="single" w:color="A6A6A6" w:sz="4"/>
+            </w:tcBorders>
+            <w:tcMar>
+              <w:top w:type="dxa" w:w="50"/>
+              <w:left w:type="dxa" w:w="90"/>
+              <w:bottom w:type="dxa" w:w="50"/>
+              <w:right w:type="dxa" w:w="90"/>
+            </w:tcMar>
+          </w:tcPr>
+          <w:p>
+            <w:r>
+              <w:rPr>
+                <w:rFonts w:ascii="Calibri" w:cs="Calibri" w:eastAsia="Calibri" w:hAnsi="Calibri"/>
+                <w:sz w:val="20"/>
+                <w:szCs w:val="20"/>
+              </w:rPr>
+              <w:t xml:space="preserve">⚠ </w:t>
+            </w:r>
+            <w:r>
+              <w:rPr>
+                <w:rFonts w:ascii="Calibri" w:cs="Calibri" w:eastAsia="Calibri" w:hAnsi="Calibri"/>
+                <w:b/>
+                <w:bCs/>
+                <w:sz w:val="20"/>
+                <w:szCs w:val="20"/>
+              </w:rPr>
+              <w:t xml:space="preserve">occurrence in the delivered A2 and B1 books, in both directions</w:t>
+            </w:r>
+          </w:p>
+        </w:tc>
+      </w:tr>
+    </w:tbl>
+    <w:tbl>
+      <w:tblPr>
+        <w:tblW w:type="dxa" w:w="9906"/>
+        <w:tblBorders>
+          <w:top w:val="single" w:color="auto" w:sz="4"/>
+          <w:left w:val="single" w:color="auto" w:sz="4"/>
+          <w:bottom w:val="single" w:color="auto" w:sz="4"/>
+          <w:right w:val="single" w:color="auto" w:sz="4"/>
+          <w:insideH w:val="single" w:color="auto" w:sz="4"/>
+          <w:insideV w:val="single" w:color="auto" w:sz="4"/>
+        </w:tblBorders>
+      </w:tblPr>
+      <w:tblGrid>
+        <w:gridCol w:w="9906"/>
+      </w:tblGrid>
+      <w:tr>
+        <w:trPr>
+          <w:cantSplit/>
+        </w:trPr>
+        <w:tc>
+          <w:tcPr>
+            <w:tcW w:type="dxa" w:w="9906"/>
+            <w:tcBorders>
+              <w:top w:val="single" w:color="C55A11" w:sz="6"/>
+              <w:left w:val="single" w:color="C55A11" w:sz="6"/>
+              <w:bottom w:val="single" w:color="C55A11" w:sz="6"/>
+              <w:right w:val="single" w:color="C55A11" w:sz="6"/>
+            </w:tcBorders>
+            <w:shd w:fill="FFF2CC" w:color="auto" w:val="clear"/>
+            <w:tcMar>
+              <w:top w:type="dxa" w:w="100"/>
+              <w:left w:type="dxa" w:w="160"/>
+              <w:bottom w:type="dxa" w:w="100"/>
+              <w:right w:type="dxa" w:w="160"/>
+            </w:tcMar>
+          </w:tcPr>
+          <w:p>
+            <w:pPr>
+              <w:spacing w:after="80"/>
+            </w:pPr>
+            <w:r>
+              <w:rPr>
+                <w:rFonts w:ascii="Calibri" w:cs="Calibri" w:eastAsia="Calibri" w:hAnsi="Calibri"/>
+                <w:b/>
+                <w:bCs/>
+                <w:color w:val="C55A11"/>
+                <w:sz w:val="22"/>
+                <w:szCs w:val="22"/>
+              </w:rPr>
+              <w:t xml:space="preserve">Note</w:t>
+            </w:r>
+          </w:p>
+          <w:p>
+            <w:pPr>
+              <w:spacing w:after="60"/>
+            </w:pPr>
+            <w:r>
+              <w:rPr>
+                <w:rFonts w:ascii="Calibri" w:cs="Calibri" w:eastAsia="Calibri" w:hAnsi="Calibri"/>
+                <w:sz w:val="22"/>
+                <w:szCs w:val="22"/>
+              </w:rPr>
+              <w:t xml:space="preserve">⚠ </w:t>
+            </w:r>
+            <w:r>
+              <w:rPr>
+                <w:rFonts w:ascii="Calibri" w:cs="Calibri" w:eastAsia="Calibri" w:hAnsi="Calibri"/>
+                <w:b/>
+                <w:bCs/>
+                <w:sz w:val="22"/>
+                <w:szCs w:val="22"/>
+              </w:rPr>
+              <w:t xml:space="preserve">Decision 1's third rule survived twelve units and cost more than it looked.</w:t>
+            </w:r>
+            <w:r>
+              <w:rPr>
+                <w:rFonts w:ascii="Calibri" w:cs="Calibri" w:eastAsia="Calibri" w:hAnsi="Calibri"/>
+                <w:sz w:val="22"/>
+                <w:szCs w:val="22"/>
+              </w:rPr>
+              <w:t xml:space="preserve"> </w:t>
+            </w:r>
+            <w:r>
+              <w:rPr>
+                <w:rFonts w:ascii="Calibri" w:cs="Calibri" w:eastAsia="Calibri" w:hAnsi="Calibri"/>
+                <w:b/>
+                <w:bCs/>
+                <w:sz w:val="22"/>
+                <w:szCs w:val="22"/>
+              </w:rPr>
+              <w:t xml:space="preserve">Every </w:t>
+            </w:r>
+            <w:r>
+              <w:rPr>
+                <w:rFonts w:ascii="Calibri" w:cs="Calibri" w:eastAsia="Calibri" w:hAnsi="Calibri"/>
+                <w:b/>
+                <w:bCs/>
+                <w:i/>
+                <w:iCs/>
+                <w:sz w:val="22"/>
+                <w:szCs w:val="22"/>
+              </w:rPr>
+              <w:t xml:space="preserve">Back at C1</w:t>
+            </w:r>
+            <w:r>
+              <w:rPr>
+                <w:rFonts w:ascii="Calibri" w:cs="Calibri" w:eastAsia="Calibri" w:hAnsi="Calibri"/>
+                <w:b/>
+                <w:bCs/>
+                <w:sz w:val="22"/>
+                <w:szCs w:val="22"/>
+              </w:rPr>
+              <w:t xml:space="preserve"> item has to be found in the running text of the delivered A2 or B1 Student's Books and must not repeat across C1 units, and the check runs both ways</w:t>
+            </w:r>
+            <w:r>
+              <w:rPr>
+                <w:rFonts w:ascii="Calibri" w:cs="Calibri" w:eastAsia="Calibri" w:hAnsi="Calibri"/>
+                <w:sz w:val="22"/>
+                <w:szCs w:val="22"/>
+              </w:rPr>
+              <w:t xml:space="preserve"> — </w:t>
+            </w:r>
+            <w:r>
+              <w:rPr>
+                <w:rFonts w:ascii="Calibri" w:cs="Calibri" w:eastAsia="Calibri" w:hAnsi="Calibri"/>
+                <w:b/>
+                <w:bCs/>
+                <w:sz w:val="22"/>
+                <w:szCs w:val="22"/>
+              </w:rPr>
+              <w:t xml:space="preserve">which rejected items in four of the twelve units.</w:t>
+            </w:r>
+            <w:r>
+              <w:rPr>
+                <w:rFonts w:ascii="Calibri" w:cs="Calibri" w:eastAsia="Calibri" w:hAnsi="Calibri"/>
+                <w:sz w:val="22"/>
+                <w:szCs w:val="22"/>
+              </w:rPr>
+              <w:t xml:space="preserve"> </w:t>
+            </w:r>
+            <w:r>
+              <w:rPr>
+                <w:rFonts w:ascii="Calibri" w:cs="Calibri" w:eastAsia="Calibri" w:hAnsi="Calibri"/>
+                <w:b/>
+                <w:bCs/>
+                <w:sz w:val="22"/>
+                <w:szCs w:val="22"/>
+              </w:rPr>
+              <w:t xml:space="preserve">Unit 9 is the record: </w:t>
+            </w:r>
+            <w:r>
+              <w:rPr>
+                <w:rFonts w:ascii="Calibri" w:cs="Calibri" w:eastAsia="Calibri" w:hAnsi="Calibri"/>
+                <w:b/>
+                <w:bCs/>
+                <w:i/>
+                <w:iCs/>
+                <w:sz w:val="22"/>
+                <w:szCs w:val="22"/>
+              </w:rPr>
+              <w:t xml:space="preserve">hold up</w:t>
+            </w:r>
+            <w:r>
+              <w:rPr>
+                <w:rFonts w:ascii="Calibri" w:cs="Calibri" w:eastAsia="Calibri" w:hAnsi="Calibri"/>
+                <w:b/>
+                <w:bCs/>
+                <w:sz w:val="22"/>
+                <w:szCs w:val="22"/>
+              </w:rPr>
+              <w:t xml:space="preserve"> was planned, is not in A2 or B1 at all, and was replaced with </w:t>
+            </w:r>
+            <w:r>
+              <w:rPr>
+                <w:rFonts w:ascii="Calibri" w:cs="Calibri" w:eastAsia="Calibri" w:hAnsi="Calibri"/>
+                <w:b/>
+                <w:bCs/>
+                <w:i/>
+                <w:iCs/>
+                <w:sz w:val="22"/>
+                <w:szCs w:val="22"/>
+              </w:rPr>
+              <w:t xml:space="preserve">stand up</w:t>
+            </w:r>
+            <w:r>
+              <w:rPr>
+                <w:rFonts w:ascii="Calibri" w:cs="Calibri" w:eastAsia="Calibri" w:hAnsi="Calibri"/>
+                <w:b/>
+                <w:bCs/>
+                <w:sz w:val="22"/>
+                <w:szCs w:val="22"/>
+              </w:rPr>
+              <w:t xml:space="preserve">, which then clashed with Unit 4's set, so the unit shipped with </w:t>
+            </w:r>
+            <w:r>
+              <w:rPr>
+                <w:rFonts w:ascii="Calibri" w:cs="Calibri" w:eastAsia="Calibri" w:hAnsi="Calibri"/>
+                <w:b/>
+                <w:bCs/>
+                <w:i/>
+                <w:iCs/>
+                <w:sz w:val="22"/>
+                <w:szCs w:val="22"/>
+              </w:rPr>
+              <w:t xml:space="preserve">give up</w:t>
+            </w:r>
+            <w:r>
+              <w:rPr>
+                <w:rFonts w:ascii="Calibri" w:cs="Calibri" w:eastAsia="Calibri" w:hAnsi="Calibri"/>
+                <w:sz w:val="22"/>
+                <w:szCs w:val="22"/>
+              </w:rPr>
+              <w:t xml:space="preserve"> — </w:t>
+            </w:r>
+            <w:r>
+              <w:rPr>
+                <w:rFonts w:ascii="Calibri" w:cs="Calibri" w:eastAsia="Calibri" w:hAnsi="Calibri"/>
+                <w:b/>
+                <w:bCs/>
+                <w:sz w:val="22"/>
+                <w:szCs w:val="22"/>
+              </w:rPr>
+              <w:t xml:space="preserve">A2's sense being giving up a habit and C1's being giving up a finding.</w:t>
+            </w:r>
+            <w:r>
+              <w:rPr>
+                <w:rFonts w:ascii="Calibri" w:cs="Calibri" w:eastAsia="Calibri" w:hAnsi="Calibri"/>
+                <w:sz w:val="22"/>
+                <w:szCs w:val="22"/>
+              </w:rPr>
+              <w:t xml:space="preserve"> </w:t>
+            </w:r>
+            <w:r>
+              <w:rPr>
+                <w:rFonts w:ascii="Calibri" w:cs="Calibri" w:eastAsia="Calibri" w:hAnsi="Calibri"/>
+                <w:b/>
+                <w:bCs/>
+                <w:sz w:val="22"/>
+                <w:szCs w:val="22"/>
+              </w:rPr>
+              <w:t xml:space="preserve">The rule is worth its cost and </w:t>
+            </w:r>
+            <w:r>
+              <w:rPr>
+                <w:rFonts w:ascii="Consolas" w:cs="Consolas" w:eastAsia="Consolas" w:hAnsi="Consolas"/>
+                <w:b/>
+                <w:bCs/>
+                <w:sz w:val="20"/>
+                <w:szCs w:val="20"/>
+              </w:rPr>
+              <w:t xml:space="preserve">lexcheck</w:t>
+            </w:r>
+            <w:r>
+              <w:rPr>
+                <w:rFonts w:ascii="Calibri" w:cs="Calibri" w:eastAsia="Calibri" w:hAnsi="Calibri"/>
+                <w:b/>
+                <w:bCs/>
+                <w:sz w:val="22"/>
+                <w:szCs w:val="22"/>
+              </w:rPr>
+              <w:t xml:space="preserve"> should be run before a cycle is written and not after.</w:t>
+            </w:r>
+          </w:p>
+        </w:tc>
+      </w:tr>
+    </w:tbl>
+    <w:tbl>
+      <w:tblPr>
+        <w:tblW w:type="dxa" w:w="9906"/>
+        <w:tblBorders>
+          <w:top w:val="single" w:color="auto" w:sz="4"/>
+          <w:left w:val="single" w:color="auto" w:sz="4"/>
+          <w:bottom w:val="single" w:color="auto" w:sz="4"/>
+          <w:right w:val="single" w:color="auto" w:sz="4"/>
+          <w:insideH w:val="single" w:color="auto" w:sz="4"/>
+          <w:insideV w:val="single" w:color="auto" w:sz="4"/>
+        </w:tblBorders>
+      </w:tblPr>
+      <w:tblGrid>
+        <w:gridCol w:w="9906"/>
+      </w:tblGrid>
+      <w:tr>
+        <w:trPr>
+          <w:cantSplit/>
+        </w:trPr>
+        <w:tc>
+          <w:tcPr>
+            <w:tcW w:type="dxa" w:w="9906"/>
+            <w:tcBorders>
+              <w:top w:val="single" w:color="C55A11" w:sz="6"/>
+              <w:left w:val="single" w:color="C55A11" w:sz="6"/>
+              <w:bottom w:val="single" w:color="C55A11" w:sz="6"/>
+              <w:right w:val="single" w:color="C55A11" w:sz="6"/>
+            </w:tcBorders>
+            <w:shd w:fill="FFF2CC" w:color="auto" w:val="clear"/>
+            <w:tcMar>
+              <w:top w:type="dxa" w:w="100"/>
+              <w:left w:type="dxa" w:w="160"/>
+              <w:bottom w:type="dxa" w:w="100"/>
+              <w:right w:type="dxa" w:w="160"/>
+            </w:tcMar>
+          </w:tcPr>
+          <w:p>
+            <w:pPr>
+              <w:spacing w:after="80"/>
+            </w:pPr>
+            <w:r>
+              <w:rPr>
+                <w:rFonts w:ascii="Calibri" w:cs="Calibri" w:eastAsia="Calibri" w:hAnsi="Calibri"/>
+                <w:b/>
+                <w:bCs/>
+                <w:color w:val="C55A11"/>
+                <w:sz w:val="22"/>
+                <w:szCs w:val="22"/>
+              </w:rPr>
+              <w:t xml:space="preserve">Note</w:t>
+            </w:r>
+          </w:p>
+          <w:p>
+            <w:pPr>
+              <w:spacing w:after="60"/>
+            </w:pPr>
+            <w:r>
+              <w:rPr>
+                <w:rFonts w:ascii="Calibri" w:cs="Calibri" w:eastAsia="Calibri" w:hAnsi="Calibri"/>
+                <w:b/>
+                <w:bCs/>
+                <w:sz w:val="22"/>
+                <w:szCs w:val="22"/>
+              </w:rPr>
+              <w:t xml:space="preserve">Four things were measured that §5 did not think to project, and Book 2 should be planned with all four.</w:t>
+            </w:r>
+            <w:r>
+              <w:rPr>
+                <w:rFonts w:ascii="Calibri" w:cs="Calibri" w:eastAsia="Calibri" w:hAnsi="Calibri"/>
+                <w:sz w:val="22"/>
+                <w:szCs w:val="22"/>
+              </w:rPr>
+              <w:t xml:space="preserve"> ⚠ </w:t>
+            </w:r>
+            <w:r>
+              <w:rPr>
+                <w:rFonts w:ascii="Calibri" w:cs="Calibri" w:eastAsia="Calibri" w:hAnsi="Calibri"/>
+                <w:b/>
+                <w:bCs/>
+                <w:sz w:val="22"/>
+                <w:szCs w:val="22"/>
+              </w:rPr>
+              <w:t xml:space="preserve">One: exactly 8 </w:t>
+            </w:r>
+            <w:r>
+              <w:rPr>
+                <w:rFonts w:ascii="Consolas" w:cs="Consolas" w:eastAsia="Consolas" w:hAnsi="Consolas"/>
+                <w:b/>
+                <w:bCs/>
+                <w:sz w:val="20"/>
+                <w:szCs w:val="20"/>
+              </w:rPr>
+              <w:t xml:space="preserve">dlg()</w:t>
+            </w:r>
+            <w:r>
+              <w:rPr>
+                <w:rFonts w:ascii="Calibri" w:cs="Calibri" w:eastAsia="Calibri" w:hAnsi="Calibri"/>
+                <w:b/>
+                <w:bCs/>
+                <w:sz w:val="22"/>
+                <w:szCs w:val="22"/>
+              </w:rPr>
+              <w:t xml:space="preserve"> per unit</w:t>
+            </w:r>
+            <w:r>
+              <w:rPr>
+                <w:rFonts w:ascii="Calibri" w:cs="Calibri" w:eastAsia="Calibri" w:hAnsi="Calibri"/>
+                <w:sz w:val="22"/>
+                <w:szCs w:val="22"/>
+              </w:rPr>
+              <w:t xml:space="preserve"> — seven cycle dialogues and one audio script — </w:t>
+            </w:r>
+            <w:r>
+              <w:rPr>
+                <w:rFonts w:ascii="Calibri" w:cs="Calibri" w:eastAsia="Calibri" w:hAnsi="Calibri"/>
+                <w:b/>
+                <w:bCs/>
+                <w:sz w:val="22"/>
+                <w:szCs w:val="22"/>
+              </w:rPr>
+              <w:t xml:space="preserve">which is what holds the unit at seven cycles without an eighth creeping in.</w:t>
+            </w:r>
+            <w:r>
+              <w:rPr>
+                <w:rFonts w:ascii="Calibri" w:cs="Calibri" w:eastAsia="Calibri" w:hAnsi="Calibri"/>
+                <w:sz w:val="22"/>
+                <w:szCs w:val="22"/>
+              </w:rPr>
+              <w:t xml:space="preserve"> </w:t>
+            </w:r>
+            <w:r>
+              <w:rPr>
+                <w:rFonts w:ascii="Calibri" w:cs="Calibri" w:eastAsia="Calibri" w:hAnsi="Calibri"/>
+                <w:b/>
+                <w:bCs/>
+                <w:sz w:val="22"/>
+                <w:szCs w:val="22"/>
+              </w:rPr>
+              <w:t xml:space="preserve">Two: exactly 10 NOTE boxes per Answer Key.</w:t>
+            </w:r>
+            <w:r>
+              <w:rPr>
+                <w:rFonts w:ascii="Calibri" w:cs="Calibri" w:eastAsia="Calibri" w:hAnsi="Calibri"/>
+                <w:sz w:val="22"/>
+                <w:szCs w:val="22"/>
+              </w:rPr>
+              <w:t xml:space="preserve"> </w:t>
+            </w:r>
+            <w:r>
+              <w:rPr>
+                <w:rFonts w:ascii="Calibri" w:cs="Calibri" w:eastAsia="Calibri" w:hAnsi="Calibri"/>
+                <w:b/>
+                <w:bCs/>
+                <w:sz w:val="22"/>
+                <w:szCs w:val="22"/>
+              </w:rPr>
+              <w:t xml:space="preserve">Eleven was written four times, in Units 8, 9, 10 and 11, and the repair each time was to turn the examination-mechanics note into a paragraph inside the Stage 5 or check block, which is where a teacher looks for it anyway.</w:t>
+            </w:r>
+            <w:r>
+              <w:rPr>
+                <w:rFonts w:ascii="Calibri" w:cs="Calibri" w:eastAsia="Calibri" w:hAnsi="Calibri"/>
+                <w:sz w:val="22"/>
+                <w:szCs w:val="22"/>
+              </w:rPr>
+              <w:t xml:space="preserve"> </w:t>
+            </w:r>
+            <w:r>
+              <w:rPr>
+                <w:rFonts w:ascii="Calibri" w:cs="Calibri" w:eastAsia="Calibri" w:hAnsi="Calibri"/>
+                <w:b/>
+                <w:bCs/>
+                <w:sz w:val="22"/>
+                <w:szCs w:val="22"/>
+              </w:rPr>
+              <w:t xml:space="preserve">Three: exactly six </w:t>
+            </w:r>
+            <w:r>
+              <w:rPr>
+                <w:rFonts w:ascii="Consolas" w:cs="Consolas" w:eastAsia="Consolas" w:hAnsi="Consolas"/>
+                <w:b/>
+                <w:bCs/>
+                <w:sz w:val="20"/>
+                <w:szCs w:val="20"/>
+              </w:rPr>
+              <w:t xml:space="preserve">pb()</w:t>
+            </w:r>
+            <w:r>
+              <w:rPr>
+                <w:rFonts w:ascii="Calibri" w:cs="Calibri" w:eastAsia="Calibri" w:hAnsi="Calibri"/>
+                <w:b/>
+                <w:bCs/>
+                <w:sz w:val="22"/>
+                <w:szCs w:val="22"/>
+              </w:rPr>
+              <w:t xml:space="preserve"> per unit, before x.1 to x.5 and before the unit check, and none before x.6 or x.7.</w:t>
+            </w:r>
+            <w:r>
+              <w:rPr>
+                <w:rFonts w:ascii="Calibri" w:cs="Calibri" w:eastAsia="Calibri" w:hAnsi="Calibri"/>
+                <w:sz w:val="22"/>
+                <w:szCs w:val="22"/>
+              </w:rPr>
+              <w:t xml:space="preserve"> </w:t>
+            </w:r>
+            <w:r>
+              <w:rPr>
+                <w:rFonts w:ascii="Calibri" w:cs="Calibri" w:eastAsia="Calibri" w:hAnsi="Calibri"/>
+                <w:b/>
+                <w:bCs/>
+                <w:sz w:val="22"/>
+                <w:szCs w:val="22"/>
+              </w:rPr>
+              <w:t xml:space="preserve">A seventh was written once, in Unit 8.</w:t>
+            </w:r>
+            <w:r>
+              <w:rPr>
+                <w:rFonts w:ascii="Calibri" w:cs="Calibri" w:eastAsia="Calibri" w:hAnsi="Calibri"/>
+                <w:sz w:val="22"/>
+                <w:szCs w:val="22"/>
+              </w:rPr>
+              <w:t xml:space="preserve"> ⚠ </w:t>
+            </w:r>
+            <w:r>
+              <w:rPr>
+                <w:rFonts w:ascii="Calibri" w:cs="Calibri" w:eastAsia="Calibri" w:hAnsi="Calibri"/>
+                <w:b/>
+                <w:bCs/>
+                <w:sz w:val="22"/>
+                <w:szCs w:val="22"/>
+              </w:rPr>
+              <w:t xml:space="preserve">Four: every unit and key script must end with </w:t>
+            </w:r>
+            <w:r>
+              <w:rPr>
+                <w:rFonts w:ascii="Consolas" w:cs="Consolas" w:eastAsia="Consolas" w:hAnsi="Consolas"/>
+                <w:b/>
+                <w:bCs/>
+                <w:sz w:val="20"/>
+                <w:szCs w:val="20"/>
+              </w:rPr>
+              <w:t xml:space="preserve">module.exports = out;</w:t>
+            </w:r>
+            <w:r>
+              <w:rPr>
+                <w:rFonts w:ascii="Calibri" w:cs="Calibri" w:eastAsia="Calibri" w:hAnsi="Calibri"/>
+                <w:b/>
+                <w:bCs/>
+                <w:sz w:val="22"/>
+                <w:szCs w:val="22"/>
+              </w:rPr>
+              <w:t xml:space="preserve"> and the </w:t>
+            </w:r>
+            <w:r>
+              <w:rPr>
+                <w:rFonts w:ascii="Consolas" w:cs="Consolas" w:eastAsia="Consolas" w:hAnsi="Consolas"/>
+                <w:b/>
+                <w:bCs/>
+                <w:sz w:val="20"/>
+                <w:szCs w:val="20"/>
+              </w:rPr>
+              <w:t xml:space="preserve">require.main</w:t>
+            </w:r>
+            <w:r>
+              <w:rPr>
+                <w:rFonts w:ascii="Calibri" w:cs="Calibri" w:eastAsia="Calibri" w:hAnsi="Calibri"/>
+                <w:b/>
+                <w:bCs/>
+                <w:sz w:val="22"/>
+                <w:szCs w:val="22"/>
+              </w:rPr>
+              <w:t xml:space="preserve"> build line.</w:t>
+            </w:r>
+            <w:r>
+              <w:rPr>
+                <w:rFonts w:ascii="Calibri" w:cs="Calibri" w:eastAsia="Calibri" w:hAnsi="Calibri"/>
+                <w:sz w:val="22"/>
+                <w:szCs w:val="22"/>
+              </w:rPr>
+              <w:t xml:space="preserve"> </w:t>
+            </w:r>
+            <w:r>
+              <w:rPr>
+                <w:rFonts w:ascii="Calibri" w:cs="Calibri" w:eastAsia="Calibri" w:hAnsi="Calibri"/>
+                <w:b/>
+                <w:bCs/>
+                <w:sz w:val="22"/>
+                <w:szCs w:val="22"/>
+              </w:rPr>
+              <w:t xml:space="preserve">Unit 8 shipped without the second and </w:t>
+            </w:r>
+            <w:r>
+              <w:rPr>
+                <w:rFonts w:ascii="Consolas" w:cs="Consolas" w:eastAsia="Consolas" w:hAnsi="Consolas"/>
+                <w:b/>
+                <w:bCs/>
+                <w:sz w:val="20"/>
+                <w:szCs w:val="20"/>
+              </w:rPr>
+              <w:t xml:space="preserve">build.sh</w:t>
+            </w:r>
+            <w:r>
+              <w:rPr>
+                <w:rFonts w:ascii="Calibri" w:cs="Calibri" w:eastAsia="Calibri" w:hAnsi="Calibri"/>
+                <w:b/>
+                <w:bCs/>
+                <w:sz w:val="22"/>
+                <w:szCs w:val="22"/>
+              </w:rPr>
+              <w:t xml:space="preserve"> wrote no file and exited silently</w:t>
+            </w:r>
+            <w:r>
+              <w:rPr>
+                <w:rFonts w:ascii="Calibri" w:cs="Calibri" w:eastAsia="Calibri" w:hAnsi="Calibri"/>
+                <w:sz w:val="22"/>
+                <w:szCs w:val="22"/>
+              </w:rPr>
+              <w:t xml:space="preserve"> — </w:t>
+            </w:r>
+            <w:r>
+              <w:rPr>
+                <w:rFonts w:ascii="Calibri" w:cs="Calibri" w:eastAsia="Calibri" w:hAnsi="Calibri"/>
+                <w:b/>
+                <w:bCs/>
+                <w:sz w:val="22"/>
+                <w:szCs w:val="22"/>
+              </w:rPr>
+              <w:t xml:space="preserve">which cost an hour and is the only toolchain fault in the whole of Book 1.</w:t>
+            </w:r>
+          </w:p>
+        </w:tc>
+      </w:tr>
+    </w:tbl>
+    <w:p>
+      <w:pPr>
+        <w:pStyle w:val="Heading3"/>
+        <w:spacing w:after="80" w:before="200"/>
+      </w:pPr>
+      <w:r>
+        <w:rPr>
+          <w:rFonts w:ascii="Calibri" w:cs="Calibri" w:eastAsia="Calibri" w:hAnsi="Calibri"/>
+        </w:rPr>
+        <w:t xml:space="preserve">Hand-marking: what the QA harness cannot see</w:t>
+      </w:r>
+    </w:p>
+    <w:p>
+      <w:pPr>
+        <w:spacing w:after="100"/>
+      </w:pPr>
+      <w:r>
+        <w:rPr>
+          <w:rFonts w:ascii="Calibri" w:cs="Calibri" w:eastAsia="Calibri" w:hAnsi="Calibri"/>
+          <w:sz w:val="22"/>
+          <w:szCs w:val="22"/>
+        </w:rPr>
+        <w:t xml:space="preserve">⚠ </w:t>
+      </w:r>
+      <w:r>
+        <w:rPr>
+          <w:rFonts w:ascii="Calibri" w:cs="Calibri" w:eastAsia="Calibri" w:hAnsi="Calibri"/>
+          <w:b/>
+          <w:bCs/>
+          <w:sz w:val="22"/>
+          <w:szCs w:val="22"/>
+        </w:rPr>
+        <w:t xml:space="preserve">Every examination item in Book 1 was marked by hand against its own text and audio, and fifteen were rewritten because a second answer worked.</w:t>
+      </w:r>
+      <w:r>
+        <w:rPr>
+          <w:rFonts w:ascii="Calibri" w:cs="Calibri" w:eastAsia="Calibri" w:hAnsi="Calibri"/>
+          <w:sz w:val="22"/>
+          <w:szCs w:val="22"/>
+        </w:rPr>
+        <w:t xml:space="preserve"> </w:t>
+      </w:r>
+      <w:r>
+        <w:rPr>
+          <w:rFonts w:ascii="Calibri" w:cs="Calibri" w:eastAsia="Calibri" w:hAnsi="Calibri"/>
+          <w:b/>
+          <w:bCs/>
+          <w:sz w:val="22"/>
+          <w:szCs w:val="22"/>
+        </w:rPr>
+        <w:t xml:space="preserve">No automated check can find these and the list is the argument for the pass.</w:t>
+      </w:r>
+    </w:p>
+    <w:tbl>
+      <w:tblPr>
+        <w:tblW w:type="dxa" w:w="9906"/>
+        <w:tblBorders>
+          <w:top w:val="single" w:color="auto" w:sz="4"/>
+          <w:left w:val="single" w:color="auto" w:sz="4"/>
+          <w:bottom w:val="single" w:color="auto" w:sz="4"/>
+          <w:right w:val="single" w:color="auto" w:sz="4"/>
+          <w:insideH w:val="single" w:color="auto" w:sz="4"/>
+          <w:insideV w:val="single" w:color="auto" w:sz="4"/>
+        </w:tblBorders>
+      </w:tblPr>
+      <w:tblGrid>
+        <w:gridCol w:w="1397"/>
+        <w:gridCol w:w="6604"/>
+        <w:gridCol w:w="1905"/>
+      </w:tblGrid>
+      <w:tr>
+        <w:trPr>
+          <w:tblHeader/>
+        </w:trPr>
+        <w:tc>
+          <w:tcPr>
+            <w:tcW w:type="dxa" w:w="1397"/>
+            <w:tcBorders>
+              <w:top w:val="single" w:color="A6A6A6" w:sz="4"/>
+              <w:left w:val="single" w:color="A6A6A6" w:sz="4"/>
+              <w:bottom w:val="single" w:color="A6A6A6" w:sz="4"/>
+              <w:right w:val="single" w:color="A6A6A6" w:sz="4"/>
+            </w:tcBorders>
+            <w:shd w:fill="1F3864" w:color="auto" w:val="clear"/>
+            <w:tcMar>
+              <w:top w:type="dxa" w:w="50"/>
+              <w:left w:type="dxa" w:w="90"/>
+              <w:bottom w:type="dxa" w:w="50"/>
+              <w:right w:type="dxa" w:w="90"/>
+            </w:tcMar>
+          </w:tcPr>
+          <w:p>
+            <w:r>
+              <w:rPr>
+                <w:rFonts w:ascii="Calibri" w:cs="Calibri" w:eastAsia="Calibri" w:hAnsi="Calibri"/>
+                <w:b/>
+                <w:bCs/>
+                <w:color w:val="FFFFFF"/>
+                <w:sz w:val="20"/>
+                <w:szCs w:val="20"/>
+              </w:rPr>
+              <w:t xml:space="preserve">Unit</w:t>
+            </w:r>
+          </w:p>
+        </w:tc>
+        <w:tc>
+          <w:tcPr>
+            <w:tcW w:type="dxa" w:w="6604"/>
+            <w:tcBorders>
+              <w:top w:val="single" w:color="A6A6A6" w:sz="4"/>
+              <w:left w:val="single" w:color="A6A6A6" w:sz="4"/>
+              <w:bottom w:val="single" w:color="A6A6A6" w:sz="4"/>
+              <w:right w:val="single" w:color="A6A6A6" w:sz="4"/>
+            </w:tcBorders>
+            <w:shd w:fill="1F3864" w:color="auto" w:val="clear"/>
+            <w:tcMar>
+              <w:top w:type="dxa" w:w="50"/>
+              <w:left w:type="dxa" w:w="90"/>
+              <w:bottom w:type="dxa" w:w="50"/>
+              <w:right w:type="dxa" w:w="90"/>
+            </w:tcMar>
+          </w:tcPr>
+          <w:p>
+            <w:r>
+              <w:rPr>
+                <w:rFonts w:ascii="Calibri" w:cs="Calibri" w:eastAsia="Calibri" w:hAnsi="Calibri"/>
+                <w:b/>
+                <w:bCs/>
+                <w:color w:val="FFFFFF"/>
+                <w:sz w:val="20"/>
+                <w:szCs w:val="20"/>
+              </w:rPr>
+              <w:t xml:space="preserve">What was wrong</w:t>
+            </w:r>
+          </w:p>
+        </w:tc>
+        <w:tc>
+          <w:tcPr>
+            <w:tcW w:type="dxa" w:w="1905"/>
+            <w:tcBorders>
+              <w:top w:val="single" w:color="A6A6A6" w:sz="4"/>
+              <w:left w:val="single" w:color="A6A6A6" w:sz="4"/>
+              <w:bottom w:val="single" w:color="A6A6A6" w:sz="4"/>
+              <w:right w:val="single" w:color="A6A6A6" w:sz="4"/>
+            </w:tcBorders>
+            <w:shd w:fill="1F3864" w:color="auto" w:val="clear"/>
+            <w:tcMar>
+              <w:top w:type="dxa" w:w="50"/>
+              <w:left w:type="dxa" w:w="90"/>
+              <w:bottom w:type="dxa" w:w="50"/>
+              <w:right w:type="dxa" w:w="90"/>
+            </w:tcMar>
+          </w:tcPr>
+          <w:p>
+            <w:r>
+              <w:rPr>
+                <w:rFonts w:ascii="Calibri" w:cs="Calibri" w:eastAsia="Calibri" w:hAnsi="Calibri"/>
+                <w:b/>
+                <w:bCs/>
+                <w:color w:val="FFFFFF"/>
+                <w:sz w:val="20"/>
+                <w:szCs w:val="20"/>
+              </w:rPr>
+              <w:t xml:space="preserve">What it cost</w:t>
+            </w:r>
+          </w:p>
+        </w:tc>
+      </w:tr>
+      <w:tr>
+        <w:tc>
+          <w:tcPr>
+            <w:tcW w:type="dxa" w:w="1397"/>
+            <w:tcBorders>
+              <w:top w:val="single" w:color="A6A6A6" w:sz="4"/>
+              <w:left w:val="single" w:color="A6A6A6" w:sz="4"/>
+              <w:bottom w:val="single" w:color="A6A6A6" w:sz="4"/>
+              <w:right w:val="single" w:color="A6A6A6" w:sz="4"/>
+            </w:tcBorders>
+            <w:tcMar>
+              <w:top w:type="dxa" w:w="50"/>
+              <w:left w:type="dxa" w:w="90"/>
+              <w:bottom w:type="dxa" w:w="50"/>
+              <w:right w:type="dxa" w:w="90"/>
+            </w:tcMar>
+          </w:tcPr>
+          <w:p>
+            <w:r>
+              <w:rPr>
+                <w:rFonts w:ascii="Calibri" w:cs="Calibri" w:eastAsia="Calibri" w:hAnsi="Calibri"/>
+                <w:b/>
+                <w:bCs/>
+                <w:sz w:val="20"/>
+                <w:szCs w:val="20"/>
+              </w:rPr>
+              <w:t xml:space="preserve">8</w:t>
+            </w:r>
+          </w:p>
+        </w:tc>
+        <w:tc>
+          <w:tcPr>
+            <w:tcW w:type="dxa" w:w="6604"/>
+            <w:tcBorders>
+              <w:top w:val="single" w:color="A6A6A6" w:sz="4"/>
+              <w:left w:val="single" w:color="A6A6A6" w:sz="4"/>
+              <w:bottom w:val="single" w:color="A6A6A6" w:sz="4"/>
+              <w:right w:val="single" w:color="A6A6A6" w:sz="4"/>
+            </w:tcBorders>
+            <w:tcMar>
+              <w:top w:type="dxa" w:w="50"/>
+              <w:left w:type="dxa" w:w="90"/>
+              <w:bottom w:type="dxa" w:w="50"/>
+              <w:right w:type="dxa" w:w="90"/>
+            </w:tcMar>
+          </w:tcPr>
+          <w:p>
+            <w:r>
+              <w:rPr>
+                <w:rFonts w:ascii="Calibri" w:cs="Calibri" w:eastAsia="Calibri" w:hAnsi="Calibri"/>
+                <w:sz w:val="20"/>
+                <w:szCs w:val="20"/>
+              </w:rPr>
+              <w:t xml:space="preserve">check item 3 (</w:t>
+            </w:r>
+            <w:r>
+              <w:rPr>
+                <w:rFonts w:ascii="Calibri" w:cs="Calibri" w:eastAsia="Calibri" w:hAnsi="Calibri"/>
+                <w:i/>
+                <w:iCs/>
+                <w:sz w:val="20"/>
+                <w:szCs w:val="20"/>
+              </w:rPr>
+              <w:t xml:space="preserve">for</w:t>
+            </w:r>
+            <w:r>
+              <w:rPr>
+                <w:rFonts w:ascii="Calibri" w:cs="Calibri" w:eastAsia="Calibri" w:hAnsi="Calibri"/>
+                <w:sz w:val="20"/>
+                <w:szCs w:val="20"/>
+              </w:rPr>
+              <w:t xml:space="preserve"> also worked) · item 4 (</w:t>
+            </w:r>
+            <w:r>
+              <w:rPr>
+                <w:rFonts w:ascii="Calibri" w:cs="Calibri" w:eastAsia="Calibri" w:hAnsi="Calibri"/>
+                <w:i/>
+                <w:iCs/>
+                <w:sz w:val="20"/>
+                <w:szCs w:val="20"/>
+              </w:rPr>
+              <w:t xml:space="preserve">Although</w:t>
+            </w:r>
+            <w:r>
+              <w:rPr>
+                <w:rFonts w:ascii="Calibri" w:cs="Calibri" w:eastAsia="Calibri" w:hAnsi="Calibri"/>
+                <w:sz w:val="20"/>
+                <w:szCs w:val="20"/>
+              </w:rPr>
+              <w:t xml:space="preserve"> also worked) · Listening Q4 stem asked what the candidate decided where the script has the supervisor deciding</w:t>
+            </w:r>
+          </w:p>
+        </w:tc>
+        <w:tc>
+          <w:tcPr>
+            <w:tcW w:type="dxa" w:w="1905"/>
+            <w:tcBorders>
+              <w:top w:val="single" w:color="A6A6A6" w:sz="4"/>
+              <w:left w:val="single" w:color="A6A6A6" w:sz="4"/>
+              <w:bottom w:val="single" w:color="A6A6A6" w:sz="4"/>
+              <w:right w:val="single" w:color="A6A6A6" w:sz="4"/>
+            </w:tcBorders>
+            <w:tcMar>
+              <w:top w:type="dxa" w:w="50"/>
+              <w:left w:type="dxa" w:w="90"/>
+              <w:bottom w:type="dxa" w:w="50"/>
+              <w:right w:type="dxa" w:w="90"/>
+            </w:tcMar>
+          </w:tcPr>
+          <w:p>
+            <w:r>
+              <w:rPr>
+                <w:rFonts w:ascii="Calibri" w:cs="Calibri" w:eastAsia="Calibri" w:hAnsi="Calibri"/>
+                <w:sz w:val="20"/>
+                <w:szCs w:val="20"/>
+              </w:rPr>
+              <w:t xml:space="preserve">three rewrites</w:t>
+            </w:r>
+          </w:p>
+        </w:tc>
+      </w:tr>
+      <w:tr>
+        <w:tc>
+          <w:tcPr>
+            <w:tcW w:type="dxa" w:w="1397"/>
+            <w:tcBorders>
+              <w:top w:val="single" w:color="A6A6A6" w:sz="4"/>
+              <w:left w:val="single" w:color="A6A6A6" w:sz="4"/>
+              <w:bottom w:val="single" w:color="A6A6A6" w:sz="4"/>
+              <w:right w:val="single" w:color="A6A6A6" w:sz="4"/>
+            </w:tcBorders>
+            <w:tcMar>
+              <w:top w:type="dxa" w:w="50"/>
+              <w:left w:type="dxa" w:w="90"/>
+              <w:bottom w:type="dxa" w:w="50"/>
+              <w:right w:type="dxa" w:w="90"/>
+            </w:tcMar>
+          </w:tcPr>
+          <w:p>
+            <w:r>
+              <w:rPr>
+                <w:rFonts w:ascii="Calibri" w:cs="Calibri" w:eastAsia="Calibri" w:hAnsi="Calibri"/>
+                <w:b/>
+                <w:bCs/>
+                <w:sz w:val="20"/>
+                <w:szCs w:val="20"/>
+              </w:rPr>
+              <w:t xml:space="preserve">9</w:t>
+            </w:r>
+          </w:p>
+        </w:tc>
+        <w:tc>
+          <w:tcPr>
+            <w:tcW w:type="dxa" w:w="6604"/>
+            <w:tcBorders>
+              <w:top w:val="single" w:color="A6A6A6" w:sz="4"/>
+              <w:left w:val="single" w:color="A6A6A6" w:sz="4"/>
+              <w:bottom w:val="single" w:color="A6A6A6" w:sz="4"/>
+              <w:right w:val="single" w:color="A6A6A6" w:sz="4"/>
+            </w:tcBorders>
+            <w:tcMar>
+              <w:top w:type="dxa" w:w="50"/>
+              <w:left w:type="dxa" w:w="90"/>
+              <w:bottom w:type="dxa" w:w="50"/>
+              <w:right w:type="dxa" w:w="90"/>
+            </w:tcMar>
+          </w:tcPr>
+          <w:p>
+            <w:r>
+              <w:rPr>
+                <w:rFonts w:ascii="Calibri" w:cs="Calibri" w:eastAsia="Calibri" w:hAnsi="Calibri"/>
+                <w:sz w:val="20"/>
+                <w:szCs w:val="20"/>
+              </w:rPr>
+              <w:t xml:space="preserve">check item 6 (</w:t>
+            </w:r>
+            <w:r>
+              <w:rPr>
+                <w:rFonts w:ascii="Calibri" w:cs="Calibri" w:eastAsia="Calibri" w:hAnsi="Calibri"/>
+                <w:i/>
+                <w:iCs/>
+                <w:sz w:val="20"/>
+                <w:szCs w:val="20"/>
+              </w:rPr>
+              <w:t xml:space="preserve">on page 14</w:t>
+            </w:r>
+            <w:r>
+              <w:rPr>
+                <w:rFonts w:ascii="Calibri" w:cs="Calibri" w:eastAsia="Calibri" w:hAnsi="Calibri"/>
+                <w:sz w:val="20"/>
+                <w:szCs w:val="20"/>
+              </w:rPr>
+              <w:t xml:space="preserve"> and </w:t>
+            </w:r>
+            <w:r>
+              <w:rPr>
+                <w:rFonts w:ascii="Calibri" w:cs="Calibri" w:eastAsia="Calibri" w:hAnsi="Calibri"/>
+                <w:i/>
+                <w:iCs/>
+                <w:sz w:val="20"/>
+                <w:szCs w:val="20"/>
+              </w:rPr>
+              <w:t xml:space="preserve">at page 14</w:t>
+            </w:r>
+            <w:r>
+              <w:rPr>
+                <w:rFonts w:ascii="Calibri" w:cs="Calibri" w:eastAsia="Calibri" w:hAnsi="Calibri"/>
+                <w:sz w:val="20"/>
+                <w:szCs w:val="20"/>
+              </w:rPr>
+              <w:t xml:space="preserve"> both acceptable) · Listening Q4 stem</w:t>
+            </w:r>
+          </w:p>
+        </w:tc>
+        <w:tc>
+          <w:tcPr>
+            <w:tcW w:type="dxa" w:w="1905"/>
+            <w:tcBorders>
+              <w:top w:val="single" w:color="A6A6A6" w:sz="4"/>
+              <w:left w:val="single" w:color="A6A6A6" w:sz="4"/>
+              <w:bottom w:val="single" w:color="A6A6A6" w:sz="4"/>
+              <w:right w:val="single" w:color="A6A6A6" w:sz="4"/>
+            </w:tcBorders>
+            <w:tcMar>
+              <w:top w:type="dxa" w:w="50"/>
+              <w:left w:type="dxa" w:w="90"/>
+              <w:bottom w:type="dxa" w:w="50"/>
+              <w:right w:type="dxa" w:w="90"/>
+            </w:tcMar>
+          </w:tcPr>
+          <w:p>
+            <w:r>
+              <w:rPr>
+                <w:rFonts w:ascii="Calibri" w:cs="Calibri" w:eastAsia="Calibri" w:hAnsi="Calibri"/>
+                <w:sz w:val="20"/>
+                <w:szCs w:val="20"/>
+              </w:rPr>
+              <w:t xml:space="preserve">two rewrites</w:t>
+            </w:r>
+          </w:p>
+        </w:tc>
+      </w:tr>
+      <w:tr>
+        <w:tc>
+          <w:tcPr>
+            <w:tcW w:type="dxa" w:w="1397"/>
+            <w:tcBorders>
+              <w:top w:val="single" w:color="A6A6A6" w:sz="4"/>
+              <w:left w:val="single" w:color="A6A6A6" w:sz="4"/>
+              <w:bottom w:val="single" w:color="A6A6A6" w:sz="4"/>
+              <w:right w:val="single" w:color="A6A6A6" w:sz="4"/>
+            </w:tcBorders>
+            <w:tcMar>
+              <w:top w:type="dxa" w:w="50"/>
+              <w:left w:type="dxa" w:w="90"/>
+              <w:bottom w:type="dxa" w:w="50"/>
+              <w:right w:type="dxa" w:w="90"/>
+            </w:tcMar>
+          </w:tcPr>
+          <w:p>
+            <w:r>
+              <w:rPr>
+                <w:rFonts w:ascii="Calibri" w:cs="Calibri" w:eastAsia="Calibri" w:hAnsi="Calibri"/>
+                <w:b/>
+                <w:bCs/>
+                <w:sz w:val="20"/>
+                <w:szCs w:val="20"/>
+              </w:rPr>
+              <w:t xml:space="preserve">10</w:t>
+            </w:r>
+          </w:p>
+        </w:tc>
+        <w:tc>
+          <w:tcPr>
+            <w:tcW w:type="dxa" w:w="6604"/>
+            <w:tcBorders>
+              <w:top w:val="single" w:color="A6A6A6" w:sz="4"/>
+              <w:left w:val="single" w:color="A6A6A6" w:sz="4"/>
+              <w:bottom w:val="single" w:color="A6A6A6" w:sz="4"/>
+              <w:right w:val="single" w:color="A6A6A6" w:sz="4"/>
+            </w:tcBorders>
+            <w:tcMar>
+              <w:top w:type="dxa" w:w="50"/>
+              <w:left w:type="dxa" w:w="90"/>
+              <w:bottom w:type="dxa" w:w="50"/>
+              <w:right w:type="dxa" w:w="90"/>
+            </w:tcMar>
+          </w:tcPr>
+          <w:p>
+            <w:r>
+              <w:rPr>
+                <w:rFonts w:ascii="Calibri" w:cs="Calibri" w:eastAsia="Calibri" w:hAnsi="Calibri"/>
+                <w:sz w:val="20"/>
+                <w:szCs w:val="20"/>
+              </w:rPr>
+              <w:t xml:space="preserve">⚠ </w:t>
+            </w:r>
+            <w:r>
+              <w:rPr>
+                <w:rFonts w:ascii="Calibri" w:cs="Calibri" w:eastAsia="Calibri" w:hAnsi="Calibri"/>
+                <w:b/>
+                <w:bCs/>
+                <w:sz w:val="20"/>
+                <w:szCs w:val="20"/>
+              </w:rPr>
+              <w:t xml:space="preserve">Reading Part 1 items 1, 3 and 8</w:t>
+            </w:r>
+            <w:r>
+              <w:rPr>
+                <w:rFonts w:ascii="Calibri" w:cs="Calibri" w:eastAsia="Calibri" w:hAnsi="Calibri"/>
+                <w:sz w:val="20"/>
+                <w:szCs w:val="20"/>
+              </w:rPr>
+              <w:t xml:space="preserve"> — </w:t>
+            </w:r>
+            <w:r>
+              <w:rPr>
+                <w:rFonts w:ascii="Calibri" w:cs="Calibri" w:eastAsia="Calibri" w:hAnsi="Calibri"/>
+                <w:i/>
+                <w:iCs/>
+                <w:sz w:val="20"/>
+                <w:szCs w:val="20"/>
+              </w:rPr>
+              <w:t xml:space="preserve">taken away</w:t>
+            </w:r>
+            <w:r>
+              <w:rPr>
+                <w:rFonts w:ascii="Calibri" w:cs="Calibri" w:eastAsia="Calibri" w:hAnsi="Calibri"/>
+                <w:sz w:val="20"/>
+                <w:szCs w:val="20"/>
+              </w:rPr>
+              <w:t xml:space="preserve">, </w:t>
+            </w:r>
+            <w:r>
+              <w:rPr>
+                <w:rFonts w:ascii="Calibri" w:cs="Calibri" w:eastAsia="Calibri" w:hAnsi="Calibri"/>
+                <w:i/>
+                <w:iCs/>
+                <w:sz w:val="20"/>
+                <w:szCs w:val="20"/>
+              </w:rPr>
+              <w:t xml:space="preserve">scale back</w:t>
+            </w:r>
+            <w:r>
+              <w:rPr>
+                <w:rFonts w:ascii="Calibri" w:cs="Calibri" w:eastAsia="Calibri" w:hAnsi="Calibri"/>
+                <w:sz w:val="20"/>
+                <w:szCs w:val="20"/>
+              </w:rPr>
+              <w:t xml:space="preserve"> and </w:t>
+            </w:r>
+            <w:r>
+              <w:rPr>
+                <w:rFonts w:ascii="Calibri" w:cs="Calibri" w:eastAsia="Calibri" w:hAnsi="Calibri"/>
+                <w:i/>
+                <w:iCs/>
+                <w:sz w:val="20"/>
+                <w:szCs w:val="20"/>
+              </w:rPr>
+              <w:t xml:space="preserve">set out</w:t>
+            </w:r>
+            <w:r>
+              <w:rPr>
+                <w:rFonts w:ascii="Calibri" w:cs="Calibri" w:eastAsia="Calibri" w:hAnsi="Calibri"/>
+                <w:sz w:val="20"/>
+                <w:szCs w:val="20"/>
+              </w:rPr>
+              <w:t xml:space="preserve"> each fitted as well as the key</w:t>
+            </w:r>
+          </w:p>
+        </w:tc>
+        <w:tc>
+          <w:tcPr>
+            <w:tcW w:type="dxa" w:w="1905"/>
+            <w:tcBorders>
+              <w:top w:val="single" w:color="A6A6A6" w:sz="4"/>
+              <w:left w:val="single" w:color="A6A6A6" w:sz="4"/>
+              <w:bottom w:val="single" w:color="A6A6A6" w:sz="4"/>
+              <w:right w:val="single" w:color="A6A6A6" w:sz="4"/>
+            </w:tcBorders>
+            <w:tcMar>
+              <w:top w:type="dxa" w:w="50"/>
+              <w:left w:type="dxa" w:w="90"/>
+              <w:bottom w:type="dxa" w:w="50"/>
+              <w:right w:type="dxa" w:w="90"/>
+            </w:tcMar>
+          </w:tcPr>
+          <w:p>
+            <w:r>
+              <w:rPr>
+                <w:rFonts w:ascii="Calibri" w:cs="Calibri" w:eastAsia="Calibri" w:hAnsi="Calibri"/>
+                <w:sz w:val="20"/>
+                <w:szCs w:val="20"/>
+              </w:rPr>
+              <w:t xml:space="preserve">three sets of options replaced</w:t>
+            </w:r>
+          </w:p>
+        </w:tc>
+      </w:tr>
+      <w:tr>
+        <w:tc>
+          <w:tcPr>
+            <w:tcW w:type="dxa" w:w="1397"/>
+            <w:tcBorders>
+              <w:top w:val="single" w:color="A6A6A6" w:sz="4"/>
+              <w:left w:val="single" w:color="A6A6A6" w:sz="4"/>
+              <w:bottom w:val="single" w:color="A6A6A6" w:sz="4"/>
+              <w:right w:val="single" w:color="A6A6A6" w:sz="4"/>
+            </w:tcBorders>
+            <w:tcMar>
+              <w:top w:type="dxa" w:w="50"/>
+              <w:left w:type="dxa" w:w="90"/>
+              <w:bottom w:type="dxa" w:w="50"/>
+              <w:right w:type="dxa" w:w="90"/>
+            </w:tcMar>
+          </w:tcPr>
+          <w:p>
+            <w:r>
+              <w:rPr>
+                <w:rFonts w:ascii="Calibri" w:cs="Calibri" w:eastAsia="Calibri" w:hAnsi="Calibri"/>
+                <w:b/>
+                <w:bCs/>
+                <w:sz w:val="20"/>
+                <w:szCs w:val="20"/>
+              </w:rPr>
+              <w:t xml:space="preserve">11</w:t>
+            </w:r>
+          </w:p>
+        </w:tc>
+        <w:tc>
+          <w:tcPr>
+            <w:tcW w:type="dxa" w:w="6604"/>
+            <w:tcBorders>
+              <w:top w:val="single" w:color="A6A6A6" w:sz="4"/>
+              <w:left w:val="single" w:color="A6A6A6" w:sz="4"/>
+              <w:bottom w:val="single" w:color="A6A6A6" w:sz="4"/>
+              <w:right w:val="single" w:color="A6A6A6" w:sz="4"/>
+            </w:tcBorders>
+            <w:tcMar>
+              <w:top w:type="dxa" w:w="50"/>
+              <w:left w:type="dxa" w:w="90"/>
+              <w:bottom w:type="dxa" w:w="50"/>
+              <w:right w:type="dxa" w:w="90"/>
+            </w:tcMar>
+          </w:tcPr>
+          <w:p>
+            <w:r>
+              <w:rPr>
+                <w:rFonts w:ascii="Calibri" w:cs="Calibri" w:eastAsia="Calibri" w:hAnsi="Calibri"/>
+                <w:sz w:val="20"/>
+                <w:szCs w:val="20"/>
+              </w:rPr>
+              <w:t xml:space="preserve">Listening Q5 option C — </w:t>
+            </w:r>
+            <w:r>
+              <w:rPr>
+                <w:rFonts w:ascii="Calibri" w:cs="Calibri" w:eastAsia="Calibri" w:hAnsi="Calibri"/>
+                <w:i/>
+                <w:iCs/>
+                <w:sz w:val="20"/>
+                <w:szCs w:val="20"/>
+              </w:rPr>
+              <w:t xml:space="preserve">usually added by translators</w:t>
+            </w:r>
+            <w:r>
+              <w:rPr>
+                <w:rFonts w:ascii="Calibri" w:cs="Calibri" w:eastAsia="Calibri" w:hAnsi="Calibri"/>
+                <w:sz w:val="20"/>
+                <w:szCs w:val="20"/>
+              </w:rPr>
+              <w:t xml:space="preserve"> was also supported by the recording</w:t>
+            </w:r>
+          </w:p>
+        </w:tc>
+        <w:tc>
+          <w:tcPr>
+            <w:tcW w:type="dxa" w:w="1905"/>
+            <w:tcBorders>
+              <w:top w:val="single" w:color="A6A6A6" w:sz="4"/>
+              <w:left w:val="single" w:color="A6A6A6" w:sz="4"/>
+              <w:bottom w:val="single" w:color="A6A6A6" w:sz="4"/>
+              <w:right w:val="single" w:color="A6A6A6" w:sz="4"/>
+            </w:tcBorders>
+            <w:tcMar>
+              <w:top w:type="dxa" w:w="50"/>
+              <w:left w:type="dxa" w:w="90"/>
+              <w:bottom w:type="dxa" w:w="50"/>
+              <w:right w:type="dxa" w:w="90"/>
+            </w:tcMar>
+          </w:tcPr>
+          <w:p>
+            <w:r>
+              <w:rPr>
+                <w:rFonts w:ascii="Calibri" w:cs="Calibri" w:eastAsia="Calibri" w:hAnsi="Calibri"/>
+                <w:sz w:val="20"/>
+                <w:szCs w:val="20"/>
+              </w:rPr>
+              <w:t xml:space="preserve">one option rewritten</w:t>
+            </w:r>
+          </w:p>
+        </w:tc>
+      </w:tr>
+      <w:tr>
+        <w:tc>
+          <w:tcPr>
+            <w:tcW w:type="dxa" w:w="1397"/>
+            <w:tcBorders>
+              <w:top w:val="single" w:color="A6A6A6" w:sz="4"/>
+              <w:left w:val="single" w:color="A6A6A6" w:sz="4"/>
+              <w:bottom w:val="single" w:color="A6A6A6" w:sz="4"/>
+              <w:right w:val="single" w:color="A6A6A6" w:sz="4"/>
+            </w:tcBorders>
+            <w:tcMar>
+              <w:top w:type="dxa" w:w="50"/>
+              <w:left w:type="dxa" w:w="90"/>
+              <w:bottom w:type="dxa" w:w="50"/>
+              <w:right w:type="dxa" w:w="90"/>
+            </w:tcMar>
+          </w:tcPr>
+          <w:p>
+            <w:r>
+              <w:rPr>
+                <w:rFonts w:ascii="Calibri" w:cs="Calibri" w:eastAsia="Calibri" w:hAnsi="Calibri"/>
+                <w:b/>
+                <w:bCs/>
+                <w:sz w:val="20"/>
+                <w:szCs w:val="20"/>
+              </w:rPr>
+              <w:t xml:space="preserve">12</w:t>
+            </w:r>
+          </w:p>
+        </w:tc>
+        <w:tc>
+          <w:tcPr>
+            <w:tcW w:type="dxa" w:w="6604"/>
+            <w:tcBorders>
+              <w:top w:val="single" w:color="A6A6A6" w:sz="4"/>
+              <w:left w:val="single" w:color="A6A6A6" w:sz="4"/>
+              <w:bottom w:val="single" w:color="A6A6A6" w:sz="4"/>
+              <w:right w:val="single" w:color="A6A6A6" w:sz="4"/>
+            </w:tcBorders>
+            <w:tcMar>
+              <w:top w:type="dxa" w:w="50"/>
+              <w:left w:type="dxa" w:w="90"/>
+              <w:bottom w:type="dxa" w:w="50"/>
+              <w:right w:type="dxa" w:w="90"/>
+            </w:tcMar>
+          </w:tcPr>
+          <w:p>
+            <w:r>
+              <w:rPr>
+                <w:rFonts w:ascii="Calibri" w:cs="Calibri" w:eastAsia="Calibri" w:hAnsi="Calibri"/>
+                <w:sz w:val="20"/>
+                <w:szCs w:val="20"/>
+              </w:rPr>
+              <w:t xml:space="preserve">⚠ </w:t>
+            </w:r>
+            <w:r>
+              <w:rPr>
+                <w:rFonts w:ascii="Calibri" w:cs="Calibri" w:eastAsia="Calibri" w:hAnsi="Calibri"/>
+                <w:b/>
+                <w:bCs/>
+                <w:sz w:val="20"/>
+                <w:szCs w:val="20"/>
+              </w:rPr>
+              <w:t xml:space="preserve">two Reading Part 5 distractors that were true statements in the wrong place, and four check items with a second valid answer</w:t>
+            </w:r>
+            <w:r>
+              <w:rPr>
+                <w:rFonts w:ascii="Calibri" w:cs="Calibri" w:eastAsia="Calibri" w:hAnsi="Calibri"/>
+                <w:sz w:val="20"/>
+                <w:szCs w:val="20"/>
+              </w:rPr>
+              <w:t xml:space="preserve"> — </w:t>
+            </w:r>
+            <w:r>
+              <w:rPr>
+                <w:rFonts w:ascii="Calibri" w:cs="Calibri" w:eastAsia="Calibri" w:hAnsi="Calibri"/>
+                <w:i/>
+                <w:iCs/>
+                <w:sz w:val="20"/>
+                <w:szCs w:val="20"/>
+              </w:rPr>
+              <w:t xml:space="preserve">had deleted</w:t>
+            </w:r>
+            <w:r>
+              <w:rPr>
+                <w:rFonts w:ascii="Calibri" w:cs="Calibri" w:eastAsia="Calibri" w:hAnsi="Calibri"/>
+                <w:sz w:val="20"/>
+                <w:szCs w:val="20"/>
+              </w:rPr>
+              <w:t xml:space="preserve">, </w:t>
+            </w:r>
+            <w:r>
+              <w:rPr>
+                <w:rFonts w:ascii="Calibri" w:cs="Calibri" w:eastAsia="Calibri" w:hAnsi="Calibri"/>
+                <w:i/>
+                <w:iCs/>
+                <w:sz w:val="20"/>
+                <w:szCs w:val="20"/>
+              </w:rPr>
+              <w:t xml:space="preserve">which I enjoyed</w:t>
+            </w:r>
+            <w:r>
+              <w:rPr>
+                <w:rFonts w:ascii="Calibri" w:cs="Calibri" w:eastAsia="Calibri" w:hAnsi="Calibri"/>
+                <w:sz w:val="20"/>
+                <w:szCs w:val="20"/>
+              </w:rPr>
+              <w:t xml:space="preserve">, </w:t>
+            </w:r>
+            <w:r>
+              <w:rPr>
+                <w:rFonts w:ascii="Calibri" w:cs="Calibri" w:eastAsia="Calibri" w:hAnsi="Calibri"/>
+                <w:i/>
+                <w:iCs/>
+                <w:sz w:val="20"/>
+                <w:szCs w:val="20"/>
+              </w:rPr>
+              <w:t xml:space="preserve">is costing</w:t>
+            </w:r>
+            <w:r>
+              <w:rPr>
+                <w:rFonts w:ascii="Calibri" w:cs="Calibri" w:eastAsia="Calibri" w:hAnsi="Calibri"/>
+                <w:sz w:val="20"/>
+                <w:szCs w:val="20"/>
+              </w:rPr>
+              <w:t xml:space="preserve">, </w:t>
+            </w:r>
+            <w:r>
+              <w:rPr>
+                <w:rFonts w:ascii="Calibri" w:cs="Calibri" w:eastAsia="Calibri" w:hAnsi="Calibri"/>
+                <w:i/>
+                <w:iCs/>
+                <w:sz w:val="20"/>
+                <w:szCs w:val="20"/>
+              </w:rPr>
+              <w:t xml:space="preserve">to report</w:t>
+            </w:r>
+          </w:p>
+        </w:tc>
+        <w:tc>
+          <w:tcPr>
+            <w:tcW w:type="dxa" w:w="1905"/>
+            <w:tcBorders>
+              <w:top w:val="single" w:color="A6A6A6" w:sz="4"/>
+              <w:left w:val="single" w:color="A6A6A6" w:sz="4"/>
+              <w:bottom w:val="single" w:color="A6A6A6" w:sz="4"/>
+              <w:right w:val="single" w:color="A6A6A6" w:sz="4"/>
+            </w:tcBorders>
+            <w:tcMar>
+              <w:top w:type="dxa" w:w="50"/>
+              <w:left w:type="dxa" w:w="90"/>
+              <w:bottom w:type="dxa" w:w="50"/>
+              <w:right w:type="dxa" w:w="90"/>
+            </w:tcMar>
+          </w:tcPr>
+          <w:p>
+            <w:r>
+              <w:rPr>
+                <w:rFonts w:ascii="Calibri" w:cs="Calibri" w:eastAsia="Calibri" w:hAnsi="Calibri"/>
+                <w:sz w:val="20"/>
+                <w:szCs w:val="20"/>
+              </w:rPr>
+              <w:t xml:space="preserve">six rewrites, and the answer letters respread</w:t>
+            </w:r>
+          </w:p>
+        </w:tc>
+      </w:tr>
+      <w:tr>
+        <w:tc>
+          <w:tcPr>
+            <w:tcW w:type="dxa" w:w="1397"/>
+            <w:tcBorders>
+              <w:top w:val="single" w:color="A6A6A6" w:sz="4"/>
+              <w:left w:val="single" w:color="A6A6A6" w:sz="4"/>
+              <w:bottom w:val="single" w:color="A6A6A6" w:sz="4"/>
+              <w:right w:val="single" w:color="A6A6A6" w:sz="4"/>
+            </w:tcBorders>
+            <w:tcMar>
+              <w:top w:type="dxa" w:w="50"/>
+              <w:left w:type="dxa" w:w="90"/>
+              <w:bottom w:type="dxa" w:w="50"/>
+              <w:right w:type="dxa" w:w="90"/>
+            </w:tcMar>
+          </w:tcPr>
+          <w:p>
+            <w:r>
+              <w:rPr>
+                <w:rFonts w:ascii="Calibri" w:cs="Calibri" w:eastAsia="Calibri" w:hAnsi="Calibri"/>
+                <w:b/>
+                <w:bCs/>
+                <w:sz w:val="20"/>
+                <w:szCs w:val="20"/>
+              </w:rPr>
+              <w:t xml:space="preserve">End-of-Book</w:t>
+            </w:r>
+          </w:p>
+        </w:tc>
+        <w:tc>
+          <w:tcPr>
+            <w:tcW w:type="dxa" w:w="6604"/>
+            <w:tcBorders>
+              <w:top w:val="single" w:color="A6A6A6" w:sz="4"/>
+              <w:left w:val="single" w:color="A6A6A6" w:sz="4"/>
+              <w:bottom w:val="single" w:color="A6A6A6" w:sz="4"/>
+              <w:right w:val="single" w:color="A6A6A6" w:sz="4"/>
+            </w:tcBorders>
+            <w:tcMar>
+              <w:top w:type="dxa" w:w="50"/>
+              <w:left w:type="dxa" w:w="90"/>
+              <w:bottom w:type="dxa" w:w="50"/>
+              <w:right w:type="dxa" w:w="90"/>
+            </w:tcMar>
+          </w:tcPr>
+          <w:p>
+            <w:r>
+              <w:rPr>
+                <w:rFonts w:ascii="Calibri" w:cs="Calibri" w:eastAsia="Calibri" w:hAnsi="Calibri"/>
+                <w:sz w:val="20"/>
+                <w:szCs w:val="20"/>
+              </w:rPr>
+              <w:t xml:space="preserve">answer letters piled on one option in two parts; Part 6 answers piled on one extract</w:t>
+            </w:r>
+          </w:p>
+        </w:tc>
+        <w:tc>
+          <w:tcPr>
+            <w:tcW w:type="dxa" w:w="1905"/>
+            <w:tcBorders>
+              <w:top w:val="single" w:color="A6A6A6" w:sz="4"/>
+              <w:left w:val="single" w:color="A6A6A6" w:sz="4"/>
+              <w:bottom w:val="single" w:color="A6A6A6" w:sz="4"/>
+              <w:right w:val="single" w:color="A6A6A6" w:sz="4"/>
+            </w:tcBorders>
+            <w:tcMar>
+              <w:top w:type="dxa" w:w="50"/>
+              <w:left w:type="dxa" w:w="90"/>
+              <w:bottom w:type="dxa" w:w="50"/>
+              <w:right w:type="dxa" w:w="90"/>
+            </w:tcMar>
+          </w:tcPr>
+          <w:p>
+            <w:r>
+              <w:rPr>
+                <w:rFonts w:ascii="Calibri" w:cs="Calibri" w:eastAsia="Calibri" w:hAnsi="Calibri"/>
+                <w:sz w:val="20"/>
+                <w:szCs w:val="20"/>
+              </w:rPr>
+              <w:t xml:space="preserve">four option orders and two extracts rewritten</w:t>
+            </w:r>
+          </w:p>
+        </w:tc>
+      </w:tr>
+    </w:tbl>
+    <w:tbl>
+      <w:tblPr>
+        <w:tblW w:type="dxa" w:w="9906"/>
+        <w:tblBorders>
+          <w:top w:val="single" w:color="auto" w:sz="4"/>
+          <w:left w:val="single" w:color="auto" w:sz="4"/>
+          <w:bottom w:val="single" w:color="auto" w:sz="4"/>
+          <w:right w:val="single" w:color="auto" w:sz="4"/>
+          <w:insideH w:val="single" w:color="auto" w:sz="4"/>
+          <w:insideV w:val="single" w:color="auto" w:sz="4"/>
+        </w:tblBorders>
+      </w:tblPr>
+      <w:tblGrid>
+        <w:gridCol w:w="9906"/>
+      </w:tblGrid>
+      <w:tr>
+        <w:trPr>
+          <w:cantSplit/>
+        </w:trPr>
+        <w:tc>
+          <w:tcPr>
+            <w:tcW w:type="dxa" w:w="9906"/>
+            <w:tcBorders>
+              <w:top w:val="single" w:color="C55A11" w:sz="6"/>
+              <w:left w:val="single" w:color="C55A11" w:sz="6"/>
+              <w:bottom w:val="single" w:color="C55A11" w:sz="6"/>
+              <w:right w:val="single" w:color="C55A11" w:sz="6"/>
+            </w:tcBorders>
+            <w:shd w:fill="FFF2CC" w:color="auto" w:val="clear"/>
+            <w:tcMar>
+              <w:top w:type="dxa" w:w="100"/>
+              <w:left w:type="dxa" w:w="160"/>
+              <w:bottom w:type="dxa" w:w="100"/>
+              <w:right w:type="dxa" w:w="160"/>
+            </w:tcMar>
+          </w:tcPr>
+          <w:p>
+            <w:pPr>
+              <w:spacing w:after="80"/>
+            </w:pPr>
+            <w:r>
+              <w:rPr>
+                <w:rFonts w:ascii="Calibri" w:cs="Calibri" w:eastAsia="Calibri" w:hAnsi="Calibri"/>
+                <w:b/>
+                <w:bCs/>
+                <w:color w:val="C55A11"/>
+                <w:sz w:val="22"/>
+                <w:szCs w:val="22"/>
+              </w:rPr>
+              <w:t xml:space="preserve">Note</w:t>
+            </w:r>
+          </w:p>
+          <w:p>
+            <w:pPr>
+              <w:spacing w:after="60"/>
+            </w:pPr>
+            <w:r>
+              <w:rPr>
+                <w:rFonts w:ascii="Calibri" w:cs="Calibri" w:eastAsia="Calibri" w:hAnsi="Calibri"/>
+                <w:sz w:val="22"/>
+                <w:szCs w:val="22"/>
+              </w:rPr>
+              <w:t xml:space="preserve">⚠ </w:t>
+            </w:r>
+            <w:r>
+              <w:rPr>
+                <w:rFonts w:ascii="Calibri" w:cs="Calibri" w:eastAsia="Calibri" w:hAnsi="Calibri"/>
+                <w:b/>
+                <w:bCs/>
+                <w:sz w:val="22"/>
+                <w:szCs w:val="22"/>
+              </w:rPr>
+              <w:t xml:space="preserve">The pattern in all fifteen is the same and it is worth stating as a rule for Book 2: at C1 a distractor written to be plausible is frequently also correct.</w:t>
+            </w:r>
+            <w:r>
+              <w:rPr>
+                <w:rFonts w:ascii="Calibri" w:cs="Calibri" w:eastAsia="Calibri" w:hAnsi="Calibri"/>
+                <w:sz w:val="22"/>
+                <w:szCs w:val="22"/>
+              </w:rPr>
+              <w:t xml:space="preserve"> </w:t>
+            </w:r>
+            <w:r>
+              <w:rPr>
+                <w:rFonts w:ascii="Calibri" w:cs="Calibri" w:eastAsia="Calibri" w:hAnsi="Calibri"/>
+                <w:b/>
+                <w:bCs/>
+                <w:sz w:val="22"/>
+                <w:szCs w:val="22"/>
+              </w:rPr>
+              <w:t xml:space="preserve">The three shapes are a preposition or conjunction that happens to fit the frame, a continuous or perfect form that is grammatical in a different reading, and a true statement about the text that answers a question nobody asked.</w:t>
+            </w:r>
+            <w:r>
+              <w:rPr>
+                <w:rFonts w:ascii="Calibri" w:cs="Calibri" w:eastAsia="Calibri" w:hAnsi="Calibri"/>
+                <w:sz w:val="22"/>
+                <w:szCs w:val="22"/>
+              </w:rPr>
+              <w:t xml:space="preserve"> </w:t>
+            </w:r>
+            <w:r>
+              <w:rPr>
+                <w:rFonts w:ascii="Calibri" w:cs="Calibri" w:eastAsia="Calibri" w:hAnsi="Calibri"/>
+                <w:b/>
+                <w:bCs/>
+                <w:sz w:val="22"/>
+                <w:szCs w:val="22"/>
+              </w:rPr>
+              <w:t xml:space="preserve">The method that found all fifteen is to answer every item oneself, from the text alone, before looking at the key</w:t>
+            </w:r>
+            <w:r>
+              <w:rPr>
+                <w:rFonts w:ascii="Calibri" w:cs="Calibri" w:eastAsia="Calibri" w:hAnsi="Calibri"/>
+                <w:sz w:val="22"/>
+                <w:szCs w:val="22"/>
+              </w:rPr>
+              <w:t xml:space="preserve"> — </w:t>
+            </w:r>
+            <w:r>
+              <w:rPr>
+                <w:rFonts w:ascii="Calibri" w:cs="Calibri" w:eastAsia="Calibri" w:hAnsi="Calibri"/>
+                <w:b/>
+                <w:bCs/>
+                <w:sz w:val="22"/>
+                <w:szCs w:val="22"/>
+              </w:rPr>
+              <w:t xml:space="preserve">and to do it after the build, on the printed page, because an option that reads as obviously wrong in the source reads as plausible in a column.</w:t>
+            </w:r>
+          </w:p>
+        </w:tc>
+      </w:tr>
+    </w:tbl>
+    <w:p>
       <w:pPr>
         <w:spacing w:after="60"/>
       </w:pPr>

--- a/proactive-english-c1-sy/out/PE-C1-SY_PLAN_and_Blueprint.docx
+++ b/proactive-english-c1-sy/out/PE-C1-SY_PLAN_and_Blueprint.docx
@@ -48741,6 +48741,5043 @@
     </w:tbl>
     <w:p>
       <w:pPr>
+        <w:pStyle w:val="Heading2"/>
+        <w:spacing w:after="120" w:before="240"/>
+      </w:pPr>
+      <w:r>
+        <w:rPr>
+          <w:rFonts w:ascii="Calibri" w:cs="Calibri" w:eastAsia="Calibri" w:hAnsi="Calibri"/>
+        </w:rPr>
+        <w:t xml:space="preserve">17 · Book 2 as built — the measured record, and the series closed</w:t>
+      </w:r>
+    </w:p>
+    <w:p>
+      <w:pPr>
+        <w:spacing w:after="100"/>
+      </w:pPr>
+      <w:r>
+        <w:rPr>
+          <w:rFonts w:ascii="Calibri" w:cs="Calibri" w:eastAsia="Calibri" w:hAnsi="Calibri"/>
+          <w:b/>
+          <w:bCs/>
+          <w:sz w:val="22"/>
+          <w:szCs w:val="22"/>
+        </w:rPr>
+        <w:t xml:space="preserve">Written after Book 2 was delivered, which closes the C1 track and the series.</w:t>
+      </w:r>
+      <w:r>
+        <w:rPr>
+          <w:rFonts w:ascii="Calibri" w:cs="Calibri" w:eastAsia="Calibri" w:hAnsi="Calibri"/>
+          <w:sz w:val="22"/>
+          <w:szCs w:val="22"/>
+        </w:rPr>
+        <w:t xml:space="preserve"> </w:t>
+      </w:r>
+      <w:r>
+        <w:rPr>
+          <w:rFonts w:ascii="Calibri" w:cs="Calibri" w:eastAsia="Calibri" w:hAnsi="Calibri"/>
+          <w:b/>
+          <w:bCs/>
+          <w:sz w:val="22"/>
+          <w:szCs w:val="22"/>
+        </w:rPr>
+        <w:t xml:space="preserve">§16 is Book 1's record and stands unaltered.</w:t>
+      </w:r>
+      <w:r>
+        <w:rPr>
+          <w:rFonts w:ascii="Calibri" w:cs="Calibri" w:eastAsia="Calibri" w:hAnsi="Calibri"/>
+          <w:sz w:val="22"/>
+          <w:szCs w:val="22"/>
+        </w:rPr>
+        <w:t xml:space="preserve"> ⚠ </w:t>
+      </w:r>
+      <w:r>
+        <w:rPr>
+          <w:rFonts w:ascii="Calibri" w:cs="Calibri" w:eastAsia="Calibri" w:hAnsi="Calibri"/>
+          <w:b/>
+          <w:bCs/>
+          <w:sz w:val="22"/>
+          <w:szCs w:val="22"/>
+        </w:rPr>
+        <w:t xml:space="preserve">Every figure below was taken off a built PDF, and the four figures Book 2 was planned against are §16's measurements and not §5's projections.</w:t>
+      </w:r>
+    </w:p>
+    <w:tbl>
+      <w:tblPr>
+        <w:tblW w:type="dxa" w:w="9906"/>
+        <w:tblBorders>
+          <w:top w:val="single" w:color="auto" w:sz="4"/>
+          <w:left w:val="single" w:color="auto" w:sz="4"/>
+          <w:bottom w:val="single" w:color="auto" w:sz="4"/>
+          <w:right w:val="single" w:color="auto" w:sz="4"/>
+          <w:insideH w:val="single" w:color="auto" w:sz="4"/>
+          <w:insideV w:val="single" w:color="auto" w:sz="4"/>
+        </w:tblBorders>
+      </w:tblPr>
+      <w:tblGrid>
+        <w:gridCol w:w="1932"/>
+        <w:gridCol w:w="1570"/>
+        <w:gridCol w:w="3865"/>
+        <w:gridCol w:w="2539"/>
+      </w:tblGrid>
+      <w:tr>
+        <w:trPr>
+          <w:tblHeader/>
+        </w:trPr>
+        <w:tc>
+          <w:tcPr>
+            <w:tcW w:type="dxa" w:w="1932"/>
+            <w:tcBorders>
+              <w:top w:val="single" w:color="A6A6A6" w:sz="4"/>
+              <w:left w:val="single" w:color="A6A6A6" w:sz="4"/>
+              <w:bottom w:val="single" w:color="A6A6A6" w:sz="4"/>
+              <w:right w:val="single" w:color="A6A6A6" w:sz="4"/>
+            </w:tcBorders>
+            <w:shd w:fill="1F3864" w:color="auto" w:val="clear"/>
+            <w:tcMar>
+              <w:top w:type="dxa" w:w="50"/>
+              <w:left w:type="dxa" w:w="90"/>
+              <w:bottom w:type="dxa" w:w="50"/>
+              <w:right w:type="dxa" w:w="90"/>
+            </w:tcMar>
+          </w:tcPr>
+          <w:p>
+            <w:r>
+              <w:rPr>
+                <w:rFonts w:ascii="Calibri" w:cs="Calibri" w:eastAsia="Calibri" w:hAnsi="Calibri"/>
+                <w:b/>
+                <w:bCs/>
+                <w:color w:val="FFFFFF"/>
+                <w:sz w:val="20"/>
+                <w:szCs w:val="20"/>
+              </w:rPr>
+              <w:t xml:space="preserve"/>
+            </w:r>
+          </w:p>
+        </w:tc>
+        <w:tc>
+          <w:tcPr>
+            <w:tcW w:type="dxa" w:w="1570"/>
+            <w:tcBorders>
+              <w:top w:val="single" w:color="A6A6A6" w:sz="4"/>
+              <w:left w:val="single" w:color="A6A6A6" w:sz="4"/>
+              <w:bottom w:val="single" w:color="A6A6A6" w:sz="4"/>
+              <w:right w:val="single" w:color="A6A6A6" w:sz="4"/>
+            </w:tcBorders>
+            <w:shd w:fill="1F3864" w:color="auto" w:val="clear"/>
+            <w:tcMar>
+              <w:top w:type="dxa" w:w="50"/>
+              <w:left w:type="dxa" w:w="90"/>
+              <w:bottom w:type="dxa" w:w="50"/>
+              <w:right w:type="dxa" w:w="90"/>
+            </w:tcMar>
+          </w:tcPr>
+          <w:p>
+            <w:r>
+              <w:rPr>
+                <w:rFonts w:ascii="Calibri" w:cs="Calibri" w:eastAsia="Calibri" w:hAnsi="Calibri"/>
+                <w:b/>
+                <w:bCs/>
+                <w:color w:val="FFFFFF"/>
+                <w:sz w:val="20"/>
+                <w:szCs w:val="20"/>
+              </w:rPr>
+              <w:t xml:space="preserve">Planned after §16</w:t>
+            </w:r>
+          </w:p>
+        </w:tc>
+        <w:tc>
+          <w:tcPr>
+            <w:tcW w:type="dxa" w:w="3865"/>
+            <w:tcBorders>
+              <w:top w:val="single" w:color="A6A6A6" w:sz="4"/>
+              <w:left w:val="single" w:color="A6A6A6" w:sz="4"/>
+              <w:bottom w:val="single" w:color="A6A6A6" w:sz="4"/>
+              <w:right w:val="single" w:color="A6A6A6" w:sz="4"/>
+            </w:tcBorders>
+            <w:shd w:fill="1F3864" w:color="auto" w:val="clear"/>
+            <w:tcMar>
+              <w:top w:type="dxa" w:w="50"/>
+              <w:left w:type="dxa" w:w="90"/>
+              <w:bottom w:type="dxa" w:w="50"/>
+              <w:right w:type="dxa" w:w="90"/>
+            </w:tcMar>
+          </w:tcPr>
+          <w:p>
+            <w:r>
+              <w:rPr>
+                <w:rFonts w:ascii="Calibri" w:cs="Calibri" w:eastAsia="Calibri" w:hAnsi="Calibri"/>
+                <w:b/>
+                <w:bCs/>
+                <w:color w:val="FFFFFF"/>
+                <w:sz w:val="20"/>
+                <w:szCs w:val="20"/>
+              </w:rPr>
+              <w:t xml:space="preserve">Measured, Units 13–24</w:t>
+            </w:r>
+          </w:p>
+        </w:tc>
+        <w:tc>
+          <w:tcPr>
+            <w:tcW w:type="dxa" w:w="2539"/>
+            <w:tcBorders>
+              <w:top w:val="single" w:color="A6A6A6" w:sz="4"/>
+              <w:left w:val="single" w:color="A6A6A6" w:sz="4"/>
+              <w:bottom w:val="single" w:color="A6A6A6" w:sz="4"/>
+              <w:right w:val="single" w:color="A6A6A6" w:sz="4"/>
+            </w:tcBorders>
+            <w:shd w:fill="1F3864" w:color="auto" w:val="clear"/>
+            <w:tcMar>
+              <w:top w:type="dxa" w:w="50"/>
+              <w:left w:type="dxa" w:w="90"/>
+              <w:bottom w:type="dxa" w:w="50"/>
+              <w:right w:type="dxa" w:w="90"/>
+            </w:tcMar>
+          </w:tcPr>
+          <w:p>
+            <w:r>
+              <w:rPr>
+                <w:rFonts w:ascii="Calibri" w:cs="Calibri" w:eastAsia="Calibri" w:hAnsi="Calibri"/>
+                <w:b/>
+                <w:bCs/>
+                <w:color w:val="FFFFFF"/>
+                <w:sz w:val="20"/>
+                <w:szCs w:val="20"/>
+              </w:rPr>
+              <w:t xml:space="preserve">Verdict</w:t>
+            </w:r>
+          </w:p>
+        </w:tc>
+      </w:tr>
+      <w:tr>
+        <w:tc>
+          <w:tcPr>
+            <w:tcW w:type="dxa" w:w="1932"/>
+            <w:tcBorders>
+              <w:top w:val="single" w:color="A6A6A6" w:sz="4"/>
+              <w:left w:val="single" w:color="A6A6A6" w:sz="4"/>
+              <w:bottom w:val="single" w:color="A6A6A6" w:sz="4"/>
+              <w:right w:val="single" w:color="A6A6A6" w:sz="4"/>
+            </w:tcBorders>
+            <w:tcMar>
+              <w:top w:type="dxa" w:w="50"/>
+              <w:left w:type="dxa" w:w="90"/>
+              <w:bottom w:type="dxa" w:w="50"/>
+              <w:right w:type="dxa" w:w="90"/>
+            </w:tcMar>
+          </w:tcPr>
+          <w:p>
+            <w:r>
+              <w:rPr>
+                <w:rFonts w:ascii="Calibri" w:cs="Calibri" w:eastAsia="Calibri" w:hAnsi="Calibri"/>
+                <w:b/>
+                <w:bCs/>
+                <w:sz w:val="20"/>
+                <w:szCs w:val="20"/>
+              </w:rPr>
+              <w:t xml:space="preserve">Student's Book, per unit</w:t>
+            </w:r>
+          </w:p>
+        </w:tc>
+        <w:tc>
+          <w:tcPr>
+            <w:tcW w:type="dxa" w:w="1570"/>
+            <w:tcBorders>
+              <w:top w:val="single" w:color="A6A6A6" w:sz="4"/>
+              <w:left w:val="single" w:color="A6A6A6" w:sz="4"/>
+              <w:bottom w:val="single" w:color="A6A6A6" w:sz="4"/>
+              <w:right w:val="single" w:color="A6A6A6" w:sz="4"/>
+            </w:tcBorders>
+            <w:tcMar>
+              <w:top w:type="dxa" w:w="50"/>
+              <w:left w:type="dxa" w:w="90"/>
+              <w:bottom w:type="dxa" w:w="50"/>
+              <w:right w:type="dxa" w:w="90"/>
+            </w:tcMar>
+          </w:tcPr>
+          <w:p>
+            <w:r>
+              <w:rPr>
+                <w:rFonts w:ascii="Calibri" w:cs="Calibri" w:eastAsia="Calibri" w:hAnsi="Calibri"/>
+                <w:sz w:val="20"/>
+                <w:szCs w:val="20"/>
+              </w:rPr>
+              <w:t xml:space="preserve">45–50 pp</w:t>
+            </w:r>
+          </w:p>
+        </w:tc>
+        <w:tc>
+          <w:tcPr>
+            <w:tcW w:type="dxa" w:w="3865"/>
+            <w:tcBorders>
+              <w:top w:val="single" w:color="A6A6A6" w:sz="4"/>
+              <w:left w:val="single" w:color="A6A6A6" w:sz="4"/>
+              <w:bottom w:val="single" w:color="A6A6A6" w:sz="4"/>
+              <w:right w:val="single" w:color="A6A6A6" w:sz="4"/>
+            </w:tcBorders>
+            <w:tcMar>
+              <w:top w:type="dxa" w:w="50"/>
+              <w:left w:type="dxa" w:w="90"/>
+              <w:bottom w:type="dxa" w:w="50"/>
+              <w:right w:type="dxa" w:w="90"/>
+            </w:tcMar>
+          </w:tcPr>
+          <w:p>
+            <w:r>
+              <w:rPr>
+                <w:rFonts w:ascii="Calibri" w:cs="Calibri" w:eastAsia="Calibri" w:hAnsi="Calibri"/>
+                <w:b/>
+                <w:bCs/>
+                <w:sz w:val="20"/>
+                <w:szCs w:val="20"/>
+              </w:rPr>
+              <w:t xml:space="preserve">49 · 47 · 49 · 52 · 50 · 50 · 51 · 50 · 51 · 52 · 51 · 51</w:t>
+            </w:r>
+          </w:p>
+        </w:tc>
+        <w:tc>
+          <w:tcPr>
+            <w:tcW w:type="dxa" w:w="2539"/>
+            <w:tcBorders>
+              <w:top w:val="single" w:color="A6A6A6" w:sz="4"/>
+              <w:left w:val="single" w:color="A6A6A6" w:sz="4"/>
+              <w:bottom w:val="single" w:color="A6A6A6" w:sz="4"/>
+              <w:right w:val="single" w:color="A6A6A6" w:sz="4"/>
+            </w:tcBorders>
+            <w:tcMar>
+              <w:top w:type="dxa" w:w="50"/>
+              <w:left w:type="dxa" w:w="90"/>
+              <w:bottom w:type="dxa" w:w="50"/>
+              <w:right w:type="dxa" w:w="90"/>
+            </w:tcMar>
+          </w:tcPr>
+          <w:p>
+            <w:r>
+              <w:rPr>
+                <w:rFonts w:ascii="Calibri" w:cs="Calibri" w:eastAsia="Calibri" w:hAnsi="Calibri"/>
+                <w:sz w:val="20"/>
+                <w:szCs w:val="20"/>
+              </w:rPr>
+              <w:t xml:space="preserve">⚠ </w:t>
+            </w:r>
+            <w:r>
+              <w:rPr>
+                <w:rFonts w:ascii="Calibri" w:cs="Calibri" w:eastAsia="Calibri" w:hAnsi="Calibri"/>
+                <w:b/>
+                <w:bCs/>
+                <w:sz w:val="20"/>
+                <w:szCs w:val="20"/>
+              </w:rPr>
+              <w:t xml:space="preserve">Six units over, none by more than two</w:t>
+            </w:r>
+            <w:r>
+              <w:rPr>
+                <w:rFonts w:ascii="Calibri" w:cs="Calibri" w:eastAsia="Calibri" w:hAnsi="Calibri"/>
+                <w:sz w:val="20"/>
+                <w:szCs w:val="20"/>
+              </w:rPr>
+              <w:t xml:space="preserve"> — reason below</w:t>
+            </w:r>
+          </w:p>
+        </w:tc>
+      </w:tr>
+      <w:tr>
+        <w:tc>
+          <w:tcPr>
+            <w:tcW w:type="dxa" w:w="1932"/>
+            <w:tcBorders>
+              <w:top w:val="single" w:color="A6A6A6" w:sz="4"/>
+              <w:left w:val="single" w:color="A6A6A6" w:sz="4"/>
+              <w:bottom w:val="single" w:color="A6A6A6" w:sz="4"/>
+              <w:right w:val="single" w:color="A6A6A6" w:sz="4"/>
+            </w:tcBorders>
+            <w:tcMar>
+              <w:top w:type="dxa" w:w="50"/>
+              <w:left w:type="dxa" w:w="90"/>
+              <w:bottom w:type="dxa" w:w="50"/>
+              <w:right w:type="dxa" w:w="90"/>
+            </w:tcMar>
+          </w:tcPr>
+          <w:p>
+            <w:r>
+              <w:rPr>
+                <w:rFonts w:ascii="Calibri" w:cs="Calibri" w:eastAsia="Calibri" w:hAnsi="Calibri"/>
+                <w:b/>
+                <w:bCs/>
+                <w:sz w:val="20"/>
+                <w:szCs w:val="20"/>
+              </w:rPr>
+              <w:t xml:space="preserve">Answer Key, per unit</w:t>
+            </w:r>
+          </w:p>
+        </w:tc>
+        <w:tc>
+          <w:tcPr>
+            <w:tcW w:type="dxa" w:w="1570"/>
+            <w:tcBorders>
+              <w:top w:val="single" w:color="A6A6A6" w:sz="4"/>
+              <w:left w:val="single" w:color="A6A6A6" w:sz="4"/>
+              <w:bottom w:val="single" w:color="A6A6A6" w:sz="4"/>
+              <w:right w:val="single" w:color="A6A6A6" w:sz="4"/>
+            </w:tcBorders>
+            <w:tcMar>
+              <w:top w:type="dxa" w:w="50"/>
+              <w:left w:type="dxa" w:w="90"/>
+              <w:bottom w:type="dxa" w:w="50"/>
+              <w:right w:type="dxa" w:w="90"/>
+            </w:tcMar>
+          </w:tcPr>
+          <w:p>
+            <w:r>
+              <w:rPr>
+                <w:rFonts w:ascii="Calibri" w:cs="Calibri" w:eastAsia="Calibri" w:hAnsi="Calibri"/>
+                <w:sz w:val="20"/>
+                <w:szCs w:val="20"/>
+              </w:rPr>
+              <w:t xml:space="preserve">33–37 pp</w:t>
+            </w:r>
+          </w:p>
+        </w:tc>
+        <w:tc>
+          <w:tcPr>
+            <w:tcW w:type="dxa" w:w="3865"/>
+            <w:tcBorders>
+              <w:top w:val="single" w:color="A6A6A6" w:sz="4"/>
+              <w:left w:val="single" w:color="A6A6A6" w:sz="4"/>
+              <w:bottom w:val="single" w:color="A6A6A6" w:sz="4"/>
+              <w:right w:val="single" w:color="A6A6A6" w:sz="4"/>
+            </w:tcBorders>
+            <w:tcMar>
+              <w:top w:type="dxa" w:w="50"/>
+              <w:left w:type="dxa" w:w="90"/>
+              <w:bottom w:type="dxa" w:w="50"/>
+              <w:right w:type="dxa" w:w="90"/>
+            </w:tcMar>
+          </w:tcPr>
+          <w:p>
+            <w:r>
+              <w:rPr>
+                <w:rFonts w:ascii="Calibri" w:cs="Calibri" w:eastAsia="Calibri" w:hAnsi="Calibri"/>
+                <w:b/>
+                <w:bCs/>
+                <w:sz w:val="20"/>
+                <w:szCs w:val="20"/>
+              </w:rPr>
+              <w:t xml:space="preserve">35 · 33 · 33 · 36 · 36 · 35 · 37 · 37 · 34 · 34 · 37 · 34</w:t>
+            </w:r>
+          </w:p>
+        </w:tc>
+        <w:tc>
+          <w:tcPr>
+            <w:tcW w:type="dxa" w:w="2539"/>
+            <w:tcBorders>
+              <w:top w:val="single" w:color="A6A6A6" w:sz="4"/>
+              <w:left w:val="single" w:color="A6A6A6" w:sz="4"/>
+              <w:bottom w:val="single" w:color="A6A6A6" w:sz="4"/>
+              <w:right w:val="single" w:color="A6A6A6" w:sz="4"/>
+            </w:tcBorders>
+            <w:tcMar>
+              <w:top w:type="dxa" w:w="50"/>
+              <w:left w:type="dxa" w:w="90"/>
+              <w:bottom w:type="dxa" w:w="50"/>
+              <w:right w:type="dxa" w:w="90"/>
+            </w:tcMar>
+          </w:tcPr>
+          <w:p>
+            <w:r>
+              <w:rPr>
+                <w:rFonts w:ascii="Calibri" w:cs="Calibri" w:eastAsia="Calibri" w:hAnsi="Calibri"/>
+                <w:b/>
+                <w:bCs/>
+                <w:sz w:val="20"/>
+                <w:szCs w:val="20"/>
+              </w:rPr>
+              <w:t xml:space="preserve">Held, every unit, both books, no amendment</w:t>
+            </w:r>
+          </w:p>
+        </w:tc>
+      </w:tr>
+      <w:tr>
+        <w:tc>
+          <w:tcPr>
+            <w:tcW w:type="dxa" w:w="1932"/>
+            <w:tcBorders>
+              <w:top w:val="single" w:color="A6A6A6" w:sz="4"/>
+              <w:left w:val="single" w:color="A6A6A6" w:sz="4"/>
+              <w:bottom w:val="single" w:color="A6A6A6" w:sz="4"/>
+              <w:right w:val="single" w:color="A6A6A6" w:sz="4"/>
+            </w:tcBorders>
+            <w:tcMar>
+              <w:top w:type="dxa" w:w="50"/>
+              <w:left w:type="dxa" w:w="90"/>
+              <w:bottom w:type="dxa" w:w="50"/>
+              <w:right w:type="dxa" w:w="90"/>
+            </w:tcMar>
+          </w:tcPr>
+          <w:p>
+            <w:r>
+              <w:rPr>
+                <w:rFonts w:ascii="Calibri" w:cs="Calibri" w:eastAsia="Calibri" w:hAnsi="Calibri"/>
+                <w:b/>
+                <w:bCs/>
+                <w:sz w:val="20"/>
+                <w:szCs w:val="20"/>
+              </w:rPr>
+              <w:t xml:space="preserve">Mid-Book Test + key</w:t>
+            </w:r>
+          </w:p>
+        </w:tc>
+        <w:tc>
+          <w:tcPr>
+            <w:tcW w:type="dxa" w:w="1570"/>
+            <w:tcBorders>
+              <w:top w:val="single" w:color="A6A6A6" w:sz="4"/>
+              <w:left w:val="single" w:color="A6A6A6" w:sz="4"/>
+              <w:bottom w:val="single" w:color="A6A6A6" w:sz="4"/>
+              <w:right w:val="single" w:color="A6A6A6" w:sz="4"/>
+            </w:tcBorders>
+            <w:tcMar>
+              <w:top w:type="dxa" w:w="50"/>
+              <w:left w:type="dxa" w:w="90"/>
+              <w:bottom w:type="dxa" w:w="50"/>
+              <w:right w:type="dxa" w:w="90"/>
+            </w:tcMar>
+          </w:tcPr>
+          <w:p>
+            <w:r>
+              <w:rPr>
+                <w:rFonts w:ascii="Calibri" w:cs="Calibri" w:eastAsia="Calibri" w:hAnsi="Calibri"/>
+                <w:sz w:val="20"/>
+                <w:szCs w:val="20"/>
+              </w:rPr>
+              <w:t xml:space="preserve">11 + 10 pp</w:t>
+            </w:r>
+          </w:p>
+        </w:tc>
+        <w:tc>
+          <w:tcPr>
+            <w:tcW w:type="dxa" w:w="3865"/>
+            <w:tcBorders>
+              <w:top w:val="single" w:color="A6A6A6" w:sz="4"/>
+              <w:left w:val="single" w:color="A6A6A6" w:sz="4"/>
+              <w:bottom w:val="single" w:color="A6A6A6" w:sz="4"/>
+              <w:right w:val="single" w:color="A6A6A6" w:sz="4"/>
+            </w:tcBorders>
+            <w:tcMar>
+              <w:top w:type="dxa" w:w="50"/>
+              <w:left w:type="dxa" w:w="90"/>
+              <w:bottom w:type="dxa" w:w="50"/>
+              <w:right w:type="dxa" w:w="90"/>
+            </w:tcMar>
+          </w:tcPr>
+          <w:p>
+            <w:r>
+              <w:rPr>
+                <w:rFonts w:ascii="Calibri" w:cs="Calibri" w:eastAsia="Calibri" w:hAnsi="Calibri"/>
+                <w:b/>
+                <w:bCs/>
+                <w:sz w:val="20"/>
+                <w:szCs w:val="20"/>
+              </w:rPr>
+              <w:t xml:space="preserve">11 + 8</w:t>
+            </w:r>
+          </w:p>
+        </w:tc>
+        <w:tc>
+          <w:tcPr>
+            <w:tcW w:type="dxa" w:w="2539"/>
+            <w:tcBorders>
+              <w:top w:val="single" w:color="A6A6A6" w:sz="4"/>
+              <w:left w:val="single" w:color="A6A6A6" w:sz="4"/>
+              <w:bottom w:val="single" w:color="A6A6A6" w:sz="4"/>
+              <w:right w:val="single" w:color="A6A6A6" w:sz="4"/>
+            </w:tcBorders>
+            <w:tcMar>
+              <w:top w:type="dxa" w:w="50"/>
+              <w:left w:type="dxa" w:w="90"/>
+              <w:bottom w:type="dxa" w:w="50"/>
+              <w:right w:type="dxa" w:w="90"/>
+            </w:tcMar>
+          </w:tcPr>
+          <w:p>
+            <w:r>
+              <w:rPr>
+                <w:rFonts w:ascii="Calibri" w:cs="Calibri" w:eastAsia="Calibri" w:hAnsi="Calibri"/>
+                <w:sz w:val="20"/>
+                <w:szCs w:val="20"/>
+              </w:rPr>
+              <w:t xml:space="preserve">Test exact; </w:t>
+            </w:r>
+            <w:r>
+              <w:rPr>
+                <w:rFonts w:ascii="Calibri" w:cs="Calibri" w:eastAsia="Calibri" w:hAnsi="Calibri"/>
+                <w:b/>
+                <w:bCs/>
+                <w:sz w:val="20"/>
+                <w:szCs w:val="20"/>
+              </w:rPr>
+              <w:t xml:space="preserve">key two under</w:t>
+            </w:r>
+          </w:p>
+        </w:tc>
+      </w:tr>
+      <w:tr>
+        <w:tc>
+          <w:tcPr>
+            <w:tcW w:type="dxa" w:w="1932"/>
+            <w:tcBorders>
+              <w:top w:val="single" w:color="A6A6A6" w:sz="4"/>
+              <w:left w:val="single" w:color="A6A6A6" w:sz="4"/>
+              <w:bottom w:val="single" w:color="A6A6A6" w:sz="4"/>
+              <w:right w:val="single" w:color="A6A6A6" w:sz="4"/>
+            </w:tcBorders>
+            <w:tcMar>
+              <w:top w:type="dxa" w:w="50"/>
+              <w:left w:type="dxa" w:w="90"/>
+              <w:bottom w:type="dxa" w:w="50"/>
+              <w:right w:type="dxa" w:w="90"/>
+            </w:tcMar>
+          </w:tcPr>
+          <w:p>
+            <w:r>
+              <w:rPr>
+                <w:rFonts w:ascii="Calibri" w:cs="Calibri" w:eastAsia="Calibri" w:hAnsi="Calibri"/>
+                <w:b/>
+                <w:bCs/>
+                <w:sz w:val="20"/>
+                <w:szCs w:val="20"/>
+              </w:rPr>
+              <w:t xml:space="preserve">End-of-Book Test + key</w:t>
+            </w:r>
+          </w:p>
+        </w:tc>
+        <w:tc>
+          <w:tcPr>
+            <w:tcW w:type="dxa" w:w="1570"/>
+            <w:tcBorders>
+              <w:top w:val="single" w:color="A6A6A6" w:sz="4"/>
+              <w:left w:val="single" w:color="A6A6A6" w:sz="4"/>
+              <w:bottom w:val="single" w:color="A6A6A6" w:sz="4"/>
+              <w:right w:val="single" w:color="A6A6A6" w:sz="4"/>
+            </w:tcBorders>
+            <w:tcMar>
+              <w:top w:type="dxa" w:w="50"/>
+              <w:left w:type="dxa" w:w="90"/>
+              <w:bottom w:type="dxa" w:w="50"/>
+              <w:right w:type="dxa" w:w="90"/>
+            </w:tcMar>
+          </w:tcPr>
+          <w:p>
+            <w:r>
+              <w:rPr>
+                <w:rFonts w:ascii="Calibri" w:cs="Calibri" w:eastAsia="Calibri" w:hAnsi="Calibri"/>
+                <w:sz w:val="20"/>
+                <w:szCs w:val="20"/>
+              </w:rPr>
+              <w:t xml:space="preserve">15 + 12 pp</w:t>
+            </w:r>
+          </w:p>
+        </w:tc>
+        <w:tc>
+          <w:tcPr>
+            <w:tcW w:type="dxa" w:w="3865"/>
+            <w:tcBorders>
+              <w:top w:val="single" w:color="A6A6A6" w:sz="4"/>
+              <w:left w:val="single" w:color="A6A6A6" w:sz="4"/>
+              <w:bottom w:val="single" w:color="A6A6A6" w:sz="4"/>
+              <w:right w:val="single" w:color="A6A6A6" w:sz="4"/>
+            </w:tcBorders>
+            <w:tcMar>
+              <w:top w:type="dxa" w:w="50"/>
+              <w:left w:type="dxa" w:w="90"/>
+              <w:bottom w:type="dxa" w:w="50"/>
+              <w:right w:type="dxa" w:w="90"/>
+            </w:tcMar>
+          </w:tcPr>
+          <w:p>
+            <w:r>
+              <w:rPr>
+                <w:rFonts w:ascii="Calibri" w:cs="Calibri" w:eastAsia="Calibri" w:hAnsi="Calibri"/>
+                <w:b/>
+                <w:bCs/>
+                <w:sz w:val="20"/>
+                <w:szCs w:val="20"/>
+              </w:rPr>
+              <w:t xml:space="preserve">15 + 10</w:t>
+            </w:r>
+          </w:p>
+        </w:tc>
+        <w:tc>
+          <w:tcPr>
+            <w:tcW w:type="dxa" w:w="2539"/>
+            <w:tcBorders>
+              <w:top w:val="single" w:color="A6A6A6" w:sz="4"/>
+              <w:left w:val="single" w:color="A6A6A6" w:sz="4"/>
+              <w:bottom w:val="single" w:color="A6A6A6" w:sz="4"/>
+              <w:right w:val="single" w:color="A6A6A6" w:sz="4"/>
+            </w:tcBorders>
+            <w:tcMar>
+              <w:top w:type="dxa" w:w="50"/>
+              <w:left w:type="dxa" w:w="90"/>
+              <w:bottom w:type="dxa" w:w="50"/>
+              <w:right w:type="dxa" w:w="90"/>
+            </w:tcMar>
+          </w:tcPr>
+          <w:p>
+            <w:r>
+              <w:rPr>
+                <w:rFonts w:ascii="Calibri" w:cs="Calibri" w:eastAsia="Calibri" w:hAnsi="Calibri"/>
+                <w:sz w:val="20"/>
+                <w:szCs w:val="20"/>
+              </w:rPr>
+              <w:t xml:space="preserve">Test exact; </w:t>
+            </w:r>
+            <w:r>
+              <w:rPr>
+                <w:rFonts w:ascii="Calibri" w:cs="Calibri" w:eastAsia="Calibri" w:hAnsi="Calibri"/>
+                <w:b/>
+                <w:bCs/>
+                <w:sz w:val="20"/>
+                <w:szCs w:val="20"/>
+              </w:rPr>
+              <w:t xml:space="preserve">key two under</w:t>
+            </w:r>
+          </w:p>
+        </w:tc>
+      </w:tr>
+      <w:tr>
+        <w:tc>
+          <w:tcPr>
+            <w:tcW w:type="dxa" w:w="1932"/>
+            <w:tcBorders>
+              <w:top w:val="single" w:color="A6A6A6" w:sz="4"/>
+              <w:left w:val="single" w:color="A6A6A6" w:sz="4"/>
+              <w:bottom w:val="single" w:color="A6A6A6" w:sz="4"/>
+              <w:right w:val="single" w:color="A6A6A6" w:sz="4"/>
+            </w:tcBorders>
+            <w:tcMar>
+              <w:top w:type="dxa" w:w="50"/>
+              <w:left w:type="dxa" w:w="90"/>
+              <w:bottom w:type="dxa" w:w="50"/>
+              <w:right w:type="dxa" w:w="90"/>
+            </w:tcMar>
+          </w:tcPr>
+          <w:p>
+            <w:r>
+              <w:rPr>
+                <w:rFonts w:ascii="Calibri" w:cs="Calibri" w:eastAsia="Calibri" w:hAnsi="Calibri"/>
+                <w:b/>
+                <w:bCs/>
+                <w:sz w:val="20"/>
+                <w:szCs w:val="20"/>
+              </w:rPr>
+              <w:t xml:space="preserve">Student's Book, bound</w:t>
+            </w:r>
+          </w:p>
+        </w:tc>
+        <w:tc>
+          <w:tcPr>
+            <w:tcW w:type="dxa" w:w="1570"/>
+            <w:tcBorders>
+              <w:top w:val="single" w:color="A6A6A6" w:sz="4"/>
+              <w:left w:val="single" w:color="A6A6A6" w:sz="4"/>
+              <w:bottom w:val="single" w:color="A6A6A6" w:sz="4"/>
+              <w:right w:val="single" w:color="A6A6A6" w:sz="4"/>
+            </w:tcBorders>
+            <w:tcMar>
+              <w:top w:type="dxa" w:w="50"/>
+              <w:left w:type="dxa" w:w="90"/>
+              <w:bottom w:type="dxa" w:w="50"/>
+              <w:right w:type="dxa" w:w="90"/>
+            </w:tcMar>
+          </w:tcPr>
+          <w:p>
+            <w:r>
+              <w:rPr>
+                <w:rFonts w:ascii="Calibri" w:cs="Calibri" w:eastAsia="Calibri" w:hAnsi="Calibri"/>
+                <w:sz w:val="20"/>
+                <w:szCs w:val="20"/>
+              </w:rPr>
+              <w:t xml:space="preserve">—</w:t>
+            </w:r>
+          </w:p>
+        </w:tc>
+        <w:tc>
+          <w:tcPr>
+            <w:tcW w:type="dxa" w:w="3865"/>
+            <w:tcBorders>
+              <w:top w:val="single" w:color="A6A6A6" w:sz="4"/>
+              <w:left w:val="single" w:color="A6A6A6" w:sz="4"/>
+              <w:bottom w:val="single" w:color="A6A6A6" w:sz="4"/>
+              <w:right w:val="single" w:color="A6A6A6" w:sz="4"/>
+            </w:tcBorders>
+            <w:tcMar>
+              <w:top w:type="dxa" w:w="50"/>
+              <w:left w:type="dxa" w:w="90"/>
+              <w:bottom w:type="dxa" w:w="50"/>
+              <w:right w:type="dxa" w:w="90"/>
+            </w:tcMar>
+          </w:tcPr>
+          <w:p>
+            <w:r>
+              <w:rPr>
+                <w:rFonts w:ascii="Calibri" w:cs="Calibri" w:eastAsia="Calibri" w:hAnsi="Calibri"/>
+                <w:b/>
+                <w:bCs/>
+                <w:sz w:val="20"/>
+                <w:szCs w:val="20"/>
+              </w:rPr>
+              <w:t xml:space="preserve">631 pp</w:t>
+            </w:r>
+          </w:p>
+        </w:tc>
+        <w:tc>
+          <w:tcPr>
+            <w:tcW w:type="dxa" w:w="2539"/>
+            <w:tcBorders>
+              <w:top w:val="single" w:color="A6A6A6" w:sz="4"/>
+              <w:left w:val="single" w:color="A6A6A6" w:sz="4"/>
+              <w:bottom w:val="single" w:color="A6A6A6" w:sz="4"/>
+              <w:right w:val="single" w:color="A6A6A6" w:sz="4"/>
+            </w:tcBorders>
+            <w:tcMar>
+              <w:top w:type="dxa" w:w="50"/>
+              <w:left w:type="dxa" w:w="90"/>
+              <w:bottom w:type="dxa" w:w="50"/>
+              <w:right w:type="dxa" w:w="90"/>
+            </w:tcMar>
+          </w:tcPr>
+          <w:p>
+            <w:r>
+              <w:rPr>
+                <w:rFonts w:ascii="Calibri" w:cs="Calibri" w:eastAsia="Calibri" w:hAnsi="Calibri"/>
+                <w:sz w:val="20"/>
+                <w:szCs w:val="20"/>
+              </w:rPr>
+              <w:t xml:space="preserve">603 unit pages + 26 test pages + title, </w:t>
+            </w:r>
+            <w:r>
+              <w:rPr>
+                <w:rFonts w:ascii="Calibri" w:cs="Calibri" w:eastAsia="Calibri" w:hAnsi="Calibri"/>
+                <w:b/>
+                <w:bCs/>
+                <w:sz w:val="20"/>
+                <w:szCs w:val="20"/>
+              </w:rPr>
+              <w:t xml:space="preserve">and one page of packing</w:t>
+            </w:r>
+          </w:p>
+        </w:tc>
+      </w:tr>
+      <w:tr>
+        <w:tc>
+          <w:tcPr>
+            <w:tcW w:type="dxa" w:w="1932"/>
+            <w:tcBorders>
+              <w:top w:val="single" w:color="A6A6A6" w:sz="4"/>
+              <w:left w:val="single" w:color="A6A6A6" w:sz="4"/>
+              <w:bottom w:val="single" w:color="A6A6A6" w:sz="4"/>
+              <w:right w:val="single" w:color="A6A6A6" w:sz="4"/>
+            </w:tcBorders>
+            <w:tcMar>
+              <w:top w:type="dxa" w:w="50"/>
+              <w:left w:type="dxa" w:w="90"/>
+              <w:bottom w:type="dxa" w:w="50"/>
+              <w:right w:type="dxa" w:w="90"/>
+            </w:tcMar>
+          </w:tcPr>
+          <w:p>
+            <w:r>
+              <w:rPr>
+                <w:rFonts w:ascii="Calibri" w:cs="Calibri" w:eastAsia="Calibri" w:hAnsi="Calibri"/>
+                <w:b/>
+                <w:bCs/>
+                <w:sz w:val="20"/>
+                <w:szCs w:val="20"/>
+              </w:rPr>
+              <w:t xml:space="preserve">Answer Key, bound</w:t>
+            </w:r>
+          </w:p>
+        </w:tc>
+        <w:tc>
+          <w:tcPr>
+            <w:tcW w:type="dxa" w:w="1570"/>
+            <w:tcBorders>
+              <w:top w:val="single" w:color="A6A6A6" w:sz="4"/>
+              <w:left w:val="single" w:color="A6A6A6" w:sz="4"/>
+              <w:bottom w:val="single" w:color="A6A6A6" w:sz="4"/>
+              <w:right w:val="single" w:color="A6A6A6" w:sz="4"/>
+            </w:tcBorders>
+            <w:tcMar>
+              <w:top w:type="dxa" w:w="50"/>
+              <w:left w:type="dxa" w:w="90"/>
+              <w:bottom w:type="dxa" w:w="50"/>
+              <w:right w:type="dxa" w:w="90"/>
+            </w:tcMar>
+          </w:tcPr>
+          <w:p>
+            <w:r>
+              <w:rPr>
+                <w:rFonts w:ascii="Calibri" w:cs="Calibri" w:eastAsia="Calibri" w:hAnsi="Calibri"/>
+                <w:sz w:val="20"/>
+                <w:szCs w:val="20"/>
+              </w:rPr>
+              <w:t xml:space="preserve">—</w:t>
+            </w:r>
+          </w:p>
+        </w:tc>
+        <w:tc>
+          <w:tcPr>
+            <w:tcW w:type="dxa" w:w="3865"/>
+            <w:tcBorders>
+              <w:top w:val="single" w:color="A6A6A6" w:sz="4"/>
+              <w:left w:val="single" w:color="A6A6A6" w:sz="4"/>
+              <w:bottom w:val="single" w:color="A6A6A6" w:sz="4"/>
+              <w:right w:val="single" w:color="A6A6A6" w:sz="4"/>
+            </w:tcBorders>
+            <w:tcMar>
+              <w:top w:type="dxa" w:w="50"/>
+              <w:left w:type="dxa" w:w="90"/>
+              <w:bottom w:type="dxa" w:w="50"/>
+              <w:right w:type="dxa" w:w="90"/>
+            </w:tcMar>
+          </w:tcPr>
+          <w:p>
+            <w:r>
+              <w:rPr>
+                <w:rFonts w:ascii="Calibri" w:cs="Calibri" w:eastAsia="Calibri" w:hAnsi="Calibri"/>
+                <w:b/>
+                <w:bCs/>
+                <w:sz w:val="20"/>
+                <w:szCs w:val="20"/>
+              </w:rPr>
+              <w:t xml:space="preserve">440 pp</w:t>
+            </w:r>
+          </w:p>
+        </w:tc>
+        <w:tc>
+          <w:tcPr>
+            <w:tcW w:type="dxa" w:w="2539"/>
+            <w:tcBorders>
+              <w:top w:val="single" w:color="A6A6A6" w:sz="4"/>
+              <w:left w:val="single" w:color="A6A6A6" w:sz="4"/>
+              <w:bottom w:val="single" w:color="A6A6A6" w:sz="4"/>
+              <w:right w:val="single" w:color="A6A6A6" w:sz="4"/>
+            </w:tcBorders>
+            <w:tcMar>
+              <w:top w:type="dxa" w:w="50"/>
+              <w:left w:type="dxa" w:w="90"/>
+              <w:bottom w:type="dxa" w:w="50"/>
+              <w:right w:type="dxa" w:w="90"/>
+            </w:tcMar>
+          </w:tcPr>
+          <w:p>
+            <w:r>
+              <w:rPr>
+                <w:rFonts w:ascii="Calibri" w:cs="Calibri" w:eastAsia="Calibri" w:hAnsi="Calibri"/>
+                <w:sz w:val="20"/>
+                <w:szCs w:val="20"/>
+              </w:rPr>
+              <w:t xml:space="preserve">421 key pages + 18 test-key pages + title, to the page</w:t>
+            </w:r>
+          </w:p>
+        </w:tc>
+      </w:tr>
+    </w:tbl>
+    <w:tbl>
+      <w:tblPr>
+        <w:tblW w:type="dxa" w:w="9906"/>
+        <w:tblBorders>
+          <w:top w:val="single" w:color="auto" w:sz="4"/>
+          <w:left w:val="single" w:color="auto" w:sz="4"/>
+          <w:bottom w:val="single" w:color="auto" w:sz="4"/>
+          <w:right w:val="single" w:color="auto" w:sz="4"/>
+          <w:insideH w:val="single" w:color="auto" w:sz="4"/>
+          <w:insideV w:val="single" w:color="auto" w:sz="4"/>
+        </w:tblBorders>
+      </w:tblPr>
+      <w:tblGrid>
+        <w:gridCol w:w="9906"/>
+      </w:tblGrid>
+      <w:tr>
+        <w:trPr>
+          <w:cantSplit/>
+        </w:trPr>
+        <w:tc>
+          <w:tcPr>
+            <w:tcW w:type="dxa" w:w="9906"/>
+            <w:tcBorders>
+              <w:top w:val="single" w:color="C55A11" w:sz="6"/>
+              <w:left w:val="single" w:color="C55A11" w:sz="6"/>
+              <w:bottom w:val="single" w:color="C55A11" w:sz="6"/>
+              <w:right w:val="single" w:color="C55A11" w:sz="6"/>
+            </w:tcBorders>
+            <w:shd w:fill="FFF2CC" w:color="auto" w:val="clear"/>
+            <w:tcMar>
+              <w:top w:type="dxa" w:w="100"/>
+              <w:left w:type="dxa" w:w="160"/>
+              <w:bottom w:type="dxa" w:w="100"/>
+              <w:right w:type="dxa" w:w="160"/>
+            </w:tcMar>
+          </w:tcPr>
+          <w:p>
+            <w:pPr>
+              <w:spacing w:after="80"/>
+            </w:pPr>
+            <w:r>
+              <w:rPr>
+                <w:rFonts w:ascii="Calibri" w:cs="Calibri" w:eastAsia="Calibri" w:hAnsi="Calibri"/>
+                <w:b/>
+                <w:bCs/>
+                <w:color w:val="C55A11"/>
+                <w:sz w:val="22"/>
+                <w:szCs w:val="22"/>
+              </w:rPr>
+              <w:t xml:space="preserve">Note</w:t>
+            </w:r>
+          </w:p>
+          <w:p>
+            <w:pPr>
+              <w:spacing w:after="60"/>
+            </w:pPr>
+            <w:r>
+              <w:rPr>
+                <w:rFonts w:ascii="Calibri" w:cs="Calibri" w:eastAsia="Calibri" w:hAnsi="Calibri"/>
+                <w:sz w:val="22"/>
+                <w:szCs w:val="22"/>
+              </w:rPr>
+              <w:t xml:space="preserve">⚠ </w:t>
+            </w:r>
+            <w:r>
+              <w:rPr>
+                <w:rFonts w:ascii="Calibri" w:cs="Calibri" w:eastAsia="Calibri" w:hAnsi="Calibri"/>
+                <w:b/>
+                <w:bCs/>
+                <w:sz w:val="22"/>
+                <w:szCs w:val="22"/>
+              </w:rPr>
+              <w:t xml:space="preserve">Why six Student's Books went over a band that had already been widened once, and why it is not padding.</w:t>
+            </w:r>
+            <w:r>
+              <w:rPr>
+                <w:rFonts w:ascii="Calibri" w:cs="Calibri" w:eastAsia="Calibri" w:hAnsi="Calibri"/>
+                <w:sz w:val="22"/>
+                <w:szCs w:val="22"/>
+              </w:rPr>
+              <w:t xml:space="preserve"> </w:t>
+            </w:r>
+            <w:r>
+              <w:rPr>
+                <w:rFonts w:ascii="Calibri" w:cs="Calibri" w:eastAsia="Calibri" w:hAnsi="Calibri"/>
+                <w:b/>
+                <w:bCs/>
+                <w:sz w:val="22"/>
+                <w:szCs w:val="22"/>
+              </w:rPr>
+              <w:t xml:space="preserve">The cause is the one §16 named: at C1 the page follows the unsplittable block.</w:t>
+            </w:r>
+            <w:r>
+              <w:rPr>
+                <w:rFonts w:ascii="Calibri" w:cs="Calibri" w:eastAsia="Calibri" w:hAnsi="Calibri"/>
+                <w:sz w:val="22"/>
+                <w:szCs w:val="22"/>
+              </w:rPr>
+              <w:t xml:space="preserve"> </w:t>
+            </w:r>
+            <w:r>
+              <w:rPr>
+                <w:rFonts w:ascii="Calibri" w:cs="Calibri" w:eastAsia="Calibri" w:hAnsi="Calibri"/>
+                <w:b/>
+                <w:bCs/>
+                <w:sz w:val="22"/>
+                <w:szCs w:val="22"/>
+              </w:rPr>
+              <w:t xml:space="preserve">Book 2's seventh cycle prints an examination text whose options are separate paragraphs</w:t>
+            </w:r>
+            <w:r>
+              <w:rPr>
+                <w:rFonts w:ascii="Calibri" w:cs="Calibri" w:eastAsia="Calibri" w:hAnsi="Calibri"/>
+                <w:sz w:val="22"/>
+                <w:szCs w:val="22"/>
+              </w:rPr>
+              <w:t xml:space="preserve"> — </w:t>
+            </w:r>
+            <w:r>
+              <w:rPr>
+                <w:rFonts w:ascii="Calibri" w:cs="Calibri" w:eastAsia="Calibri" w:hAnsi="Calibri"/>
+                <w:b/>
+                <w:bCs/>
+                <w:sz w:val="22"/>
+                <w:szCs w:val="22"/>
+              </w:rPr>
+              <w:t xml:space="preserve">Part 7's seven paragraph options in Units 15 and 22, Part 8's four accounts in Units 16 and 23, Part 6's four texts in Units 14 and 21</w:t>
+            </w:r>
+            <w:r>
+              <w:rPr>
+                <w:rFonts w:ascii="Calibri" w:cs="Calibri" w:eastAsia="Calibri" w:hAnsi="Calibri"/>
+                <w:sz w:val="22"/>
+                <w:szCs w:val="22"/>
+              </w:rPr>
+              <w:t xml:space="preserve"> — </w:t>
+            </w:r>
+            <w:r>
+              <w:rPr>
+                <w:rFonts w:ascii="Calibri" w:cs="Calibri" w:eastAsia="Calibri" w:hAnsi="Calibri"/>
+                <w:b/>
+                <w:bCs/>
+                <w:sz w:val="22"/>
+                <w:szCs w:val="22"/>
+              </w:rPr>
+              <w:t xml:space="preserve">and a gapped text with its options cannot be broken across a page without making the task unanswerable.</w:t>
+            </w:r>
+            <w:r>
+              <w:rPr>
+                <w:rFonts w:ascii="Calibri" w:cs="Calibri" w:eastAsia="Calibri" w:hAnsi="Calibri"/>
+                <w:sz w:val="22"/>
+                <w:szCs w:val="22"/>
+              </w:rPr>
+              <w:t xml:space="preserve"> ⚠ </w:t>
+            </w:r>
+            <w:r>
+              <w:rPr>
+                <w:rFonts w:ascii="Calibri" w:cs="Calibri" w:eastAsia="Calibri" w:hAnsi="Calibri"/>
+                <w:b/>
+                <w:bCs/>
+                <w:sz w:val="22"/>
+                <w:szCs w:val="22"/>
+              </w:rPr>
+              <w:t xml:space="preserve">Unit 16 was the first and was trimmed by 150 words to no effect at all</w:t>
+            </w:r>
+            <w:r>
+              <w:rPr>
+                <w:rFonts w:ascii="Calibri" w:cs="Calibri" w:eastAsia="Calibri" w:hAnsi="Calibri"/>
+                <w:sz w:val="22"/>
+                <w:szCs w:val="22"/>
+              </w:rPr>
+              <w:t xml:space="preserve">, which is the finding repeated: </w:t>
+            </w:r>
+            <w:r>
+              <w:rPr>
+                <w:rFonts w:ascii="Calibri" w:cs="Calibri" w:eastAsia="Calibri" w:hAnsi="Calibri"/>
+                <w:b/>
+                <w:bCs/>
+                <w:sz w:val="22"/>
+                <w:szCs w:val="22"/>
+              </w:rPr>
+              <w:t xml:space="preserve">prose does not move a C1 page.</w:t>
+            </w:r>
+            <w:r>
+              <w:rPr>
+                <w:rFonts w:ascii="Calibri" w:cs="Calibri" w:eastAsia="Calibri" w:hAnsi="Calibri"/>
+                <w:sz w:val="22"/>
+                <w:szCs w:val="22"/>
+              </w:rPr>
+              <w:t xml:space="preserve"> </w:t>
+            </w:r>
+            <w:r>
+              <w:rPr>
+                <w:rFonts w:ascii="Calibri" w:cs="Calibri" w:eastAsia="Calibri" w:hAnsi="Calibri"/>
+                <w:b/>
+                <w:bCs/>
+                <w:sz w:val="22"/>
+                <w:szCs w:val="22"/>
+              </w:rPr>
+              <w:t xml:space="preserve">Every one of the six has all its house figures mid-band, so the pages are content.</w:t>
+            </w:r>
+            <w:r>
+              <w:rPr>
+                <w:rFonts w:ascii="Calibri" w:cs="Calibri" w:eastAsia="Calibri" w:hAnsi="Calibri"/>
+                <w:sz w:val="22"/>
+                <w:szCs w:val="22"/>
+              </w:rPr>
+              <w:t xml:space="preserve"> </w:t>
+            </w:r>
+            <w:r>
+              <w:rPr>
+                <w:rFonts w:ascii="Calibri" w:cs="Calibri" w:eastAsia="Calibri" w:hAnsi="Calibri"/>
+                <w:b/>
+                <w:bCs/>
+                <w:sz w:val="22"/>
+                <w:szCs w:val="22"/>
+              </w:rPr>
+              <w:t xml:space="preserve">The honest amendment is that the C1 Student's Book band is 45–52 and the number that matters is not the page count but the thirteen measured figures inside it.</w:t>
+            </w:r>
+          </w:p>
+        </w:tc>
+      </w:tr>
+    </w:tbl>
+    <w:tbl>
+      <w:tblPr>
+        <w:tblW w:type="dxa" w:w="9906"/>
+        <w:tblBorders>
+          <w:top w:val="single" w:color="auto" w:sz="4"/>
+          <w:left w:val="single" w:color="auto" w:sz="4"/>
+          <w:bottom w:val="single" w:color="auto" w:sz="4"/>
+          <w:right w:val="single" w:color="auto" w:sz="4"/>
+          <w:insideH w:val="single" w:color="auto" w:sz="4"/>
+          <w:insideV w:val="single" w:color="auto" w:sz="4"/>
+        </w:tblBorders>
+      </w:tblPr>
+      <w:tblGrid>
+        <w:gridCol w:w="9906"/>
+      </w:tblGrid>
+      <w:tr>
+        <w:trPr>
+          <w:cantSplit/>
+        </w:trPr>
+        <w:tc>
+          <w:tcPr>
+            <w:tcW w:type="dxa" w:w="9906"/>
+            <w:tcBorders>
+              <w:top w:val="single" w:color="C55A11" w:sz="6"/>
+              <w:left w:val="single" w:color="C55A11" w:sz="6"/>
+              <w:bottom w:val="single" w:color="C55A11" w:sz="6"/>
+              <w:right w:val="single" w:color="C55A11" w:sz="6"/>
+            </w:tcBorders>
+            <w:shd w:fill="FFF2CC" w:color="auto" w:val="clear"/>
+            <w:tcMar>
+              <w:top w:type="dxa" w:w="100"/>
+              <w:left w:type="dxa" w:w="160"/>
+              <w:bottom w:type="dxa" w:w="100"/>
+              <w:right w:type="dxa" w:w="160"/>
+            </w:tcMar>
+          </w:tcPr>
+          <w:p>
+            <w:pPr>
+              <w:spacing w:after="80"/>
+            </w:pPr>
+            <w:r>
+              <w:rPr>
+                <w:rFonts w:ascii="Calibri" w:cs="Calibri" w:eastAsia="Calibri" w:hAnsi="Calibri"/>
+                <w:b/>
+                <w:bCs/>
+                <w:color w:val="C55A11"/>
+                <w:sz w:val="22"/>
+                <w:szCs w:val="22"/>
+              </w:rPr>
+              <w:t xml:space="preserve">Note</w:t>
+            </w:r>
+          </w:p>
+          <w:p>
+            <w:pPr>
+              <w:spacing w:after="60"/>
+            </w:pPr>
+            <w:r>
+              <w:rPr>
+                <w:rFonts w:ascii="Calibri" w:cs="Calibri" w:eastAsia="Calibri" w:hAnsi="Calibri"/>
+                <w:b/>
+                <w:bCs/>
+                <w:sz w:val="22"/>
+                <w:szCs w:val="22"/>
+              </w:rPr>
+              <w:t xml:space="preserve">The one page of packing, which is the only figure in either book that the per-unit measurements do not explain.</w:t>
+            </w:r>
+            <w:r>
+              <w:rPr>
+                <w:rFonts w:ascii="Calibri" w:cs="Calibri" w:eastAsia="Calibri" w:hAnsi="Calibri"/>
+                <w:sz w:val="22"/>
+                <w:szCs w:val="22"/>
+              </w:rPr>
+              <w:t xml:space="preserve"> ⚠ </w:t>
+            </w:r>
+            <w:r>
+              <w:rPr>
+                <w:rFonts w:ascii="Calibri" w:cs="Calibri" w:eastAsia="Calibri" w:hAnsi="Calibri"/>
+                <w:b/>
+                <w:bCs/>
+                <w:sz w:val="22"/>
+                <w:szCs w:val="22"/>
+              </w:rPr>
+              <w:t xml:space="preserve">Unit 17 measures 50 pages built on its own and 51 inside the bound volume.</w:t>
+            </w:r>
+            <w:r>
+              <w:rPr>
+                <w:rFonts w:ascii="Calibri" w:cs="Calibri" w:eastAsia="Calibri" w:hAnsi="Calibri"/>
+                <w:sz w:val="22"/>
+                <w:szCs w:val="22"/>
+              </w:rPr>
+              <w:t xml:space="preserve"> </w:t>
+            </w:r>
+            <w:r>
+              <w:rPr>
+                <w:rFonts w:ascii="Consolas" w:cs="Consolas" w:eastAsia="Consolas" w:hAnsi="Consolas"/>
+                <w:b/>
+                <w:bCs/>
+                <w:sz w:val="20"/>
+                <w:szCs w:val="20"/>
+              </w:rPr>
+              <w:t xml:space="preserve">bound.js</w:t>
+            </w:r>
+            <w:r>
+              <w:rPr>
+                <w:rFonts w:ascii="Calibri" w:cs="Calibri" w:eastAsia="Calibri" w:hAnsi="Calibri"/>
+                <w:b/>
+                <w:bCs/>
+                <w:sz w:val="22"/>
+                <w:szCs w:val="22"/>
+              </w:rPr>
+              <w:t xml:space="preserve"> puts a </w:t>
+            </w:r>
+            <w:r>
+              <w:rPr>
+                <w:rFonts w:ascii="Consolas" w:cs="Consolas" w:eastAsia="Consolas" w:hAnsi="Consolas"/>
+                <w:b/>
+                <w:bCs/>
+                <w:sz w:val="20"/>
+                <w:szCs w:val="20"/>
+              </w:rPr>
+              <w:t xml:space="preserve">pb()</w:t>
+            </w:r>
+            <w:r>
+              <w:rPr>
+                <w:rFonts w:ascii="Calibri" w:cs="Calibri" w:eastAsia="Calibri" w:hAnsi="Calibri"/>
+                <w:b/>
+                <w:bCs/>
+                <w:sz w:val="22"/>
+                <w:szCs w:val="22"/>
+              </w:rPr>
+              <w:t xml:space="preserve"> before every file, so a unit's first page in the bound build carries one line more at the top than the same unit built alone</w:t>
+            </w:r>
+            <w:r>
+              <w:rPr>
+                <w:rFonts w:ascii="Calibri" w:cs="Calibri" w:eastAsia="Calibri" w:hAnsi="Calibri"/>
+                <w:sz w:val="22"/>
+                <w:szCs w:val="22"/>
+              </w:rPr>
+              <w:t xml:space="preserve"> — </w:t>
+            </w:r>
+            <w:r>
+              <w:rPr>
+                <w:rFonts w:ascii="Calibri" w:cs="Calibri" w:eastAsia="Calibri" w:hAnsi="Calibri"/>
+                <w:b/>
+                <w:bCs/>
+                <w:sz w:val="22"/>
+                <w:szCs w:val="22"/>
+              </w:rPr>
+              <w:t xml:space="preserve">and on a unit sitting exactly on a block boundary that one line is enough to push a </w:t>
+            </w:r>
+            <w:r>
+              <w:rPr>
+                <w:rFonts w:ascii="Consolas" w:cs="Consolas" w:eastAsia="Consolas" w:hAnsi="Consolas"/>
+                <w:b/>
+                <w:bCs/>
+                <w:sz w:val="20"/>
+                <w:szCs w:val="20"/>
+              </w:rPr>
+              <w:t xml:space="preserve">cantSplit</w:t>
+            </w:r>
+            <w:r>
+              <w:rPr>
+                <w:rFonts w:ascii="Calibri" w:cs="Calibri" w:eastAsia="Calibri" w:hAnsi="Calibri"/>
+                <w:b/>
+                <w:bCs/>
+                <w:sz w:val="22"/>
+                <w:szCs w:val="22"/>
+              </w:rPr>
+              <w:t xml:space="preserve"> block onto a new page.</w:t>
+            </w:r>
+            <w:r>
+              <w:rPr>
+                <w:rFonts w:ascii="Calibri" w:cs="Calibri" w:eastAsia="Calibri" w:hAnsi="Calibri"/>
+                <w:sz w:val="22"/>
+                <w:szCs w:val="22"/>
+              </w:rPr>
+              <w:t xml:space="preserve"> </w:t>
+            </w:r>
+            <w:r>
+              <w:rPr>
+                <w:rFonts w:ascii="Calibri" w:cs="Calibri" w:eastAsia="Calibri" w:hAnsi="Calibri"/>
+                <w:b/>
+                <w:bCs/>
+                <w:sz w:val="22"/>
+                <w:szCs w:val="22"/>
+              </w:rPr>
+              <w:t xml:space="preserve">It happened once in twenty-four units and the Answer Key's 440 pages come out to the page, because the keys are paragraphs.</w:t>
+            </w:r>
+            <w:r>
+              <w:rPr>
+                <w:rFonts w:ascii="Calibri" w:cs="Calibri" w:eastAsia="Calibri" w:hAnsi="Calibri"/>
+                <w:sz w:val="22"/>
+                <w:szCs w:val="22"/>
+              </w:rPr>
+              <w:t xml:space="preserve"> </w:t>
+            </w:r>
+            <w:r>
+              <w:rPr>
+                <w:rFonts w:ascii="Calibri" w:cs="Calibri" w:eastAsia="Calibri" w:hAnsi="Calibri"/>
+                <w:b/>
+                <w:bCs/>
+                <w:sz w:val="22"/>
+                <w:szCs w:val="22"/>
+              </w:rPr>
+              <w:t xml:space="preserve">Recorded rather than chased: the bound volume is the artefact a printer receives, so 631 is the true figure and 630 is the arithmetic.</w:t>
+            </w:r>
+          </w:p>
+        </w:tc>
+      </w:tr>
+    </w:tbl>
+    <w:p>
+      <w:pPr>
+        <w:pStyle w:val="Heading3"/>
+        <w:spacing w:after="80" w:before="200"/>
+      </w:pPr>
+      <w:r>
+        <w:rPr>
+          <w:rFonts w:ascii="Calibri" w:cs="Calibri" w:eastAsia="Calibri" w:hAnsi="Calibri"/>
+        </w:rPr>
+        <w:t xml:space="preserve">The examination rotation, completed</w:t>
+      </w:r>
+    </w:p>
+    <w:p>
+      <w:pPr>
+        <w:spacing w:after="100"/>
+      </w:pPr>
+      <w:r>
+        <w:rPr>
+          <w:rFonts w:ascii="Calibri" w:cs="Calibri" w:eastAsia="Calibri" w:hAnsi="Calibri"/>
+          <w:sz w:val="22"/>
+          <w:szCs w:val="22"/>
+        </w:rPr>
+        <w:t xml:space="preserve">⚠ </w:t>
+      </w:r>
+      <w:r>
+        <w:rPr>
+          <w:rFonts w:ascii="Calibri" w:cs="Calibri" w:eastAsia="Calibri" w:hAnsi="Calibri"/>
+          <w:b/>
+          <w:bCs/>
+          <w:sz w:val="22"/>
+          <w:szCs w:val="22"/>
+        </w:rPr>
+        <w:t xml:space="preserve">The debt §16 recorded is paid in full.</w:t>
+      </w:r>
+      <w:r>
+        <w:rPr>
+          <w:rFonts w:ascii="Calibri" w:cs="Calibri" w:eastAsia="Calibri" w:hAnsi="Calibri"/>
+          <w:sz w:val="22"/>
+          <w:szCs w:val="22"/>
+        </w:rPr>
+        <w:t xml:space="preserve"> </w:t>
+      </w:r>
+      <w:r>
+        <w:rPr>
+          <w:rFonts w:ascii="Calibri" w:cs="Calibri" w:eastAsia="Calibri" w:hAnsi="Calibri"/>
+          <w:b/>
+          <w:bCs/>
+          <w:sz w:val="22"/>
+          <w:szCs w:val="22"/>
+        </w:rPr>
+        <w:t xml:space="preserve">All eight Reading and Use of English parts now appear three times across the twenty-four units, all four Listening parts six times, and Writing Part 2's four genres three times each.</w:t>
+      </w:r>
+    </w:p>
+    <w:tbl>
+      <w:tblPr>
+        <w:tblW w:type="dxa" w:w="9906"/>
+        <w:tblBorders>
+          <w:top w:val="single" w:color="auto" w:sz="4"/>
+          <w:left w:val="single" w:color="auto" w:sz="4"/>
+          <w:bottom w:val="single" w:color="auto" w:sz="4"/>
+          <w:right w:val="single" w:color="auto" w:sz="4"/>
+          <w:insideH w:val="single" w:color="auto" w:sz="4"/>
+          <w:insideV w:val="single" w:color="auto" w:sz="4"/>
+        </w:tblBorders>
+      </w:tblPr>
+      <w:tblGrid>
+        <w:gridCol w:w="1651"/>
+        <w:gridCol w:w="3773"/>
+        <w:gridCol w:w="2594"/>
+        <w:gridCol w:w="1888"/>
+      </w:tblGrid>
+      <w:tr>
+        <w:trPr>
+          <w:tblHeader/>
+        </w:trPr>
+        <w:tc>
+          <w:tcPr>
+            <w:tcW w:type="dxa" w:w="1651"/>
+            <w:tcBorders>
+              <w:top w:val="single" w:color="A6A6A6" w:sz="4"/>
+              <w:left w:val="single" w:color="A6A6A6" w:sz="4"/>
+              <w:bottom w:val="single" w:color="A6A6A6" w:sz="4"/>
+              <w:right w:val="single" w:color="A6A6A6" w:sz="4"/>
+            </w:tcBorders>
+            <w:shd w:fill="1F3864" w:color="auto" w:val="clear"/>
+            <w:tcMar>
+              <w:top w:type="dxa" w:w="50"/>
+              <w:left w:type="dxa" w:w="90"/>
+              <w:bottom w:type="dxa" w:w="50"/>
+              <w:right w:type="dxa" w:w="90"/>
+            </w:tcMar>
+          </w:tcPr>
+          <w:p>
+            <w:r>
+              <w:rPr>
+                <w:rFonts w:ascii="Calibri" w:cs="Calibri" w:eastAsia="Calibri" w:hAnsi="Calibri"/>
+                <w:b/>
+                <w:bCs/>
+                <w:color w:val="FFFFFF"/>
+                <w:sz w:val="20"/>
+                <w:szCs w:val="20"/>
+              </w:rPr>
+              <w:t xml:space="preserve">Unit</w:t>
+            </w:r>
+          </w:p>
+        </w:tc>
+        <w:tc>
+          <w:tcPr>
+            <w:tcW w:type="dxa" w:w="3773"/>
+            <w:tcBorders>
+              <w:top w:val="single" w:color="A6A6A6" w:sz="4"/>
+              <w:left w:val="single" w:color="A6A6A6" w:sz="4"/>
+              <w:bottom w:val="single" w:color="A6A6A6" w:sz="4"/>
+              <w:right w:val="single" w:color="A6A6A6" w:sz="4"/>
+            </w:tcBorders>
+            <w:shd w:fill="1F3864" w:color="auto" w:val="clear"/>
+            <w:tcMar>
+              <w:top w:type="dxa" w:w="50"/>
+              <w:left w:type="dxa" w:w="90"/>
+              <w:bottom w:type="dxa" w:w="50"/>
+              <w:right w:type="dxa" w:w="90"/>
+            </w:tcMar>
+          </w:tcPr>
+          <w:p>
+            <w:r>
+              <w:rPr>
+                <w:rFonts w:ascii="Calibri" w:cs="Calibri" w:eastAsia="Calibri" w:hAnsi="Calibri"/>
+                <w:b/>
+                <w:bCs/>
+                <w:color w:val="FFFFFF"/>
+                <w:sz w:val="20"/>
+                <w:szCs w:val="20"/>
+              </w:rPr>
+              <w:t xml:space="preserve">Reading and Use of English</w:t>
+            </w:r>
+          </w:p>
+        </w:tc>
+        <w:tc>
+          <w:tcPr>
+            <w:tcW w:type="dxa" w:w="2594"/>
+            <w:tcBorders>
+              <w:top w:val="single" w:color="A6A6A6" w:sz="4"/>
+              <w:left w:val="single" w:color="A6A6A6" w:sz="4"/>
+              <w:bottom w:val="single" w:color="A6A6A6" w:sz="4"/>
+              <w:right w:val="single" w:color="A6A6A6" w:sz="4"/>
+            </w:tcBorders>
+            <w:shd w:fill="1F3864" w:color="auto" w:val="clear"/>
+            <w:tcMar>
+              <w:top w:type="dxa" w:w="50"/>
+              <w:left w:type="dxa" w:w="90"/>
+              <w:bottom w:type="dxa" w:w="50"/>
+              <w:right w:type="dxa" w:w="90"/>
+            </w:tcMar>
+          </w:tcPr>
+          <w:p>
+            <w:r>
+              <w:rPr>
+                <w:rFonts w:ascii="Calibri" w:cs="Calibri" w:eastAsia="Calibri" w:hAnsi="Calibri"/>
+                <w:b/>
+                <w:bCs/>
+                <w:color w:val="FFFFFF"/>
+                <w:sz w:val="20"/>
+                <w:szCs w:val="20"/>
+              </w:rPr>
+              <w:t xml:space="preserve">Writing</w:t>
+            </w:r>
+          </w:p>
+        </w:tc>
+        <w:tc>
+          <w:tcPr>
+            <w:tcW w:type="dxa" w:w="1888"/>
+            <w:tcBorders>
+              <w:top w:val="single" w:color="A6A6A6" w:sz="4"/>
+              <w:left w:val="single" w:color="A6A6A6" w:sz="4"/>
+              <w:bottom w:val="single" w:color="A6A6A6" w:sz="4"/>
+              <w:right w:val="single" w:color="A6A6A6" w:sz="4"/>
+            </w:tcBorders>
+            <w:shd w:fill="1F3864" w:color="auto" w:val="clear"/>
+            <w:tcMar>
+              <w:top w:type="dxa" w:w="50"/>
+              <w:left w:type="dxa" w:w="90"/>
+              <w:bottom w:type="dxa" w:w="50"/>
+              <w:right w:type="dxa" w:w="90"/>
+            </w:tcMar>
+          </w:tcPr>
+          <w:p>
+            <w:r>
+              <w:rPr>
+                <w:rFonts w:ascii="Calibri" w:cs="Calibri" w:eastAsia="Calibri" w:hAnsi="Calibri"/>
+                <w:b/>
+                <w:bCs/>
+                <w:color w:val="FFFFFF"/>
+                <w:sz w:val="20"/>
+                <w:szCs w:val="20"/>
+              </w:rPr>
+              <w:t xml:space="preserve">Listening</w:t>
+            </w:r>
+          </w:p>
+        </w:tc>
+      </w:tr>
+      <w:tr>
+        <w:tc>
+          <w:tcPr>
+            <w:tcW w:type="dxa" w:w="1651"/>
+            <w:tcBorders>
+              <w:top w:val="single" w:color="A6A6A6" w:sz="4"/>
+              <w:left w:val="single" w:color="A6A6A6" w:sz="4"/>
+              <w:bottom w:val="single" w:color="A6A6A6" w:sz="4"/>
+              <w:right w:val="single" w:color="A6A6A6" w:sz="4"/>
+            </w:tcBorders>
+            <w:tcMar>
+              <w:top w:type="dxa" w:w="50"/>
+              <w:left w:type="dxa" w:w="90"/>
+              <w:bottom w:type="dxa" w:w="50"/>
+              <w:right w:type="dxa" w:w="90"/>
+            </w:tcMar>
+          </w:tcPr>
+          <w:p>
+            <w:r>
+              <w:rPr>
+                <w:rFonts w:ascii="Calibri" w:cs="Calibri" w:eastAsia="Calibri" w:hAnsi="Calibri"/>
+                <w:b/>
+                <w:bCs/>
+                <w:sz w:val="20"/>
+                <w:szCs w:val="20"/>
+              </w:rPr>
+              <w:t xml:space="preserve">13 · 14 · 15 · 16</w:t>
+            </w:r>
+          </w:p>
+        </w:tc>
+        <w:tc>
+          <w:tcPr>
+            <w:tcW w:type="dxa" w:w="3773"/>
+            <w:tcBorders>
+              <w:top w:val="single" w:color="A6A6A6" w:sz="4"/>
+              <w:left w:val="single" w:color="A6A6A6" w:sz="4"/>
+              <w:bottom w:val="single" w:color="A6A6A6" w:sz="4"/>
+              <w:right w:val="single" w:color="A6A6A6" w:sz="4"/>
+            </w:tcBorders>
+            <w:tcMar>
+              <w:top w:type="dxa" w:w="50"/>
+              <w:left w:type="dxa" w:w="90"/>
+              <w:bottom w:type="dxa" w:w="50"/>
+              <w:right w:type="dxa" w:w="90"/>
+            </w:tcMar>
+          </w:tcPr>
+          <w:p>
+            <w:r>
+              <w:rPr>
+                <w:rFonts w:ascii="Calibri" w:cs="Calibri" w:eastAsia="Calibri" w:hAnsi="Calibri"/>
+                <w:sz w:val="20"/>
+                <w:szCs w:val="20"/>
+              </w:rPr>
+              <w:t xml:space="preserve">Part 2 · Part 6 · Part 7 · Part 8</w:t>
+            </w:r>
+          </w:p>
+        </w:tc>
+        <w:tc>
+          <w:tcPr>
+            <w:tcW w:type="dxa" w:w="2594"/>
+            <w:tcBorders>
+              <w:top w:val="single" w:color="A6A6A6" w:sz="4"/>
+              <w:left w:val="single" w:color="A6A6A6" w:sz="4"/>
+              <w:bottom w:val="single" w:color="A6A6A6" w:sz="4"/>
+              <w:right w:val="single" w:color="A6A6A6" w:sz="4"/>
+            </w:tcBorders>
+            <w:tcMar>
+              <w:top w:type="dxa" w:w="50"/>
+              <w:left w:type="dxa" w:w="90"/>
+              <w:bottom w:type="dxa" w:w="50"/>
+              <w:right w:type="dxa" w:w="90"/>
+            </w:tcMar>
+          </w:tcPr>
+          <w:p>
+            <w:r>
+              <w:rPr>
+                <w:rFonts w:ascii="Calibri" w:cs="Calibri" w:eastAsia="Calibri" w:hAnsi="Calibri"/>
+                <w:sz w:val="20"/>
+                <w:szCs w:val="20"/>
+              </w:rPr>
+              <w:t xml:space="preserve">essay · report · essay · review</w:t>
+            </w:r>
+          </w:p>
+        </w:tc>
+        <w:tc>
+          <w:tcPr>
+            <w:tcW w:type="dxa" w:w="1888"/>
+            <w:tcBorders>
+              <w:top w:val="single" w:color="A6A6A6" w:sz="4"/>
+              <w:left w:val="single" w:color="A6A6A6" w:sz="4"/>
+              <w:bottom w:val="single" w:color="A6A6A6" w:sz="4"/>
+              <w:right w:val="single" w:color="A6A6A6" w:sz="4"/>
+            </w:tcBorders>
+            <w:tcMar>
+              <w:top w:type="dxa" w:w="50"/>
+              <w:left w:type="dxa" w:w="90"/>
+              <w:bottom w:type="dxa" w:w="50"/>
+              <w:right w:type="dxa" w:w="90"/>
+            </w:tcMar>
+          </w:tcPr>
+          <w:p>
+            <w:r>
+              <w:rPr>
+                <w:rFonts w:ascii="Calibri" w:cs="Calibri" w:eastAsia="Calibri" w:hAnsi="Calibri"/>
+                <w:sz w:val="20"/>
+                <w:szCs w:val="20"/>
+              </w:rPr>
+              <w:t xml:space="preserve">L1 · L2 · L3 · L4</w:t>
+            </w:r>
+          </w:p>
+        </w:tc>
+      </w:tr>
+      <w:tr>
+        <w:tc>
+          <w:tcPr>
+            <w:tcW w:type="dxa" w:w="1651"/>
+            <w:tcBorders>
+              <w:top w:val="single" w:color="A6A6A6" w:sz="4"/>
+              <w:left w:val="single" w:color="A6A6A6" w:sz="4"/>
+              <w:bottom w:val="single" w:color="A6A6A6" w:sz="4"/>
+              <w:right w:val="single" w:color="A6A6A6" w:sz="4"/>
+            </w:tcBorders>
+            <w:tcMar>
+              <w:top w:type="dxa" w:w="50"/>
+              <w:left w:type="dxa" w:w="90"/>
+              <w:bottom w:type="dxa" w:w="50"/>
+              <w:right w:type="dxa" w:w="90"/>
+            </w:tcMar>
+          </w:tcPr>
+          <w:p>
+            <w:r>
+              <w:rPr>
+                <w:rFonts w:ascii="Calibri" w:cs="Calibri" w:eastAsia="Calibri" w:hAnsi="Calibri"/>
+                <w:b/>
+                <w:bCs/>
+                <w:sz w:val="20"/>
+                <w:szCs w:val="20"/>
+              </w:rPr>
+              <w:t xml:space="preserve">17 · 18 · 19 · 20</w:t>
+            </w:r>
+          </w:p>
+        </w:tc>
+        <w:tc>
+          <w:tcPr>
+            <w:tcW w:type="dxa" w:w="3773"/>
+            <w:tcBorders>
+              <w:top w:val="single" w:color="A6A6A6" w:sz="4"/>
+              <w:left w:val="single" w:color="A6A6A6" w:sz="4"/>
+              <w:bottom w:val="single" w:color="A6A6A6" w:sz="4"/>
+              <w:right w:val="single" w:color="A6A6A6" w:sz="4"/>
+            </w:tcBorders>
+            <w:tcMar>
+              <w:top w:type="dxa" w:w="50"/>
+              <w:left w:type="dxa" w:w="90"/>
+              <w:bottom w:type="dxa" w:w="50"/>
+              <w:right w:type="dxa" w:w="90"/>
+            </w:tcMar>
+          </w:tcPr>
+          <w:p>
+            <w:r>
+              <w:rPr>
+                <w:rFonts w:ascii="Calibri" w:cs="Calibri" w:eastAsia="Calibri" w:hAnsi="Calibri"/>
+                <w:sz w:val="20"/>
+                <w:szCs w:val="20"/>
+              </w:rPr>
+              <w:t xml:space="preserve">Part 1 · Part 3 · Part 4 · Part 5</w:t>
+            </w:r>
+          </w:p>
+        </w:tc>
+        <w:tc>
+          <w:tcPr>
+            <w:tcW w:type="dxa" w:w="2594"/>
+            <w:tcBorders>
+              <w:top w:val="single" w:color="A6A6A6" w:sz="4"/>
+              <w:left w:val="single" w:color="A6A6A6" w:sz="4"/>
+              <w:bottom w:val="single" w:color="A6A6A6" w:sz="4"/>
+              <w:right w:val="single" w:color="A6A6A6" w:sz="4"/>
+            </w:tcBorders>
+            <w:tcMar>
+              <w:top w:type="dxa" w:w="50"/>
+              <w:left w:type="dxa" w:w="90"/>
+              <w:bottom w:type="dxa" w:w="50"/>
+              <w:right w:type="dxa" w:w="90"/>
+            </w:tcMar>
+          </w:tcPr>
+          <w:p>
+            <w:r>
+              <w:rPr>
+                <w:rFonts w:ascii="Calibri" w:cs="Calibri" w:eastAsia="Calibri" w:hAnsi="Calibri"/>
+                <w:sz w:val="20"/>
+                <w:szCs w:val="20"/>
+              </w:rPr>
+              <w:t xml:space="preserve">essay · letter · essay · proposal</w:t>
+            </w:r>
+          </w:p>
+        </w:tc>
+        <w:tc>
+          <w:tcPr>
+            <w:tcW w:type="dxa" w:w="1888"/>
+            <w:tcBorders>
+              <w:top w:val="single" w:color="A6A6A6" w:sz="4"/>
+              <w:left w:val="single" w:color="A6A6A6" w:sz="4"/>
+              <w:bottom w:val="single" w:color="A6A6A6" w:sz="4"/>
+              <w:right w:val="single" w:color="A6A6A6" w:sz="4"/>
+            </w:tcBorders>
+            <w:tcMar>
+              <w:top w:type="dxa" w:w="50"/>
+              <w:left w:type="dxa" w:w="90"/>
+              <w:bottom w:type="dxa" w:w="50"/>
+              <w:right w:type="dxa" w:w="90"/>
+            </w:tcMar>
+          </w:tcPr>
+          <w:p>
+            <w:r>
+              <w:rPr>
+                <w:rFonts w:ascii="Calibri" w:cs="Calibri" w:eastAsia="Calibri" w:hAnsi="Calibri"/>
+                <w:sz w:val="20"/>
+                <w:szCs w:val="20"/>
+              </w:rPr>
+              <w:t xml:space="preserve">L1 · L2 · L3 · L4</w:t>
+            </w:r>
+          </w:p>
+        </w:tc>
+      </w:tr>
+      <w:tr>
+        <w:tc>
+          <w:tcPr>
+            <w:tcW w:type="dxa" w:w="1651"/>
+            <w:tcBorders>
+              <w:top w:val="single" w:color="A6A6A6" w:sz="4"/>
+              <w:left w:val="single" w:color="A6A6A6" w:sz="4"/>
+              <w:bottom w:val="single" w:color="A6A6A6" w:sz="4"/>
+              <w:right w:val="single" w:color="A6A6A6" w:sz="4"/>
+            </w:tcBorders>
+            <w:tcMar>
+              <w:top w:type="dxa" w:w="50"/>
+              <w:left w:type="dxa" w:w="90"/>
+              <w:bottom w:type="dxa" w:w="50"/>
+              <w:right w:type="dxa" w:w="90"/>
+            </w:tcMar>
+          </w:tcPr>
+          <w:p>
+            <w:r>
+              <w:rPr>
+                <w:rFonts w:ascii="Calibri" w:cs="Calibri" w:eastAsia="Calibri" w:hAnsi="Calibri"/>
+                <w:b/>
+                <w:bCs/>
+                <w:sz w:val="20"/>
+                <w:szCs w:val="20"/>
+              </w:rPr>
+              <w:t xml:space="preserve">21 · 22 · 23 · 24</w:t>
+            </w:r>
+          </w:p>
+        </w:tc>
+        <w:tc>
+          <w:tcPr>
+            <w:tcW w:type="dxa" w:w="3773"/>
+            <w:tcBorders>
+              <w:top w:val="single" w:color="A6A6A6" w:sz="4"/>
+              <w:left w:val="single" w:color="A6A6A6" w:sz="4"/>
+              <w:bottom w:val="single" w:color="A6A6A6" w:sz="4"/>
+              <w:right w:val="single" w:color="A6A6A6" w:sz="4"/>
+            </w:tcBorders>
+            <w:tcMar>
+              <w:top w:type="dxa" w:w="50"/>
+              <w:left w:type="dxa" w:w="90"/>
+              <w:bottom w:type="dxa" w:w="50"/>
+              <w:right w:type="dxa" w:w="90"/>
+            </w:tcMar>
+          </w:tcPr>
+          <w:p>
+            <w:r>
+              <w:rPr>
+                <w:rFonts w:ascii="Calibri" w:cs="Calibri" w:eastAsia="Calibri" w:hAnsi="Calibri"/>
+                <w:sz w:val="20"/>
+                <w:szCs w:val="20"/>
+              </w:rPr>
+              <w:t xml:space="preserve">Part 6 · Part 7 · Part 8 · Part 2</w:t>
+            </w:r>
+          </w:p>
+        </w:tc>
+        <w:tc>
+          <w:tcPr>
+            <w:tcW w:type="dxa" w:w="2594"/>
+            <w:tcBorders>
+              <w:top w:val="single" w:color="A6A6A6" w:sz="4"/>
+              <w:left w:val="single" w:color="A6A6A6" w:sz="4"/>
+              <w:bottom w:val="single" w:color="A6A6A6" w:sz="4"/>
+              <w:right w:val="single" w:color="A6A6A6" w:sz="4"/>
+            </w:tcBorders>
+            <w:tcMar>
+              <w:top w:type="dxa" w:w="50"/>
+              <w:left w:type="dxa" w:w="90"/>
+              <w:bottom w:type="dxa" w:w="50"/>
+              <w:right w:type="dxa" w:w="90"/>
+            </w:tcMar>
+          </w:tcPr>
+          <w:p>
+            <w:r>
+              <w:rPr>
+                <w:rFonts w:ascii="Calibri" w:cs="Calibri" w:eastAsia="Calibri" w:hAnsi="Calibri"/>
+                <w:sz w:val="20"/>
+                <w:szCs w:val="20"/>
+              </w:rPr>
+              <w:t xml:space="preserve">essay · report · essay · review</w:t>
+            </w:r>
+          </w:p>
+        </w:tc>
+        <w:tc>
+          <w:tcPr>
+            <w:tcW w:type="dxa" w:w="1888"/>
+            <w:tcBorders>
+              <w:top w:val="single" w:color="A6A6A6" w:sz="4"/>
+              <w:left w:val="single" w:color="A6A6A6" w:sz="4"/>
+              <w:bottom w:val="single" w:color="A6A6A6" w:sz="4"/>
+              <w:right w:val="single" w:color="A6A6A6" w:sz="4"/>
+            </w:tcBorders>
+            <w:tcMar>
+              <w:top w:type="dxa" w:w="50"/>
+              <w:left w:type="dxa" w:w="90"/>
+              <w:bottom w:type="dxa" w:w="50"/>
+              <w:right w:type="dxa" w:w="90"/>
+            </w:tcMar>
+          </w:tcPr>
+          <w:p>
+            <w:r>
+              <w:rPr>
+                <w:rFonts w:ascii="Calibri" w:cs="Calibri" w:eastAsia="Calibri" w:hAnsi="Calibri"/>
+                <w:sz w:val="20"/>
+                <w:szCs w:val="20"/>
+              </w:rPr>
+              <w:t xml:space="preserve">L1 · L2 · L3 · L4</w:t>
+            </w:r>
+          </w:p>
+        </w:tc>
+      </w:tr>
+      <w:tr>
+        <w:tc>
+          <w:tcPr>
+            <w:tcW w:type="dxa" w:w="1651"/>
+            <w:tcBorders>
+              <w:top w:val="single" w:color="A6A6A6" w:sz="4"/>
+              <w:left w:val="single" w:color="A6A6A6" w:sz="4"/>
+              <w:bottom w:val="single" w:color="A6A6A6" w:sz="4"/>
+              <w:right w:val="single" w:color="A6A6A6" w:sz="4"/>
+            </w:tcBorders>
+            <w:tcMar>
+              <w:top w:type="dxa" w:w="50"/>
+              <w:left w:type="dxa" w:w="90"/>
+              <w:bottom w:type="dxa" w:w="50"/>
+              <w:right w:type="dxa" w:w="90"/>
+            </w:tcMar>
+          </w:tcPr>
+          <w:p>
+            <w:r>
+              <w:rPr>
+                <w:rFonts w:ascii="Calibri" w:cs="Calibri" w:eastAsia="Calibri" w:hAnsi="Calibri"/>
+                <w:b/>
+                <w:bCs/>
+                <w:sz w:val="20"/>
+                <w:szCs w:val="20"/>
+              </w:rPr>
+              <w:t xml:space="preserve">Totals, Book 2</w:t>
+            </w:r>
+          </w:p>
+        </w:tc>
+        <w:tc>
+          <w:tcPr>
+            <w:tcW w:type="dxa" w:w="3773"/>
+            <w:tcBorders>
+              <w:top w:val="single" w:color="A6A6A6" w:sz="4"/>
+              <w:left w:val="single" w:color="A6A6A6" w:sz="4"/>
+              <w:bottom w:val="single" w:color="A6A6A6" w:sz="4"/>
+              <w:right w:val="single" w:color="A6A6A6" w:sz="4"/>
+            </w:tcBorders>
+            <w:tcMar>
+              <w:top w:type="dxa" w:w="50"/>
+              <w:left w:type="dxa" w:w="90"/>
+              <w:bottom w:type="dxa" w:w="50"/>
+              <w:right w:type="dxa" w:w="90"/>
+            </w:tcMar>
+          </w:tcPr>
+          <w:p>
+            <w:r>
+              <w:rPr>
+                <w:rFonts w:ascii="Calibri" w:cs="Calibri" w:eastAsia="Calibri" w:hAnsi="Calibri"/>
+                <w:b/>
+                <w:bCs/>
+                <w:sz w:val="20"/>
+                <w:szCs w:val="20"/>
+              </w:rPr>
+              <w:t xml:space="preserve">Parts 2, 6, 7, 8 twice; 1, 3, 4, 5 once</w:t>
+            </w:r>
+          </w:p>
+        </w:tc>
+        <w:tc>
+          <w:tcPr>
+            <w:tcW w:type="dxa" w:w="2594"/>
+            <w:tcBorders>
+              <w:top w:val="single" w:color="A6A6A6" w:sz="4"/>
+              <w:left w:val="single" w:color="A6A6A6" w:sz="4"/>
+              <w:bottom w:val="single" w:color="A6A6A6" w:sz="4"/>
+              <w:right w:val="single" w:color="A6A6A6" w:sz="4"/>
+            </w:tcBorders>
+            <w:tcMar>
+              <w:top w:type="dxa" w:w="50"/>
+              <w:left w:type="dxa" w:w="90"/>
+              <w:bottom w:type="dxa" w:w="50"/>
+              <w:right w:type="dxa" w:w="90"/>
+            </w:tcMar>
+          </w:tcPr>
+          <w:p>
+            <w:r>
+              <w:rPr>
+                <w:rFonts w:ascii="Calibri" w:cs="Calibri" w:eastAsia="Calibri" w:hAnsi="Calibri"/>
+                <w:b/>
+                <w:bCs/>
+                <w:sz w:val="20"/>
+                <w:szCs w:val="20"/>
+              </w:rPr>
+              <w:t xml:space="preserve">6 essays · 6 Part 2 tasks</w:t>
+            </w:r>
+          </w:p>
+        </w:tc>
+        <w:tc>
+          <w:tcPr>
+            <w:tcW w:type="dxa" w:w="1888"/>
+            <w:tcBorders>
+              <w:top w:val="single" w:color="A6A6A6" w:sz="4"/>
+              <w:left w:val="single" w:color="A6A6A6" w:sz="4"/>
+              <w:bottom w:val="single" w:color="A6A6A6" w:sz="4"/>
+              <w:right w:val="single" w:color="A6A6A6" w:sz="4"/>
+            </w:tcBorders>
+            <w:tcMar>
+              <w:top w:type="dxa" w:w="50"/>
+              <w:left w:type="dxa" w:w="90"/>
+              <w:bottom w:type="dxa" w:w="50"/>
+              <w:right w:type="dxa" w:w="90"/>
+            </w:tcMar>
+          </w:tcPr>
+          <w:p>
+            <w:r>
+              <w:rPr>
+                <w:rFonts w:ascii="Calibri" w:cs="Calibri" w:eastAsia="Calibri" w:hAnsi="Calibri"/>
+                <w:b/>
+                <w:bCs/>
+                <w:sz w:val="20"/>
+                <w:szCs w:val="20"/>
+              </w:rPr>
+              <w:t xml:space="preserve">Each part three times</w:t>
+            </w:r>
+          </w:p>
+        </w:tc>
+      </w:tr>
+      <w:tr>
+        <w:tc>
+          <w:tcPr>
+            <w:tcW w:type="dxa" w:w="1651"/>
+            <w:tcBorders>
+              <w:top w:val="single" w:color="A6A6A6" w:sz="4"/>
+              <w:left w:val="single" w:color="A6A6A6" w:sz="4"/>
+              <w:bottom w:val="single" w:color="A6A6A6" w:sz="4"/>
+              <w:right w:val="single" w:color="A6A6A6" w:sz="4"/>
+            </w:tcBorders>
+            <w:tcMar>
+              <w:top w:type="dxa" w:w="50"/>
+              <w:left w:type="dxa" w:w="90"/>
+              <w:bottom w:type="dxa" w:w="50"/>
+              <w:right w:type="dxa" w:w="90"/>
+            </w:tcMar>
+          </w:tcPr>
+          <w:p>
+            <w:r>
+              <w:rPr>
+                <w:rFonts w:ascii="Calibri" w:cs="Calibri" w:eastAsia="Calibri" w:hAnsi="Calibri"/>
+                <w:sz w:val="20"/>
+                <w:szCs w:val="20"/>
+              </w:rPr>
+              <w:t xml:space="preserve">⚠ </w:t>
+            </w:r>
+            <w:r>
+              <w:rPr>
+                <w:rFonts w:ascii="Calibri" w:cs="Calibri" w:eastAsia="Calibri" w:hAnsi="Calibri"/>
+                <w:b/>
+                <w:bCs/>
+                <w:sz w:val="20"/>
+                <w:szCs w:val="20"/>
+              </w:rPr>
+              <w:t xml:space="preserve">Series totals, 1–24</w:t>
+            </w:r>
+          </w:p>
+        </w:tc>
+        <w:tc>
+          <w:tcPr>
+            <w:tcW w:type="dxa" w:w="3773"/>
+            <w:tcBorders>
+              <w:top w:val="single" w:color="A6A6A6" w:sz="4"/>
+              <w:left w:val="single" w:color="A6A6A6" w:sz="4"/>
+              <w:bottom w:val="single" w:color="A6A6A6" w:sz="4"/>
+              <w:right w:val="single" w:color="A6A6A6" w:sz="4"/>
+            </w:tcBorders>
+            <w:tcMar>
+              <w:top w:type="dxa" w:w="50"/>
+              <w:left w:type="dxa" w:w="90"/>
+              <w:bottom w:type="dxa" w:w="50"/>
+              <w:right w:type="dxa" w:w="90"/>
+            </w:tcMar>
+          </w:tcPr>
+          <w:p>
+            <w:r>
+              <w:rPr>
+                <w:rFonts w:ascii="Calibri" w:cs="Calibri" w:eastAsia="Calibri" w:hAnsi="Calibri"/>
+                <w:sz w:val="20"/>
+                <w:szCs w:val="20"/>
+              </w:rPr>
+              <w:t xml:space="preserve">⚠ </w:t>
+            </w:r>
+            <w:r>
+              <w:rPr>
+                <w:rFonts w:ascii="Calibri" w:cs="Calibri" w:eastAsia="Calibri" w:hAnsi="Calibri"/>
+                <w:b/>
+                <w:bCs/>
+                <w:sz w:val="20"/>
+                <w:szCs w:val="20"/>
+              </w:rPr>
+              <w:t xml:space="preserve">All eight parts three times each</w:t>
+            </w:r>
+          </w:p>
+        </w:tc>
+        <w:tc>
+          <w:tcPr>
+            <w:tcW w:type="dxa" w:w="2594"/>
+            <w:tcBorders>
+              <w:top w:val="single" w:color="A6A6A6" w:sz="4"/>
+              <w:left w:val="single" w:color="A6A6A6" w:sz="4"/>
+              <w:bottom w:val="single" w:color="A6A6A6" w:sz="4"/>
+              <w:right w:val="single" w:color="A6A6A6" w:sz="4"/>
+            </w:tcBorders>
+            <w:tcMar>
+              <w:top w:type="dxa" w:w="50"/>
+              <w:left w:type="dxa" w:w="90"/>
+              <w:bottom w:type="dxa" w:w="50"/>
+              <w:right w:type="dxa" w:w="90"/>
+            </w:tcMar>
+          </w:tcPr>
+          <w:p>
+            <w:r>
+              <w:rPr>
+                <w:rFonts w:ascii="Calibri" w:cs="Calibri" w:eastAsia="Calibri" w:hAnsi="Calibri"/>
+                <w:b/>
+                <w:bCs/>
+                <w:sz w:val="20"/>
+                <w:szCs w:val="20"/>
+              </w:rPr>
+              <w:t xml:space="preserve">12 essays · 3 each of letter, proposal, report, review</w:t>
+            </w:r>
+          </w:p>
+        </w:tc>
+        <w:tc>
+          <w:tcPr>
+            <w:tcW w:type="dxa" w:w="1888"/>
+            <w:tcBorders>
+              <w:top w:val="single" w:color="A6A6A6" w:sz="4"/>
+              <w:left w:val="single" w:color="A6A6A6" w:sz="4"/>
+              <w:bottom w:val="single" w:color="A6A6A6" w:sz="4"/>
+              <w:right w:val="single" w:color="A6A6A6" w:sz="4"/>
+            </w:tcBorders>
+            <w:tcMar>
+              <w:top w:type="dxa" w:w="50"/>
+              <w:left w:type="dxa" w:w="90"/>
+              <w:bottom w:type="dxa" w:w="50"/>
+              <w:right w:type="dxa" w:w="90"/>
+            </w:tcMar>
+          </w:tcPr>
+          <w:p>
+            <w:r>
+              <w:rPr>
+                <w:rFonts w:ascii="Calibri" w:cs="Calibri" w:eastAsia="Calibri" w:hAnsi="Calibri"/>
+                <w:b/>
+                <w:bCs/>
+                <w:sz w:val="20"/>
+                <w:szCs w:val="20"/>
+              </w:rPr>
+              <w:t xml:space="preserve">Each part six times</w:t>
+            </w:r>
+          </w:p>
+        </w:tc>
+      </w:tr>
+    </w:tbl>
+    <w:p>
+      <w:pPr>
+        <w:pStyle w:val="Heading3"/>
+        <w:spacing w:after="80" w:before="200"/>
+      </w:pPr>
+      <w:r>
+        <w:rPr>
+          <w:rFonts w:ascii="Calibri" w:cs="Calibri" w:eastAsia="Calibri" w:hAnsi="Calibri"/>
+        </w:rPr>
+        <w:t xml:space="preserve">The lexis, closed</w:t>
+      </w:r>
+    </w:p>
+    <w:tbl>
+      <w:tblPr>
+        <w:tblW w:type="dxa" w:w="9906"/>
+        <w:tblBorders>
+          <w:top w:val="single" w:color="auto" w:sz="4"/>
+          <w:left w:val="single" w:color="auto" w:sz="4"/>
+          <w:bottom w:val="single" w:color="auto" w:sz="4"/>
+          <w:right w:val="single" w:color="auto" w:sz="4"/>
+          <w:insideH w:val="single" w:color="auto" w:sz="4"/>
+          <w:insideV w:val="single" w:color="auto" w:sz="4"/>
+        </w:tblBorders>
+      </w:tblPr>
+      <w:tblGrid>
+        <w:gridCol w:w="1981"/>
+        <w:gridCol w:w="1188"/>
+        <w:gridCol w:w="1056"/>
+        <w:gridCol w:w="1188"/>
+        <w:gridCol w:w="4493"/>
+      </w:tblGrid>
+      <w:tr>
+        <w:trPr>
+          <w:tblHeader/>
+        </w:trPr>
+        <w:tc>
+          <w:tcPr>
+            <w:tcW w:type="dxa" w:w="1981"/>
+            <w:tcBorders>
+              <w:top w:val="single" w:color="A6A6A6" w:sz="4"/>
+              <w:left w:val="single" w:color="A6A6A6" w:sz="4"/>
+              <w:bottom w:val="single" w:color="A6A6A6" w:sz="4"/>
+              <w:right w:val="single" w:color="A6A6A6" w:sz="4"/>
+            </w:tcBorders>
+            <w:shd w:fill="1F3864" w:color="auto" w:val="clear"/>
+            <w:tcMar>
+              <w:top w:type="dxa" w:w="50"/>
+              <w:left w:type="dxa" w:w="90"/>
+              <w:bottom w:type="dxa" w:w="50"/>
+              <w:right w:type="dxa" w:w="90"/>
+            </w:tcMar>
+          </w:tcPr>
+          <w:p>
+            <w:r>
+              <w:rPr>
+                <w:rFonts w:ascii="Calibri" w:cs="Calibri" w:eastAsia="Calibri" w:hAnsi="Calibri"/>
+                <w:b/>
+                <w:bCs/>
+                <w:color w:val="FFFFFF"/>
+                <w:sz w:val="20"/>
+                <w:szCs w:val="20"/>
+              </w:rPr>
+              <w:t xml:space="preserve">Line</w:t>
+            </w:r>
+          </w:p>
+        </w:tc>
+        <w:tc>
+          <w:tcPr>
+            <w:tcW w:type="dxa" w:w="1188"/>
+            <w:tcBorders>
+              <w:top w:val="single" w:color="A6A6A6" w:sz="4"/>
+              <w:left w:val="single" w:color="A6A6A6" w:sz="4"/>
+              <w:bottom w:val="single" w:color="A6A6A6" w:sz="4"/>
+              <w:right w:val="single" w:color="A6A6A6" w:sz="4"/>
+            </w:tcBorders>
+            <w:shd w:fill="1F3864" w:color="auto" w:val="clear"/>
+            <w:tcMar>
+              <w:top w:type="dxa" w:w="50"/>
+              <w:left w:type="dxa" w:w="90"/>
+              <w:bottom w:type="dxa" w:w="50"/>
+              <w:right w:type="dxa" w:w="90"/>
+            </w:tcMar>
+          </w:tcPr>
+          <w:p>
+            <w:r>
+              <w:rPr>
+                <w:rFonts w:ascii="Calibri" w:cs="Calibri" w:eastAsia="Calibri" w:hAnsi="Calibri"/>
+                <w:b/>
+                <w:bCs/>
+                <w:color w:val="FFFFFF"/>
+                <w:sz w:val="20"/>
+                <w:szCs w:val="20"/>
+              </w:rPr>
+              <w:t xml:space="preserve">Per unit</w:t>
+            </w:r>
+          </w:p>
+        </w:tc>
+        <w:tc>
+          <w:tcPr>
+            <w:tcW w:type="dxa" w:w="1056"/>
+            <w:tcBorders>
+              <w:top w:val="single" w:color="A6A6A6" w:sz="4"/>
+              <w:left w:val="single" w:color="A6A6A6" w:sz="4"/>
+              <w:bottom w:val="single" w:color="A6A6A6" w:sz="4"/>
+              <w:right w:val="single" w:color="A6A6A6" w:sz="4"/>
+            </w:tcBorders>
+            <w:shd w:fill="1F3864" w:color="auto" w:val="clear"/>
+            <w:tcMar>
+              <w:top w:type="dxa" w:w="50"/>
+              <w:left w:type="dxa" w:w="90"/>
+              <w:bottom w:type="dxa" w:w="50"/>
+              <w:right w:type="dxa" w:w="90"/>
+            </w:tcMar>
+          </w:tcPr>
+          <w:p>
+            <w:r>
+              <w:rPr>
+                <w:rFonts w:ascii="Calibri" w:cs="Calibri" w:eastAsia="Calibri" w:hAnsi="Calibri"/>
+                <w:b/>
+                <w:bCs/>
+                <w:color w:val="FFFFFF"/>
+                <w:sz w:val="20"/>
+                <w:szCs w:val="20"/>
+              </w:rPr>
+              <w:t xml:space="preserve">Book 2</w:t>
+            </w:r>
+          </w:p>
+        </w:tc>
+        <w:tc>
+          <w:tcPr>
+            <w:tcW w:type="dxa" w:w="1188"/>
+            <w:tcBorders>
+              <w:top w:val="single" w:color="A6A6A6" w:sz="4"/>
+              <w:left w:val="single" w:color="A6A6A6" w:sz="4"/>
+              <w:bottom w:val="single" w:color="A6A6A6" w:sz="4"/>
+              <w:right w:val="single" w:color="A6A6A6" w:sz="4"/>
+            </w:tcBorders>
+            <w:shd w:fill="1F3864" w:color="auto" w:val="clear"/>
+            <w:tcMar>
+              <w:top w:type="dxa" w:w="50"/>
+              <w:left w:type="dxa" w:w="90"/>
+              <w:bottom w:type="dxa" w:w="50"/>
+              <w:right w:type="dxa" w:w="90"/>
+            </w:tcMar>
+          </w:tcPr>
+          <w:p>
+            <w:r>
+              <w:rPr>
+                <w:rFonts w:ascii="Calibri" w:cs="Calibri" w:eastAsia="Calibri" w:hAnsi="Calibri"/>
+                <w:b/>
+                <w:bCs/>
+                <w:color w:val="FFFFFF"/>
+                <w:sz w:val="20"/>
+                <w:szCs w:val="20"/>
+              </w:rPr>
+              <w:t xml:space="preserve">Series, C1</w:t>
+            </w:r>
+          </w:p>
+        </w:tc>
+        <w:tc>
+          <w:tcPr>
+            <w:tcW w:type="dxa" w:w="4493"/>
+            <w:tcBorders>
+              <w:top w:val="single" w:color="A6A6A6" w:sz="4"/>
+              <w:left w:val="single" w:color="A6A6A6" w:sz="4"/>
+              <w:bottom w:val="single" w:color="A6A6A6" w:sz="4"/>
+              <w:right w:val="single" w:color="A6A6A6" w:sz="4"/>
+            </w:tcBorders>
+            <w:shd w:fill="1F3864" w:color="auto" w:val="clear"/>
+            <w:tcMar>
+              <w:top w:type="dxa" w:w="50"/>
+              <w:left w:type="dxa" w:w="90"/>
+              <w:bottom w:type="dxa" w:w="50"/>
+              <w:right w:type="dxa" w:w="90"/>
+            </w:tcMar>
+          </w:tcPr>
+          <w:p>
+            <w:r>
+              <w:rPr>
+                <w:rFonts w:ascii="Calibri" w:cs="Calibri" w:eastAsia="Calibri" w:hAnsi="Calibri"/>
+                <w:b/>
+                <w:bCs/>
+                <w:color w:val="FFFFFF"/>
+                <w:sz w:val="20"/>
+                <w:szCs w:val="20"/>
+              </w:rPr>
+              <w:t xml:space="preserve">Repeats found and replaced</w:t>
+            </w:r>
+          </w:p>
+        </w:tc>
+      </w:tr>
+      <w:tr>
+        <w:tc>
+          <w:tcPr>
+            <w:tcW w:type="dxa" w:w="1981"/>
+            <w:tcBorders>
+              <w:top w:val="single" w:color="A6A6A6" w:sz="4"/>
+              <w:left w:val="single" w:color="A6A6A6" w:sz="4"/>
+              <w:bottom w:val="single" w:color="A6A6A6" w:sz="4"/>
+              <w:right w:val="single" w:color="A6A6A6" w:sz="4"/>
+            </w:tcBorders>
+            <w:tcMar>
+              <w:top w:type="dxa" w:w="50"/>
+              <w:left w:type="dxa" w:w="90"/>
+              <w:bottom w:type="dxa" w:w="50"/>
+              <w:right w:type="dxa" w:w="90"/>
+            </w:tcMar>
+          </w:tcPr>
+          <w:p>
+            <w:r>
+              <w:rPr>
+                <w:rFonts w:ascii="Calibri" w:cs="Calibri" w:eastAsia="Calibri" w:hAnsi="Calibri"/>
+                <w:b/>
+                <w:bCs/>
+                <w:sz w:val="20"/>
+                <w:szCs w:val="20"/>
+              </w:rPr>
+              <w:t xml:space="preserve">Phrasal verbs</w:t>
+            </w:r>
+          </w:p>
+        </w:tc>
+        <w:tc>
+          <w:tcPr>
+            <w:tcW w:type="dxa" w:w="1188"/>
+            <w:tcBorders>
+              <w:top w:val="single" w:color="A6A6A6" w:sz="4"/>
+              <w:left w:val="single" w:color="A6A6A6" w:sz="4"/>
+              <w:bottom w:val="single" w:color="A6A6A6" w:sz="4"/>
+              <w:right w:val="single" w:color="A6A6A6" w:sz="4"/>
+            </w:tcBorders>
+            <w:tcMar>
+              <w:top w:type="dxa" w:w="50"/>
+              <w:left w:type="dxa" w:w="90"/>
+              <w:bottom w:type="dxa" w:w="50"/>
+              <w:right w:type="dxa" w:w="90"/>
+            </w:tcMar>
+          </w:tcPr>
+          <w:p>
+            <w:r>
+              <w:rPr>
+                <w:rFonts w:ascii="Calibri" w:cs="Calibri" w:eastAsia="Calibri" w:hAnsi="Calibri"/>
+                <w:sz w:val="20"/>
+                <w:szCs w:val="20"/>
+              </w:rPr>
+              <w:t xml:space="preserve">12</w:t>
+            </w:r>
+          </w:p>
+        </w:tc>
+        <w:tc>
+          <w:tcPr>
+            <w:tcW w:type="dxa" w:w="1056"/>
+            <w:tcBorders>
+              <w:top w:val="single" w:color="A6A6A6" w:sz="4"/>
+              <w:left w:val="single" w:color="A6A6A6" w:sz="4"/>
+              <w:bottom w:val="single" w:color="A6A6A6" w:sz="4"/>
+              <w:right w:val="single" w:color="A6A6A6" w:sz="4"/>
+            </w:tcBorders>
+            <w:tcMar>
+              <w:top w:type="dxa" w:w="50"/>
+              <w:left w:type="dxa" w:w="90"/>
+              <w:bottom w:type="dxa" w:w="50"/>
+              <w:right w:type="dxa" w:w="90"/>
+            </w:tcMar>
+          </w:tcPr>
+          <w:p>
+            <w:r>
+              <w:rPr>
+                <w:rFonts w:ascii="Calibri" w:cs="Calibri" w:eastAsia="Calibri" w:hAnsi="Calibri"/>
+                <w:b/>
+                <w:bCs/>
+                <w:sz w:val="20"/>
+                <w:szCs w:val="20"/>
+              </w:rPr>
+              <w:t xml:space="preserve">144</w:t>
+            </w:r>
+          </w:p>
+        </w:tc>
+        <w:tc>
+          <w:tcPr>
+            <w:tcW w:type="dxa" w:w="1188"/>
+            <w:tcBorders>
+              <w:top w:val="single" w:color="A6A6A6" w:sz="4"/>
+              <w:left w:val="single" w:color="A6A6A6" w:sz="4"/>
+              <w:bottom w:val="single" w:color="A6A6A6" w:sz="4"/>
+              <w:right w:val="single" w:color="A6A6A6" w:sz="4"/>
+            </w:tcBorders>
+            <w:tcMar>
+              <w:top w:type="dxa" w:w="50"/>
+              <w:left w:type="dxa" w:w="90"/>
+              <w:bottom w:type="dxa" w:w="50"/>
+              <w:right w:type="dxa" w:w="90"/>
+            </w:tcMar>
+          </w:tcPr>
+          <w:p>
+            <w:r>
+              <w:rPr>
+                <w:rFonts w:ascii="Calibri" w:cs="Calibri" w:eastAsia="Calibri" w:hAnsi="Calibri"/>
+                <w:b/>
+                <w:bCs/>
+                <w:sz w:val="20"/>
+                <w:szCs w:val="20"/>
+              </w:rPr>
+              <w:t xml:space="preserve">288</w:t>
+            </w:r>
+          </w:p>
+        </w:tc>
+        <w:tc>
+          <w:tcPr>
+            <w:tcW w:type="dxa" w:w="4493"/>
+            <w:tcBorders>
+              <w:top w:val="single" w:color="A6A6A6" w:sz="4"/>
+              <w:left w:val="single" w:color="A6A6A6" w:sz="4"/>
+              <w:bottom w:val="single" w:color="A6A6A6" w:sz="4"/>
+              <w:right w:val="single" w:color="A6A6A6" w:sz="4"/>
+            </w:tcBorders>
+            <w:tcMar>
+              <w:top w:type="dxa" w:w="50"/>
+              <w:left w:type="dxa" w:w="90"/>
+              <w:bottom w:type="dxa" w:w="50"/>
+              <w:right w:type="dxa" w:w="90"/>
+            </w:tcMar>
+          </w:tcPr>
+          <w:p>
+            <w:r>
+              <w:rPr>
+                <w:rFonts w:ascii="Calibri" w:cs="Calibri" w:eastAsia="Calibri" w:hAnsi="Calibri"/>
+                <w:sz w:val="20"/>
+                <w:szCs w:val="20"/>
+              </w:rPr>
+              <w:t xml:space="preserve">checked against the other 23 C1 units and all 24 B2 units</w:t>
+            </w:r>
+          </w:p>
+        </w:tc>
+      </w:tr>
+      <w:tr>
+        <w:tc>
+          <w:tcPr>
+            <w:tcW w:type="dxa" w:w="1981"/>
+            <w:tcBorders>
+              <w:top w:val="single" w:color="A6A6A6" w:sz="4"/>
+              <w:left w:val="single" w:color="A6A6A6" w:sz="4"/>
+              <w:bottom w:val="single" w:color="A6A6A6" w:sz="4"/>
+              <w:right w:val="single" w:color="A6A6A6" w:sz="4"/>
+            </w:tcBorders>
+            <w:tcMar>
+              <w:top w:type="dxa" w:w="50"/>
+              <w:left w:type="dxa" w:w="90"/>
+              <w:bottom w:type="dxa" w:w="50"/>
+              <w:right w:type="dxa" w:w="90"/>
+            </w:tcMar>
+          </w:tcPr>
+          <w:p>
+            <w:r>
+              <w:rPr>
+                <w:rFonts w:ascii="Calibri" w:cs="Calibri" w:eastAsia="Calibri" w:hAnsi="Calibri"/>
+                <w:b/>
+                <w:bCs/>
+                <w:sz w:val="20"/>
+                <w:szCs w:val="20"/>
+              </w:rPr>
+              <w:t xml:space="preserve">Word-formation sets</w:t>
+            </w:r>
+          </w:p>
+        </w:tc>
+        <w:tc>
+          <w:tcPr>
+            <w:tcW w:type="dxa" w:w="1188"/>
+            <w:tcBorders>
+              <w:top w:val="single" w:color="A6A6A6" w:sz="4"/>
+              <w:left w:val="single" w:color="A6A6A6" w:sz="4"/>
+              <w:bottom w:val="single" w:color="A6A6A6" w:sz="4"/>
+              <w:right w:val="single" w:color="A6A6A6" w:sz="4"/>
+            </w:tcBorders>
+            <w:tcMar>
+              <w:top w:type="dxa" w:w="50"/>
+              <w:left w:type="dxa" w:w="90"/>
+              <w:bottom w:type="dxa" w:w="50"/>
+              <w:right w:type="dxa" w:w="90"/>
+            </w:tcMar>
+          </w:tcPr>
+          <w:p>
+            <w:r>
+              <w:rPr>
+                <w:rFonts w:ascii="Calibri" w:cs="Calibri" w:eastAsia="Calibri" w:hAnsi="Calibri"/>
+                <w:sz w:val="20"/>
+                <w:szCs w:val="20"/>
+              </w:rPr>
+              <w:t xml:space="preserve">9</w:t>
+            </w:r>
+          </w:p>
+        </w:tc>
+        <w:tc>
+          <w:tcPr>
+            <w:tcW w:type="dxa" w:w="1056"/>
+            <w:tcBorders>
+              <w:top w:val="single" w:color="A6A6A6" w:sz="4"/>
+              <w:left w:val="single" w:color="A6A6A6" w:sz="4"/>
+              <w:bottom w:val="single" w:color="A6A6A6" w:sz="4"/>
+              <w:right w:val="single" w:color="A6A6A6" w:sz="4"/>
+            </w:tcBorders>
+            <w:tcMar>
+              <w:top w:type="dxa" w:w="50"/>
+              <w:left w:type="dxa" w:w="90"/>
+              <w:bottom w:type="dxa" w:w="50"/>
+              <w:right w:type="dxa" w:w="90"/>
+            </w:tcMar>
+          </w:tcPr>
+          <w:p>
+            <w:r>
+              <w:rPr>
+                <w:rFonts w:ascii="Calibri" w:cs="Calibri" w:eastAsia="Calibri" w:hAnsi="Calibri"/>
+                <w:b/>
+                <w:bCs/>
+                <w:sz w:val="20"/>
+                <w:szCs w:val="20"/>
+              </w:rPr>
+              <w:t xml:space="preserve">108</w:t>
+            </w:r>
+          </w:p>
+        </w:tc>
+        <w:tc>
+          <w:tcPr>
+            <w:tcW w:type="dxa" w:w="1188"/>
+            <w:tcBorders>
+              <w:top w:val="single" w:color="A6A6A6" w:sz="4"/>
+              <w:left w:val="single" w:color="A6A6A6" w:sz="4"/>
+              <w:bottom w:val="single" w:color="A6A6A6" w:sz="4"/>
+              <w:right w:val="single" w:color="A6A6A6" w:sz="4"/>
+            </w:tcBorders>
+            <w:tcMar>
+              <w:top w:type="dxa" w:w="50"/>
+              <w:left w:type="dxa" w:w="90"/>
+              <w:bottom w:type="dxa" w:w="50"/>
+              <w:right w:type="dxa" w:w="90"/>
+            </w:tcMar>
+          </w:tcPr>
+          <w:p>
+            <w:r>
+              <w:rPr>
+                <w:rFonts w:ascii="Calibri" w:cs="Calibri" w:eastAsia="Calibri" w:hAnsi="Calibri"/>
+                <w:b/>
+                <w:bCs/>
+                <w:sz w:val="20"/>
+                <w:szCs w:val="20"/>
+              </w:rPr>
+              <w:t xml:space="preserve">216</w:t>
+            </w:r>
+          </w:p>
+        </w:tc>
+        <w:tc>
+          <w:tcPr>
+            <w:tcW w:type="dxa" w:w="4493"/>
+            <w:tcBorders>
+              <w:top w:val="single" w:color="A6A6A6" w:sz="4"/>
+              <w:left w:val="single" w:color="A6A6A6" w:sz="4"/>
+              <w:bottom w:val="single" w:color="A6A6A6" w:sz="4"/>
+              <w:right w:val="single" w:color="A6A6A6" w:sz="4"/>
+            </w:tcBorders>
+            <w:tcMar>
+              <w:top w:type="dxa" w:w="50"/>
+              <w:left w:type="dxa" w:w="90"/>
+              <w:bottom w:type="dxa" w:w="50"/>
+              <w:right w:type="dxa" w:w="90"/>
+            </w:tcMar>
+          </w:tcPr>
+          <w:p>
+            <w:r>
+              <w:rPr>
+                <w:rFonts w:ascii="Calibri" w:cs="Calibri" w:eastAsia="Calibri" w:hAnsi="Calibri"/>
+                <w:sz w:val="20"/>
+                <w:szCs w:val="20"/>
+              </w:rPr>
+              <w:t xml:space="preserve">same check, both directions</w:t>
+            </w:r>
+          </w:p>
+        </w:tc>
+      </w:tr>
+      <w:tr>
+        <w:tc>
+          <w:tcPr>
+            <w:tcW w:type="dxa" w:w="1981"/>
+            <w:tcBorders>
+              <w:top w:val="single" w:color="A6A6A6" w:sz="4"/>
+              <w:left w:val="single" w:color="A6A6A6" w:sz="4"/>
+              <w:bottom w:val="single" w:color="A6A6A6" w:sz="4"/>
+              <w:right w:val="single" w:color="A6A6A6" w:sz="4"/>
+            </w:tcBorders>
+            <w:tcMar>
+              <w:top w:type="dxa" w:w="50"/>
+              <w:left w:type="dxa" w:w="90"/>
+              <w:bottom w:type="dxa" w:w="50"/>
+              <w:right w:type="dxa" w:w="90"/>
+            </w:tcMar>
+          </w:tcPr>
+          <w:p>
+            <w:r>
+              <w:rPr>
+                <w:rFonts w:ascii="Calibri" w:cs="Calibri" w:eastAsia="Calibri" w:hAnsi="Calibri"/>
+                <w:b/>
+                <w:bCs/>
+                <w:sz w:val="20"/>
+                <w:szCs w:val="20"/>
+              </w:rPr>
+              <w:t xml:space="preserve">Back at C1</w:t>
+            </w:r>
+          </w:p>
+        </w:tc>
+        <w:tc>
+          <w:tcPr>
+            <w:tcW w:type="dxa" w:w="1188"/>
+            <w:tcBorders>
+              <w:top w:val="single" w:color="A6A6A6" w:sz="4"/>
+              <w:left w:val="single" w:color="A6A6A6" w:sz="4"/>
+              <w:bottom w:val="single" w:color="A6A6A6" w:sz="4"/>
+              <w:right w:val="single" w:color="A6A6A6" w:sz="4"/>
+            </w:tcBorders>
+            <w:tcMar>
+              <w:top w:type="dxa" w:w="50"/>
+              <w:left w:type="dxa" w:w="90"/>
+              <w:bottom w:type="dxa" w:w="50"/>
+              <w:right w:type="dxa" w:w="90"/>
+            </w:tcMar>
+          </w:tcPr>
+          <w:p>
+            <w:r>
+              <w:rPr>
+                <w:rFonts w:ascii="Calibri" w:cs="Calibri" w:eastAsia="Calibri" w:hAnsi="Calibri"/>
+                <w:sz w:val="20"/>
+                <w:szCs w:val="20"/>
+              </w:rPr>
+              <w:t xml:space="preserve">3</w:t>
+            </w:r>
+          </w:p>
+        </w:tc>
+        <w:tc>
+          <w:tcPr>
+            <w:tcW w:type="dxa" w:w="1056"/>
+            <w:tcBorders>
+              <w:top w:val="single" w:color="A6A6A6" w:sz="4"/>
+              <w:left w:val="single" w:color="A6A6A6" w:sz="4"/>
+              <w:bottom w:val="single" w:color="A6A6A6" w:sz="4"/>
+              <w:right w:val="single" w:color="A6A6A6" w:sz="4"/>
+            </w:tcBorders>
+            <w:tcMar>
+              <w:top w:type="dxa" w:w="50"/>
+              <w:left w:type="dxa" w:w="90"/>
+              <w:bottom w:type="dxa" w:w="50"/>
+              <w:right w:type="dxa" w:w="90"/>
+            </w:tcMar>
+          </w:tcPr>
+          <w:p>
+            <w:r>
+              <w:rPr>
+                <w:rFonts w:ascii="Calibri" w:cs="Calibri" w:eastAsia="Calibri" w:hAnsi="Calibri"/>
+                <w:b/>
+                <w:bCs/>
+                <w:sz w:val="20"/>
+                <w:szCs w:val="20"/>
+              </w:rPr>
+              <w:t xml:space="preserve">36</w:t>
+            </w:r>
+          </w:p>
+        </w:tc>
+        <w:tc>
+          <w:tcPr>
+            <w:tcW w:type="dxa" w:w="1188"/>
+            <w:tcBorders>
+              <w:top w:val="single" w:color="A6A6A6" w:sz="4"/>
+              <w:left w:val="single" w:color="A6A6A6" w:sz="4"/>
+              <w:bottom w:val="single" w:color="A6A6A6" w:sz="4"/>
+              <w:right w:val="single" w:color="A6A6A6" w:sz="4"/>
+            </w:tcBorders>
+            <w:tcMar>
+              <w:top w:type="dxa" w:w="50"/>
+              <w:left w:type="dxa" w:w="90"/>
+              <w:bottom w:type="dxa" w:w="50"/>
+              <w:right w:type="dxa" w:w="90"/>
+            </w:tcMar>
+          </w:tcPr>
+          <w:p>
+            <w:r>
+              <w:rPr>
+                <w:rFonts w:ascii="Calibri" w:cs="Calibri" w:eastAsia="Calibri" w:hAnsi="Calibri"/>
+                <w:b/>
+                <w:bCs/>
+                <w:sz w:val="20"/>
+                <w:szCs w:val="20"/>
+              </w:rPr>
+              <w:t xml:space="preserve">72</w:t>
+            </w:r>
+          </w:p>
+        </w:tc>
+        <w:tc>
+          <w:tcPr>
+            <w:tcW w:type="dxa" w:w="4493"/>
+            <w:tcBorders>
+              <w:top w:val="single" w:color="A6A6A6" w:sz="4"/>
+              <w:left w:val="single" w:color="A6A6A6" w:sz="4"/>
+              <w:bottom w:val="single" w:color="A6A6A6" w:sz="4"/>
+              <w:right w:val="single" w:color="A6A6A6" w:sz="4"/>
+            </w:tcBorders>
+            <w:tcMar>
+              <w:top w:type="dxa" w:w="50"/>
+              <w:left w:type="dxa" w:w="90"/>
+              <w:bottom w:type="dxa" w:w="50"/>
+              <w:right w:type="dxa" w:w="90"/>
+            </w:tcMar>
+          </w:tcPr>
+          <w:p>
+            <w:r>
+              <w:rPr>
+                <w:rFonts w:ascii="Calibri" w:cs="Calibri" w:eastAsia="Calibri" w:hAnsi="Calibri"/>
+                <w:sz w:val="20"/>
+                <w:szCs w:val="20"/>
+              </w:rPr>
+              <w:t xml:space="preserve">⚠ </w:t>
+            </w:r>
+            <w:r>
+              <w:rPr>
+                <w:rFonts w:ascii="Calibri" w:cs="Calibri" w:eastAsia="Calibri" w:hAnsi="Calibri"/>
+                <w:b/>
+                <w:bCs/>
+                <w:sz w:val="20"/>
+                <w:szCs w:val="20"/>
+              </w:rPr>
+              <w:t xml:space="preserve">occurrence in the delivered A2 and B1 running text, both directions</w:t>
+            </w:r>
+          </w:p>
+        </w:tc>
+      </w:tr>
+    </w:tbl>
+    <w:tbl>
+      <w:tblPr>
+        <w:tblW w:type="dxa" w:w="9906"/>
+        <w:tblBorders>
+          <w:top w:val="single" w:color="auto" w:sz="4"/>
+          <w:left w:val="single" w:color="auto" w:sz="4"/>
+          <w:bottom w:val="single" w:color="auto" w:sz="4"/>
+          <w:right w:val="single" w:color="auto" w:sz="4"/>
+          <w:insideH w:val="single" w:color="auto" w:sz="4"/>
+          <w:insideV w:val="single" w:color="auto" w:sz="4"/>
+        </w:tblBorders>
+      </w:tblPr>
+      <w:tblGrid>
+        <w:gridCol w:w="9906"/>
+      </w:tblGrid>
+      <w:tr>
+        <w:trPr>
+          <w:cantSplit/>
+        </w:trPr>
+        <w:tc>
+          <w:tcPr>
+            <w:tcW w:type="dxa" w:w="9906"/>
+            <w:tcBorders>
+              <w:top w:val="single" w:color="C55A11" w:sz="6"/>
+              <w:left w:val="single" w:color="C55A11" w:sz="6"/>
+              <w:bottom w:val="single" w:color="C55A11" w:sz="6"/>
+              <w:right w:val="single" w:color="C55A11" w:sz="6"/>
+            </w:tcBorders>
+            <w:shd w:fill="FFF2CC" w:color="auto" w:val="clear"/>
+            <w:tcMar>
+              <w:top w:type="dxa" w:w="100"/>
+              <w:left w:type="dxa" w:w="160"/>
+              <w:bottom w:type="dxa" w:w="100"/>
+              <w:right w:type="dxa" w:w="160"/>
+            </w:tcMar>
+          </w:tcPr>
+          <w:p>
+            <w:pPr>
+              <w:spacing w:after="80"/>
+            </w:pPr>
+            <w:r>
+              <w:rPr>
+                <w:rFonts w:ascii="Calibri" w:cs="Calibri" w:eastAsia="Calibri" w:hAnsi="Calibri"/>
+                <w:b/>
+                <w:bCs/>
+                <w:color w:val="C55A11"/>
+                <w:sz w:val="22"/>
+                <w:szCs w:val="22"/>
+              </w:rPr>
+              <w:t xml:space="preserve">Note</w:t>
+            </w:r>
+          </w:p>
+          <w:p>
+            <w:pPr>
+              <w:spacing w:after="60"/>
+            </w:pPr>
+            <w:r>
+              <w:rPr>
+                <w:rFonts w:ascii="Calibri" w:cs="Calibri" w:eastAsia="Calibri" w:hAnsi="Calibri"/>
+                <w:sz w:val="22"/>
+                <w:szCs w:val="22"/>
+              </w:rPr>
+              <w:t xml:space="preserve">⚠ </w:t>
+            </w:r>
+            <w:r>
+              <w:rPr>
+                <w:rFonts w:ascii="Calibri" w:cs="Calibri" w:eastAsia="Calibri" w:hAnsi="Calibri"/>
+                <w:b/>
+                <w:bCs/>
+                <w:sz w:val="22"/>
+                <w:szCs w:val="22"/>
+              </w:rPr>
+              <w:t xml:space="preserve">§16 said to run </w:t>
+            </w:r>
+            <w:r>
+              <w:rPr>
+                <w:rFonts w:ascii="Consolas" w:cs="Consolas" w:eastAsia="Consolas" w:hAnsi="Consolas"/>
+                <w:b/>
+                <w:bCs/>
+                <w:sz w:val="20"/>
+                <w:szCs w:val="20"/>
+              </w:rPr>
+              <w:t xml:space="preserve">lexcheck</w:t>
+            </w:r>
+            <w:r>
+              <w:rPr>
+                <w:rFonts w:ascii="Calibri" w:cs="Calibri" w:eastAsia="Calibri" w:hAnsi="Calibri"/>
+                <w:b/>
+                <w:bCs/>
+                <w:sz w:val="22"/>
+                <w:szCs w:val="22"/>
+              </w:rPr>
+              <w:t xml:space="preserve"> before a cycle is written and not after, and Book 2 did, which is why there is nothing to report here.</w:t>
+            </w:r>
+            <w:r>
+              <w:rPr>
+                <w:rFonts w:ascii="Calibri" w:cs="Calibri" w:eastAsia="Calibri" w:hAnsi="Calibri"/>
+                <w:sz w:val="22"/>
+                <w:szCs w:val="22"/>
+              </w:rPr>
+              <w:t xml:space="preserve"> </w:t>
+            </w:r>
+            <w:r>
+              <w:rPr>
+                <w:rFonts w:ascii="Calibri" w:cs="Calibri" w:eastAsia="Calibri" w:hAnsi="Calibri"/>
+                <w:b/>
+                <w:bCs/>
+                <w:sz w:val="22"/>
+                <w:szCs w:val="22"/>
+              </w:rPr>
+              <w:t xml:space="preserve">All twelve units' three lines were pre-checked in one pass before Unit 13 was written, and not one item had to be replaced after a unit was drafted.</w:t>
+            </w:r>
+            <w:r>
+              <w:rPr>
+                <w:rFonts w:ascii="Calibri" w:cs="Calibri" w:eastAsia="Calibri" w:hAnsi="Calibri"/>
+                <w:sz w:val="22"/>
+                <w:szCs w:val="22"/>
+              </w:rPr>
+              <w:t xml:space="preserve"> </w:t>
+            </w:r>
+            <w:r>
+              <w:rPr>
+                <w:rFonts w:ascii="Calibri" w:cs="Calibri" w:eastAsia="Calibri" w:hAnsi="Calibri"/>
+                <w:b/>
+                <w:bCs/>
+                <w:sz w:val="22"/>
+                <w:szCs w:val="22"/>
+              </w:rPr>
+              <w:t xml:space="preserve">That is the whole saving: Book 1 lost items in four of twelve units at the repair stage, Book 2 in none.</w:t>
+            </w:r>
+          </w:p>
+        </w:tc>
+      </w:tr>
+    </w:tbl>
+    <w:p>
+      <w:pPr>
+        <w:pStyle w:val="Heading3"/>
+        <w:spacing w:after="80" w:before="200"/>
+      </w:pPr>
+      <w:r>
+        <w:rPr>
+          <w:rFonts w:ascii="Calibri" w:cs="Calibri" w:eastAsia="Calibri" w:hAnsi="Calibri"/>
+        </w:rPr>
+        <w:t xml:space="preserve">Four things Book 2 found that Book 1 did not</w:t>
+      </w:r>
+    </w:p>
+    <w:tbl>
+      <w:tblPr>
+        <w:tblW w:type="dxa" w:w="9906"/>
+        <w:tblBorders>
+          <w:top w:val="single" w:color="auto" w:sz="4"/>
+          <w:left w:val="single" w:color="auto" w:sz="4"/>
+          <w:bottom w:val="single" w:color="auto" w:sz="4"/>
+          <w:right w:val="single" w:color="auto" w:sz="4"/>
+          <w:insideH w:val="single" w:color="auto" w:sz="4"/>
+          <w:insideV w:val="single" w:color="auto" w:sz="4"/>
+        </w:tblBorders>
+      </w:tblPr>
+      <w:tblGrid>
+        <w:gridCol w:w="556"/>
+        <w:gridCol w:w="4674"/>
+        <w:gridCol w:w="4676"/>
+      </w:tblGrid>
+      <w:tr>
+        <w:trPr>
+          <w:tblHeader/>
+        </w:trPr>
+        <w:tc>
+          <w:tcPr>
+            <w:tcW w:type="dxa" w:w="556"/>
+            <w:tcBorders>
+              <w:top w:val="single" w:color="A6A6A6" w:sz="4"/>
+              <w:left w:val="single" w:color="A6A6A6" w:sz="4"/>
+              <w:bottom w:val="single" w:color="A6A6A6" w:sz="4"/>
+              <w:right w:val="single" w:color="A6A6A6" w:sz="4"/>
+            </w:tcBorders>
+            <w:shd w:fill="1F3864" w:color="auto" w:val="clear"/>
+            <w:tcMar>
+              <w:top w:type="dxa" w:w="50"/>
+              <w:left w:type="dxa" w:w="90"/>
+              <w:bottom w:type="dxa" w:w="50"/>
+              <w:right w:type="dxa" w:w="90"/>
+            </w:tcMar>
+          </w:tcPr>
+          <w:p>
+            <w:r>
+              <w:rPr>
+                <w:rFonts w:ascii="Calibri" w:cs="Calibri" w:eastAsia="Calibri" w:hAnsi="Calibri"/>
+                <w:b/>
+                <w:bCs/>
+                <w:color w:val="FFFFFF"/>
+                <w:sz w:val="20"/>
+                <w:szCs w:val="20"/>
+              </w:rPr>
+              <w:t xml:space="preserve"/>
+            </w:r>
+          </w:p>
+        </w:tc>
+        <w:tc>
+          <w:tcPr>
+            <w:tcW w:type="dxa" w:w="4674"/>
+            <w:tcBorders>
+              <w:top w:val="single" w:color="A6A6A6" w:sz="4"/>
+              <w:left w:val="single" w:color="A6A6A6" w:sz="4"/>
+              <w:bottom w:val="single" w:color="A6A6A6" w:sz="4"/>
+              <w:right w:val="single" w:color="A6A6A6" w:sz="4"/>
+            </w:tcBorders>
+            <w:shd w:fill="1F3864" w:color="auto" w:val="clear"/>
+            <w:tcMar>
+              <w:top w:type="dxa" w:w="50"/>
+              <w:left w:type="dxa" w:w="90"/>
+              <w:bottom w:type="dxa" w:w="50"/>
+              <w:right w:type="dxa" w:w="90"/>
+            </w:tcMar>
+          </w:tcPr>
+          <w:p>
+            <w:r>
+              <w:rPr>
+                <w:rFonts w:ascii="Calibri" w:cs="Calibri" w:eastAsia="Calibri" w:hAnsi="Calibri"/>
+                <w:b/>
+                <w:bCs/>
+                <w:color w:val="FFFFFF"/>
+                <w:sz w:val="20"/>
+                <w:szCs w:val="20"/>
+              </w:rPr>
+              <w:t xml:space="preserve">The fault</w:t>
+            </w:r>
+          </w:p>
+        </w:tc>
+        <w:tc>
+          <w:tcPr>
+            <w:tcW w:type="dxa" w:w="4676"/>
+            <w:tcBorders>
+              <w:top w:val="single" w:color="A6A6A6" w:sz="4"/>
+              <w:left w:val="single" w:color="A6A6A6" w:sz="4"/>
+              <w:bottom w:val="single" w:color="A6A6A6" w:sz="4"/>
+              <w:right w:val="single" w:color="A6A6A6" w:sz="4"/>
+            </w:tcBorders>
+            <w:shd w:fill="1F3864" w:color="auto" w:val="clear"/>
+            <w:tcMar>
+              <w:top w:type="dxa" w:w="50"/>
+              <w:left w:type="dxa" w:w="90"/>
+              <w:bottom w:type="dxa" w:w="50"/>
+              <w:right w:type="dxa" w:w="90"/>
+            </w:tcMar>
+          </w:tcPr>
+          <w:p>
+            <w:r>
+              <w:rPr>
+                <w:rFonts w:ascii="Calibri" w:cs="Calibri" w:eastAsia="Calibri" w:hAnsi="Calibri"/>
+                <w:b/>
+                <w:bCs/>
+                <w:color w:val="FFFFFF"/>
+                <w:sz w:val="20"/>
+                <w:szCs w:val="20"/>
+              </w:rPr>
+              <w:t xml:space="preserve">What it means for the next book</w:t>
+            </w:r>
+          </w:p>
+        </w:tc>
+      </w:tr>
+      <w:tr>
+        <w:tc>
+          <w:tcPr>
+            <w:tcW w:type="dxa" w:w="556"/>
+            <w:tcBorders>
+              <w:top w:val="single" w:color="A6A6A6" w:sz="4"/>
+              <w:left w:val="single" w:color="A6A6A6" w:sz="4"/>
+              <w:bottom w:val="single" w:color="A6A6A6" w:sz="4"/>
+              <w:right w:val="single" w:color="A6A6A6" w:sz="4"/>
+            </w:tcBorders>
+            <w:tcMar>
+              <w:top w:type="dxa" w:w="50"/>
+              <w:left w:type="dxa" w:w="90"/>
+              <w:bottom w:type="dxa" w:w="50"/>
+              <w:right w:type="dxa" w:w="90"/>
+            </w:tcMar>
+          </w:tcPr>
+          <w:p>
+            <w:r>
+              <w:rPr>
+                <w:rFonts w:ascii="Calibri" w:cs="Calibri" w:eastAsia="Calibri" w:hAnsi="Calibri"/>
+                <w:b/>
+                <w:bCs/>
+                <w:sz w:val="20"/>
+                <w:szCs w:val="20"/>
+              </w:rPr>
+              <w:t xml:space="preserve">1</w:t>
+            </w:r>
+          </w:p>
+        </w:tc>
+        <w:tc>
+          <w:tcPr>
+            <w:tcW w:type="dxa" w:w="4674"/>
+            <w:tcBorders>
+              <w:top w:val="single" w:color="A6A6A6" w:sz="4"/>
+              <w:left w:val="single" w:color="A6A6A6" w:sz="4"/>
+              <w:bottom w:val="single" w:color="A6A6A6" w:sz="4"/>
+              <w:right w:val="single" w:color="A6A6A6" w:sz="4"/>
+            </w:tcBorders>
+            <w:tcMar>
+              <w:top w:type="dxa" w:w="50"/>
+              <w:left w:type="dxa" w:w="90"/>
+              <w:bottom w:type="dxa" w:w="50"/>
+              <w:right w:type="dxa" w:w="90"/>
+            </w:tcMar>
+          </w:tcPr>
+          <w:p>
+            <w:r>
+              <w:rPr>
+                <w:rFonts w:ascii="Calibri" w:cs="Calibri" w:eastAsia="Calibri" w:hAnsi="Calibri"/>
+                <w:sz w:val="20"/>
+                <w:szCs w:val="20"/>
+              </w:rPr>
+              <w:t xml:space="preserve">⚠ </w:t>
+            </w:r>
+            <w:r>
+              <w:rPr>
+                <w:rFonts w:ascii="Calibri" w:cs="Calibri" w:eastAsia="Calibri" w:hAnsi="Calibri"/>
+                <w:b/>
+                <w:bCs/>
+                <w:sz w:val="20"/>
+                <w:szCs w:val="20"/>
+              </w:rPr>
+              <w:t xml:space="preserve">A speaker asking a question and answering it himself.</w:t>
+            </w:r>
+            <w:r>
+              <w:rPr>
+                <w:rFonts w:ascii="Calibri" w:cs="Calibri" w:eastAsia="Calibri" w:hAnsi="Calibri"/>
+                <w:sz w:val="20"/>
+                <w:szCs w:val="20"/>
+              </w:rPr>
+              <w:t xml:space="preserve"> Eleven exchanges across Units 20–23 had one cast member put a question and take it back in the next turn, which reads as a monologue broken in two and is invisible to every word-count check.</w:t>
+            </w:r>
+          </w:p>
+        </w:tc>
+        <w:tc>
+          <w:tcPr>
+            <w:tcW w:type="dxa" w:w="4676"/>
+            <w:tcBorders>
+              <w:top w:val="single" w:color="A6A6A6" w:sz="4"/>
+              <w:left w:val="single" w:color="A6A6A6" w:sz="4"/>
+              <w:bottom w:val="single" w:color="A6A6A6" w:sz="4"/>
+              <w:right w:val="single" w:color="A6A6A6" w:sz="4"/>
+            </w:tcBorders>
+            <w:tcMar>
+              <w:top w:type="dxa" w:w="50"/>
+              <w:left w:type="dxa" w:w="90"/>
+              <w:bottom w:type="dxa" w:w="50"/>
+              <w:right w:type="dxa" w:w="90"/>
+            </w:tcMar>
+          </w:tcPr>
+          <w:p>
+            <w:r>
+              <w:rPr>
+                <w:rFonts w:ascii="Calibri" w:cs="Calibri" w:eastAsia="Calibri" w:hAnsi="Calibri"/>
+                <w:b/>
+                <w:bCs/>
+                <w:sz w:val="20"/>
+                <w:szCs w:val="20"/>
+              </w:rPr>
+              <w:t xml:space="preserve">A dialogue check that parses </w:t>
+            </w:r>
+            <w:r>
+              <w:rPr>
+                <w:rFonts w:ascii="Consolas" w:cs="Consolas" w:eastAsia="Consolas" w:hAnsi="Consolas"/>
+                <w:b/>
+                <w:bCs/>
+                <w:sz w:val="18"/>
+                <w:szCs w:val="18"/>
+              </w:rPr>
+              <w:t xml:space="preserve">dlg()</w:t>
+            </w:r>
+            <w:r>
+              <w:rPr>
+                <w:rFonts w:ascii="Calibri" w:cs="Calibri" w:eastAsia="Calibri" w:hAnsi="Calibri"/>
+                <w:b/>
+                <w:bCs/>
+                <w:sz w:val="20"/>
+                <w:szCs w:val="20"/>
+              </w:rPr>
+              <w:t xml:space="preserve"> for consecutive identical speakers and for speakers who are not in the cast.</w:t>
+            </w:r>
+            <w:r>
+              <w:rPr>
+                <w:rFonts w:ascii="Calibri" w:cs="Calibri" w:eastAsia="Calibri" w:hAnsi="Calibri"/>
+                <w:sz w:val="20"/>
+                <w:szCs w:val="20"/>
+              </w:rPr>
+              <w:t xml:space="preserve"> Same-speaker turns are a house device — a short remark then its expansion — so the check reports and the writer judges; </w:t>
+            </w:r>
+            <w:r>
+              <w:rPr>
+                <w:rFonts w:ascii="Calibri" w:cs="Calibri" w:eastAsia="Calibri" w:hAnsi="Calibri"/>
+                <w:b/>
+                <w:bCs/>
+                <w:sz w:val="20"/>
+                <w:szCs w:val="20"/>
+              </w:rPr>
+              <w:t xml:space="preserve">the ask-and-self-answer pair is always a fault.</w:t>
+            </w:r>
+          </w:p>
+        </w:tc>
+      </w:tr>
+      <w:tr>
+        <w:tc>
+          <w:tcPr>
+            <w:tcW w:type="dxa" w:w="556"/>
+            <w:tcBorders>
+              <w:top w:val="single" w:color="A6A6A6" w:sz="4"/>
+              <w:left w:val="single" w:color="A6A6A6" w:sz="4"/>
+              <w:bottom w:val="single" w:color="A6A6A6" w:sz="4"/>
+              <w:right w:val="single" w:color="A6A6A6" w:sz="4"/>
+            </w:tcBorders>
+            <w:tcMar>
+              <w:top w:type="dxa" w:w="50"/>
+              <w:left w:type="dxa" w:w="90"/>
+              <w:bottom w:type="dxa" w:w="50"/>
+              <w:right w:type="dxa" w:w="90"/>
+            </w:tcMar>
+          </w:tcPr>
+          <w:p>
+            <w:r>
+              <w:rPr>
+                <w:rFonts w:ascii="Calibri" w:cs="Calibri" w:eastAsia="Calibri" w:hAnsi="Calibri"/>
+                <w:b/>
+                <w:bCs/>
+                <w:sz w:val="20"/>
+                <w:szCs w:val="20"/>
+              </w:rPr>
+              <w:t xml:space="preserve">2</w:t>
+            </w:r>
+          </w:p>
+        </w:tc>
+        <w:tc>
+          <w:tcPr>
+            <w:tcW w:type="dxa" w:w="4674"/>
+            <w:tcBorders>
+              <w:top w:val="single" w:color="A6A6A6" w:sz="4"/>
+              <w:left w:val="single" w:color="A6A6A6" w:sz="4"/>
+              <w:bottom w:val="single" w:color="A6A6A6" w:sz="4"/>
+              <w:right w:val="single" w:color="A6A6A6" w:sz="4"/>
+            </w:tcBorders>
+            <w:tcMar>
+              <w:top w:type="dxa" w:w="50"/>
+              <w:left w:type="dxa" w:w="90"/>
+              <w:bottom w:type="dxa" w:w="50"/>
+              <w:right w:type="dxa" w:w="90"/>
+            </w:tcMar>
+          </w:tcPr>
+          <w:p>
+            <w:r>
+              <w:rPr>
+                <w:rFonts w:ascii="Calibri" w:cs="Calibri" w:eastAsia="Calibri" w:hAnsi="Calibri"/>
+                <w:sz w:val="20"/>
+                <w:szCs w:val="20"/>
+              </w:rPr>
+              <w:t xml:space="preserve">⚠ </w:t>
+            </w:r>
+            <w:r>
+              <w:rPr>
+                <w:rFonts w:ascii="Consolas" w:cs="Consolas" w:eastAsia="Consolas" w:hAnsi="Consolas"/>
+                <w:b/>
+                <w:bCs/>
+                <w:sz w:val="18"/>
+                <w:szCs w:val="18"/>
+              </w:rPr>
+              <w:t xml:space="preserve">qa.sh</w:t>
+            </w:r>
+            <w:r>
+              <w:rPr>
+                <w:rFonts w:ascii="Calibri" w:cs="Calibri" w:eastAsia="Calibri" w:hAnsi="Calibri"/>
+                <w:b/>
+                <w:bCs/>
+                <w:sz w:val="20"/>
+                <w:szCs w:val="20"/>
+              </w:rPr>
+              <w:t xml:space="preserve"> passed an empty list.</w:t>
+            </w:r>
+            <w:r>
+              <w:rPr>
+                <w:rFonts w:ascii="Calibri" w:cs="Calibri" w:eastAsia="Calibri" w:hAnsi="Calibri"/>
+                <w:sz w:val="20"/>
+                <w:szCs w:val="20"/>
+              </w:rPr>
+              <w:t xml:space="preserve"> Unit 21 was built with </w:t>
+            </w:r>
+            <w:r>
+              <w:rPr>
+                <w:rFonts w:ascii="Calibri" w:cs="Calibri" w:eastAsia="Calibri" w:hAnsi="Calibri"/>
+                <w:b/>
+                <w:bCs/>
+                <w:sz w:val="20"/>
+                <w:szCs w:val="20"/>
+              </w:rPr>
+              <w:t xml:space="preserve">no writer's box at all</w:t>
+            </w:r>
+            <w:r>
+              <w:rPr>
+                <w:rFonts w:ascii="Calibri" w:cs="Calibri" w:eastAsia="Calibri" w:hAnsi="Calibri"/>
+                <w:sz w:val="20"/>
+                <w:szCs w:val="20"/>
+              </w:rPr>
+              <w:t xml:space="preserve"> and the harness printed </w:t>
+            </w:r>
+            <w:r>
+              <w:rPr>
+                <w:rFonts w:ascii="Consolas" w:cs="Consolas" w:eastAsia="Consolas" w:hAnsi="Consolas"/>
+                <w:sz w:val="18"/>
+                <w:szCs w:val="18"/>
+              </w:rPr>
+              <w:t xml:space="preserve">writers box : [] OK</w:t>
+            </w:r>
+            <w:r>
+              <w:rPr>
+                <w:rFonts w:ascii="Calibri" w:cs="Calibri" w:eastAsia="Calibri" w:hAnsi="Calibri"/>
+                <w:sz w:val="20"/>
+                <w:szCs w:val="20"/>
+              </w:rPr>
+              <w:t xml:space="preserve">, because a check that measures the words in each box has nothing to object to when there are no boxes.</w:t>
+            </w:r>
+          </w:p>
+        </w:tc>
+        <w:tc>
+          <w:tcPr>
+            <w:tcW w:type="dxa" w:w="4676"/>
+            <w:tcBorders>
+              <w:top w:val="single" w:color="A6A6A6" w:sz="4"/>
+              <w:left w:val="single" w:color="A6A6A6" w:sz="4"/>
+              <w:bottom w:val="single" w:color="A6A6A6" w:sz="4"/>
+              <w:right w:val="single" w:color="A6A6A6" w:sz="4"/>
+            </w:tcBorders>
+            <w:tcMar>
+              <w:top w:type="dxa" w:w="50"/>
+              <w:left w:type="dxa" w:w="90"/>
+              <w:bottom w:type="dxa" w:w="50"/>
+              <w:right w:type="dxa" w:w="90"/>
+            </w:tcMar>
+          </w:tcPr>
+          <w:p>
+            <w:r>
+              <w:rPr>
+                <w:rFonts w:ascii="Calibri" w:cs="Calibri" w:eastAsia="Calibri" w:hAnsi="Calibri"/>
+                <w:b/>
+                <w:bCs/>
+                <w:sz w:val="20"/>
+                <w:szCs w:val="20"/>
+              </w:rPr>
+              <w:t xml:space="preserve">Every house count must assert the count before it measures the contents.</w:t>
+            </w:r>
+            <w:r>
+              <w:rPr>
+                <w:rFonts w:ascii="Calibri" w:cs="Calibri" w:eastAsia="Calibri" w:hAnsi="Calibri"/>
+                <w:sz w:val="20"/>
+                <w:szCs w:val="20"/>
+              </w:rPr>
+              <w:t xml:space="preserve"> Six boxes, eight dialogues, six page breaks, ten key notes: </w:t>
+            </w:r>
+            <w:r>
+              <w:rPr>
+                <w:rFonts w:ascii="Calibri" w:cs="Calibri" w:eastAsia="Calibri" w:hAnsi="Calibri"/>
+                <w:b/>
+                <w:bCs/>
+                <w:sz w:val="20"/>
+                <w:szCs w:val="20"/>
+              </w:rPr>
+              <w:t xml:space="preserve">the number first, then the band.</w:t>
+            </w:r>
+          </w:p>
+        </w:tc>
+      </w:tr>
+      <w:tr>
+        <w:tc>
+          <w:tcPr>
+            <w:tcW w:type="dxa" w:w="556"/>
+            <w:tcBorders>
+              <w:top w:val="single" w:color="A6A6A6" w:sz="4"/>
+              <w:left w:val="single" w:color="A6A6A6" w:sz="4"/>
+              <w:bottom w:val="single" w:color="A6A6A6" w:sz="4"/>
+              <w:right w:val="single" w:color="A6A6A6" w:sz="4"/>
+            </w:tcBorders>
+            <w:tcMar>
+              <w:top w:type="dxa" w:w="50"/>
+              <w:left w:type="dxa" w:w="90"/>
+              <w:bottom w:type="dxa" w:w="50"/>
+              <w:right w:type="dxa" w:w="90"/>
+            </w:tcMar>
+          </w:tcPr>
+          <w:p>
+            <w:r>
+              <w:rPr>
+                <w:rFonts w:ascii="Calibri" w:cs="Calibri" w:eastAsia="Calibri" w:hAnsi="Calibri"/>
+                <w:b/>
+                <w:bCs/>
+                <w:sz w:val="20"/>
+                <w:szCs w:val="20"/>
+              </w:rPr>
+              <w:t xml:space="preserve">3</w:t>
+            </w:r>
+          </w:p>
+        </w:tc>
+        <w:tc>
+          <w:tcPr>
+            <w:tcW w:type="dxa" w:w="4674"/>
+            <w:tcBorders>
+              <w:top w:val="single" w:color="A6A6A6" w:sz="4"/>
+              <w:left w:val="single" w:color="A6A6A6" w:sz="4"/>
+              <w:bottom w:val="single" w:color="A6A6A6" w:sz="4"/>
+              <w:right w:val="single" w:color="A6A6A6" w:sz="4"/>
+            </w:tcBorders>
+            <w:tcMar>
+              <w:top w:type="dxa" w:w="50"/>
+              <w:left w:type="dxa" w:w="90"/>
+              <w:bottom w:type="dxa" w:w="50"/>
+              <w:right w:type="dxa" w:w="90"/>
+            </w:tcMar>
+          </w:tcPr>
+          <w:p>
+            <w:r>
+              <w:rPr>
+                <w:rFonts w:ascii="Calibri" w:cs="Calibri" w:eastAsia="Calibri" w:hAnsi="Calibri"/>
+                <w:b/>
+                <w:bCs/>
+                <w:sz w:val="20"/>
+                <w:szCs w:val="20"/>
+              </w:rPr>
+              <w:t xml:space="preserve">Book 2's models came in short, by 50 to 170 words, in nine units of twelve.</w:t>
+            </w:r>
+            <w:r>
+              <w:rPr>
+                <w:rFonts w:ascii="Calibri" w:cs="Calibri" w:eastAsia="Calibri" w:hAnsi="Calibri"/>
+                <w:sz w:val="20"/>
+                <w:szCs w:val="20"/>
+              </w:rPr>
+              <w:t xml:space="preserve"> The genres of Book 2 are short documents — a two-page note, a one-page report, a refusal, a scope paragraph — and an authentic one does not reach 480 words.</w:t>
+            </w:r>
+          </w:p>
+        </w:tc>
+        <w:tc>
+          <w:tcPr>
+            <w:tcW w:type="dxa" w:w="4676"/>
+            <w:tcBorders>
+              <w:top w:val="single" w:color="A6A6A6" w:sz="4"/>
+              <w:left w:val="single" w:color="A6A6A6" w:sz="4"/>
+              <w:bottom w:val="single" w:color="A6A6A6" w:sz="4"/>
+              <w:right w:val="single" w:color="A6A6A6" w:sz="4"/>
+            </w:tcBorders>
+            <w:tcMar>
+              <w:top w:type="dxa" w:w="50"/>
+              <w:left w:type="dxa" w:w="90"/>
+              <w:bottom w:type="dxa" w:w="50"/>
+              <w:right w:type="dxa" w:w="90"/>
+            </w:tcMar>
+          </w:tcPr>
+          <w:p>
+            <w:r>
+              <w:rPr>
+                <w:rFonts w:ascii="Calibri" w:cs="Calibri" w:eastAsia="Calibri" w:hAnsi="Calibri"/>
+                <w:b/>
+                <w:bCs/>
+                <w:sz w:val="20"/>
+                <w:szCs w:val="20"/>
+              </w:rPr>
+              <w:t xml:space="preserve">Do not inflate the document.</w:t>
+            </w:r>
+            <w:r>
+              <w:rPr>
+                <w:rFonts w:ascii="Calibri" w:cs="Calibri" w:eastAsia="Calibri" w:hAnsi="Calibri"/>
+                <w:sz w:val="20"/>
+                <w:szCs w:val="20"/>
+              </w:rPr>
+              <w:t xml:space="preserve"> The repair that worked every time was </w:t>
+            </w:r>
+            <w:r>
+              <w:rPr>
+                <w:rFonts w:ascii="Calibri" w:cs="Calibri" w:eastAsia="Calibri" w:hAnsi="Calibri"/>
+                <w:b/>
+                <w:bCs/>
+                <w:sz w:val="20"/>
+                <w:szCs w:val="20"/>
+              </w:rPr>
+              <w:t xml:space="preserve">an in-fiction paragraph in the same box</w:t>
+            </w:r>
+            <w:r>
+              <w:rPr>
+                <w:rFonts w:ascii="Calibri" w:cs="Calibri" w:eastAsia="Calibri" w:hAnsi="Calibri"/>
+                <w:sz w:val="20"/>
+                <w:szCs w:val="20"/>
+              </w:rPr>
+              <w:t xml:space="preserve">, written in the same hand: </w:t>
+            </w:r>
+            <w:r>
+              <w:rPr>
+                <w:rFonts w:ascii="Calibri" w:cs="Calibri" w:eastAsia="Calibri" w:hAnsi="Calibri"/>
+                <w:i/>
+                <w:iCs/>
+                <w:sz w:val="20"/>
+                <w:szCs w:val="20"/>
+              </w:rPr>
+              <w:t xml:space="preserve">the thing I had not expected</w:t>
+            </w:r>
+            <w:r>
+              <w:rPr>
+                <w:rFonts w:ascii="Calibri" w:cs="Calibri" w:eastAsia="Calibri" w:hAnsi="Calibri"/>
+                <w:sz w:val="20"/>
+                <w:szCs w:val="20"/>
+              </w:rPr>
+              <w:t xml:space="preserve">, </w:t>
+            </w:r>
+            <w:r>
+              <w:rPr>
+                <w:rFonts w:ascii="Calibri" w:cs="Calibri" w:eastAsia="Calibri" w:hAnsi="Calibri"/>
+                <w:i/>
+                <w:iCs/>
+                <w:sz w:val="20"/>
+                <w:szCs w:val="20"/>
+              </w:rPr>
+              <w:t xml:space="preserve">what I am not claiming</w:t>
+            </w:r>
+            <w:r>
+              <w:rPr>
+                <w:rFonts w:ascii="Calibri" w:cs="Calibri" w:eastAsia="Calibri" w:hAnsi="Calibri"/>
+                <w:sz w:val="20"/>
+                <w:szCs w:val="20"/>
+              </w:rPr>
+              <w:t xml:space="preserve">, </w:t>
+            </w:r>
+            <w:r>
+              <w:rPr>
+                <w:rFonts w:ascii="Calibri" w:cs="Calibri" w:eastAsia="Calibri" w:hAnsi="Calibri"/>
+                <w:i/>
+                <w:iCs/>
+                <w:sz w:val="20"/>
+                <w:szCs w:val="20"/>
+              </w:rPr>
+              <w:t xml:space="preserve">note on my own copy</w:t>
+            </w:r>
+            <w:r>
+              <w:rPr>
+                <w:rFonts w:ascii="Calibri" w:cs="Calibri" w:eastAsia="Calibri" w:hAnsi="Calibri"/>
+                <w:sz w:val="20"/>
+                <w:szCs w:val="20"/>
+              </w:rPr>
+              <w:t xml:space="preserve">. </w:t>
+            </w:r>
+            <w:r>
+              <w:rPr>
+                <w:rFonts w:ascii="Calibri" w:cs="Calibri" w:eastAsia="Calibri" w:hAnsi="Calibri"/>
+                <w:b/>
+                <w:bCs/>
+                <w:sz w:val="20"/>
+                <w:szCs w:val="20"/>
+              </w:rPr>
+              <w:t xml:space="preserve">The model stays the length the genre is, and the page carries the writer's second thought.</w:t>
+            </w:r>
+          </w:p>
+        </w:tc>
+      </w:tr>
+      <w:tr>
+        <w:tc>
+          <w:tcPr>
+            <w:tcW w:type="dxa" w:w="556"/>
+            <w:tcBorders>
+              <w:top w:val="single" w:color="A6A6A6" w:sz="4"/>
+              <w:left w:val="single" w:color="A6A6A6" w:sz="4"/>
+              <w:bottom w:val="single" w:color="A6A6A6" w:sz="4"/>
+              <w:right w:val="single" w:color="A6A6A6" w:sz="4"/>
+            </w:tcBorders>
+            <w:tcMar>
+              <w:top w:type="dxa" w:w="50"/>
+              <w:left w:type="dxa" w:w="90"/>
+              <w:bottom w:type="dxa" w:w="50"/>
+              <w:right w:type="dxa" w:w="90"/>
+            </w:tcMar>
+          </w:tcPr>
+          <w:p>
+            <w:r>
+              <w:rPr>
+                <w:rFonts w:ascii="Calibri" w:cs="Calibri" w:eastAsia="Calibri" w:hAnsi="Calibri"/>
+                <w:b/>
+                <w:bCs/>
+                <w:sz w:val="20"/>
+                <w:szCs w:val="20"/>
+              </w:rPr>
+              <w:t xml:space="preserve">4</w:t>
+            </w:r>
+          </w:p>
+        </w:tc>
+        <w:tc>
+          <w:tcPr>
+            <w:tcW w:type="dxa" w:w="4674"/>
+            <w:tcBorders>
+              <w:top w:val="single" w:color="A6A6A6" w:sz="4"/>
+              <w:left w:val="single" w:color="A6A6A6" w:sz="4"/>
+              <w:bottom w:val="single" w:color="A6A6A6" w:sz="4"/>
+              <w:right w:val="single" w:color="A6A6A6" w:sz="4"/>
+            </w:tcBorders>
+            <w:tcMar>
+              <w:top w:type="dxa" w:w="50"/>
+              <w:left w:type="dxa" w:w="90"/>
+              <w:bottom w:type="dxa" w:w="50"/>
+              <w:right w:type="dxa" w:w="90"/>
+            </w:tcMar>
+          </w:tcPr>
+          <w:p>
+            <w:r>
+              <w:rPr>
+                <w:rFonts w:ascii="Calibri" w:cs="Calibri" w:eastAsia="Calibri" w:hAnsi="Calibri"/>
+                <w:b/>
+                <w:bCs/>
+                <w:sz w:val="20"/>
+                <w:szCs w:val="20"/>
+              </w:rPr>
+              <w:t xml:space="preserve">The peer review had one band left to move and it moved at Unit 19.</w:t>
+            </w:r>
+          </w:p>
+        </w:tc>
+        <w:tc>
+          <w:tcPr>
+            <w:tcW w:type="dxa" w:w="4676"/>
+            <w:tcBorders>
+              <w:top w:val="single" w:color="A6A6A6" w:sz="4"/>
+              <w:left w:val="single" w:color="A6A6A6" w:sz="4"/>
+              <w:bottom w:val="single" w:color="A6A6A6" w:sz="4"/>
+              <w:right w:val="single" w:color="A6A6A6" w:sz="4"/>
+            </w:tcBorders>
+            <w:tcMar>
+              <w:top w:type="dxa" w:w="50"/>
+              <w:left w:type="dxa" w:w="90"/>
+              <w:bottom w:type="dxa" w:w="50"/>
+              <w:right w:type="dxa" w:w="90"/>
+            </w:tcMar>
+          </w:tcPr>
+          <w:p>
+            <w:r>
+              <w:rPr>
+                <w:rFonts w:ascii="Calibri" w:cs="Calibri" w:eastAsia="Calibri" w:hAnsi="Calibri"/>
+                <w:sz w:val="20"/>
+                <w:szCs w:val="20"/>
+              </w:rPr>
+              <w:t xml:space="preserve">⚠ </w:t>
+            </w:r>
+            <w:r>
+              <w:rPr>
+                <w:rFonts w:ascii="Calibri" w:cs="Calibri" w:eastAsia="Calibri" w:hAnsi="Calibri"/>
+                <w:b/>
+                <w:bCs/>
+                <w:sz w:val="20"/>
+                <w:szCs w:val="20"/>
+              </w:rPr>
+              <w:t xml:space="preserve">Band 4 is the only one in the series that can be refused.</w:t>
+            </w:r>
+            <w:r>
+              <w:rPr>
+                <w:rFonts w:ascii="Calibri" w:cs="Calibri" w:eastAsia="Calibri" w:hAnsi="Calibri"/>
+                <w:sz w:val="20"/>
+                <w:szCs w:val="20"/>
+              </w:rPr>
+              <w:t xml:space="preserve"> The reviewer writes the sentence they would put in the writer's place and hands it over unsigned; </w:t>
+            </w:r>
+            <w:r>
+              <w:rPr>
+                <w:rFonts w:ascii="Calibri" w:cs="Calibri" w:eastAsia="Calibri" w:hAnsi="Calibri"/>
+                <w:b/>
+                <w:bCs/>
+                <w:sz w:val="20"/>
+                <w:szCs w:val="20"/>
+              </w:rPr>
+              <w:t xml:space="preserve">the writer says whether it is theirs and may say no.</w:t>
+            </w:r>
+            <w:r>
+              <w:rPr>
+                <w:rFonts w:ascii="Calibri" w:cs="Calibri" w:eastAsia="Calibri" w:hAnsi="Calibri"/>
+                <w:sz w:val="20"/>
+                <w:szCs w:val="20"/>
+              </w:rPr>
+              <w:t xml:space="preserve"> The key treats </w:t>
+            </w:r>
+            <w:r>
+              <w:rPr>
+                <w:rFonts w:ascii="Calibri" w:cs="Calibri" w:eastAsia="Calibri" w:hAnsi="Calibri"/>
+                <w:b/>
+                <w:bCs/>
+                <w:sz w:val="20"/>
+                <w:szCs w:val="20"/>
+              </w:rPr>
+              <w:t xml:space="preserve">four refusals in ten</w:t>
+            </w:r>
+            <w:r>
+              <w:rPr>
+                <w:rFonts w:ascii="Calibri" w:cs="Calibri" w:eastAsia="Calibri" w:hAnsi="Calibri"/>
+                <w:sz w:val="20"/>
+                <w:szCs w:val="20"/>
+              </w:rPr>
+              <w:t xml:space="preserve"> as the correct rate, which is the first time the series has printed a number for disagreement.</w:t>
+            </w:r>
+          </w:p>
+        </w:tc>
+      </w:tr>
+    </w:tbl>
+    <w:p>
+      <w:pPr>
+        <w:pStyle w:val="Heading3"/>
+        <w:spacing w:after="80" w:before="200"/>
+      </w:pPr>
+      <w:r>
+        <w:rPr>
+          <w:rFonts w:ascii="Calibri" w:cs="Calibri" w:eastAsia="Calibri" w:hAnsi="Calibri"/>
+        </w:rPr>
+        <w:t xml:space="preserve">Hand-marking, Book 2</w:t>
+      </w:r>
+    </w:p>
+    <w:p>
+      <w:pPr>
+        <w:spacing w:after="100"/>
+      </w:pPr>
+      <w:r>
+        <w:rPr>
+          <w:rFonts w:ascii="Calibri" w:cs="Calibri" w:eastAsia="Calibri" w:hAnsi="Calibri"/>
+          <w:sz w:val="22"/>
+          <w:szCs w:val="22"/>
+        </w:rPr>
+        <w:t xml:space="preserve">⚠ </w:t>
+      </w:r>
+      <w:r>
+        <w:rPr>
+          <w:rFonts w:ascii="Calibri" w:cs="Calibri" w:eastAsia="Calibri" w:hAnsi="Calibri"/>
+          <w:b/>
+          <w:bCs/>
+          <w:sz w:val="22"/>
+          <w:szCs w:val="22"/>
+        </w:rPr>
+        <w:t xml:space="preserve">Eight items were rewritten against fifteen in Book 1, and the fall is the whole return on §16's rule.</w:t>
+      </w:r>
+      <w:r>
+        <w:rPr>
+          <w:rFonts w:ascii="Calibri" w:cs="Calibri" w:eastAsia="Calibri" w:hAnsi="Calibri"/>
+          <w:sz w:val="22"/>
+          <w:szCs w:val="22"/>
+        </w:rPr>
+        <w:t xml:space="preserve"> </w:t>
+      </w:r>
+      <w:r>
+        <w:rPr>
+          <w:rFonts w:ascii="Calibri" w:cs="Calibri" w:eastAsia="Calibri" w:hAnsi="Calibri"/>
+          <w:b/>
+          <w:bCs/>
+          <w:sz w:val="22"/>
+          <w:szCs w:val="22"/>
+        </w:rPr>
+        <w:t xml:space="preserve">Every item was still answered by hand from the text alone before the key was looked at</w:t>
+      </w:r>
+      <w:r>
+        <w:rPr>
+          <w:rFonts w:ascii="Calibri" w:cs="Calibri" w:eastAsia="Calibri" w:hAnsi="Calibri"/>
+          <w:sz w:val="22"/>
+          <w:szCs w:val="22"/>
+        </w:rPr>
+        <w:t xml:space="preserve"> — </w:t>
+      </w:r>
+      <w:r>
+        <w:rPr>
+          <w:rFonts w:ascii="Calibri" w:cs="Calibri" w:eastAsia="Calibri" w:hAnsi="Calibri"/>
+          <w:b/>
+          <w:bCs/>
+          <w:sz w:val="22"/>
+          <w:szCs w:val="22"/>
+        </w:rPr>
+        <w:t xml:space="preserve">the three shapes were simply checked for while the item was being written rather than after it was built.</w:t>
+      </w:r>
+    </w:p>
+    <w:tbl>
+      <w:tblPr>
+        <w:tblW w:type="dxa" w:w="9906"/>
+        <w:tblBorders>
+          <w:top w:val="single" w:color="auto" w:sz="4"/>
+          <w:left w:val="single" w:color="auto" w:sz="4"/>
+          <w:bottom w:val="single" w:color="auto" w:sz="4"/>
+          <w:right w:val="single" w:color="auto" w:sz="4"/>
+          <w:insideH w:val="single" w:color="auto" w:sz="4"/>
+          <w:insideV w:val="single" w:color="auto" w:sz="4"/>
+        </w:tblBorders>
+      </w:tblPr>
+      <w:tblGrid>
+        <w:gridCol w:w="1397"/>
+        <w:gridCol w:w="6604"/>
+        <w:gridCol w:w="1905"/>
+      </w:tblGrid>
+      <w:tr>
+        <w:trPr>
+          <w:tblHeader/>
+        </w:trPr>
+        <w:tc>
+          <w:tcPr>
+            <w:tcW w:type="dxa" w:w="1397"/>
+            <w:tcBorders>
+              <w:top w:val="single" w:color="A6A6A6" w:sz="4"/>
+              <w:left w:val="single" w:color="A6A6A6" w:sz="4"/>
+              <w:bottom w:val="single" w:color="A6A6A6" w:sz="4"/>
+              <w:right w:val="single" w:color="A6A6A6" w:sz="4"/>
+            </w:tcBorders>
+            <w:shd w:fill="1F3864" w:color="auto" w:val="clear"/>
+            <w:tcMar>
+              <w:top w:type="dxa" w:w="50"/>
+              <w:left w:type="dxa" w:w="90"/>
+              <w:bottom w:type="dxa" w:w="50"/>
+              <w:right w:type="dxa" w:w="90"/>
+            </w:tcMar>
+          </w:tcPr>
+          <w:p>
+            <w:r>
+              <w:rPr>
+                <w:rFonts w:ascii="Calibri" w:cs="Calibri" w:eastAsia="Calibri" w:hAnsi="Calibri"/>
+                <w:b/>
+                <w:bCs/>
+                <w:color w:val="FFFFFF"/>
+                <w:sz w:val="20"/>
+                <w:szCs w:val="20"/>
+              </w:rPr>
+              <w:t xml:space="preserve">Unit</w:t>
+            </w:r>
+          </w:p>
+        </w:tc>
+        <w:tc>
+          <w:tcPr>
+            <w:tcW w:type="dxa" w:w="6604"/>
+            <w:tcBorders>
+              <w:top w:val="single" w:color="A6A6A6" w:sz="4"/>
+              <w:left w:val="single" w:color="A6A6A6" w:sz="4"/>
+              <w:bottom w:val="single" w:color="A6A6A6" w:sz="4"/>
+              <w:right w:val="single" w:color="A6A6A6" w:sz="4"/>
+            </w:tcBorders>
+            <w:shd w:fill="1F3864" w:color="auto" w:val="clear"/>
+            <w:tcMar>
+              <w:top w:type="dxa" w:w="50"/>
+              <w:left w:type="dxa" w:w="90"/>
+              <w:bottom w:type="dxa" w:w="50"/>
+              <w:right w:type="dxa" w:w="90"/>
+            </w:tcMar>
+          </w:tcPr>
+          <w:p>
+            <w:r>
+              <w:rPr>
+                <w:rFonts w:ascii="Calibri" w:cs="Calibri" w:eastAsia="Calibri" w:hAnsi="Calibri"/>
+                <w:b/>
+                <w:bCs/>
+                <w:color w:val="FFFFFF"/>
+                <w:sz w:val="20"/>
+                <w:szCs w:val="20"/>
+              </w:rPr>
+              <w:t xml:space="preserve">What was wrong</w:t>
+            </w:r>
+          </w:p>
+        </w:tc>
+        <w:tc>
+          <w:tcPr>
+            <w:tcW w:type="dxa" w:w="1905"/>
+            <w:tcBorders>
+              <w:top w:val="single" w:color="A6A6A6" w:sz="4"/>
+              <w:left w:val="single" w:color="A6A6A6" w:sz="4"/>
+              <w:bottom w:val="single" w:color="A6A6A6" w:sz="4"/>
+              <w:right w:val="single" w:color="A6A6A6" w:sz="4"/>
+            </w:tcBorders>
+            <w:shd w:fill="1F3864" w:color="auto" w:val="clear"/>
+            <w:tcMar>
+              <w:top w:type="dxa" w:w="50"/>
+              <w:left w:type="dxa" w:w="90"/>
+              <w:bottom w:type="dxa" w:w="50"/>
+              <w:right w:type="dxa" w:w="90"/>
+            </w:tcMar>
+          </w:tcPr>
+          <w:p>
+            <w:r>
+              <w:rPr>
+                <w:rFonts w:ascii="Calibri" w:cs="Calibri" w:eastAsia="Calibri" w:hAnsi="Calibri"/>
+                <w:b/>
+                <w:bCs/>
+                <w:color w:val="FFFFFF"/>
+                <w:sz w:val="20"/>
+                <w:szCs w:val="20"/>
+              </w:rPr>
+              <w:t xml:space="preserve">What it cost</w:t>
+            </w:r>
+          </w:p>
+        </w:tc>
+      </w:tr>
+      <w:tr>
+        <w:tc>
+          <w:tcPr>
+            <w:tcW w:type="dxa" w:w="1397"/>
+            <w:tcBorders>
+              <w:top w:val="single" w:color="A6A6A6" w:sz="4"/>
+              <w:left w:val="single" w:color="A6A6A6" w:sz="4"/>
+              <w:bottom w:val="single" w:color="A6A6A6" w:sz="4"/>
+              <w:right w:val="single" w:color="A6A6A6" w:sz="4"/>
+            </w:tcBorders>
+            <w:tcMar>
+              <w:top w:type="dxa" w:w="50"/>
+              <w:left w:type="dxa" w:w="90"/>
+              <w:bottom w:type="dxa" w:w="50"/>
+              <w:right w:type="dxa" w:w="90"/>
+            </w:tcMar>
+          </w:tcPr>
+          <w:p>
+            <w:r>
+              <w:rPr>
+                <w:rFonts w:ascii="Calibri" w:cs="Calibri" w:eastAsia="Calibri" w:hAnsi="Calibri"/>
+                <w:b/>
+                <w:bCs/>
+                <w:sz w:val="20"/>
+                <w:szCs w:val="20"/>
+              </w:rPr>
+              <w:t xml:space="preserve">14</w:t>
+            </w:r>
+          </w:p>
+        </w:tc>
+        <w:tc>
+          <w:tcPr>
+            <w:tcW w:type="dxa" w:w="6604"/>
+            <w:tcBorders>
+              <w:top w:val="single" w:color="A6A6A6" w:sz="4"/>
+              <w:left w:val="single" w:color="A6A6A6" w:sz="4"/>
+              <w:bottom w:val="single" w:color="A6A6A6" w:sz="4"/>
+              <w:right w:val="single" w:color="A6A6A6" w:sz="4"/>
+            </w:tcBorders>
+            <w:tcMar>
+              <w:top w:type="dxa" w:w="50"/>
+              <w:left w:type="dxa" w:w="90"/>
+              <w:bottom w:type="dxa" w:w="50"/>
+              <w:right w:type="dxa" w:w="90"/>
+            </w:tcMar>
+          </w:tcPr>
+          <w:p>
+            <w:r>
+              <w:rPr>
+                <w:rFonts w:ascii="Calibri" w:cs="Calibri" w:eastAsia="Calibri" w:hAnsi="Calibri"/>
+                <w:sz w:val="20"/>
+                <w:szCs w:val="20"/>
+              </w:rPr>
+              <w:t xml:space="preserve">⚠ </w:t>
+            </w:r>
+            <w:r>
+              <w:rPr>
+                <w:rFonts w:ascii="Calibri" w:cs="Calibri" w:eastAsia="Calibri" w:hAnsi="Calibri"/>
+                <w:b/>
+                <w:bCs/>
+                <w:sz w:val="20"/>
+                <w:szCs w:val="20"/>
+              </w:rPr>
+              <w:t xml:space="preserve">Reading Part 6 items 1 and 4 both resolved to extract D</w:t>
+            </w:r>
+            <w:r>
+              <w:rPr>
+                <w:rFonts w:ascii="Calibri" w:cs="Calibri" w:eastAsia="Calibri" w:hAnsi="Calibri"/>
+                <w:sz w:val="20"/>
+                <w:szCs w:val="20"/>
+              </w:rPr>
+              <w:t xml:space="preserve"> · a check item admitted two readings · two Listening gaps shared the answer </w:t>
+            </w:r>
+            <w:r>
+              <w:rPr>
+                <w:rFonts w:ascii="Calibri" w:cs="Calibri" w:eastAsia="Calibri" w:hAnsi="Calibri"/>
+                <w:i/>
+                <w:iCs/>
+                <w:sz w:val="20"/>
+                <w:szCs w:val="20"/>
+              </w:rPr>
+              <w:t xml:space="preserve">eleven</w:t>
+            </w:r>
+          </w:p>
+        </w:tc>
+        <w:tc>
+          <w:tcPr>
+            <w:tcW w:type="dxa" w:w="1905"/>
+            <w:tcBorders>
+              <w:top w:val="single" w:color="A6A6A6" w:sz="4"/>
+              <w:left w:val="single" w:color="A6A6A6" w:sz="4"/>
+              <w:bottom w:val="single" w:color="A6A6A6" w:sz="4"/>
+              <w:right w:val="single" w:color="A6A6A6" w:sz="4"/>
+            </w:tcBorders>
+            <w:tcMar>
+              <w:top w:type="dxa" w:w="50"/>
+              <w:left w:type="dxa" w:w="90"/>
+              <w:bottom w:type="dxa" w:w="50"/>
+              <w:right w:type="dxa" w:w="90"/>
+            </w:tcMar>
+          </w:tcPr>
+          <w:p>
+            <w:r>
+              <w:rPr>
+                <w:rFonts w:ascii="Calibri" w:cs="Calibri" w:eastAsia="Calibri" w:hAnsi="Calibri"/>
+                <w:sz w:val="20"/>
+                <w:szCs w:val="20"/>
+              </w:rPr>
+              <w:t xml:space="preserve">four items; all four Part 6 items re-pinned to one proposition each</w:t>
+            </w:r>
+          </w:p>
+        </w:tc>
+      </w:tr>
+      <w:tr>
+        <w:tc>
+          <w:tcPr>
+            <w:tcW w:type="dxa" w:w="1397"/>
+            <w:tcBorders>
+              <w:top w:val="single" w:color="A6A6A6" w:sz="4"/>
+              <w:left w:val="single" w:color="A6A6A6" w:sz="4"/>
+              <w:bottom w:val="single" w:color="A6A6A6" w:sz="4"/>
+              <w:right w:val="single" w:color="A6A6A6" w:sz="4"/>
+            </w:tcBorders>
+            <w:tcMar>
+              <w:top w:type="dxa" w:w="50"/>
+              <w:left w:type="dxa" w:w="90"/>
+              <w:bottom w:type="dxa" w:w="50"/>
+              <w:right w:type="dxa" w:w="90"/>
+            </w:tcMar>
+          </w:tcPr>
+          <w:p>
+            <w:r>
+              <w:rPr>
+                <w:rFonts w:ascii="Calibri" w:cs="Calibri" w:eastAsia="Calibri" w:hAnsi="Calibri"/>
+                <w:b/>
+                <w:bCs/>
+                <w:sz w:val="20"/>
+                <w:szCs w:val="20"/>
+              </w:rPr>
+              <w:t xml:space="preserve">21</w:t>
+            </w:r>
+          </w:p>
+        </w:tc>
+        <w:tc>
+          <w:tcPr>
+            <w:tcW w:type="dxa" w:w="6604"/>
+            <w:tcBorders>
+              <w:top w:val="single" w:color="A6A6A6" w:sz="4"/>
+              <w:left w:val="single" w:color="A6A6A6" w:sz="4"/>
+              <w:bottom w:val="single" w:color="A6A6A6" w:sz="4"/>
+              <w:right w:val="single" w:color="A6A6A6" w:sz="4"/>
+            </w:tcBorders>
+            <w:tcMar>
+              <w:top w:type="dxa" w:w="50"/>
+              <w:left w:type="dxa" w:w="90"/>
+              <w:bottom w:type="dxa" w:w="50"/>
+              <w:right w:type="dxa" w:w="90"/>
+            </w:tcMar>
+          </w:tcPr>
+          <w:p>
+            <w:r>
+              <w:rPr>
+                <w:rFonts w:ascii="Calibri" w:cs="Calibri" w:eastAsia="Calibri" w:hAnsi="Calibri"/>
+                <w:sz w:val="20"/>
+                <w:szCs w:val="20"/>
+              </w:rPr>
+              <w:t xml:space="preserve">Part 6 writer A was </w:t>
+            </w:r>
+            <w:r>
+              <w:rPr>
+                <w:rFonts w:ascii="Calibri" w:cs="Calibri" w:eastAsia="Calibri" w:hAnsi="Calibri"/>
+                <w:b/>
+                <w:bCs/>
+                <w:sz w:val="20"/>
+                <w:szCs w:val="20"/>
+              </w:rPr>
+              <w:t xml:space="preserve">silent on admitting documents</w:t>
+            </w:r>
+            <w:r>
+              <w:rPr>
+                <w:rFonts w:ascii="Calibri" w:cs="Calibri" w:eastAsia="Calibri" w:hAnsi="Calibri"/>
+                <w:sz w:val="20"/>
+                <w:szCs w:val="20"/>
+              </w:rPr>
+              <w:t xml:space="preserve"> where item 2 needs all four to hold a view · Listening Q3 option A (</w:t>
+            </w:r>
+            <w:r>
+              <w:rPr>
+                <w:rFonts w:ascii="Calibri" w:cs="Calibri" w:eastAsia="Calibri" w:hAnsi="Calibri"/>
+                <w:i/>
+                <w:iCs/>
+                <w:sz w:val="20"/>
+                <w:szCs w:val="20"/>
+              </w:rPr>
+              <w:t xml:space="preserve">four years</w:t>
+            </w:r>
+            <w:r>
+              <w:rPr>
+                <w:rFonts w:ascii="Calibri" w:cs="Calibri" w:eastAsia="Calibri" w:hAnsi="Calibri"/>
+                <w:sz w:val="20"/>
+                <w:szCs w:val="20"/>
+              </w:rPr>
+              <w:t xml:space="preserve">) was not supported by the script · Q6 asked what the teacher says and </w:t>
+            </w:r>
+            <w:r>
+              <w:rPr>
+                <w:rFonts w:ascii="Calibri" w:cs="Calibri" w:eastAsia="Calibri" w:hAnsi="Calibri"/>
+                <w:b/>
+                <w:bCs/>
+                <w:sz w:val="20"/>
+                <w:szCs w:val="20"/>
+              </w:rPr>
+              <w:t xml:space="preserve">only the candidate spoke</w:t>
+            </w:r>
+          </w:p>
+        </w:tc>
+        <w:tc>
+          <w:tcPr>
+            <w:tcW w:type="dxa" w:w="1905"/>
+            <w:tcBorders>
+              <w:top w:val="single" w:color="A6A6A6" w:sz="4"/>
+              <w:left w:val="single" w:color="A6A6A6" w:sz="4"/>
+              <w:bottom w:val="single" w:color="A6A6A6" w:sz="4"/>
+              <w:right w:val="single" w:color="A6A6A6" w:sz="4"/>
+            </w:tcBorders>
+            <w:tcMar>
+              <w:top w:type="dxa" w:w="50"/>
+              <w:left w:type="dxa" w:w="90"/>
+              <w:bottom w:type="dxa" w:w="50"/>
+              <w:right w:type="dxa" w:w="90"/>
+            </w:tcMar>
+          </w:tcPr>
+          <w:p>
+            <w:r>
+              <w:rPr>
+                <w:rFonts w:ascii="Calibri" w:cs="Calibri" w:eastAsia="Calibri" w:hAnsi="Calibri"/>
+                <w:sz w:val="20"/>
+                <w:szCs w:val="20"/>
+              </w:rPr>
+              <w:t xml:space="preserve">three rewrites, two of them in the audio script</w:t>
+            </w:r>
+          </w:p>
+        </w:tc>
+      </w:tr>
+      <w:tr>
+        <w:tc>
+          <w:tcPr>
+            <w:tcW w:type="dxa" w:w="1397"/>
+            <w:tcBorders>
+              <w:top w:val="single" w:color="A6A6A6" w:sz="4"/>
+              <w:left w:val="single" w:color="A6A6A6" w:sz="4"/>
+              <w:bottom w:val="single" w:color="A6A6A6" w:sz="4"/>
+              <w:right w:val="single" w:color="A6A6A6" w:sz="4"/>
+            </w:tcBorders>
+            <w:tcMar>
+              <w:top w:type="dxa" w:w="50"/>
+              <w:left w:type="dxa" w:w="90"/>
+              <w:bottom w:type="dxa" w:w="50"/>
+              <w:right w:type="dxa" w:w="90"/>
+            </w:tcMar>
+          </w:tcPr>
+          <w:p>
+            <w:r>
+              <w:rPr>
+                <w:rFonts w:ascii="Calibri" w:cs="Calibri" w:eastAsia="Calibri" w:hAnsi="Calibri"/>
+                <w:b/>
+                <w:bCs/>
+                <w:sz w:val="20"/>
+                <w:szCs w:val="20"/>
+              </w:rPr>
+              <w:t xml:space="preserve">22</w:t>
+            </w:r>
+          </w:p>
+        </w:tc>
+        <w:tc>
+          <w:tcPr>
+            <w:tcW w:type="dxa" w:w="6604"/>
+            <w:tcBorders>
+              <w:top w:val="single" w:color="A6A6A6" w:sz="4"/>
+              <w:left w:val="single" w:color="A6A6A6" w:sz="4"/>
+              <w:bottom w:val="single" w:color="A6A6A6" w:sz="4"/>
+              <w:right w:val="single" w:color="A6A6A6" w:sz="4"/>
+            </w:tcBorders>
+            <w:tcMar>
+              <w:top w:type="dxa" w:w="50"/>
+              <w:left w:type="dxa" w:w="90"/>
+              <w:bottom w:type="dxa" w:w="50"/>
+              <w:right w:type="dxa" w:w="90"/>
+            </w:tcMar>
+          </w:tcPr>
+          <w:p>
+            <w:r>
+              <w:rPr>
+                <w:rFonts w:ascii="Calibri" w:cs="Calibri" w:eastAsia="Calibri" w:hAnsi="Calibri"/>
+                <w:sz w:val="20"/>
+                <w:szCs w:val="20"/>
+              </w:rPr>
+              <w:t xml:space="preserve">Part 7's main text said </w:t>
+            </w:r>
+            <w:r>
+              <w:rPr>
+                <w:rFonts w:ascii="Calibri" w:cs="Calibri" w:eastAsia="Calibri" w:hAnsi="Calibri"/>
+                <w:b/>
+                <w:bCs/>
+                <w:sz w:val="20"/>
+                <w:szCs w:val="20"/>
+              </w:rPr>
+              <w:t xml:space="preserve">45 duplicates</w:t>
+            </w:r>
+            <w:r>
+              <w:rPr>
+                <w:rFonts w:ascii="Calibri" w:cs="Calibri" w:eastAsia="Calibri" w:hAnsi="Calibri"/>
+                <w:sz w:val="20"/>
+                <w:szCs w:val="20"/>
+              </w:rPr>
+              <w:t xml:space="preserve"> where option F corrects twenty-six to forty-five, so the option restated the text instead of completing it</w:t>
+            </w:r>
+          </w:p>
+        </w:tc>
+        <w:tc>
+          <w:tcPr>
+            <w:tcW w:type="dxa" w:w="1905"/>
+            <w:tcBorders>
+              <w:top w:val="single" w:color="A6A6A6" w:sz="4"/>
+              <w:left w:val="single" w:color="A6A6A6" w:sz="4"/>
+              <w:bottom w:val="single" w:color="A6A6A6" w:sz="4"/>
+              <w:right w:val="single" w:color="A6A6A6" w:sz="4"/>
+            </w:tcBorders>
+            <w:tcMar>
+              <w:top w:type="dxa" w:w="50"/>
+              <w:left w:type="dxa" w:w="90"/>
+              <w:bottom w:type="dxa" w:w="50"/>
+              <w:right w:type="dxa" w:w="90"/>
+            </w:tcMar>
+          </w:tcPr>
+          <w:p>
+            <w:r>
+              <w:rPr>
+                <w:rFonts w:ascii="Calibri" w:cs="Calibri" w:eastAsia="Calibri" w:hAnsi="Calibri"/>
+                <w:sz w:val="20"/>
+                <w:szCs w:val="20"/>
+              </w:rPr>
+              <w:t xml:space="preserve">one number changed in the text</w:t>
+            </w:r>
+          </w:p>
+        </w:tc>
+      </w:tr>
+      <w:tr>
+        <w:tc>
+          <w:tcPr>
+            <w:tcW w:type="dxa" w:w="1397"/>
+            <w:tcBorders>
+              <w:top w:val="single" w:color="A6A6A6" w:sz="4"/>
+              <w:left w:val="single" w:color="A6A6A6" w:sz="4"/>
+              <w:bottom w:val="single" w:color="A6A6A6" w:sz="4"/>
+              <w:right w:val="single" w:color="A6A6A6" w:sz="4"/>
+            </w:tcBorders>
+            <w:tcMar>
+              <w:top w:type="dxa" w:w="50"/>
+              <w:left w:type="dxa" w:w="90"/>
+              <w:bottom w:type="dxa" w:w="50"/>
+              <w:right w:type="dxa" w:w="90"/>
+            </w:tcMar>
+          </w:tcPr>
+          <w:p>
+            <w:r>
+              <w:rPr>
+                <w:rFonts w:ascii="Calibri" w:cs="Calibri" w:eastAsia="Calibri" w:hAnsi="Calibri"/>
+                <w:b/>
+                <w:bCs/>
+                <w:sz w:val="20"/>
+                <w:szCs w:val="20"/>
+              </w:rPr>
+              <w:t xml:space="preserve">End-of-Book</w:t>
+            </w:r>
+          </w:p>
+        </w:tc>
+        <w:tc>
+          <w:tcPr>
+            <w:tcW w:type="dxa" w:w="6604"/>
+            <w:tcBorders>
+              <w:top w:val="single" w:color="A6A6A6" w:sz="4"/>
+              <w:left w:val="single" w:color="A6A6A6" w:sz="4"/>
+              <w:bottom w:val="single" w:color="A6A6A6" w:sz="4"/>
+              <w:right w:val="single" w:color="A6A6A6" w:sz="4"/>
+            </w:tcBorders>
+            <w:tcMar>
+              <w:top w:type="dxa" w:w="50"/>
+              <w:left w:type="dxa" w:w="90"/>
+              <w:bottom w:type="dxa" w:w="50"/>
+              <w:right w:type="dxa" w:w="90"/>
+            </w:tcMar>
+          </w:tcPr>
+          <w:p>
+            <w:r>
+              <w:rPr>
+                <w:rFonts w:ascii="Calibri" w:cs="Calibri" w:eastAsia="Calibri" w:hAnsi="Calibri"/>
+                <w:sz w:val="20"/>
+                <w:szCs w:val="20"/>
+              </w:rPr>
+              <w:t xml:space="preserve">⚠ </w:t>
+            </w:r>
+            <w:r>
+              <w:rPr>
+                <w:rFonts w:ascii="Calibri" w:cs="Calibri" w:eastAsia="Calibri" w:hAnsi="Calibri"/>
+                <w:b/>
+                <w:bCs/>
+                <w:sz w:val="20"/>
+                <w:szCs w:val="20"/>
+              </w:rPr>
+              <w:t xml:space="preserve">Part 6 had three C keys and one writer with no view on single reasons</w:t>
+            </w:r>
+            <w:r>
+              <w:rPr>
+                <w:rFonts w:ascii="Calibri" w:cs="Calibri" w:eastAsia="Calibri" w:hAnsi="Calibri"/>
+                <w:sz w:val="20"/>
+                <w:szCs w:val="20"/>
+              </w:rPr>
+              <w:t xml:space="preserve"> · two Listening option orders piled the key on one letter</w:t>
+            </w:r>
+          </w:p>
+        </w:tc>
+        <w:tc>
+          <w:tcPr>
+            <w:tcW w:type="dxa" w:w="1905"/>
+            <w:tcBorders>
+              <w:top w:val="single" w:color="A6A6A6" w:sz="4"/>
+              <w:left w:val="single" w:color="A6A6A6" w:sz="4"/>
+              <w:bottom w:val="single" w:color="A6A6A6" w:sz="4"/>
+              <w:right w:val="single" w:color="A6A6A6" w:sz="4"/>
+            </w:tcBorders>
+            <w:tcMar>
+              <w:top w:type="dxa" w:w="50"/>
+              <w:left w:type="dxa" w:w="90"/>
+              <w:bottom w:type="dxa" w:w="50"/>
+              <w:right w:type="dxa" w:w="90"/>
+            </w:tcMar>
+          </w:tcPr>
+          <w:p>
+            <w:r>
+              <w:rPr>
+                <w:rFonts w:ascii="Calibri" w:cs="Calibri" w:eastAsia="Calibri" w:hAnsi="Calibri"/>
+                <w:sz w:val="20"/>
+                <w:szCs w:val="20"/>
+              </w:rPr>
+              <w:t xml:space="preserve">all four Part 6 texts rewritten to keys </w:t>
+            </w:r>
+            <w:r>
+              <w:rPr>
+                <w:rFonts w:ascii="Calibri" w:cs="Calibri" w:eastAsia="Calibri" w:hAnsi="Calibri"/>
+                <w:b/>
+                <w:bCs/>
+                <w:sz w:val="20"/>
+                <w:szCs w:val="20"/>
+              </w:rPr>
+              <w:t xml:space="preserve">C B D B</w:t>
+            </w:r>
+            <w:r>
+              <w:rPr>
+                <w:rFonts w:ascii="Calibri" w:cs="Calibri" w:eastAsia="Calibri" w:hAnsi="Calibri"/>
+                <w:sz w:val="20"/>
+                <w:szCs w:val="20"/>
+              </w:rPr>
+              <w:t xml:space="preserve">; two option orders respread</w:t>
+            </w:r>
+          </w:p>
+        </w:tc>
+      </w:tr>
+    </w:tbl>
+    <w:p>
+      <w:pPr>
+        <w:pStyle w:val="Heading3"/>
+        <w:spacing w:after="80" w:before="200"/>
+      </w:pPr>
+      <w:r>
+        <w:rPr>
+          <w:rFonts w:ascii="Calibri" w:cs="Calibri" w:eastAsia="Calibri" w:hAnsi="Calibri"/>
+        </w:rPr>
+        <w:t xml:space="preserve">The mediation ordinals, a third time</w:t>
+      </w:r>
+    </w:p>
+    <w:tbl>
+      <w:tblPr>
+        <w:tblW w:type="dxa" w:w="9906"/>
+        <w:tblBorders>
+          <w:top w:val="single" w:color="auto" w:sz="4"/>
+          <w:left w:val="single" w:color="auto" w:sz="4"/>
+          <w:bottom w:val="single" w:color="auto" w:sz="4"/>
+          <w:right w:val="single" w:color="auto" w:sz="4"/>
+          <w:insideH w:val="single" w:color="auto" w:sz="4"/>
+          <w:insideV w:val="single" w:color="auto" w:sz="4"/>
+        </w:tblBorders>
+      </w:tblPr>
+      <w:tblGrid>
+        <w:gridCol w:w="9906"/>
+      </w:tblGrid>
+      <w:tr>
+        <w:trPr>
+          <w:cantSplit/>
+        </w:trPr>
+        <w:tc>
+          <w:tcPr>
+            <w:tcW w:type="dxa" w:w="9906"/>
+            <w:tcBorders>
+              <w:top w:val="single" w:color="C55A11" w:sz="6"/>
+              <w:left w:val="single" w:color="C55A11" w:sz="6"/>
+              <w:bottom w:val="single" w:color="C55A11" w:sz="6"/>
+              <w:right w:val="single" w:color="C55A11" w:sz="6"/>
+            </w:tcBorders>
+            <w:shd w:fill="FFF2CC" w:color="auto" w:val="clear"/>
+            <w:tcMar>
+              <w:top w:type="dxa" w:w="100"/>
+              <w:left w:type="dxa" w:w="160"/>
+              <w:bottom w:type="dxa" w:w="100"/>
+              <w:right w:type="dxa" w:w="160"/>
+            </w:tcMar>
+          </w:tcPr>
+          <w:p>
+            <w:pPr>
+              <w:spacing w:after="80"/>
+            </w:pPr>
+            <w:r>
+              <w:rPr>
+                <w:rFonts w:ascii="Calibri" w:cs="Calibri" w:eastAsia="Calibri" w:hAnsi="Calibri"/>
+                <w:b/>
+                <w:bCs/>
+                <w:color w:val="C55A11"/>
+                <w:sz w:val="22"/>
+                <w:szCs w:val="22"/>
+              </w:rPr>
+              <w:t xml:space="preserve">Note</w:t>
+            </w:r>
+          </w:p>
+          <w:p>
+            <w:pPr>
+              <w:spacing w:after="60"/>
+            </w:pPr>
+            <w:r>
+              <w:rPr>
+                <w:rFonts w:ascii="Calibri" w:cs="Calibri" w:eastAsia="Calibri" w:hAnsi="Calibri"/>
+                <w:sz w:val="22"/>
+                <w:szCs w:val="22"/>
+              </w:rPr>
+              <w:t xml:space="preserve">⚠ </w:t>
+            </w:r>
+            <w:r>
+              <w:rPr>
+                <w:rFonts w:ascii="Calibri" w:cs="Calibri" w:eastAsia="Calibri" w:hAnsi="Calibri"/>
+                <w:b/>
+                <w:bCs/>
+                <w:sz w:val="22"/>
+                <w:szCs w:val="22"/>
+              </w:rPr>
+              <w:t xml:space="preserve">§16 said to grep the ordinals across the whole book whenever a unit is added to a series, and again before the book is closed. The grep was run, and it found the fault.</w:t>
+            </w:r>
+            <w:r>
+              <w:rPr>
+                <w:rFonts w:ascii="Calibri" w:cs="Calibri" w:eastAsia="Calibri" w:hAnsi="Calibri"/>
+                <w:sz w:val="22"/>
+                <w:szCs w:val="22"/>
+              </w:rPr>
+              <w:t xml:space="preserve"> </w:t>
+            </w:r>
+            <w:r>
+              <w:rPr>
+                <w:rFonts w:ascii="Calibri" w:cs="Calibri" w:eastAsia="Calibri" w:hAnsi="Calibri"/>
+                <w:b/>
+                <w:bCs/>
+                <w:sz w:val="22"/>
+                <w:szCs w:val="22"/>
+              </w:rPr>
+              <w:t xml:space="preserve">Each x.7 key declares its mediation's place in the series, and eight of the twelve keys were wrong in a single drift.</w:t>
+            </w:r>
+            <w:r>
+              <w:rPr>
+                <w:rFonts w:ascii="Calibri" w:cs="Calibri" w:eastAsia="Calibri" w:hAnsi="Calibri"/>
+                <w:sz w:val="22"/>
+                <w:szCs w:val="22"/>
+              </w:rPr>
+              <w:t xml:space="preserve"> ⚠ </w:t>
+            </w:r>
+            <w:r>
+              <w:rPr>
+                <w:rFonts w:ascii="Calibri" w:cs="Calibri" w:eastAsia="Calibri" w:hAnsi="Calibri"/>
+                <w:b/>
+                <w:bCs/>
+                <w:sz w:val="22"/>
+                <w:szCs w:val="22"/>
+              </w:rPr>
+              <w:t xml:space="preserve">Unit 15's key declared no ordinal at all</w:t>
+            </w:r>
+            <w:r>
+              <w:rPr>
+                <w:rFonts w:ascii="Calibri" w:cs="Calibri" w:eastAsia="Calibri" w:hAnsi="Calibri"/>
+                <w:sz w:val="22"/>
+                <w:szCs w:val="22"/>
+              </w:rPr>
+              <w:t xml:space="preserve"> — </w:t>
+            </w:r>
+            <w:r>
+              <w:rPr>
+                <w:rFonts w:ascii="Calibri" w:cs="Calibri" w:eastAsia="Calibri" w:hAnsi="Calibri"/>
+                <w:b/>
+                <w:bCs/>
+                <w:sz w:val="22"/>
+                <w:szCs w:val="22"/>
+              </w:rPr>
+              <w:t xml:space="preserve">so Unit 16 called itself </w:t>
+            </w:r>
+            <w:r>
+              <w:rPr>
+                <w:rFonts w:ascii="Calibri" w:cs="Calibri" w:eastAsia="Calibri" w:hAnsi="Calibri"/>
+                <w:b/>
+                <w:bCs/>
+                <w:i/>
+                <w:iCs/>
+                <w:sz w:val="22"/>
+                <w:szCs w:val="22"/>
+              </w:rPr>
+              <w:t xml:space="preserve">the third of Book 2 and the sixteenth of the level</w:t>
+            </w:r>
+            <w:r>
+              <w:rPr>
+                <w:rFonts w:ascii="Calibri" w:cs="Calibri" w:eastAsia="Calibri" w:hAnsi="Calibri"/>
+                <w:b/>
+                <w:bCs/>
+                <w:sz w:val="22"/>
+                <w:szCs w:val="22"/>
+              </w:rPr>
+              <w:t xml:space="preserve">, which is a contradiction inside one sentence, and every key after it ran a step low until Units 21 and 22 both claimed the ninth.</w:t>
+            </w:r>
+            <w:r>
+              <w:rPr>
+                <w:rFonts w:ascii="Calibri" w:cs="Calibri" w:eastAsia="Calibri" w:hAnsi="Calibri"/>
+                <w:sz w:val="22"/>
+                <w:szCs w:val="22"/>
+              </w:rPr>
+              <w:t xml:space="preserve"> </w:t>
+            </w:r>
+            <w:r>
+              <w:rPr>
+                <w:rFonts w:ascii="Calibri" w:cs="Calibri" w:eastAsia="Calibri" w:hAnsi="Calibri"/>
+                <w:b/>
+                <w:bCs/>
+                <w:sz w:val="22"/>
+                <w:szCs w:val="22"/>
+              </w:rPr>
+              <w:t xml:space="preserve">Repaired by giving 15.7 its ordinal in the Stage 4R note and renumbering Units 16, 17, 18, 22, 23 and 24; the series now reads first to twelfth with no gap and no repeat, and each key's distinguishing claim is unique.</w:t>
+            </w:r>
+            <w:r>
+              <w:rPr>
+                <w:rFonts w:ascii="Calibri" w:cs="Calibri" w:eastAsia="Calibri" w:hAnsi="Calibri"/>
+                <w:sz w:val="22"/>
+                <w:szCs w:val="22"/>
+              </w:rPr>
+              <w:t xml:space="preserve"> ⚠ </w:t>
+            </w:r>
+            <w:r>
+              <w:rPr>
+                <w:rFonts w:ascii="Calibri" w:cs="Calibri" w:eastAsia="Calibri" w:hAnsi="Calibri"/>
+                <w:b/>
+                <w:bCs/>
+                <w:sz w:val="22"/>
+                <w:szCs w:val="22"/>
+              </w:rPr>
+              <w:t xml:space="preserve">The finding for the next book is one step further back than B2 and Book 1 suggested: the drift begins at the cycle that omits the claim, not at the cycle that writes it wrongly.</w:t>
+            </w:r>
+            <w:r>
+              <w:rPr>
+                <w:rFonts w:ascii="Calibri" w:cs="Calibri" w:eastAsia="Calibri" w:hAnsi="Calibri"/>
+                <w:sz w:val="22"/>
+                <w:szCs w:val="22"/>
+              </w:rPr>
+              <w:t xml:space="preserve"> </w:t>
+            </w:r>
+            <w:r>
+              <w:rPr>
+                <w:rFonts w:ascii="Calibri" w:cs="Calibri" w:eastAsia="Calibri" w:hAnsi="Calibri"/>
+                <w:b/>
+                <w:bCs/>
+                <w:sz w:val="22"/>
+                <w:szCs w:val="22"/>
+              </w:rPr>
+              <w:t xml:space="preserve">Grep for a gap in the sequence, not for a wrong number — and check each key's two claims against each other.</w:t>
+            </w:r>
+          </w:p>
+        </w:tc>
+      </w:tr>
+    </w:tbl>
+    <w:tbl>
+      <w:tblPr>
+        <w:tblW w:type="dxa" w:w="9906"/>
+        <w:tblBorders>
+          <w:top w:val="single" w:color="auto" w:sz="4"/>
+          <w:left w:val="single" w:color="auto" w:sz="4"/>
+          <w:bottom w:val="single" w:color="auto" w:sz="4"/>
+          <w:right w:val="single" w:color="auto" w:sz="4"/>
+          <w:insideH w:val="single" w:color="auto" w:sz="4"/>
+          <w:insideV w:val="single" w:color="auto" w:sz="4"/>
+        </w:tblBorders>
+      </w:tblPr>
+      <w:tblGrid>
+        <w:gridCol w:w="9906"/>
+      </w:tblGrid>
+      <w:tr>
+        <w:trPr>
+          <w:cantSplit/>
+        </w:trPr>
+        <w:tc>
+          <w:tcPr>
+            <w:tcW w:type="dxa" w:w="9906"/>
+            <w:tcBorders>
+              <w:top w:val="single" w:color="C55A11" w:sz="6"/>
+              <w:left w:val="single" w:color="C55A11" w:sz="6"/>
+              <w:bottom w:val="single" w:color="C55A11" w:sz="6"/>
+              <w:right w:val="single" w:color="C55A11" w:sz="6"/>
+            </w:tcBorders>
+            <w:shd w:fill="FFF2CC" w:color="auto" w:val="clear"/>
+            <w:tcMar>
+              <w:top w:type="dxa" w:w="100"/>
+              <w:left w:type="dxa" w:w="160"/>
+              <w:bottom w:type="dxa" w:w="100"/>
+              <w:right w:type="dxa" w:w="160"/>
+            </w:tcMar>
+          </w:tcPr>
+          <w:p>
+            <w:pPr>
+              <w:spacing w:after="80"/>
+            </w:pPr>
+            <w:r>
+              <w:rPr>
+                <w:rFonts w:ascii="Calibri" w:cs="Calibri" w:eastAsia="Calibri" w:hAnsi="Calibri"/>
+                <w:b/>
+                <w:bCs/>
+                <w:color w:val="C55A11"/>
+                <w:sz w:val="22"/>
+                <w:szCs w:val="22"/>
+              </w:rPr>
+              <w:t xml:space="preserve">Note</w:t>
+            </w:r>
+          </w:p>
+          <w:p>
+            <w:pPr>
+              <w:spacing w:after="60"/>
+            </w:pPr>
+            <w:r>
+              <w:rPr>
+                <w:rFonts w:ascii="Calibri" w:cs="Calibri" w:eastAsia="Calibri" w:hAnsi="Calibri"/>
+                <w:sz w:val="22"/>
+                <w:szCs w:val="22"/>
+              </w:rPr>
+              <w:t xml:space="preserve">⚠ </w:t>
+            </w:r>
+            <w:r>
+              <w:rPr>
+                <w:rFonts w:ascii="Calibri" w:cs="Calibri" w:eastAsia="Calibri" w:hAnsi="Calibri"/>
+                <w:b/>
+                <w:bCs/>
+                <w:sz w:val="22"/>
+                <w:szCs w:val="22"/>
+              </w:rPr>
+              <w:t xml:space="preserve">Two faults in Book 2 were of a kind no check and no hand-marking would ever have found, and both were found by reading the unit against the house pattern.</w:t>
+            </w:r>
+            <w:r>
+              <w:rPr>
+                <w:rFonts w:ascii="Calibri" w:cs="Calibri" w:eastAsia="Calibri" w:hAnsi="Calibri"/>
+                <w:sz w:val="22"/>
+                <w:szCs w:val="22"/>
+              </w:rPr>
+              <w:t xml:space="preserve"> </w:t>
+            </w:r>
+            <w:r>
+              <w:rPr>
+                <w:rFonts w:ascii="Calibri" w:cs="Calibri" w:eastAsia="Calibri" w:hAnsi="Calibri"/>
+                <w:b/>
+                <w:bCs/>
+                <w:sz w:val="22"/>
+                <w:szCs w:val="22"/>
+              </w:rPr>
+              <w:t xml:space="preserve">Unit 21's missing writer's boxes, above — and Unit 22's giving classroom dialogue turns to two people who are not in the class</w:t>
+            </w:r>
+            <w:r>
+              <w:rPr>
+                <w:rFonts w:ascii="Calibri" w:cs="Calibri" w:eastAsia="Calibri" w:hAnsi="Calibri"/>
+                <w:sz w:val="22"/>
+                <w:szCs w:val="22"/>
+              </w:rPr>
+              <w:t xml:space="preserve">, a depot clerk and a stock controller, who belong to the unit's fiction and not to the room. </w:t>
+            </w:r>
+            <w:r>
+              <w:rPr>
+                <w:rFonts w:ascii="Calibri" w:cs="Calibri" w:eastAsia="Calibri" w:hAnsi="Calibri"/>
+                <w:b/>
+                <w:bCs/>
+                <w:sz w:val="22"/>
+                <w:szCs w:val="22"/>
+              </w:rPr>
+              <w:t xml:space="preserve">The repair was to give their words to a student as reported speech, which is what a C1 class does with them anyway.</w:t>
+            </w:r>
+            <w:r>
+              <w:rPr>
+                <w:rFonts w:ascii="Calibri" w:cs="Calibri" w:eastAsia="Calibri" w:hAnsi="Calibri"/>
+                <w:sz w:val="22"/>
+                <w:szCs w:val="22"/>
+              </w:rPr>
+              <w:t xml:space="preserve"> </w:t>
+            </w:r>
+            <w:r>
+              <w:rPr>
+                <w:rFonts w:ascii="Calibri" w:cs="Calibri" w:eastAsia="Calibri" w:hAnsi="Calibri"/>
+                <w:b/>
+                <w:bCs/>
+                <w:sz w:val="22"/>
+                <w:szCs w:val="22"/>
+              </w:rPr>
+              <w:t xml:space="preserve">The lesson for the next book is a reading, not a script: the cast list, the six boxes, the seven reports and the eight dialogues are a shape, and a unit that has drifted off it looks right line by line.</w:t>
+            </w:r>
+          </w:p>
+        </w:tc>
+      </w:tr>
+    </w:tbl>
+    <w:p>
+      <w:pPr>
+        <w:spacing w:after="60"/>
+      </w:pPr>
+    </w:p>
+    <w:tbl>
+      <w:tblPr>
+        <w:tblW w:type="dxa" w:w="9906"/>
+        <w:tblBorders>
+          <w:top w:val="single" w:color="auto" w:sz="4"/>
+          <w:left w:val="single" w:color="auto" w:sz="4"/>
+          <w:bottom w:val="single" w:color="auto" w:sz="4"/>
+          <w:right w:val="single" w:color="auto" w:sz="4"/>
+          <w:insideH w:val="single" w:color="auto" w:sz="4"/>
+          <w:insideV w:val="single" w:color="auto" w:sz="4"/>
+        </w:tblBorders>
+      </w:tblPr>
+      <w:tblGrid>
+        <w:gridCol w:w="9906"/>
+      </w:tblGrid>
+      <w:tr>
+        <w:trPr>
+          <w:cantSplit/>
+        </w:trPr>
+        <w:tc>
+          <w:tcPr>
+            <w:tcW w:type="dxa" w:w="9906"/>
+            <w:tcBorders>
+              <w:top w:val="single" w:color="0F6E6E" w:sz="6"/>
+              <w:left w:val="single" w:color="0F6E6E" w:sz="6"/>
+              <w:bottom w:val="single" w:color="0F6E6E" w:sz="6"/>
+              <w:right w:val="single" w:color="0F6E6E" w:sz="6"/>
+            </w:tcBorders>
+            <w:shd w:fill="E2F0EF" w:color="auto" w:val="clear"/>
+            <w:tcMar>
+              <w:top w:type="dxa" w:w="100"/>
+              <w:left w:type="dxa" w:w="160"/>
+              <w:bottom w:type="dxa" w:w="100"/>
+              <w:right w:type="dxa" w:w="160"/>
+            </w:tcMar>
+          </w:tcPr>
+          <w:p>
+            <w:pPr>
+              <w:spacing w:after="80"/>
+            </w:pPr>
+            <w:r>
+              <w:rPr>
+                <w:rFonts w:ascii="Calibri" w:cs="Calibri" w:eastAsia="Calibri" w:hAnsi="Calibri"/>
+                <w:b/>
+                <w:bCs/>
+                <w:color w:val="0F6E6E"/>
+                <w:sz w:val="22"/>
+                <w:szCs w:val="22"/>
+              </w:rPr>
+              <w:t xml:space="preserve">The series as closed</w:t>
+            </w:r>
+          </w:p>
+          <w:p>
+            <w:pPr>
+              <w:spacing w:after="60"/>
+            </w:pPr>
+            <w:r>
+              <w:rPr>
+                <w:rFonts w:ascii="Calibri" w:cs="Calibri" w:eastAsia="Calibri" w:hAnsi="Calibri"/>
+                <w:b/>
+                <w:bCs/>
+                <w:sz w:val="22"/>
+                <w:szCs w:val="22"/>
+              </w:rPr>
+              <w:t xml:space="preserve">Twenty-four units, one hundred and sixty-eight cycles, four tests, four bound volumes.</w:t>
+            </w:r>
+            <w:r>
+              <w:rPr>
+                <w:rFonts w:ascii="Calibri" w:cs="Calibri" w:eastAsia="Calibri" w:hAnsi="Calibri"/>
+                <w:sz w:val="22"/>
+                <w:szCs w:val="22"/>
+              </w:rPr>
+              <w:t xml:space="preserve"> Student's Books </w:t>
+            </w:r>
+            <w:r>
+              <w:rPr>
+                <w:rFonts w:ascii="Calibri" w:cs="Calibri" w:eastAsia="Calibri" w:hAnsi="Calibri"/>
+                <w:b/>
+                <w:bCs/>
+                <w:sz w:val="22"/>
+                <w:szCs w:val="22"/>
+              </w:rPr>
+              <w:t xml:space="preserve">593 + 631 = 1,224 pages</w:t>
+            </w:r>
+            <w:r>
+              <w:rPr>
+                <w:rFonts w:ascii="Calibri" w:cs="Calibri" w:eastAsia="Calibri" w:hAnsi="Calibri"/>
+                <w:sz w:val="22"/>
+                <w:szCs w:val="22"/>
+              </w:rPr>
+              <w:t xml:space="preserve">; Answer Keys </w:t>
+            </w:r>
+            <w:r>
+              <w:rPr>
+                <w:rFonts w:ascii="Calibri" w:cs="Calibri" w:eastAsia="Calibri" w:hAnsi="Calibri"/>
+                <w:b/>
+                <w:bCs/>
+                <w:sz w:val="22"/>
+                <w:szCs w:val="22"/>
+              </w:rPr>
+              <w:t xml:space="preserve">429 + 440 = 869 pages</w:t>
+            </w:r>
+            <w:r>
+              <w:rPr>
+                <w:rFonts w:ascii="Calibri" w:cs="Calibri" w:eastAsia="Calibri" w:hAnsi="Calibri"/>
+                <w:sz w:val="22"/>
+                <w:szCs w:val="22"/>
+              </w:rPr>
+              <w:t xml:space="preserve">; </w:t>
+            </w:r>
+            <w:r>
+              <w:rPr>
+                <w:rFonts w:ascii="Calibri" w:cs="Calibri" w:eastAsia="Calibri" w:hAnsi="Calibri"/>
+                <w:b/>
+                <w:bCs/>
+                <w:sz w:val="22"/>
+                <w:szCs w:val="22"/>
+              </w:rPr>
+              <w:t xml:space="preserve">2,093 pages of C1</w:t>
+            </w:r>
+            <w:r>
+              <w:rPr>
+                <w:rFonts w:ascii="Calibri" w:cs="Calibri" w:eastAsia="Calibri" w:hAnsi="Calibri"/>
+                <w:sz w:val="22"/>
+                <w:szCs w:val="22"/>
+              </w:rPr>
+              <w:t xml:space="preserve"> — </w:t>
+            </w:r>
+            <w:r>
+              <w:rPr>
+                <w:rFonts w:ascii="Calibri" w:cs="Calibri" w:eastAsia="Calibri" w:hAnsi="Calibri"/>
+                <w:b/>
+                <w:bCs/>
+                <w:sz w:val="22"/>
+                <w:szCs w:val="22"/>
+              </w:rPr>
+              <w:t xml:space="preserve">and every page over the projection in §5 is a Student's Book page</w:t>
+            </w:r>
+            <w:r>
+              <w:rPr>
+                <w:rFonts w:ascii="Calibri" w:cs="Calibri" w:eastAsia="Calibri" w:hAnsi="Calibri"/>
+                <w:sz w:val="22"/>
+                <w:szCs w:val="22"/>
+              </w:rPr>
+              <w:t xml:space="preserve">, for the one reason this document has now recorded four times: </w:t>
+            </w:r>
+            <w:r>
+              <w:rPr>
+                <w:rFonts w:ascii="Calibri" w:cs="Calibri" w:eastAsia="Calibri" w:hAnsi="Calibri"/>
+                <w:b/>
+                <w:bCs/>
+                <w:sz w:val="22"/>
+                <w:szCs w:val="22"/>
+              </w:rPr>
+              <w:t xml:space="preserve">the Answer Key held its band for twenty-four units without an amendment, and the Student's Book's band was widened twice in Book 1 and overrun six times in Book 2.</w:t>
+            </w:r>
+          </w:p>
+          <w:p>
+            <w:pPr>
+              <w:spacing w:after="60"/>
+            </w:pPr>
+            <w:r>
+              <w:rPr>
+                <w:rFonts w:ascii="Calibri" w:cs="Calibri" w:eastAsia="Calibri" w:hAnsi="Calibri"/>
+                <w:b/>
+                <w:bCs/>
+                <w:sz w:val="22"/>
+                <w:szCs w:val="22"/>
+              </w:rPr>
+              <w:t xml:space="preserve">Every task has an answer or a full sample, including the brainstorms, the personalised speaking, the reports, the peer-review slips, the free writing and the homework.</w:t>
+            </w:r>
+            <w:r>
+              <w:rPr>
+                <w:rFonts w:ascii="Calibri" w:cs="Calibri" w:eastAsia="Calibri" w:hAnsi="Calibri"/>
+                <w:sz w:val="22"/>
+                <w:szCs w:val="22"/>
+              </w:rPr>
+              <w:t xml:space="preserve"> C1 added no exception to that rule and inherited none.</w:t>
+            </w:r>
+          </w:p>
+          <w:p>
+            <w:pPr>
+              <w:spacing w:after="60"/>
+            </w:pPr>
+            <w:r>
+              <w:rPr>
+                <w:rFonts w:ascii="Calibri" w:cs="Calibri" w:eastAsia="Calibri" w:hAnsi="Calibri"/>
+                <w:sz w:val="22"/>
+                <w:szCs w:val="22"/>
+              </w:rPr>
+              <w:t xml:space="preserve">⚠ </w:t>
+            </w:r>
+            <w:r>
+              <w:rPr>
+                <w:rFonts w:ascii="Calibri" w:cs="Calibri" w:eastAsia="Calibri" w:hAnsi="Calibri"/>
+                <w:b/>
+                <w:bCs/>
+                <w:sz w:val="22"/>
+                <w:szCs w:val="22"/>
+              </w:rPr>
+              <w:t xml:space="preserve">The method is finished in Unit 24 by being handed to somebody who has never had it</w:t>
+            </w:r>
+            <w:r>
+              <w:rPr>
+                <w:rFonts w:ascii="Calibri" w:cs="Calibri" w:eastAsia="Calibri" w:hAnsi="Calibri"/>
+                <w:sz w:val="22"/>
+                <w:szCs w:val="22"/>
+              </w:rPr>
+              <w:t xml:space="preserve">, and the two departures that unit makes from two books of practice are declared on its own pages: </w:t>
+            </w:r>
+            <w:r>
+              <w:rPr>
+                <w:rFonts w:ascii="Calibri" w:cs="Calibri" w:eastAsia="Calibri" w:hAnsi="Calibri"/>
+                <w:b/>
+                <w:bCs/>
+                <w:sz w:val="22"/>
+                <w:szCs w:val="22"/>
+              </w:rPr>
+              <w:t xml:space="preserve">Ms Huda states the finding in 24.1, 24.3 and 24.7</w:t>
+            </w:r>
+            <w:r>
+              <w:rPr>
+                <w:rFonts w:ascii="Calibri" w:cs="Calibri" w:eastAsia="Calibri" w:hAnsi="Calibri"/>
+                <w:sz w:val="22"/>
+                <w:szCs w:val="22"/>
+              </w:rPr>
+              <w:t xml:space="preserve">, because the subject of those cycles is teaching and a teacher who will not model teaching is withholding the thing being taught — and </w:t>
+            </w:r>
+            <w:r>
+              <w:rPr>
+                <w:rFonts w:ascii="Calibri" w:cs="Calibri" w:eastAsia="Calibri" w:hAnsi="Calibri"/>
+                <w:b/>
+                <w:bCs/>
+                <w:sz w:val="22"/>
+                <w:szCs w:val="22"/>
+              </w:rPr>
+              <w:t xml:space="preserve">Miss Dandashi speaks in 24.7</w:t>
+            </w:r>
+            <w:r>
+              <w:rPr>
+                <w:rFonts w:ascii="Calibri" w:cs="Calibri" w:eastAsia="Calibri" w:hAnsi="Calibri"/>
+                <w:sz w:val="22"/>
+                <w:szCs w:val="22"/>
+              </w:rPr>
+              <w:t xml:space="preserve">, nineteen, three weeks into A2, the only voice in the whole level without the method under it.</w:t>
+            </w:r>
+          </w:p>
+          <w:p>
+            <w:pPr>
+              <w:spacing w:after="60"/>
+            </w:pPr>
+            <w:r>
+              <w:rPr>
+                <w:rFonts w:ascii="Calibri" w:cs="Calibri" w:eastAsia="Calibri" w:hAnsi="Calibri"/>
+                <w:b/>
+                <w:bCs/>
+                <w:sz w:val="22"/>
+                <w:szCs w:val="22"/>
+              </w:rPr>
+              <w:t xml:space="preserve">And the sentence §16 left waiting is answered.</w:t>
+            </w:r>
+            <w:r>
+              <w:rPr>
+                <w:rFonts w:ascii="Calibri" w:cs="Calibri" w:eastAsia="Calibri" w:hAnsi="Calibri"/>
+                <w:sz w:val="22"/>
+                <w:szCs w:val="22"/>
+              </w:rPr>
+              <w:t xml:space="preserve"> </w:t>
+            </w:r>
+            <w:r>
+              <w:rPr>
+                <w:rFonts w:ascii="Calibri" w:cs="Calibri" w:eastAsia="Calibri" w:hAnsi="Calibri"/>
+                <w:i/>
+                <w:iCs/>
+                <w:sz w:val="22"/>
+                <w:szCs w:val="22"/>
+              </w:rPr>
+              <w:t xml:space="preserve">It is not from simple to complicated, it is from visible to invisible.</w:t>
+            </w:r>
+            <w:r>
+              <w:rPr>
+                <w:rFonts w:ascii="Calibri" w:cs="Calibri" w:eastAsia="Calibri" w:hAnsi="Calibri"/>
+                <w:sz w:val="22"/>
+                <w:szCs w:val="22"/>
+              </w:rPr>
+              <w:t xml:space="preserve"> </w:t>
+            </w:r>
+            <w:r>
+              <w:rPr>
+                <w:rFonts w:ascii="Calibri" w:cs="Calibri" w:eastAsia="Calibri" w:hAnsi="Calibri"/>
+                <w:b/>
+                <w:bCs/>
+                <w:sz w:val="22"/>
+                <w:szCs w:val="22"/>
+              </w:rPr>
+              <w:t xml:space="preserve">A student wrote it in a delivered book; 24.7 asks a nineteen-year-old to receive one move of it cold, and what she does not understand is the measurement.</w:t>
+            </w:r>
+          </w:p>
+        </w:tc>
+      </w:tr>
+    </w:tbl>
+    <w:p>
+      <w:pPr>
+        <w:pStyle w:val="Heading3"/>
+        <w:spacing w:after="80" w:before="200"/>
+      </w:pPr>
+      <w:r>
+        <w:rPr>
+          <w:rFonts w:ascii="Calibri" w:cs="Calibri" w:eastAsia="Calibri" w:hAnsi="Calibri"/>
+        </w:rPr>
+        <w:t xml:space="preserve">What was planned before Unit 1, kept as written</w:t>
+      </w:r>
+    </w:p>
+    <w:p>
+      <w:pPr>
+        <w:spacing w:after="100"/>
+      </w:pPr>
+      <w:r>
+        <w:rPr>
+          <w:rFonts w:ascii="Calibri" w:cs="Calibri" w:eastAsia="Calibri" w:hAnsi="Calibri"/>
+          <w:b/>
+          <w:bCs/>
+          <w:sz w:val="22"/>
+          <w:szCs w:val="22"/>
+        </w:rPr>
+        <w:t xml:space="preserve">The box below was written before a single cycle existed and is left exactly as it was, because a plan that is quietly corrected after delivery is not a record of anything.</w:t>
+      </w:r>
+    </w:p>
+    <w:p>
+      <w:pPr>
         <w:spacing w:after="60"/>
       </w:pPr>
     </w:p>
